--- a/asm/lab3/3-29-IM-44-Tsebrynskyi.docx
+++ b/asm/lab3/3-29-IM-44-Tsebrynskyi.docx
@@ -5,115 +5,25 @@
     <w:p>
       <w:pPr>
         <w:pStyle w:val="Normal"/>
-        <w:suppressAutoHyphens w:val="false"/>
-        <w:spacing w:lineRule="auto" w:line="259"/>
+        <w:spacing w:lineRule="auto" w:line="288" w:before="0" w:after="0"/>
         <w:jc w:val="center"/>
-        <w:rPr>
-          <w:rFonts w:ascii="Times New Roman" w:hAnsi="Times New Roman" w:eastAsia="Times New Roman"/>
+        <w:rPr/>
+      </w:pPr>
+      <w:r>
+        <w:rPr>
+          <w:rFonts w:eastAsia="Times New Roman" w:ascii="Times New Roman" w:hAnsi="Times New Roman"/>
           <w:b/>
           <w:sz w:val="28"/>
           <w:szCs w:val="28"/>
         </w:rPr>
-      </w:pPr>
-      <w:r>
-        <w:rPr>
-          <w:rFonts w:eastAsia="Times New Roman" w:ascii="Times New Roman" w:hAnsi="Times New Roman"/>
-          <w:b/>
-          <w:sz w:val="28"/>
-          <w:szCs w:val="28"/>
-        </w:rPr>
         <w:t>Міністерство освіти і науки України</w:t>
-      </w:r>
-    </w:p>
-    <w:p>
-      <w:pPr>
-        <w:pStyle w:val="Normal"/>
-        <w:suppressAutoHyphens w:val="false"/>
-        <w:spacing w:lineRule="auto" w:line="259"/>
-        <w:jc w:val="center"/>
-        <w:rPr>
-          <w:rFonts w:ascii="Times New Roman" w:hAnsi="Times New Roman" w:eastAsia="Times New Roman"/>
-          <w:b/>
-          <w:sz w:val="28"/>
-          <w:szCs w:val="28"/>
-        </w:rPr>
-      </w:pPr>
-      <w:r>
-        <w:rPr>
-          <w:rFonts w:eastAsia="Times New Roman" w:ascii="Times New Roman" w:hAnsi="Times New Roman"/>
-          <w:b/>
-          <w:sz w:val="28"/>
-          <w:szCs w:val="28"/>
-        </w:rPr>
+        <w:br/>
         <w:t>Національний технічний університет України</w:t>
-      </w:r>
-    </w:p>
-    <w:p>
-      <w:pPr>
-        <w:pStyle w:val="Normal"/>
-        <w:suppressAutoHyphens w:val="false"/>
-        <w:spacing w:lineRule="auto" w:line="259"/>
-        <w:jc w:val="center"/>
-        <w:rPr>
-          <w:rFonts w:ascii="Times New Roman" w:hAnsi="Times New Roman" w:eastAsia="Times New Roman"/>
-          <w:b/>
-          <w:sz w:val="28"/>
-          <w:szCs w:val="28"/>
-        </w:rPr>
-      </w:pPr>
-      <w:r>
-        <w:rPr>
-          <w:rFonts w:eastAsia="Times New Roman" w:ascii="Times New Roman" w:hAnsi="Times New Roman"/>
-          <w:b/>
-          <w:sz w:val="28"/>
-          <w:szCs w:val="28"/>
-        </w:rPr>
+        <w:br/>
         <w:t>«Київський політехнічний інститут імені Ігоря Сікорського»</w:t>
-      </w:r>
-    </w:p>
-    <w:p>
-      <w:pPr>
-        <w:pStyle w:val="Normal"/>
-        <w:suppressAutoHyphens w:val="false"/>
-        <w:spacing w:lineRule="auto" w:line="259"/>
-        <w:jc w:val="center"/>
-        <w:rPr>
-          <w:rFonts w:ascii="Times New Roman" w:hAnsi="Times New Roman" w:eastAsia="Times New Roman"/>
-          <w:b/>
-          <w:sz w:val="28"/>
-          <w:szCs w:val="28"/>
-        </w:rPr>
-      </w:pPr>
-      <w:r>
-        <w:rPr>
-          <w:rFonts w:eastAsia="Times New Roman" w:ascii="Times New Roman" w:hAnsi="Times New Roman"/>
-          <w:b/>
-          <w:sz w:val="28"/>
-          <w:szCs w:val="28"/>
-        </w:rPr>
+        <w:br/>
         <w:t>Факультет інформатики та обчислювальної техніки</w:t>
-      </w:r>
-    </w:p>
-    <w:p>
-      <w:pPr>
-        <w:pStyle w:val="Normal"/>
-        <w:suppressAutoHyphens w:val="false"/>
-        <w:spacing w:lineRule="auto" w:line="259"/>
-        <w:jc w:val="center"/>
-        <w:rPr>
-          <w:rFonts w:ascii="Times New Roman" w:hAnsi="Times New Roman" w:eastAsia="Times New Roman"/>
-          <w:b/>
-          <w:sz w:val="28"/>
-          <w:szCs w:val="28"/>
-        </w:rPr>
-      </w:pPr>
-      <w:r>
-        <w:rPr>
-          <w:rFonts w:eastAsia="Times New Roman" w:ascii="Times New Roman" w:hAnsi="Times New Roman"/>
-          <w:b/>
-          <w:sz w:val="28"/>
-          <w:szCs w:val="28"/>
-        </w:rPr>
+        <w:br/>
         <w:t>Кафедра обчислювальної техніки</w:t>
       </w:r>
     </w:p>
@@ -228,7 +138,7 @@
           <w:sz w:val="28"/>
           <w:szCs w:val="28"/>
         </w:rPr>
-        <w:t>на тему  «</w:t>
+        <w:t>на тему  «Дослідження структури програмних файлів формату EXE.</w:t>
       </w:r>
       <w:r>
         <w:rPr>
@@ -236,7 +146,7 @@
           <w:sz w:val="28"/>
           <w:szCs w:val="28"/>
         </w:rPr>
-        <w:t>Дослідження структури програм формату EXE.»</w:t>
+        <w:t>»</w:t>
       </w:r>
     </w:p>
     <w:p>
@@ -376,7 +286,7 @@
           <w:sz w:val="28"/>
           <w:szCs w:val="28"/>
         </w:rPr>
-        <w:t>Студент 2 курсу ФІОТ                                                    доц. Павлов В. Г.</w:t>
+        <w:t>Студент  групи ІМ-44                                                      доц. Павлов В. Г.</w:t>
       </w:r>
     </w:p>
     <w:p>
@@ -395,7 +305,7 @@
           <w:sz w:val="28"/>
           <w:szCs w:val="28"/>
         </w:rPr>
-        <w:t>групи ІМ-44</w:t>
+        <w:t>Цебринський Назар Андрійович</w:t>
       </w:r>
     </w:p>
     <w:p>
@@ -414,26 +324,61 @@
           <w:sz w:val="28"/>
           <w:szCs w:val="28"/>
         </w:rPr>
-        <w:t>Цебринський Назар Андрійович</w:t>
-      </w:r>
-    </w:p>
-    <w:p>
-      <w:pPr>
-        <w:pStyle w:val="Normal"/>
-        <w:spacing w:lineRule="auto" w:line="240"/>
-        <w:rPr>
-          <w:rFonts w:ascii="Times New Roman" w:hAnsi="Times New Roman" w:eastAsia="Times New Roman"/>
-          <w:sz w:val="28"/>
-          <w:szCs w:val="28"/>
-        </w:rPr>
-      </w:pPr>
-      <w:r>
-        <w:rPr>
-          <w:rFonts w:eastAsia="Times New Roman" w:ascii="Times New Roman" w:hAnsi="Times New Roman"/>
-          <w:sz w:val="28"/>
-          <w:szCs w:val="28"/>
-        </w:rPr>
         <w:t>номер в списку групи: 29</w:t>
+      </w:r>
+    </w:p>
+    <w:p>
+      <w:pPr>
+        <w:pStyle w:val="Normal"/>
+        <w:jc w:val="center"/>
+        <w:rPr>
+          <w:rFonts w:ascii="Times New Roman" w:hAnsi="Times New Roman" w:eastAsia="Times New Roman"/>
+          <w:sz w:val="28"/>
+          <w:szCs w:val="28"/>
+        </w:rPr>
+      </w:pPr>
+      <w:r>
+        <w:rPr>
+          <w:rFonts w:eastAsia="Times New Roman" w:ascii="Times New Roman" w:hAnsi="Times New Roman"/>
+          <w:sz w:val="28"/>
+          <w:szCs w:val="28"/>
+        </w:rPr>
+      </w:r>
+    </w:p>
+    <w:p>
+      <w:pPr>
+        <w:pStyle w:val="Normal"/>
+        <w:jc w:val="center"/>
+        <w:rPr>
+          <w:rFonts w:ascii="Times New Roman" w:hAnsi="Times New Roman" w:eastAsia="Times New Roman"/>
+          <w:sz w:val="28"/>
+          <w:szCs w:val="28"/>
+        </w:rPr>
+      </w:pPr>
+      <w:r>
+        <w:rPr>
+          <w:rFonts w:eastAsia="Times New Roman" w:ascii="Times New Roman" w:hAnsi="Times New Roman"/>
+          <w:sz w:val="28"/>
+          <w:szCs w:val="28"/>
+        </w:rPr>
+      </w:r>
+    </w:p>
+    <w:p>
+      <w:pPr>
+        <w:pStyle w:val="Normal"/>
+        <w:jc w:val="center"/>
+        <w:rPr>
+          <w:rFonts w:ascii="Times New Roman" w:hAnsi="Times New Roman" w:eastAsia="Times New Roman"/>
+          <w:sz w:val="28"/>
+          <w:szCs w:val="28"/>
+        </w:rPr>
+      </w:pPr>
+      <w:r>
+        <w:rPr>
+          <w:rFonts w:eastAsia="Times New Roman" w:ascii="Times New Roman" w:hAnsi="Times New Roman"/>
+          <w:sz w:val="28"/>
+          <w:szCs w:val="28"/>
+        </w:rPr>
       </w:r>
     </w:p>
     <w:p>
@@ -545,424 +490,1036 @@
       <w:r>
         <w:rPr>
           <w:rFonts w:ascii="Times New Roman" w:hAnsi="Times New Roman"/>
+          <w:sz w:val="28"/>
+          <w:szCs w:val="28"/>
+        </w:rPr>
+        <w:t xml:space="preserve">Мета: </w:t>
+      </w:r>
+      <w:r>
+        <w:rPr>
+          <w:rFonts w:ascii="Times New Roman" w:hAnsi="Times New Roman"/>
+          <w:sz w:val="28"/>
+          <w:szCs w:val="28"/>
+          <w:lang w:val="ru-RU"/>
+        </w:rPr>
+        <w:t>Ознайомлення із специфікацією COFF (Common Object File Format).</w:t>
+      </w:r>
+    </w:p>
+    <w:p>
+      <w:pPr>
+        <w:pStyle w:val="Normal"/>
+        <w:suppressAutoHyphens w:val="false"/>
+        <w:spacing w:lineRule="auto" w:line="259" w:before="0" w:after="160"/>
+        <w:rPr>
+          <w:rFonts w:ascii="Times New Roman" w:hAnsi="Times New Roman"/>
+          <w:sz w:val="28"/>
+          <w:szCs w:val="28"/>
+          <w:lang w:val="ru-RU"/>
+        </w:rPr>
+      </w:pPr>
+      <w:r>
+        <w:rPr>
+          <w:rFonts w:ascii="Times New Roman" w:hAnsi="Times New Roman"/>
+          <w:sz w:val="28"/>
+          <w:szCs w:val="28"/>
+          <w:lang w:val="ru-RU"/>
+        </w:rPr>
+        <w:t>Вивчення прийомів дослідження структури файлів PE-формату.</w:t>
+      </w:r>
+    </w:p>
+    <w:p>
+      <w:pPr>
+        <w:pStyle w:val="Normal"/>
+        <w:jc w:val="center"/>
+        <w:rPr>
+          <w:rFonts w:ascii="Times New Roman" w:hAnsi="Times New Roman" w:eastAsia="Times New Roman"/>
+          <w:sz w:val="28"/>
+          <w:szCs w:val="28"/>
+          <w:lang w:val="ru-RU"/>
+        </w:rPr>
+      </w:pPr>
+      <w:r>
+        <w:rPr>
+          <w:rFonts w:eastAsia="Times New Roman" w:ascii="Times New Roman" w:hAnsi="Times New Roman"/>
+          <w:sz w:val="28"/>
+          <w:szCs w:val="28"/>
+        </w:rPr>
+        <w:t xml:space="preserve">Порядок виконання роботи </w:t>
+      </w:r>
+    </w:p>
+    <w:p>
+      <w:pPr>
+        <w:pStyle w:val="Normal"/>
+        <w:rPr>
+          <w:rFonts w:ascii="Times New Roman" w:hAnsi="Times New Roman" w:eastAsia="Times New Roman"/>
+          <w:sz w:val="28"/>
+          <w:szCs w:val="28"/>
+          <w:lang w:val="ru-RU"/>
+        </w:rPr>
+      </w:pPr>
+      <w:r>
+        <w:rPr>
+          <w:rFonts w:eastAsia="Times New Roman" w:ascii="Times New Roman" w:hAnsi="Times New Roman"/>
+          <w:sz w:val="28"/>
+          <w:szCs w:val="28"/>
+          <w:lang w:val="ru-RU"/>
+        </w:rPr>
+        <w:t>1. Вивчити структуру програм формату EXE [2].</w:t>
+      </w:r>
+    </w:p>
+    <w:p>
+      <w:pPr>
+        <w:pStyle w:val="Normal"/>
+        <w:rPr>
+          <w:rFonts w:ascii="Times New Roman" w:hAnsi="Times New Roman" w:eastAsia="Times New Roman"/>
+          <w:sz w:val="28"/>
+          <w:szCs w:val="28"/>
+          <w:lang w:val="ru-RU"/>
+        </w:rPr>
+      </w:pPr>
+      <w:r>
+        <w:rPr>
+          <w:rFonts w:eastAsia="Times New Roman" w:ascii="Times New Roman" w:hAnsi="Times New Roman"/>
+          <w:sz w:val="28"/>
+          <w:szCs w:val="28"/>
+          <w:lang w:val="ru-RU"/>
+        </w:rPr>
+        <w:t>2. Розробити програму на мові Асемблер, за допомогою якої у віконному</w:t>
+      </w:r>
+    </w:p>
+    <w:p>
+      <w:pPr>
+        <w:pStyle w:val="Normal"/>
+        <w:rPr>
+          <w:rFonts w:ascii="Times New Roman" w:hAnsi="Times New Roman" w:eastAsia="Times New Roman"/>
+          <w:sz w:val="28"/>
+          <w:szCs w:val="28"/>
+          <w:lang w:val="ru-RU"/>
+        </w:rPr>
+      </w:pPr>
+      <w:r>
+        <w:rPr>
+          <w:rFonts w:eastAsia="Times New Roman" w:ascii="Times New Roman" w:hAnsi="Times New Roman"/>
+          <w:sz w:val="28"/>
+          <w:szCs w:val="28"/>
+          <w:lang w:val="ru-RU"/>
+        </w:rPr>
+        <w:t>інтерфейсі виводяться персональні дані студента – ПІБ, дата народження,</w:t>
+      </w:r>
+    </w:p>
+    <w:p>
+      <w:pPr>
+        <w:pStyle w:val="Normal"/>
+        <w:rPr>
+          <w:rFonts w:ascii="Times New Roman" w:hAnsi="Times New Roman" w:eastAsia="Times New Roman"/>
+          <w:sz w:val="28"/>
+          <w:szCs w:val="28"/>
+          <w:lang w:val="ru-RU"/>
+        </w:rPr>
+      </w:pPr>
+      <w:r>
+        <w:rPr>
+          <w:rFonts w:eastAsia="Times New Roman" w:ascii="Times New Roman" w:hAnsi="Times New Roman"/>
+          <w:sz w:val="28"/>
+          <w:szCs w:val="28"/>
+          <w:lang w:val="ru-RU"/>
+        </w:rPr>
+        <w:t>номер залікової книжки тощо (див. лаб. роботу 1), але лише при вірно</w:t>
+      </w:r>
+    </w:p>
+    <w:p>
+      <w:pPr>
+        <w:pStyle w:val="Normal"/>
+        <w:rPr>
+          <w:rFonts w:ascii="Times New Roman" w:hAnsi="Times New Roman" w:eastAsia="Times New Roman"/>
+          <w:sz w:val="28"/>
+          <w:szCs w:val="28"/>
+          <w:lang w:val="ru-RU"/>
+        </w:rPr>
+      </w:pPr>
+      <w:r>
+        <w:rPr>
+          <w:rFonts w:eastAsia="Times New Roman" w:ascii="Times New Roman" w:hAnsi="Times New Roman"/>
+          <w:sz w:val="28"/>
+          <w:szCs w:val="28"/>
+          <w:lang w:val="ru-RU"/>
+        </w:rPr>
+        <w:t>введеному паролі.</w:t>
+      </w:r>
+    </w:p>
+    <w:p>
+      <w:pPr>
+        <w:pStyle w:val="Normal"/>
+        <w:rPr>
+          <w:rFonts w:ascii="Times New Roman" w:hAnsi="Times New Roman" w:eastAsia="Times New Roman"/>
+          <w:sz w:val="28"/>
+          <w:szCs w:val="28"/>
+          <w:lang w:val="ru-RU"/>
+        </w:rPr>
+      </w:pPr>
+      <w:r>
+        <w:rPr>
+          <w:rFonts w:eastAsia="Times New Roman" w:ascii="Times New Roman" w:hAnsi="Times New Roman"/>
+          <w:sz w:val="28"/>
+          <w:szCs w:val="28"/>
+          <w:lang w:val="ru-RU"/>
+        </w:rPr>
+        <w:t>3. Виконати компіляцію розробленого файлу у формат EXE.</w:t>
+      </w:r>
+    </w:p>
+    <w:p>
+      <w:pPr>
+        <w:pStyle w:val="Normal"/>
+        <w:rPr>
+          <w:rFonts w:ascii="Times New Roman" w:hAnsi="Times New Roman" w:eastAsia="Times New Roman"/>
+          <w:sz w:val="28"/>
+          <w:szCs w:val="28"/>
+          <w:lang w:val="ru-RU"/>
+        </w:rPr>
+      </w:pPr>
+      <w:r>
+        <w:rPr>
+          <w:rFonts w:eastAsia="Times New Roman" w:ascii="Times New Roman" w:hAnsi="Times New Roman"/>
+          <w:sz w:val="28"/>
+          <w:szCs w:val="28"/>
+          <w:lang w:val="ru-RU"/>
+        </w:rPr>
+        <w:t>4. Перевірити роботу програми шляхом введення як правильного, так і</w:t>
+      </w:r>
+    </w:p>
+    <w:p>
+      <w:pPr>
+        <w:pStyle w:val="Normal"/>
+        <w:rPr>
+          <w:rFonts w:ascii="Times New Roman" w:hAnsi="Times New Roman" w:eastAsia="Times New Roman"/>
+          <w:sz w:val="28"/>
+          <w:szCs w:val="28"/>
+          <w:lang w:val="ru-RU"/>
+        </w:rPr>
+      </w:pPr>
+      <w:r>
+        <w:rPr>
+          <w:rFonts w:eastAsia="Times New Roman" w:ascii="Times New Roman" w:hAnsi="Times New Roman"/>
+          <w:sz w:val="28"/>
+          <w:szCs w:val="28"/>
+          <w:lang w:val="ru-RU"/>
+        </w:rPr>
+        <w:t>невірного паролів.</w:t>
+      </w:r>
+    </w:p>
+    <w:p>
+      <w:pPr>
+        <w:pStyle w:val="Normal"/>
+        <w:rPr>
+          <w:rFonts w:ascii="Times New Roman" w:hAnsi="Times New Roman" w:eastAsia="Times New Roman"/>
+          <w:sz w:val="28"/>
+          <w:szCs w:val="28"/>
+          <w:lang w:val="ru-RU"/>
+        </w:rPr>
+      </w:pPr>
+      <w:r>
+        <w:rPr>
+          <w:rFonts w:eastAsia="Times New Roman" w:ascii="Times New Roman" w:hAnsi="Times New Roman"/>
+          <w:sz w:val="28"/>
+          <w:szCs w:val="28"/>
+          <w:lang w:val="ru-RU"/>
+        </w:rPr>
+      </w:r>
+    </w:p>
+    <w:p>
+      <w:pPr>
+        <w:pStyle w:val="Normal"/>
+        <w:rPr>
+          <w:rFonts w:ascii="Times New Roman" w:hAnsi="Times New Roman" w:eastAsia="Times New Roman"/>
+          <w:sz w:val="28"/>
+          <w:szCs w:val="28"/>
+          <w:lang w:val="ru-RU"/>
+        </w:rPr>
+      </w:pPr>
+      <w:r>
+        <w:rPr>
+          <w:rFonts w:eastAsia="Times New Roman" w:ascii="Times New Roman" w:hAnsi="Times New Roman"/>
+          <w:sz w:val="28"/>
+          <w:szCs w:val="28"/>
+          <w:lang w:val="ru-RU"/>
+        </w:rPr>
+        <w:t>5. Отриманий виконавчий файл дослідити за допомогою програми HEX-</w:t>
+      </w:r>
+    </w:p>
+    <w:p>
+      <w:pPr>
+        <w:pStyle w:val="Normal"/>
+        <w:rPr>
+          <w:rFonts w:ascii="Times New Roman" w:hAnsi="Times New Roman" w:eastAsia="Times New Roman"/>
+          <w:sz w:val="28"/>
+          <w:szCs w:val="28"/>
+          <w:lang w:val="ru-RU"/>
+        </w:rPr>
+      </w:pPr>
+      <w:r>
+        <w:rPr>
+          <w:rFonts w:eastAsia="Times New Roman" w:ascii="Times New Roman" w:hAnsi="Times New Roman"/>
+          <w:sz w:val="28"/>
+          <w:szCs w:val="28"/>
+          <w:lang w:val="ru-RU"/>
+        </w:rPr>
+        <w:t>редактора HIEW32 (https://uk.wikipedia.org/wiki/Hiew)[3] або WinHex</w:t>
+      </w:r>
+    </w:p>
+    <w:p>
+      <w:pPr>
+        <w:pStyle w:val="Normal"/>
+        <w:rPr>
+          <w:rFonts w:ascii="Times New Roman" w:hAnsi="Times New Roman" w:eastAsia="Times New Roman"/>
+          <w:sz w:val="28"/>
+          <w:szCs w:val="28"/>
+          <w:lang w:val="ru-RU"/>
+        </w:rPr>
+      </w:pPr>
+      <w:r>
+        <w:rPr>
+          <w:rFonts w:eastAsia="Times New Roman" w:ascii="Times New Roman" w:hAnsi="Times New Roman"/>
+          <w:sz w:val="28"/>
+          <w:szCs w:val="28"/>
+          <w:lang w:val="ru-RU"/>
+        </w:rPr>
+      </w:r>
+    </w:p>
+    <w:p>
+      <w:pPr>
+        <w:pStyle w:val="Normal"/>
+        <w:rPr>
+          <w:rFonts w:ascii="Times New Roman" w:hAnsi="Times New Roman" w:eastAsia="Times New Roman"/>
+          <w:sz w:val="28"/>
+          <w:szCs w:val="28"/>
+          <w:lang w:val="ru-RU"/>
+        </w:rPr>
+      </w:pPr>
+      <w:r>
+        <w:rPr>
+          <w:rFonts w:eastAsia="Times New Roman" w:ascii="Times New Roman" w:hAnsi="Times New Roman"/>
+          <w:sz w:val="28"/>
+          <w:szCs w:val="28"/>
+          <w:lang w:val="ru-RU"/>
+        </w:rPr>
+        <w:t>(https://www.x-ways.net/winhex/) [4].</w:t>
+      </w:r>
+    </w:p>
+    <w:p>
+      <w:pPr>
+        <w:pStyle w:val="Normal"/>
+        <w:rPr>
+          <w:rFonts w:ascii="Times New Roman" w:hAnsi="Times New Roman" w:eastAsia="Times New Roman"/>
+          <w:sz w:val="28"/>
+          <w:szCs w:val="28"/>
+          <w:lang w:val="ru-RU"/>
+        </w:rPr>
+      </w:pPr>
+      <w:r>
+        <w:rPr>
+          <w:rFonts w:eastAsia="Times New Roman" w:ascii="Times New Roman" w:hAnsi="Times New Roman"/>
+          <w:sz w:val="28"/>
+          <w:szCs w:val="28"/>
+          <w:lang w:val="ru-RU"/>
+        </w:rPr>
+        <w:t>6. На скріншоте перших 25 рядків вмісту файлу обвести кольоровим</w:t>
+      </w:r>
+    </w:p>
+    <w:p>
+      <w:pPr>
+        <w:pStyle w:val="Normal"/>
+        <w:rPr>
+          <w:rFonts w:ascii="Times New Roman" w:hAnsi="Times New Roman" w:eastAsia="Times New Roman"/>
+          <w:sz w:val="28"/>
+          <w:szCs w:val="28"/>
+          <w:lang w:val="ru-RU"/>
+        </w:rPr>
+      </w:pPr>
+      <w:r>
+        <w:rPr>
+          <w:rFonts w:eastAsia="Times New Roman" w:ascii="Times New Roman" w:hAnsi="Times New Roman"/>
+          <w:sz w:val="28"/>
+          <w:szCs w:val="28"/>
+          <w:lang w:val="ru-RU"/>
+        </w:rPr>
+        <w:t>олівцем або фломастером області MS-DOS заголовка (DOS_HEADER), PE</w:t>
+      </w:r>
+    </w:p>
+    <w:p>
+      <w:pPr>
+        <w:pStyle w:val="Normal"/>
+        <w:rPr>
+          <w:rFonts w:ascii="Times New Roman" w:hAnsi="Times New Roman" w:eastAsia="Times New Roman"/>
+          <w:sz w:val="28"/>
+          <w:szCs w:val="28"/>
+          <w:lang w:val="ru-RU"/>
+        </w:rPr>
+      </w:pPr>
+      <w:r>
+        <w:rPr>
+          <w:rFonts w:eastAsia="Times New Roman" w:ascii="Times New Roman" w:hAnsi="Times New Roman"/>
+          <w:sz w:val="28"/>
+          <w:szCs w:val="28"/>
+          <w:lang w:val="ru-RU"/>
+        </w:rPr>
+        <w:t>заголовка (PE_HEADER) і таблиці секцій (SECTION_HEADERS). Скріншот</w:t>
+      </w:r>
+    </w:p>
+    <w:p>
+      <w:pPr>
+        <w:pStyle w:val="Normal"/>
+        <w:rPr>
+          <w:rFonts w:ascii="Times New Roman" w:hAnsi="Times New Roman" w:eastAsia="Times New Roman"/>
+          <w:sz w:val="28"/>
+          <w:szCs w:val="28"/>
+          <w:lang w:val="ru-RU"/>
+        </w:rPr>
+      </w:pPr>
+      <w:r>
+        <w:rPr>
+          <w:rFonts w:eastAsia="Times New Roman" w:ascii="Times New Roman" w:hAnsi="Times New Roman"/>
+          <w:sz w:val="28"/>
+          <w:szCs w:val="28"/>
+          <w:lang w:val="ru-RU"/>
+        </w:rPr>
+        <w:t>привести в звіті по лабораторній роботі.</w:t>
+      </w:r>
+    </w:p>
+    <w:p>
+      <w:pPr>
+        <w:pStyle w:val="Normal"/>
+        <w:rPr>
+          <w:rFonts w:ascii="Times New Roman" w:hAnsi="Times New Roman" w:eastAsia="Times New Roman"/>
+          <w:sz w:val="28"/>
+          <w:szCs w:val="28"/>
+          <w:lang w:val="ru-RU"/>
+        </w:rPr>
+      </w:pPr>
+      <w:r>
+        <w:rPr>
+          <w:rFonts w:eastAsia="Times New Roman" w:ascii="Times New Roman" w:hAnsi="Times New Roman"/>
+          <w:sz w:val="28"/>
+          <w:szCs w:val="28"/>
+          <w:lang w:val="ru-RU"/>
+        </w:rPr>
+        <w:t>7. Відповідно до опису секцій [2] скласти таблицю, в яку занести</w:t>
+      </w:r>
+    </w:p>
+    <w:p>
+      <w:pPr>
+        <w:pStyle w:val="Normal"/>
+        <w:rPr>
+          <w:rFonts w:ascii="Times New Roman" w:hAnsi="Times New Roman" w:eastAsia="Times New Roman"/>
+          <w:sz w:val="28"/>
+          <w:szCs w:val="28"/>
+          <w:lang w:val="ru-RU"/>
+        </w:rPr>
+      </w:pPr>
+      <w:r>
+        <w:rPr>
+          <w:rFonts w:eastAsia="Times New Roman" w:ascii="Times New Roman" w:hAnsi="Times New Roman"/>
+          <w:sz w:val="28"/>
+          <w:szCs w:val="28"/>
+          <w:lang w:val="ru-RU"/>
+        </w:rPr>
+        <w:t>параметри свого файлу, вказані в розділах 3.3.1, 3.4.1 і 4 (перша таблиця).</w:t>
+      </w:r>
+    </w:p>
+    <w:p>
+      <w:pPr>
+        <w:pStyle w:val="Normal"/>
+        <w:rPr>
+          <w:rFonts w:ascii="Times New Roman" w:hAnsi="Times New Roman" w:eastAsia="Times New Roman"/>
+          <w:sz w:val="28"/>
+          <w:szCs w:val="28"/>
+          <w:lang w:val="ru-RU"/>
+        </w:rPr>
+      </w:pPr>
+      <w:r>
+        <w:rPr>
+          <w:rFonts w:eastAsia="Times New Roman" w:ascii="Times New Roman" w:hAnsi="Times New Roman"/>
+          <w:sz w:val="28"/>
+          <w:szCs w:val="28"/>
+          <w:lang w:val="ru-RU"/>
+        </w:rPr>
+        <w:t>8. У останньому стовпчику таблиці розшифрувати виписані значення полів</w:t>
+      </w:r>
+    </w:p>
+    <w:p>
+      <w:pPr>
+        <w:pStyle w:val="Normal"/>
+        <w:rPr>
+          <w:rFonts w:ascii="Times New Roman" w:hAnsi="Times New Roman" w:eastAsia="Times New Roman"/>
+          <w:sz w:val="28"/>
+          <w:szCs w:val="28"/>
+          <w:lang w:val="ru-RU"/>
+        </w:rPr>
+      </w:pPr>
+      <w:r>
+        <w:rPr>
+          <w:rFonts w:eastAsia="Times New Roman" w:ascii="Times New Roman" w:hAnsi="Times New Roman"/>
+          <w:sz w:val="28"/>
+          <w:szCs w:val="28"/>
+          <w:lang w:val="ru-RU"/>
+        </w:rPr>
+        <w:t>заголовка файлу. Таблицю привести в звіті по лабораторній роботі.</w:t>
+      </w:r>
+    </w:p>
+    <w:p>
+      <w:pPr>
+        <w:pStyle w:val="Normal"/>
+        <w:rPr>
+          <w:rFonts w:ascii="Times New Roman" w:hAnsi="Times New Roman" w:eastAsia="Times New Roman"/>
+          <w:sz w:val="28"/>
+          <w:szCs w:val="28"/>
+          <w:lang w:val="ru-RU"/>
+        </w:rPr>
+      </w:pPr>
+      <w:r>
+        <w:rPr>
+          <w:rFonts w:eastAsia="Times New Roman" w:ascii="Times New Roman" w:hAnsi="Times New Roman"/>
+          <w:sz w:val="28"/>
+          <w:szCs w:val="28"/>
+          <w:lang w:val="ru-RU"/>
+        </w:rPr>
+        <w:t>9. Провести дослідження того ж файлу за допомогою меню "PE Editor"</w:t>
+      </w:r>
+    </w:p>
+    <w:p>
+      <w:pPr>
+        <w:pStyle w:val="Normal"/>
+        <w:rPr>
+          <w:rFonts w:ascii="Times New Roman" w:hAnsi="Times New Roman" w:eastAsia="Times New Roman"/>
+          <w:sz w:val="28"/>
+          <w:szCs w:val="28"/>
+          <w:lang w:val="ru-RU"/>
+        </w:rPr>
+      </w:pPr>
+      <w:r>
+        <w:rPr>
+          <w:rFonts w:eastAsia="Times New Roman" w:ascii="Times New Roman" w:hAnsi="Times New Roman"/>
+          <w:sz w:val="28"/>
+          <w:szCs w:val="28"/>
+          <w:lang w:val="ru-RU"/>
+        </w:rPr>
+      </w:r>
+    </w:p>
+    <w:p>
+      <w:pPr>
+        <w:pStyle w:val="Normal"/>
+        <w:rPr>
+          <w:rFonts w:ascii="Times New Roman" w:hAnsi="Times New Roman" w:eastAsia="Times New Roman"/>
+          <w:sz w:val="28"/>
+          <w:szCs w:val="28"/>
+          <w:lang w:val="ru-RU"/>
+        </w:rPr>
+      </w:pPr>
+      <w:r>
+        <w:rPr>
+          <w:rFonts w:eastAsia="Times New Roman" w:ascii="Times New Roman" w:hAnsi="Times New Roman"/>
+          <w:sz w:val="28"/>
+          <w:szCs w:val="28"/>
+          <w:lang w:val="ru-RU"/>
+        </w:rPr>
+        <w:t>безкоштовної програми PE Tools (http://soft.mydiv.net/win/download-PE-</w:t>
+      </w:r>
+    </w:p>
+    <w:p>
+      <w:pPr>
+        <w:pStyle w:val="Normal"/>
+        <w:rPr>
+          <w:rFonts w:ascii="Times New Roman" w:hAnsi="Times New Roman" w:eastAsia="Times New Roman"/>
+          <w:sz w:val="28"/>
+          <w:szCs w:val="28"/>
+          <w:lang w:val="ru-RU"/>
+        </w:rPr>
+      </w:pPr>
+      <w:r>
+        <w:rPr>
+          <w:rFonts w:eastAsia="Times New Roman" w:ascii="Times New Roman" w:hAnsi="Times New Roman"/>
+          <w:sz w:val="28"/>
+          <w:szCs w:val="28"/>
+          <w:lang w:val="ru-RU"/>
+        </w:rPr>
+        <w:t>Tools.html*). Все скріншоти вікон програми з даними, відповідними раніше</w:t>
+      </w:r>
+    </w:p>
+    <w:p>
+      <w:pPr>
+        <w:pStyle w:val="Normal"/>
+        <w:rPr>
+          <w:rFonts w:ascii="Times New Roman" w:hAnsi="Times New Roman" w:eastAsia="Times New Roman"/>
+          <w:sz w:val="28"/>
+          <w:szCs w:val="28"/>
+          <w:lang w:val="ru-RU"/>
+        </w:rPr>
+      </w:pPr>
+      <w:r>
+        <w:rPr>
+          <w:rFonts w:eastAsia="Times New Roman" w:ascii="Times New Roman" w:hAnsi="Times New Roman"/>
+          <w:sz w:val="28"/>
+          <w:szCs w:val="28"/>
+          <w:lang w:val="ru-RU"/>
+        </w:rPr>
+      </w:r>
+    </w:p>
+    <w:p>
+      <w:pPr>
+        <w:pStyle w:val="Normal"/>
+        <w:rPr>
+          <w:rFonts w:ascii="Times New Roman" w:hAnsi="Times New Roman" w:eastAsia="Times New Roman"/>
+          <w:sz w:val="28"/>
+          <w:szCs w:val="28"/>
+          <w:lang w:val="ru-RU"/>
+        </w:rPr>
+      </w:pPr>
+      <w:r>
+        <w:rPr>
+          <w:rFonts w:eastAsia="Times New Roman" w:ascii="Times New Roman" w:hAnsi="Times New Roman"/>
+          <w:sz w:val="28"/>
+          <w:szCs w:val="28"/>
+          <w:lang w:val="ru-RU"/>
+        </w:rPr>
+        <w:t>побудованій таблиці, привести в звіті по лабораторній роботі.</w:t>
+      </w:r>
+    </w:p>
+    <w:p>
+      <w:pPr>
+        <w:pStyle w:val="Normal"/>
+        <w:rPr>
+          <w:rFonts w:ascii="Times New Roman" w:hAnsi="Times New Roman" w:eastAsia="Times New Roman"/>
+          <w:sz w:val="28"/>
+          <w:szCs w:val="28"/>
+          <w:lang w:val="ru-RU"/>
+        </w:rPr>
+      </w:pPr>
+      <w:r>
+        <w:rPr>
+          <w:rFonts w:eastAsia="Times New Roman" w:ascii="Times New Roman" w:hAnsi="Times New Roman"/>
+          <w:sz w:val="28"/>
+          <w:szCs w:val="28"/>
+          <w:lang w:val="ru-RU"/>
+        </w:rPr>
+        <w:t>10. Дослідити таблицю імпорту (Import Directory) даного файлу і</w:t>
+      </w:r>
+    </w:p>
+    <w:p>
+      <w:pPr>
+        <w:pStyle w:val="Normal"/>
+        <w:rPr>
+          <w:rFonts w:ascii="Times New Roman" w:hAnsi="Times New Roman" w:eastAsia="Times New Roman"/>
+          <w:sz w:val="28"/>
+          <w:szCs w:val="28"/>
+          <w:lang w:val="ru-RU"/>
+        </w:rPr>
+      </w:pPr>
+      <w:r>
+        <w:rPr>
+          <w:rFonts w:eastAsia="Times New Roman" w:ascii="Times New Roman" w:hAnsi="Times New Roman"/>
+          <w:sz w:val="28"/>
+          <w:szCs w:val="28"/>
+          <w:lang w:val="ru-RU"/>
+        </w:rPr>
+        <w:t>визначити, які саме функції використовуються з бібліотек, що підключаються.</w:t>
+      </w:r>
+    </w:p>
+    <w:p>
+      <w:pPr>
+        <w:pStyle w:val="Normal"/>
+        <w:rPr>
+          <w:rFonts w:ascii="Times New Roman" w:hAnsi="Times New Roman" w:eastAsia="Times New Roman"/>
+          <w:sz w:val="28"/>
+          <w:szCs w:val="28"/>
+          <w:lang w:val="ru-RU"/>
+        </w:rPr>
+      </w:pPr>
+      <w:r>
+        <w:rPr>
+          <w:rFonts w:eastAsia="Times New Roman" w:ascii="Times New Roman" w:hAnsi="Times New Roman"/>
+          <w:sz w:val="28"/>
+          <w:szCs w:val="28"/>
+          <w:lang w:val="ru-RU"/>
+        </w:rPr>
+        <w:t>Скріншоти вікон Import Directory з функціями, що імпортуються, з кожного</w:t>
+      </w:r>
+    </w:p>
+    <w:p>
+      <w:pPr>
+        <w:pStyle w:val="Normal"/>
+        <w:rPr>
+          <w:rFonts w:ascii="Times New Roman" w:hAnsi="Times New Roman" w:eastAsia="Times New Roman"/>
+          <w:sz w:val="28"/>
+          <w:szCs w:val="28"/>
+          <w:lang w:val="ru-RU"/>
+        </w:rPr>
+      </w:pPr>
+      <w:r>
+        <w:rPr>
+          <w:rFonts w:eastAsia="Times New Roman" w:ascii="Times New Roman" w:hAnsi="Times New Roman"/>
+          <w:sz w:val="28"/>
+          <w:szCs w:val="28"/>
+          <w:lang w:val="ru-RU"/>
+        </w:rPr>
+        <w:t>бібліотечного файлу привести в звіті по лабораторній роботі.</w:t>
+      </w:r>
+    </w:p>
+    <w:p>
+      <w:pPr>
+        <w:pStyle w:val="Normal"/>
+        <w:rPr>
+          <w:rFonts w:ascii="Times New Roman" w:hAnsi="Times New Roman" w:eastAsia="Times New Roman"/>
+          <w:sz w:val="28"/>
+          <w:szCs w:val="28"/>
+          <w:lang w:val="ru-RU"/>
+        </w:rPr>
+      </w:pPr>
+      <w:r>
+        <w:rPr>
+          <w:rFonts w:eastAsia="Times New Roman" w:ascii="Times New Roman" w:hAnsi="Times New Roman"/>
+          <w:sz w:val="28"/>
+          <w:szCs w:val="28"/>
+          <w:lang w:val="ru-RU"/>
+        </w:rPr>
+        <w:t>11. Знайти в тексті файлу по зсуву, узятому з побудованої таблиці, секцію з</w:t>
+      </w:r>
+    </w:p>
+    <w:p>
+      <w:pPr>
+        <w:pStyle w:val="Normal"/>
+        <w:rPr>
+          <w:rFonts w:ascii="Times New Roman" w:hAnsi="Times New Roman" w:eastAsia="Times New Roman"/>
+          <w:sz w:val="28"/>
+          <w:szCs w:val="28"/>
+          <w:lang w:val="ru-RU"/>
+        </w:rPr>
+      </w:pPr>
+      <w:r>
+        <w:rPr>
+          <w:rFonts w:eastAsia="Times New Roman" w:ascii="Times New Roman" w:hAnsi="Times New Roman"/>
+          <w:sz w:val="28"/>
+          <w:szCs w:val="28"/>
+          <w:lang w:val="ru-RU"/>
+        </w:rPr>
+        <w:t>даними і переконатися, що текст оригінала пароля, що міститься в тексті</w:t>
+      </w:r>
+    </w:p>
+    <w:p>
+      <w:pPr>
+        <w:pStyle w:val="Normal"/>
+        <w:rPr>
+          <w:rFonts w:ascii="Times New Roman" w:hAnsi="Times New Roman" w:eastAsia="Times New Roman"/>
+          <w:sz w:val="28"/>
+          <w:szCs w:val="28"/>
+          <w:lang w:val="ru-RU"/>
+        </w:rPr>
+      </w:pPr>
+      <w:r>
+        <w:rPr>
+          <w:rFonts w:eastAsia="Times New Roman" w:ascii="Times New Roman" w:hAnsi="Times New Roman"/>
+          <w:sz w:val="28"/>
+          <w:szCs w:val="28"/>
+          <w:lang w:val="ru-RU"/>
+        </w:rPr>
+        <w:t>програми, може бути легко виявлений за допомогою HEX-редактора. Привести</w:t>
+      </w:r>
+    </w:p>
+    <w:p>
+      <w:pPr>
+        <w:pStyle w:val="Normal"/>
+        <w:rPr>
+          <w:rFonts w:ascii="Times New Roman" w:hAnsi="Times New Roman" w:eastAsia="Times New Roman"/>
+          <w:sz w:val="28"/>
+          <w:szCs w:val="28"/>
+          <w:lang w:val="ru-RU"/>
+        </w:rPr>
+      </w:pPr>
+      <w:r>
+        <w:rPr>
+          <w:rFonts w:eastAsia="Times New Roman" w:ascii="Times New Roman" w:hAnsi="Times New Roman"/>
+          <w:sz w:val="28"/>
+          <w:szCs w:val="28"/>
+          <w:lang w:val="ru-RU"/>
+        </w:rPr>
+        <w:t>скріншот цього фрагмента програми у вигляді HEX - коду в звіті по</w:t>
+      </w:r>
+    </w:p>
+    <w:p>
+      <w:pPr>
+        <w:pStyle w:val="Normal"/>
+        <w:rPr>
+          <w:rFonts w:ascii="Times New Roman" w:hAnsi="Times New Roman" w:eastAsia="Times New Roman"/>
+          <w:sz w:val="28"/>
+          <w:szCs w:val="28"/>
+          <w:lang w:val="ru-RU"/>
+        </w:rPr>
+      </w:pPr>
+      <w:r>
+        <w:rPr>
+          <w:rFonts w:eastAsia="Times New Roman" w:ascii="Times New Roman" w:hAnsi="Times New Roman"/>
+          <w:sz w:val="28"/>
+          <w:szCs w:val="28"/>
+          <w:lang w:val="ru-RU"/>
+        </w:rPr>
+        <w:t>лабораторній роботі.</w:t>
+      </w:r>
+    </w:p>
+    <w:p>
+      <w:pPr>
+        <w:pStyle w:val="Normal"/>
+        <w:rPr>
+          <w:rFonts w:ascii="Times New Roman" w:hAnsi="Times New Roman" w:eastAsia="Times New Roman"/>
+          <w:sz w:val="28"/>
+          <w:szCs w:val="28"/>
+          <w:lang w:val="ru-RU"/>
+        </w:rPr>
+      </w:pPr>
+      <w:r>
+        <w:rPr>
+          <w:rFonts w:eastAsia="Times New Roman" w:ascii="Times New Roman" w:hAnsi="Times New Roman"/>
+          <w:sz w:val="28"/>
+          <w:szCs w:val="28"/>
+          <w:lang w:val="ru-RU"/>
+        </w:rPr>
+        <w:t>12. Виконати шифрування пароля за допомогою функції XOR, знову</w:t>
+      </w:r>
+    </w:p>
+    <w:p>
+      <w:pPr>
+        <w:pStyle w:val="Normal"/>
+        <w:rPr>
+          <w:rFonts w:ascii="Times New Roman" w:hAnsi="Times New Roman" w:eastAsia="Times New Roman"/>
+          <w:sz w:val="28"/>
+          <w:szCs w:val="28"/>
+          <w:lang w:val="ru-RU"/>
+        </w:rPr>
+      </w:pPr>
+      <w:r>
+        <w:rPr>
+          <w:rFonts w:eastAsia="Times New Roman" w:ascii="Times New Roman" w:hAnsi="Times New Roman"/>
+          <w:sz w:val="28"/>
+          <w:szCs w:val="28"/>
+          <w:lang w:val="ru-RU"/>
+        </w:rPr>
+        <w:t>скомпілювати EXE -файл і переконатися, що тепер вони не виявляються явним</w:t>
+      </w:r>
+    </w:p>
+    <w:p>
+      <w:pPr>
+        <w:pStyle w:val="Normal"/>
+        <w:rPr>
+          <w:rFonts w:ascii="Times New Roman" w:hAnsi="Times New Roman" w:eastAsia="Times New Roman"/>
+          <w:sz w:val="28"/>
+          <w:szCs w:val="28"/>
+          <w:lang w:val="ru-RU"/>
+        </w:rPr>
+      </w:pPr>
+      <w:r>
+        <w:rPr>
+          <w:rFonts w:eastAsia="Times New Roman" w:ascii="Times New Roman" w:hAnsi="Times New Roman"/>
+          <w:sz w:val="28"/>
+          <w:szCs w:val="28"/>
+          <w:lang w:val="ru-RU"/>
+        </w:rPr>
+        <w:t>чином в тексті виконуваного EXE -файлу. Привести скріншоти цієї програми в</w:t>
+      </w:r>
+    </w:p>
+    <w:p>
+      <w:pPr>
+        <w:pStyle w:val="Normal"/>
+        <w:rPr>
+          <w:rFonts w:ascii="Times New Roman" w:hAnsi="Times New Roman" w:eastAsia="Times New Roman"/>
+          <w:sz w:val="28"/>
+          <w:szCs w:val="28"/>
+          <w:lang w:val="ru-RU"/>
+        </w:rPr>
+      </w:pPr>
+      <w:r>
+        <w:rPr>
+          <w:rFonts w:eastAsia="Times New Roman" w:ascii="Times New Roman" w:hAnsi="Times New Roman"/>
+          <w:sz w:val="28"/>
+          <w:szCs w:val="28"/>
+          <w:lang w:val="ru-RU"/>
+        </w:rPr>
+        <w:t>режимах «Hex» і «Text» в звіті по лабораторній роботі.</w:t>
+      </w:r>
+    </w:p>
+    <w:p>
+      <w:pPr>
+        <w:pStyle w:val="Normal"/>
+        <w:rPr>
+          <w:rFonts w:ascii="Times New Roman" w:hAnsi="Times New Roman" w:eastAsia="Times New Roman"/>
+          <w:sz w:val="28"/>
+          <w:szCs w:val="28"/>
+          <w:lang w:val="ru-RU"/>
+        </w:rPr>
+      </w:pPr>
+      <w:r>
+        <w:rPr>
+          <w:rFonts w:eastAsia="Times New Roman" w:ascii="Times New Roman" w:hAnsi="Times New Roman"/>
+          <w:sz w:val="28"/>
+          <w:szCs w:val="28"/>
+          <w:lang w:val="ru-RU"/>
+        </w:rPr>
+        <w:t>13. Зробити висновки по лабораторній роботі.</w:t>
+      </w:r>
+    </w:p>
+    <w:p>
+      <w:pPr>
+        <w:pStyle w:val="Normal"/>
+        <w:jc w:val="center"/>
+        <w:rPr>
+          <w:rFonts w:ascii="Times New Roman" w:hAnsi="Times New Roman" w:eastAsia="Times New Roman"/>
           <w:b/>
           <w:bCs/>
           <w:sz w:val="28"/>
           <w:szCs w:val="28"/>
-        </w:rPr>
-        <w:t>Мета роботи:</w:t>
-      </w:r>
-      <w:r>
-        <w:rPr>
-          <w:rFonts w:ascii="Times New Roman" w:hAnsi="Times New Roman"/>
-          <w:sz w:val="28"/>
-          <w:szCs w:val="28"/>
-        </w:rPr>
-        <w:t xml:space="preserve"> Ознайомлення із специфікацією COFF (Common Object File Format). Вивчення прийомів дослідження структури файлів PE-формату.</w:t>
-      </w:r>
-    </w:p>
-    <w:p>
-      <w:pPr>
-        <w:pStyle w:val="Normal"/>
-        <w:jc w:val="center"/>
-        <w:rPr>
-          <w:rFonts w:ascii="Times New Roman" w:hAnsi="Times New Roman" w:eastAsia="Times New Roman"/>
-          <w:sz w:val="28"/>
-          <w:szCs w:val="28"/>
-          <w:lang w:val="ru-RU"/>
-        </w:rPr>
-      </w:pPr>
-      <w:r>
-        <w:rPr>
-          <w:rFonts w:eastAsia="Times New Roman" w:ascii="Times New Roman" w:hAnsi="Times New Roman"/>
-          <w:sz w:val="28"/>
-          <w:szCs w:val="28"/>
-        </w:rPr>
-        <w:t xml:space="preserve">Порядок виконання роботи </w:t>
-      </w:r>
-    </w:p>
-    <w:p>
-      <w:pPr>
-        <w:pStyle w:val="Normal"/>
-        <w:rPr>
-          <w:rFonts w:ascii="Times New Roman" w:hAnsi="Times New Roman" w:eastAsia="Times New Roman"/>
-          <w:sz w:val="28"/>
-          <w:szCs w:val="28"/>
-          <w:lang w:val="ru-RU"/>
-        </w:rPr>
-      </w:pPr>
-      <w:r>
-        <w:rPr>
-          <w:rFonts w:eastAsia="Times New Roman" w:ascii="Times New Roman" w:hAnsi="Times New Roman"/>
-          <w:sz w:val="28"/>
-          <w:szCs w:val="28"/>
-        </w:rPr>
-        <w:t xml:space="preserve">1. Вивчити структуру програм формату EXE. </w:t>
-      </w:r>
-    </w:p>
-    <w:p>
-      <w:pPr>
-        <w:pStyle w:val="Normal"/>
-        <w:rPr>
-          <w:rFonts w:ascii="Times New Roman" w:hAnsi="Times New Roman" w:eastAsia="Times New Roman"/>
-          <w:sz w:val="28"/>
-          <w:szCs w:val="28"/>
-          <w:lang w:val="ru-RU"/>
-        </w:rPr>
-      </w:pPr>
-      <w:r>
-        <w:rPr>
-          <w:rFonts w:eastAsia="Times New Roman" w:ascii="Times New Roman" w:hAnsi="Times New Roman"/>
-          <w:sz w:val="28"/>
-          <w:szCs w:val="28"/>
-        </w:rPr>
-        <w:t xml:space="preserve">2. Розробити програму на мові Асемблер, за допомогою якої у віконному інтерфейсі виводяться персональні дані студента – ПІБ, дата народження, номер залікової книжки тощо (див. лаб. роботу 1), але лише при вірно введеному паролі. </w:t>
-      </w:r>
-    </w:p>
-    <w:p>
-      <w:pPr>
-        <w:pStyle w:val="Normal"/>
-        <w:rPr>
-          <w:rFonts w:ascii="Times New Roman" w:hAnsi="Times New Roman" w:eastAsia="Times New Roman"/>
-          <w:sz w:val="28"/>
-          <w:szCs w:val="28"/>
-          <w:lang w:val="ru-RU"/>
-        </w:rPr>
-      </w:pPr>
-      <w:r>
-        <w:rPr>
-          <w:rFonts w:eastAsia="Times New Roman" w:ascii="Times New Roman" w:hAnsi="Times New Roman"/>
-          <w:sz w:val="28"/>
-          <w:szCs w:val="28"/>
-        </w:rPr>
-        <w:t xml:space="preserve">3. Виконати компіляцію розробленого файлу у формат EXE. </w:t>
-      </w:r>
-    </w:p>
-    <w:p>
-      <w:pPr>
-        <w:pStyle w:val="Normal"/>
-        <w:rPr>
-          <w:rFonts w:ascii="Times New Roman" w:hAnsi="Times New Roman" w:eastAsia="Times New Roman"/>
-          <w:sz w:val="28"/>
-          <w:szCs w:val="28"/>
-          <w:lang w:val="ru-RU"/>
-        </w:rPr>
-      </w:pPr>
-      <w:r>
-        <w:rPr>
-          <w:rFonts w:eastAsia="Times New Roman" w:ascii="Times New Roman" w:hAnsi="Times New Roman"/>
-          <w:sz w:val="28"/>
-          <w:szCs w:val="28"/>
-        </w:rPr>
-        <w:t xml:space="preserve">4. Перевірити роботу програми шляхом введення як правильного, так і невірного паролів. </w:t>
-      </w:r>
-    </w:p>
-    <w:p>
-      <w:pPr>
-        <w:pStyle w:val="Normal"/>
-        <w:rPr>
-          <w:rFonts w:ascii="Times New Roman" w:hAnsi="Times New Roman" w:eastAsia="Times New Roman"/>
-          <w:sz w:val="28"/>
-          <w:szCs w:val="28"/>
-          <w:lang w:val="ru-RU"/>
-        </w:rPr>
-      </w:pPr>
-      <w:r>
-        <w:rPr>
-          <w:rFonts w:eastAsia="Times New Roman" w:ascii="Times New Roman" w:hAnsi="Times New Roman"/>
-          <w:sz w:val="28"/>
-          <w:szCs w:val="28"/>
-        </w:rPr>
-        <w:t xml:space="preserve">5. Отриманий виконавчий файл дослідити за допомогою програми HEX-редактора HIEW32 (https://uk.wikipedia.org/wiki/Hiew) або WinHex (http://rainbowsky.ru/system/winhex/ - trial версия*)[2]. </w:t>
-      </w:r>
-    </w:p>
-    <w:p>
-      <w:pPr>
-        <w:pStyle w:val="Normal"/>
-        <w:rPr>
-          <w:rFonts w:ascii="Times New Roman" w:hAnsi="Times New Roman" w:eastAsia="Times New Roman"/>
-          <w:sz w:val="28"/>
-          <w:szCs w:val="28"/>
-          <w:lang w:val="ru-RU"/>
-        </w:rPr>
-      </w:pPr>
-      <w:r>
-        <w:rPr>
-          <w:rFonts w:eastAsia="Times New Roman" w:ascii="Times New Roman" w:hAnsi="Times New Roman"/>
-          <w:sz w:val="28"/>
-          <w:szCs w:val="28"/>
-        </w:rPr>
-        <w:t xml:space="preserve">6. На скріншоте перших 25 рядків вмісту файлу обвести кольоровим олівцем або фломастером області MS-DOS заголовка (DOS_HEADER), PE заголовка (PE_HEADER) і таблиці секцій (SECTION_HEADERS). Скріншот привести в звіті по лабораторній роботі. </w:t>
-      </w:r>
-    </w:p>
-    <w:p>
-      <w:pPr>
-        <w:pStyle w:val="Normal"/>
-        <w:rPr>
-          <w:rFonts w:ascii="Times New Roman" w:hAnsi="Times New Roman" w:eastAsia="Times New Roman"/>
-          <w:sz w:val="28"/>
-          <w:szCs w:val="28"/>
-          <w:lang w:val="ru-RU"/>
-        </w:rPr>
-      </w:pPr>
-      <w:r>
-        <w:rPr>
-          <w:rFonts w:eastAsia="Times New Roman" w:ascii="Times New Roman" w:hAnsi="Times New Roman"/>
-          <w:sz w:val="28"/>
-          <w:szCs w:val="28"/>
-        </w:rPr>
-        <w:t xml:space="preserve">7. Відповідно до опису секцій [1] скласти таблицю, в яку занести параметри свого файлу, вказані в розділах 3.3.1, 3.4.1 і 4 (перша таблиця). </w:t>
-      </w:r>
-      <w:r>
-        <w:rPr>
-          <w:rFonts w:eastAsia="Times New Roman" w:ascii="Times New Roman" w:hAnsi="Times New Roman"/>
-          <w:sz w:val="28"/>
-          <w:szCs w:val="28"/>
-          <w:lang w:val="ru-RU"/>
-        </w:rPr>
-        <w:t>]</w:t>
-      </w:r>
-    </w:p>
-    <w:p>
-      <w:pPr>
-        <w:pStyle w:val="Normal"/>
-        <w:rPr>
-          <w:rFonts w:ascii="Times New Roman" w:hAnsi="Times New Roman" w:eastAsia="Times New Roman"/>
-          <w:sz w:val="28"/>
-          <w:szCs w:val="28"/>
-          <w:lang w:val="ru-RU"/>
-        </w:rPr>
-      </w:pPr>
-      <w:r>
-        <w:rPr>
-          <w:rFonts w:eastAsia="Times New Roman" w:ascii="Times New Roman" w:hAnsi="Times New Roman"/>
-          <w:sz w:val="28"/>
-          <w:szCs w:val="28"/>
-        </w:rPr>
-        <w:t>8. У останньому стовпчику таблиці розшифрувати виписані значення полів заголовка файлу. Таблицю привести в звіті по лабораторній роботі.</w:t>
-      </w:r>
-    </w:p>
-    <w:p>
-      <w:pPr>
-        <w:pStyle w:val="Normal"/>
-        <w:rPr>
-          <w:rFonts w:ascii="Times New Roman" w:hAnsi="Times New Roman" w:eastAsia="Times New Roman"/>
-          <w:sz w:val="28"/>
-          <w:szCs w:val="28"/>
-        </w:rPr>
-      </w:pPr>
-      <w:r>
-        <w:rPr>
-          <w:rFonts w:eastAsia="Times New Roman" w:ascii="Times New Roman" w:hAnsi="Times New Roman"/>
-          <w:sz w:val="28"/>
-          <w:szCs w:val="28"/>
-        </w:rPr>
-        <w:t>9. Провести дослідження того ж файлу за допомогою меню "PE Editor" безкоштовної програми PE Tools (http://soft.mydiv.net/win/download-PE-Tools.html*). Все скріншоти вікон програми з даними, відповідними раніше побудованій таблиці, привести в звіті по лабораторній роботі. 10</w:t>
-      </w:r>
-    </w:p>
-    <w:p>
-      <w:pPr>
-        <w:pStyle w:val="Normal"/>
-        <w:rPr>
-          <w:rFonts w:ascii="Times New Roman" w:hAnsi="Times New Roman" w:eastAsia="Times New Roman"/>
-          <w:sz w:val="28"/>
-          <w:szCs w:val="28"/>
-        </w:rPr>
-      </w:pPr>
-      <w:r>
-        <w:rPr>
-          <w:rFonts w:eastAsia="Times New Roman" w:ascii="Times New Roman" w:hAnsi="Times New Roman"/>
-          <w:sz w:val="28"/>
-          <w:szCs w:val="28"/>
-        </w:rPr>
-        <w:t xml:space="preserve">10. Дослідити таблицю імпорту (Import Directory) даного файлу і визначити, які саме функції використовуються з бібліотек, що підключаються. Скріншоти вікон Import Directory з функціями, що імпортуються, з кожного бібліотечного файлу привести в звіті по лабораторній роботі. </w:t>
-      </w:r>
-    </w:p>
-    <w:p>
-      <w:pPr>
-        <w:pStyle w:val="Normal"/>
-        <w:rPr>
-          <w:rFonts w:ascii="Times New Roman" w:hAnsi="Times New Roman" w:eastAsia="Times New Roman"/>
-          <w:sz w:val="28"/>
-          <w:szCs w:val="28"/>
-          <w:lang w:val="ru-RU"/>
-        </w:rPr>
-      </w:pPr>
-      <w:r>
-        <w:rPr>
-          <w:rFonts w:eastAsia="Times New Roman" w:ascii="Times New Roman" w:hAnsi="Times New Roman"/>
-          <w:sz w:val="28"/>
-          <w:szCs w:val="28"/>
-        </w:rPr>
-        <w:t xml:space="preserve">11. Знайти в тексті файлу по зсуву, узятому з побудованої таблиці, секцію з даними і переконатися, що текст оригінала пароля, що міститься в тексті програми, може бути легко виявлений за допомогою HEX-редактора. Привести скріншот цього фрагмента програми у вигляді HEX - коду в звіті по лабораторній роботі. </w:t>
-      </w:r>
-    </w:p>
-    <w:p>
-      <w:pPr>
-        <w:pStyle w:val="Normal"/>
-        <w:rPr>
-          <w:rFonts w:ascii="Times New Roman" w:hAnsi="Times New Roman" w:eastAsia="Times New Roman"/>
-          <w:sz w:val="28"/>
-          <w:szCs w:val="28"/>
-          <w:lang w:val="ru-RU"/>
-        </w:rPr>
-      </w:pPr>
-      <w:r>
-        <w:rPr>
-          <w:rFonts w:eastAsia="Times New Roman" w:ascii="Times New Roman" w:hAnsi="Times New Roman"/>
-          <w:sz w:val="28"/>
-          <w:szCs w:val="28"/>
-        </w:rPr>
-        <w:t xml:space="preserve">12. Виконати шифрування пароля за допомогою функції XOR, знову скомпілювати EXE -файл і переконатися, що тепер вони не виявляються явним чином в тексті виконуваного EXE - файлу. Привести скріншоти цієї програми в режимах «Hex» і «Text» в звіті по лабораторній роботі. </w:t>
-      </w:r>
-    </w:p>
-    <w:p>
-      <w:pPr>
-        <w:pStyle w:val="Normal"/>
-        <w:rPr>
-          <w:rFonts w:ascii="Times New Roman" w:hAnsi="Times New Roman" w:eastAsia="Times New Roman"/>
-          <w:sz w:val="28"/>
-          <w:szCs w:val="28"/>
-          <w:lang w:val="ru-RU"/>
-        </w:rPr>
-      </w:pPr>
-      <w:r>
-        <w:rPr>
-          <w:rFonts w:eastAsia="Times New Roman" w:ascii="Times New Roman" w:hAnsi="Times New Roman"/>
-          <w:sz w:val="28"/>
-          <w:szCs w:val="28"/>
-        </w:rPr>
-        <w:t>13. Зробити висновки по лабораторній роботі.</w:t>
-      </w:r>
-    </w:p>
-    <w:p>
-      <w:pPr>
-        <w:pStyle w:val="Normal"/>
-        <w:jc w:val="center"/>
-        <w:rPr>
-          <w:rFonts w:ascii="Times New Roman" w:hAnsi="Times New Roman" w:eastAsia="Times New Roman"/>
+          <w:lang w:val="ru-RU"/>
+        </w:rPr>
+      </w:pPr>
+      <w:r>
+        <w:rPr>
+          <w:rFonts w:eastAsia="Times New Roman" w:ascii="Times New Roman" w:hAnsi="Times New Roman"/>
           <w:b/>
           <w:bCs/>
           <w:sz w:val="28"/>
           <w:szCs w:val="28"/>
-          <w:lang w:val="ru-RU"/>
-        </w:rPr>
-      </w:pPr>
-      <w:r>
-        <w:rPr>
-          <w:rFonts w:eastAsia="Times New Roman" w:ascii="Times New Roman" w:hAnsi="Times New Roman"/>
+        </w:rPr>
+        <w:t>Виконання роботи</w:t>
+      </w:r>
+    </w:p>
+    <w:p>
+      <w:pPr>
+        <w:pStyle w:val="Normal"/>
+        <w:rPr>
+          <w:rFonts w:ascii="Times New Roman" w:hAnsi="Times New Roman" w:eastAsia="Times New Roman"/>
+          <w:sz w:val="28"/>
+          <w:szCs w:val="28"/>
+          <w:lang w:val="ru-RU"/>
+        </w:rPr>
+      </w:pPr>
+      <w:r>
+        <w:rPr>
+          <w:rFonts w:eastAsia="Times New Roman" w:ascii="Times New Roman" w:hAnsi="Times New Roman"/>
+          <w:sz w:val="28"/>
+          <w:szCs w:val="28"/>
+          <w:lang w:val="ru-RU"/>
+        </w:rPr>
+        <w:t>4. Перевірити роботу програми шляхом введення як правильного, так і</w:t>
+      </w:r>
+    </w:p>
+    <w:p>
+      <w:pPr>
+        <w:pStyle w:val="Normal"/>
+        <w:rPr>
+          <w:rFonts w:ascii="Times New Roman" w:hAnsi="Times New Roman" w:eastAsia="Times New Roman"/>
+          <w:sz w:val="28"/>
+          <w:szCs w:val="28"/>
+          <w:lang w:val="ru-RU"/>
+        </w:rPr>
+      </w:pPr>
+      <w:r>
+        <w:rPr>
+          <w:rFonts w:eastAsia="Times New Roman" w:ascii="Times New Roman" w:hAnsi="Times New Roman"/>
+          <w:sz w:val="28"/>
+          <w:szCs w:val="28"/>
+          <w:lang w:val="ru-RU"/>
+        </w:rPr>
+        <w:t>невірного паролів.</w:t>
+      </w:r>
+    </w:p>
+    <w:p>
+      <w:pPr>
+        <w:pStyle w:val="Normal"/>
+        <w:rPr>
+          <w:rFonts w:ascii="Times New Roman" w:hAnsi="Times New Roman" w:eastAsia="Times New Roman"/>
+          <w:sz w:val="28"/>
+          <w:szCs w:val="28"/>
+          <w:lang w:val="ru-RU"/>
+        </w:rPr>
+      </w:pPr>
+      <w:r>
+        <w:rPr>
+          <w:rFonts w:eastAsia="Times New Roman" w:ascii="Times New Roman" w:hAnsi="Times New Roman"/>
+          <w:sz w:val="28"/>
+          <w:szCs w:val="28"/>
+        </w:rPr>
+        <w:t xml:space="preserve">Правильний пароль: </w:t>
+      </w:r>
+      <w:r>
+        <w:rPr>
+          <w:rFonts w:eastAsia="Times New Roman" w:ascii="Times New Roman" w:hAnsi="Times New Roman"/>
+          <w:sz w:val="28"/>
+          <w:szCs w:val="28"/>
+          <w:lang w:val="ru-RU"/>
+        </w:rPr>
+        <w:t>“</w:t>
+      </w:r>
+      <w:r>
+        <w:rPr>
+          <w:rFonts w:eastAsia="Times New Roman" w:ascii="Times New Roman" w:hAnsi="Times New Roman"/>
+          <w:sz w:val="28"/>
+          <w:szCs w:val="28"/>
+          <w:lang w:val="en-US"/>
+        </w:rPr>
+        <w:t>NAZARAPASSWORD1234</w:t>
+      </w:r>
+      <w:r>
+        <w:rPr>
+          <w:rFonts w:eastAsia="Times New Roman" w:ascii="Times New Roman" w:hAnsi="Times New Roman"/>
+          <w:sz w:val="28"/>
+          <w:szCs w:val="28"/>
+          <w:lang w:val="ru-RU"/>
+        </w:rPr>
+        <w:t>”</w:t>
+      </w:r>
+    </w:p>
+    <w:p>
+      <w:pPr>
+        <w:pStyle w:val="Normal"/>
+        <w:jc w:val="center"/>
+        <w:rPr>
+          <w:rFonts w:ascii="Times New Roman" w:hAnsi="Times New Roman" w:eastAsia="Times New Roman"/>
           <w:b/>
           <w:bCs/>
           <w:sz w:val="28"/>
           <w:szCs w:val="28"/>
         </w:rPr>
-        <w:t>Виконання роботи</w:t>
-      </w:r>
-    </w:p>
-    <w:p>
-      <w:pPr>
-        <w:pStyle w:val="Normal"/>
-        <w:rPr>
-          <w:rFonts w:ascii="Times New Roman" w:hAnsi="Times New Roman" w:eastAsia="Times New Roman"/>
-          <w:sz w:val="28"/>
-          <w:szCs w:val="28"/>
-          <w:lang w:val="ru-RU"/>
-        </w:rPr>
-      </w:pPr>
-      <w:r>
-        <w:rPr>
-          <w:rFonts w:eastAsia="Times New Roman" w:ascii="Times New Roman" w:hAnsi="Times New Roman"/>
-          <w:sz w:val="28"/>
-          <w:szCs w:val="28"/>
-        </w:rPr>
-        <w:t xml:space="preserve">4. Перевірити роботу програми шляхом введення як правильного, так і невірного паролів. </w:t>
-      </w:r>
-    </w:p>
-    <w:p>
-      <w:pPr>
-        <w:pStyle w:val="Normal"/>
-        <w:rPr>
-          <w:rFonts w:ascii="Times New Roman" w:hAnsi="Times New Roman" w:eastAsia="Times New Roman"/>
-          <w:sz w:val="28"/>
-          <w:szCs w:val="28"/>
-          <w:lang w:val="ru-RU"/>
-        </w:rPr>
-      </w:pPr>
-      <w:r>
-        <w:rPr>
-          <w:rFonts w:eastAsia="Times New Roman" w:ascii="Times New Roman" w:hAnsi="Times New Roman"/>
-          <w:sz w:val="28"/>
-          <w:szCs w:val="28"/>
-        </w:rPr>
-        <w:t xml:space="preserve">Правильний пароль – </w:t>
-      </w:r>
-      <w:r>
-        <w:rPr>
-          <w:rFonts w:eastAsia="Times New Roman" w:ascii="Times New Roman" w:hAnsi="Times New Roman"/>
-          <w:sz w:val="28"/>
-          <w:szCs w:val="28"/>
-          <w:lang w:val="ru-RU"/>
-        </w:rPr>
-        <w:t>“</w:t>
-      </w:r>
-      <w:r>
-        <w:rPr>
-          <w:rFonts w:eastAsia="Times New Roman" w:ascii="Times New Roman" w:hAnsi="Times New Roman"/>
-          <w:sz w:val="28"/>
-          <w:szCs w:val="28"/>
-          <w:lang w:val="en-US"/>
-        </w:rPr>
-        <w:t>NAZARAPASSWORD1234</w:t>
-      </w:r>
-      <w:r>
-        <w:rPr>
-          <w:rFonts w:eastAsia="Times New Roman" w:ascii="Times New Roman" w:hAnsi="Times New Roman"/>
-          <w:sz w:val="28"/>
-          <w:szCs w:val="28"/>
-          <w:lang w:val="ru-RU"/>
-        </w:rPr>
-        <w:t>”</w:t>
-      </w:r>
-    </w:p>
-    <w:p>
-      <w:pPr>
-        <w:pStyle w:val="Normal"/>
-        <w:jc w:val="center"/>
-        <w:rPr>
-          <w:rFonts w:ascii="Times New Roman" w:hAnsi="Times New Roman" w:eastAsia="Times New Roman"/>
+      </w:pPr>
+      <w:r>
+        <w:rPr>
+          <w:rFonts w:eastAsia="Times New Roman" w:ascii="Times New Roman" w:hAnsi="Times New Roman"/>
           <w:b/>
           <w:bCs/>
           <w:sz w:val="28"/>
           <w:szCs w:val="28"/>
         </w:rPr>
-      </w:pPr>
-      <w:r>
-        <w:rPr>
-          <w:rFonts w:eastAsia="Times New Roman" w:ascii="Times New Roman" w:hAnsi="Times New Roman"/>
-          <w:b/>
-          <w:bCs/>
-          <w:sz w:val="28"/>
-          <w:szCs w:val="28"/>
-        </w:rPr>
-        <w:t>Програма з незашифрованим паролем</w:t>
-      </w:r>
-    </w:p>
-    <w:p>
-      <w:pPr>
-        <w:pStyle w:val="Normal"/>
-        <w:rPr>
-          <w:rFonts w:ascii="Times New Roman" w:hAnsi="Times New Roman" w:eastAsia="Times New Roman"/>
-          <w:sz w:val="28"/>
-          <w:szCs w:val="28"/>
-        </w:rPr>
-      </w:pPr>
-      <w:r>
-        <w:rPr>
-          <w:rFonts w:eastAsia="Times New Roman" w:ascii="Times New Roman" w:hAnsi="Times New Roman"/>
-          <w:sz w:val="28"/>
-          <w:szCs w:val="28"/>
-        </w:rPr>
-        <w:t xml:space="preserve">Введення правильного паролю </w:t>
+        <w:t>Програма з   незашифрованим паролем</w:t>
+      </w:r>
+    </w:p>
+    <w:p>
+      <w:pPr>
+        <w:pStyle w:val="Normal"/>
+        <w:rPr>
+          <w:rFonts w:ascii="Times New Roman" w:hAnsi="Times New Roman" w:eastAsia="Times New Roman"/>
+          <w:sz w:val="28"/>
+          <w:szCs w:val="28"/>
+        </w:rPr>
+      </w:pPr>
+      <w:r>
+        <w:rPr>
+          <w:rFonts w:eastAsia="Times New Roman" w:ascii="Times New Roman" w:hAnsi="Times New Roman"/>
+          <w:sz w:val="28"/>
+          <w:szCs w:val="28"/>
+        </w:rPr>
+        <w:t>Ввід</w:t>
+      </w:r>
+      <w:r>
+        <w:rPr>
+          <w:rFonts w:eastAsia="Times New Roman" w:ascii="Times New Roman" w:hAnsi="Times New Roman"/>
+          <w:sz w:val="28"/>
+          <w:szCs w:val="28"/>
+        </w:rPr>
+        <w:t xml:space="preserve">    правильного       паролю    :</w:t>
       </w:r>
     </w:p>
     <w:p>
@@ -981,7 +1538,7 @@
           <wp:inline distT="0" distB="0" distL="0" distR="0">
             <wp:extent cx="4848225" cy="2254250"/>
             <wp:effectExtent l="0" t="0" r="0" b="0"/>
-            <wp:docPr id="1" name="Рисунок 1" descr=""/>
+            <wp:docPr id="1" name="Рисунок 1"/>
             <wp:cNvGraphicFramePr>
               <a:graphicFrameLocks xmlns:a="http://schemas.openxmlformats.org/drawingml/2006/main" noChangeAspect="1"/>
             </wp:cNvGraphicFramePr>
@@ -989,7 +1546,7 @@
               <a:graphicData uri="http://schemas.openxmlformats.org/drawingml/2006/picture">
                 <pic:pic xmlns:pic="http://schemas.openxmlformats.org/drawingml/2006/picture">
                   <pic:nvPicPr>
-                    <pic:cNvPr id="1" name="Рисунок 1" descr=""/>
+                    <pic:cNvPr id="1" name="Рисунок 1"/>
                     <pic:cNvPicPr>
                       <a:picLocks noChangeAspect="1" noChangeArrowheads="1"/>
                     </pic:cNvPicPr>
@@ -1041,7 +1598,24 @@
           <w:sz w:val="28"/>
           <w:szCs w:val="28"/>
         </w:rPr>
-        <w:t>Введення неправильного паролю</w:t>
+        <w:t>Ввід</w:t>
+      </w:r>
+      <w:r>
+        <w:rPr>
+          <w:rFonts w:eastAsia="Times New Roman" w:ascii="Times New Roman" w:hAnsi="Times New Roman"/>
+          <w:sz w:val="28"/>
+          <w:szCs w:val="28"/>
+        </w:rPr>
+        <w:t xml:space="preserve">  неправильного   паролю       </w:t>
+      </w:r>
+      <w:r>
+        <w:rPr>
+          <w:rFonts w:eastAsia="Times New Roman" w:ascii="Times New Roman" w:hAnsi="Times New Roman"/>
+          <w:sz w:val="28"/>
+          <w:szCs w:val="28"/>
+          <w:lang w:val="en-GB"/>
+        </w:rPr>
+        <w:t>:</w:t>
       </w:r>
     </w:p>
     <w:p>
@@ -1061,7 +1635,7 @@
           <wp:inline distT="0" distB="0" distL="0" distR="0">
             <wp:extent cx="4972050" cy="2295525"/>
             <wp:effectExtent l="0" t="0" r="0" b="0"/>
-            <wp:docPr id="2" name="Image2" descr=""/>
+            <wp:docPr id="2" name="Image2"/>
             <wp:cNvGraphicFramePr>
               <a:graphicFrameLocks xmlns:a="http://schemas.openxmlformats.org/drawingml/2006/main" noChangeAspect="1"/>
             </wp:cNvGraphicFramePr>
@@ -1069,7 +1643,7 @@
               <a:graphicData uri="http://schemas.openxmlformats.org/drawingml/2006/picture">
                 <pic:pic xmlns:pic="http://schemas.openxmlformats.org/drawingml/2006/picture">
                   <pic:nvPicPr>
-                    <pic:cNvPr id="2" name="Image2" descr=""/>
+                    <pic:cNvPr id="2" name="Image2"/>
                     <pic:cNvPicPr>
                       <a:picLocks noChangeAspect="1" noChangeArrowheads="1"/>
                     </pic:cNvPicPr>
@@ -1113,7 +1687,32 @@
           <w:sz w:val="28"/>
           <w:szCs w:val="28"/>
         </w:rPr>
-        <w:t>Введення частини правильного паролю</w:t>
+        <w:t>ВВід</w:t>
+      </w:r>
+      <w:r>
+        <w:rPr>
+          <w:rFonts w:eastAsia="Times New Roman" w:ascii="Times New Roman" w:hAnsi="Times New Roman"/>
+          <w:sz w:val="28"/>
+          <w:szCs w:val="28"/>
+        </w:rPr>
+        <w:t xml:space="preserve"> частини правильного    </w:t>
+      </w:r>
+      <w:r>
+        <w:rPr>
+          <w:rFonts w:eastAsia="Times New Roman" w:ascii="Times New Roman" w:hAnsi="Times New Roman"/>
+          <w:sz w:val="28"/>
+          <w:szCs w:val="28"/>
+        </w:rPr>
+        <w:t>паролю</w:t>
+      </w:r>
+      <w:r>
+        <w:rPr>
+          <w:rFonts w:eastAsia="Times New Roman" w:ascii="Times New Roman" w:hAnsi="Times New Roman"/>
+          <w:sz w:val="28"/>
+          <w:szCs w:val="28"/>
+          <w:lang w:val="en-GB"/>
+        </w:rPr>
+        <w:t>:</w:t>
       </w:r>
     </w:p>
     <w:p>
@@ -1132,7 +1731,7 @@
           <wp:inline distT="0" distB="0" distL="0" distR="0">
             <wp:extent cx="5705475" cy="2657475"/>
             <wp:effectExtent l="0" t="0" r="0" b="0"/>
-            <wp:docPr id="3" name="Image3" descr=""/>
+            <wp:docPr id="3" name="Image3"/>
             <wp:cNvGraphicFramePr>
               <a:graphicFrameLocks xmlns:a="http://schemas.openxmlformats.org/drawingml/2006/main" noChangeAspect="1"/>
             </wp:cNvGraphicFramePr>
@@ -1140,7 +1739,7 @@
               <a:graphicData uri="http://schemas.openxmlformats.org/drawingml/2006/picture">
                 <pic:pic xmlns:pic="http://schemas.openxmlformats.org/drawingml/2006/picture">
                   <pic:nvPicPr>
-                    <pic:cNvPr id="3" name="Image3" descr=""/>
+                    <pic:cNvPr id="3" name="Image3"/>
                     <pic:cNvPicPr>
                       <a:picLocks noChangeAspect="1" noChangeArrowheads="1"/>
                     </pic:cNvPicPr>
@@ -1175,15 +1774,40 @@
           <w:rFonts w:ascii="Times New Roman" w:hAnsi="Times New Roman" w:eastAsia="Times New Roman"/>
           <w:sz w:val="28"/>
           <w:szCs w:val="28"/>
-        </w:rPr>
-      </w:pPr>
-      <w:r>
-        <w:rPr>
-          <w:rFonts w:eastAsia="Times New Roman" w:ascii="Times New Roman" w:hAnsi="Times New Roman"/>
-          <w:sz w:val="28"/>
-          <w:szCs w:val="28"/>
-        </w:rPr>
-        <w:t>Введення паролю із зайвими літерами</w:t>
+          <w:lang w:val="en-GB"/>
+        </w:rPr>
+      </w:pPr>
+      <w:r>
+        <w:rPr>
+          <w:rFonts w:eastAsia="Times New Roman" w:ascii="Times New Roman" w:hAnsi="Times New Roman"/>
+          <w:sz w:val="28"/>
+          <w:szCs w:val="28"/>
+        </w:rPr>
+        <w:t>Ввід</w:t>
+      </w:r>
+      <w:r>
+        <w:rPr>
+          <w:rFonts w:eastAsia="Times New Roman" w:ascii="Times New Roman" w:hAnsi="Times New Roman"/>
+          <w:sz w:val="28"/>
+          <w:szCs w:val="28"/>
+        </w:rPr>
+        <w:t xml:space="preserve"> паролю  з зайвими </w:t>
+      </w:r>
+      <w:r>
+        <w:rPr>
+          <w:rFonts w:eastAsia="Times New Roman" w:ascii="Times New Roman" w:hAnsi="Times New Roman"/>
+          <w:sz w:val="28"/>
+          <w:szCs w:val="28"/>
+        </w:rPr>
+        <w:t>символами</w:t>
+      </w:r>
+      <w:r>
+        <w:rPr>
+          <w:rFonts w:eastAsia="Times New Roman" w:ascii="Times New Roman" w:hAnsi="Times New Roman"/>
+          <w:sz w:val="28"/>
+          <w:szCs w:val="28"/>
+        </w:rPr>
+        <w:t>:</w:t>
       </w:r>
     </w:p>
     <w:p>
@@ -1202,7 +1826,7 @@
           <wp:inline distT="0" distB="0" distL="0" distR="0">
             <wp:extent cx="5676900" cy="2828925"/>
             <wp:effectExtent l="0" t="0" r="0" b="0"/>
-            <wp:docPr id="4" name="Image4" descr=""/>
+            <wp:docPr id="4" name="Image4"/>
             <wp:cNvGraphicFramePr>
               <a:graphicFrameLocks xmlns:a="http://schemas.openxmlformats.org/drawingml/2006/main" noChangeAspect="1"/>
             </wp:cNvGraphicFramePr>
@@ -1210,7 +1834,7 @@
               <a:graphicData uri="http://schemas.openxmlformats.org/drawingml/2006/picture">
                 <pic:pic xmlns:pic="http://schemas.openxmlformats.org/drawingml/2006/picture">
                   <pic:nvPicPr>
-                    <pic:cNvPr id="4" name="Image4" descr=""/>
+                    <pic:cNvPr id="4" name="Image4"/>
                     <pic:cNvPicPr>
                       <a:picLocks noChangeAspect="1" noChangeArrowheads="1"/>
                     </pic:cNvPicPr>
@@ -1285,25 +1909,63 @@
           <w:sz w:val="28"/>
           <w:szCs w:val="28"/>
         </w:rPr>
-        <w:t>Програма з зашифрованим паролем</w:t>
-      </w:r>
-    </w:p>
-    <w:p>
-      <w:pPr>
-        <w:pStyle w:val="Normal"/>
-        <w:rPr>
-          <w:rFonts w:ascii="Times New Roman" w:hAnsi="Times New Roman" w:eastAsia="Times New Roman"/>
-          <w:sz w:val="28"/>
-          <w:szCs w:val="28"/>
-        </w:rPr>
-      </w:pPr>
-      <w:r>
-        <w:rPr>
-          <w:rFonts w:eastAsia="Times New Roman" w:ascii="Times New Roman" w:hAnsi="Times New Roman"/>
-          <w:sz w:val="28"/>
-          <w:szCs w:val="28"/>
-        </w:rPr>
-        <w:t xml:space="preserve">Введення правильного паролю </w:t>
+        <w:t xml:space="preserve">Програма </w:t>
+      </w:r>
+      <w:r>
+        <w:rPr>
+          <w:rFonts w:eastAsia="Times New Roman" w:ascii="Times New Roman" w:hAnsi="Times New Roman"/>
+          <w:b/>
+          <w:bCs/>
+          <w:sz w:val="28"/>
+          <w:szCs w:val="28"/>
+        </w:rPr>
+        <w:t xml:space="preserve">з </w:t>
+      </w:r>
+      <w:r>
+        <w:rPr>
+          <w:rFonts w:eastAsia="Times New Roman" w:ascii="Times New Roman" w:hAnsi="Times New Roman"/>
+          <w:b/>
+          <w:bCs/>
+          <w:sz w:val="28"/>
+          <w:szCs w:val="28"/>
+        </w:rPr>
+        <w:t>зашифрованим паролем</w:t>
+      </w:r>
+    </w:p>
+    <w:p>
+      <w:pPr>
+        <w:pStyle w:val="Normal"/>
+        <w:spacing w:before="0" w:after="160"/>
+        <w:jc w:val="left"/>
+        <w:rPr>
+          <w:rFonts w:ascii="Times New Roman" w:hAnsi="Times New Roman" w:eastAsia="Times New Roman"/>
+          <w:sz w:val="28"/>
+          <w:szCs w:val="28"/>
+        </w:rPr>
+      </w:pPr>
+      <w:r>
+        <w:rPr>
+          <w:rFonts w:eastAsia="Times New Roman" w:ascii="Times New Roman" w:hAnsi="Times New Roman"/>
+          <w:sz w:val="28"/>
+          <w:szCs w:val="28"/>
+        </w:rPr>
+        <w:t xml:space="preserve"> </w:t>
+      </w:r>
+      <w:r>
+        <w:rPr>
+          <w:rFonts w:eastAsia="Times New Roman" w:ascii="Times New Roman" w:hAnsi="Times New Roman"/>
+          <w:sz w:val="28"/>
+          <w:szCs w:val="28"/>
+        </w:rPr>
+        <w:t xml:space="preserve">Ввід  </w:t>
+      </w:r>
+      <w:r>
+        <w:rPr>
+          <w:rFonts w:eastAsia="Times New Roman" w:ascii="Times New Roman" w:hAnsi="Times New Roman"/>
+          <w:sz w:val="28"/>
+          <w:szCs w:val="28"/>
+        </w:rPr>
+        <w:t>правильного   паролю:</w:t>
       </w:r>
     </w:p>
     <w:p>
@@ -1322,7 +1984,7 @@
           <wp:inline distT="0" distB="0" distL="0" distR="0">
             <wp:extent cx="5705475" cy="2800350"/>
             <wp:effectExtent l="0" t="0" r="0" b="0"/>
-            <wp:docPr id="5" name="Image5" descr=""/>
+            <wp:docPr id="5" name="Image5"/>
             <wp:cNvGraphicFramePr>
               <a:graphicFrameLocks xmlns:a="http://schemas.openxmlformats.org/drawingml/2006/main" noChangeAspect="1"/>
             </wp:cNvGraphicFramePr>
@@ -1330,7 +1992,7 @@
               <a:graphicData uri="http://schemas.openxmlformats.org/drawingml/2006/picture">
                 <pic:pic xmlns:pic="http://schemas.openxmlformats.org/drawingml/2006/picture">
                   <pic:nvPicPr>
-                    <pic:cNvPr id="5" name="Image5" descr=""/>
+                    <pic:cNvPr id="5" name="Image5"/>
                     <pic:cNvPicPr>
                       <a:picLocks noChangeAspect="1" noChangeArrowheads="1"/>
                     </pic:cNvPicPr>
@@ -1382,7 +2044,24 @@
           <w:sz w:val="28"/>
           <w:szCs w:val="28"/>
         </w:rPr>
-        <w:t>Введення неправильного паролю</w:t>
+        <w:t>Ввід</w:t>
+      </w:r>
+      <w:r>
+        <w:rPr>
+          <w:rFonts w:eastAsia="Times New Roman" w:ascii="Times New Roman" w:hAnsi="Times New Roman"/>
+          <w:sz w:val="28"/>
+          <w:szCs w:val="28"/>
+        </w:rPr>
+        <w:t xml:space="preserve"> неправильного паролю</w:t>
+      </w:r>
+      <w:r>
+        <w:rPr>
+          <w:rFonts w:eastAsia="Times New Roman" w:ascii="Times New Roman" w:hAnsi="Times New Roman"/>
+          <w:sz w:val="28"/>
+          <w:szCs w:val="28"/>
+          <w:lang w:val="en-GB"/>
+        </w:rPr>
+        <w:t>:</w:t>
       </w:r>
     </w:p>
     <w:p>
@@ -1401,7 +2080,7 @@
           <wp:inline distT="0" distB="0" distL="0" distR="0">
             <wp:extent cx="5686425" cy="2705100"/>
             <wp:effectExtent l="0" t="0" r="0" b="0"/>
-            <wp:docPr id="6" name="Image6" descr=""/>
+            <wp:docPr id="6" name="Image6"/>
             <wp:cNvGraphicFramePr>
               <a:graphicFrameLocks xmlns:a="http://schemas.openxmlformats.org/drawingml/2006/main" noChangeAspect="1"/>
             </wp:cNvGraphicFramePr>
@@ -1409,7 +2088,7 @@
               <a:graphicData uri="http://schemas.openxmlformats.org/drawingml/2006/picture">
                 <pic:pic xmlns:pic="http://schemas.openxmlformats.org/drawingml/2006/picture">
                   <pic:nvPicPr>
-                    <pic:cNvPr id="6" name="Image6" descr=""/>
+                    <pic:cNvPr id="6" name="Image6"/>
                     <pic:cNvPicPr>
                       <a:picLocks noChangeAspect="1" noChangeArrowheads="1"/>
                     </pic:cNvPicPr>
@@ -1436,6 +2115,15 @@
           </wp:inline>
         </w:drawing>
       </w:r>
+      <w:r>
+        <w:rPr>
+          <w:rFonts w:eastAsia="Times New Roman" w:ascii="Times New Roman" w:hAnsi="Times New Roman"/>
+          <w:sz w:val="28"/>
+          <w:szCs w:val="28"/>
+          <w:lang w:val="en-GB"/>
+        </w:rPr>
+        <w:t>.</w:t>
+      </w:r>
     </w:p>
     <w:p>
       <w:pPr>
@@ -1568,7 +2256,15 @@
           <w:sz w:val="28"/>
           <w:szCs w:val="28"/>
         </w:rPr>
-        <w:t>Введення частини правильного паролю</w:t>
+        <w:t>Ввід</w:t>
+      </w:r>
+      <w:r>
+        <w:rPr>
+          <w:rFonts w:eastAsia="Times New Roman" w:ascii="Times New Roman" w:hAnsi="Times New Roman"/>
+          <w:sz w:val="28"/>
+          <w:szCs w:val="28"/>
+        </w:rPr>
+        <w:t xml:space="preserve"> частини       правильного паролю:</w:t>
       </w:r>
     </w:p>
     <w:p>
@@ -1587,7 +2283,7 @@
           <wp:inline distT="0" distB="0" distL="0" distR="0">
             <wp:extent cx="5731510" cy="2603500"/>
             <wp:effectExtent l="0" t="0" r="0" b="0"/>
-            <wp:docPr id="7" name="Image7" descr=""/>
+            <wp:docPr id="7" name="Image7"/>
             <wp:cNvGraphicFramePr>
               <a:graphicFrameLocks xmlns:a="http://schemas.openxmlformats.org/drawingml/2006/main" noChangeAspect="1"/>
             </wp:cNvGraphicFramePr>
@@ -1595,7 +2291,7 @@
               <a:graphicData uri="http://schemas.openxmlformats.org/drawingml/2006/picture">
                 <pic:pic xmlns:pic="http://schemas.openxmlformats.org/drawingml/2006/picture">
                   <pic:nvPicPr>
-                    <pic:cNvPr id="7" name="Image7" descr=""/>
+                    <pic:cNvPr id="7" name="Image7"/>
                     <pic:cNvPicPr>
                       <a:picLocks noChangeAspect="1" noChangeArrowheads="1"/>
                     </pic:cNvPicPr>
@@ -1639,7 +2335,33 @@
           <w:sz w:val="28"/>
           <w:szCs w:val="28"/>
         </w:rPr>
-        <w:t>Введення паролю із зайвими літерами</w:t>
+        <w:t>Ввід</w:t>
+      </w:r>
+      <w:r>
+        <w:rPr>
+          <w:rFonts w:eastAsia="Times New Roman" w:ascii="Times New Roman" w:hAnsi="Times New Roman"/>
+          <w:sz w:val="28"/>
+          <w:szCs w:val="28"/>
+        </w:rPr>
+        <w:t xml:space="preserve">     паролю із    зайвими літерами</w:t>
+      </w:r>
+      <w:r>
+        <w:rPr>
+          <w:rFonts w:eastAsia="Times New Roman" w:ascii="Times New Roman" w:hAnsi="Times New Roman"/>
+          <w:sz w:val="28"/>
+          <w:szCs w:val="28"/>
+          <w:lang w:val="en-GB"/>
+        </w:rPr>
+        <w:t xml:space="preserve"> </w:t>
+      </w:r>
+      <w:r>
+        <w:rPr>
+          <w:rFonts w:eastAsia="Times New Roman" w:ascii="Times New Roman" w:hAnsi="Times New Roman"/>
+          <w:sz w:val="28"/>
+          <w:szCs w:val="28"/>
+          <w:lang w:val="en-GB"/>
+        </w:rPr>
+        <w:t xml:space="preserve">:  </w:t>
       </w:r>
     </w:p>
     <w:p>
@@ -1657,7 +2379,7 @@
           <wp:inline distT="0" distB="0" distL="0" distR="0">
             <wp:extent cx="5676900" cy="2657475"/>
             <wp:effectExtent l="0" t="0" r="0" b="0"/>
-            <wp:docPr id="8" name="Image8" descr=""/>
+            <wp:docPr id="8" name="Image8"/>
             <wp:cNvGraphicFramePr>
               <a:graphicFrameLocks xmlns:a="http://schemas.openxmlformats.org/drawingml/2006/main" noChangeAspect="1"/>
             </wp:cNvGraphicFramePr>
@@ -1665,7 +2387,7 @@
               <a:graphicData uri="http://schemas.openxmlformats.org/drawingml/2006/picture">
                 <pic:pic xmlns:pic="http://schemas.openxmlformats.org/drawingml/2006/picture">
                   <pic:nvPicPr>
-                    <pic:cNvPr id="8" name="Image8" descr=""/>
+                    <pic:cNvPr id="8" name="Image8"/>
                     <pic:cNvPicPr>
                       <a:picLocks noChangeAspect="1" noChangeArrowheads="1"/>
                     </pic:cNvPicPr>
@@ -1741,341 +2463,710 @@
     <w:p>
       <w:pPr>
         <w:pStyle w:val="Normal"/>
-        <w:spacing w:before="0" w:after="160"/>
-        <w:rPr>
-          <w:rFonts w:ascii="Times New Roman" w:hAnsi="Times New Roman" w:eastAsia="Times New Roman"/>
-          <w:sz w:val="28"/>
-          <w:szCs w:val="28"/>
-        </w:rPr>
-      </w:pPr>
-      <w:r>
-        <w:rPr>
-          <w:rFonts w:eastAsia="Times New Roman" w:ascii="Times New Roman" w:hAnsi="Times New Roman"/>
-          <w:sz w:val="28"/>
-          <w:szCs w:val="28"/>
-          <w:lang w:val="ru-RU"/>
-        </w:rPr>
-        <w:t>5-6</w:t>
-      </w:r>
-      <w:r>
-        <w:rPr>
-          <w:rFonts w:eastAsia="Times New Roman" w:ascii="Times New Roman" w:hAnsi="Times New Roman"/>
-          <w:sz w:val="28"/>
-          <w:szCs w:val="28"/>
-        </w:rPr>
-        <w:t>. Отриманий виконавчий файл дослідити за допомогою програми HEX-редактора WinHex.</w:t>
-        <w:br/>
-        <w:t xml:space="preserve">На скріншоте перших 25 рядків вмісту файлу обвести кольоровим олівцем або фломастером області MS-DOS заголовка (DOS_HEADER), PE заголовка (PE_HEADER) і таблиці секцій (SECTION_HEADERS). Скріншот привести в звіті по лабораторній роботі. </w:t>
-      </w:r>
-    </w:p>
-    <w:p>
-      <w:pPr>
-        <w:pStyle w:val="Normal"/>
-        <w:rPr>
-          <w:rFonts w:ascii="Times New Roman" w:hAnsi="Times New Roman" w:eastAsia="Times New Roman"/>
-          <w:sz w:val="28"/>
-          <w:szCs w:val="28"/>
-        </w:rPr>
-      </w:pPr>
-      <w:r>
-        <w:rPr>
-          <w:rFonts w:eastAsia="Times New Roman" w:ascii="Times New Roman" w:hAnsi="Times New Roman"/>
-          <w:sz w:val="28"/>
-          <w:szCs w:val="28"/>
-        </w:rPr>
-        <w:t xml:space="preserve">З самого верху на скріншоті виділено DOS_HEADER </w:t>
-      </w:r>
-      <w:r>
-        <w:rPr>
-          <w:rFonts w:eastAsia="Times New Roman" w:ascii="Times New Roman" w:hAnsi="Times New Roman"/>
-          <w:color w:val="FF0000"/>
-          <w:sz w:val="28"/>
-          <w:szCs w:val="28"/>
-        </w:rPr>
-        <w:t>червоним</w:t>
-      </w:r>
-      <w:r>
-        <w:rPr>
-          <w:rFonts w:eastAsia="Times New Roman" w:ascii="Times New Roman" w:hAnsi="Times New Roman"/>
-          <w:sz w:val="28"/>
-          <w:szCs w:val="28"/>
-        </w:rPr>
-        <w:t xml:space="preserve"> </w:t>
-      </w:r>
-      <w:r>
-        <w:rPr>
-          <w:rFonts w:eastAsia="Times New Roman" w:ascii="Times New Roman" w:hAnsi="Times New Roman"/>
-          <w:color w:val="FF0000"/>
-          <w:sz w:val="28"/>
-          <w:szCs w:val="28"/>
-        </w:rPr>
-        <w:t>кольором</w:t>
-      </w:r>
-      <w:r>
-        <w:rPr>
-          <w:rFonts w:eastAsia="Times New Roman" w:ascii="Times New Roman" w:hAnsi="Times New Roman"/>
-          <w:sz w:val="28"/>
-          <w:szCs w:val="28"/>
-        </w:rPr>
-        <w:t xml:space="preserve">, він займає 64 байти, також по зсуву </w:t>
-      </w:r>
+        <w:rPr>
+          <w:rFonts w:ascii="Times New Roman" w:hAnsi="Times New Roman" w:eastAsia="Times New Roman"/>
+          <w:sz w:val="28"/>
+          <w:szCs w:val="28"/>
+          <w:lang w:val="ru-RU"/>
+        </w:rPr>
+      </w:pPr>
+      <w:r>
+        <w:rPr>
+          <w:rFonts w:eastAsia="Times New Roman" w:ascii="Times New Roman" w:hAnsi="Times New Roman"/>
+          <w:sz w:val="28"/>
+          <w:szCs w:val="28"/>
+          <w:lang w:val="ru-RU"/>
+        </w:rPr>
+        <w:t>5. Отриманий виконавчий файл дослідити за допомогою програми HEX-</w:t>
+      </w:r>
+    </w:p>
+    <w:p>
+      <w:pPr>
+        <w:pStyle w:val="Normal"/>
+        <w:rPr>
+          <w:rFonts w:ascii="Times New Roman" w:hAnsi="Times New Roman" w:eastAsia="Times New Roman"/>
+          <w:sz w:val="28"/>
+          <w:szCs w:val="28"/>
+          <w:lang w:val="ru-RU"/>
+        </w:rPr>
+      </w:pPr>
+      <w:r>
+        <w:rPr>
+          <w:rFonts w:eastAsia="Times New Roman" w:ascii="Times New Roman" w:hAnsi="Times New Roman"/>
+          <w:sz w:val="28"/>
+          <w:szCs w:val="28"/>
+          <w:lang w:val="ru-RU"/>
+        </w:rPr>
+        <w:t>редактора HIEW32 (https://uk.wikipedia.org/wiki/Hiew)[3] або WinHex</w:t>
+      </w:r>
+    </w:p>
+    <w:p>
+      <w:pPr>
+        <w:pStyle w:val="Normal"/>
+        <w:rPr>
+          <w:rFonts w:ascii="Times New Roman" w:hAnsi="Times New Roman" w:eastAsia="Times New Roman"/>
+          <w:sz w:val="28"/>
+          <w:szCs w:val="28"/>
+          <w:lang w:val="ru-RU"/>
+        </w:rPr>
+      </w:pPr>
+      <w:r>
+        <w:rPr>
+          <w:rFonts w:eastAsia="Times New Roman" w:ascii="Times New Roman" w:hAnsi="Times New Roman"/>
+          <w:sz w:val="28"/>
+          <w:szCs w:val="28"/>
+          <w:lang w:val="ru-RU"/>
+        </w:rPr>
+      </w:r>
+    </w:p>
+    <w:p>
+      <w:pPr>
+        <w:pStyle w:val="Normal"/>
+        <w:rPr>
+          <w:rFonts w:ascii="Times New Roman" w:hAnsi="Times New Roman" w:eastAsia="Times New Roman"/>
+          <w:sz w:val="28"/>
+          <w:szCs w:val="28"/>
+          <w:lang w:val="ru-RU"/>
+        </w:rPr>
+      </w:pPr>
+      <w:r>
+        <w:rPr>
+          <w:rFonts w:eastAsia="Times New Roman" w:ascii="Times New Roman" w:hAnsi="Times New Roman"/>
+          <w:sz w:val="28"/>
+          <w:szCs w:val="28"/>
+          <w:lang w:val="ru-RU"/>
+        </w:rPr>
+        <w:t>(https://www.x-ways.net/winhex/) [4].</w:t>
+      </w:r>
+    </w:p>
+    <w:p>
+      <w:pPr>
+        <w:pStyle w:val="Normal"/>
+        <w:rPr>
+          <w:rFonts w:ascii="Times New Roman" w:hAnsi="Times New Roman" w:eastAsia="Times New Roman"/>
+          <w:sz w:val="28"/>
+          <w:szCs w:val="28"/>
+          <w:lang w:val="ru-RU"/>
+        </w:rPr>
+      </w:pPr>
+      <w:r>
+        <w:rPr>
+          <w:rFonts w:eastAsia="Times New Roman" w:ascii="Times New Roman" w:hAnsi="Times New Roman"/>
+          <w:sz w:val="28"/>
+          <w:szCs w:val="28"/>
+          <w:lang w:val="ru-RU"/>
+        </w:rPr>
+        <w:t>6. На скріншоте перших 25 рядків вмісту файлу обвести кольоровим</w:t>
+      </w:r>
+    </w:p>
+    <w:p>
+      <w:pPr>
+        <w:pStyle w:val="Normal"/>
+        <w:rPr>
+          <w:rFonts w:ascii="Times New Roman" w:hAnsi="Times New Roman" w:eastAsia="Times New Roman"/>
+          <w:sz w:val="28"/>
+          <w:szCs w:val="28"/>
+          <w:lang w:val="ru-RU"/>
+        </w:rPr>
+      </w:pPr>
+      <w:r>
+        <w:rPr>
+          <w:rFonts w:eastAsia="Times New Roman" w:ascii="Times New Roman" w:hAnsi="Times New Roman"/>
+          <w:sz w:val="28"/>
+          <w:szCs w:val="28"/>
+          <w:lang w:val="ru-RU"/>
+        </w:rPr>
+        <w:t>олівцем або фломастером області MS-DOS заголовка (DOS_HEADER), PE</w:t>
+      </w:r>
+    </w:p>
+    <w:p>
+      <w:pPr>
+        <w:pStyle w:val="Normal"/>
+        <w:rPr>
+          <w:rFonts w:ascii="Times New Roman" w:hAnsi="Times New Roman" w:eastAsia="Times New Roman"/>
+          <w:sz w:val="28"/>
+          <w:szCs w:val="28"/>
+          <w:lang w:val="ru-RU"/>
+        </w:rPr>
+      </w:pPr>
+      <w:r>
+        <w:rPr>
+          <w:rFonts w:eastAsia="Times New Roman" w:ascii="Times New Roman" w:hAnsi="Times New Roman"/>
+          <w:sz w:val="28"/>
+          <w:szCs w:val="28"/>
+          <w:lang w:val="ru-RU"/>
+        </w:rPr>
+        <w:t>заголовка (PE_HEADER) і таблиці секцій (SECTION_HEADERS). Скріншот</w:t>
+      </w:r>
+    </w:p>
+    <w:p>
+      <w:pPr>
+        <w:pStyle w:val="Normal"/>
+        <w:rPr>
+          <w:rFonts w:ascii="Times New Roman" w:hAnsi="Times New Roman" w:eastAsia="Times New Roman"/>
+          <w:sz w:val="28"/>
+          <w:szCs w:val="28"/>
+          <w:lang w:val="ru-RU"/>
+        </w:rPr>
+      </w:pPr>
+      <w:r>
+        <w:rPr>
+          <w:rFonts w:eastAsia="Times New Roman" w:ascii="Times New Roman" w:hAnsi="Times New Roman"/>
+          <w:sz w:val="28"/>
+          <w:szCs w:val="28"/>
+          <w:lang w:val="ru-RU"/>
+        </w:rPr>
+        <w:t>привести в звіті по лабораторній роботі.</w:t>
+      </w:r>
+    </w:p>
+    <w:p>
+      <w:pPr>
+        <w:pStyle w:val="BodyText"/>
+        <w:rPr>
+          <w:rFonts w:ascii="Times New Roman" w:hAnsi="Times New Roman" w:eastAsia="Times New Roman"/>
+          <w:sz w:val="28"/>
+          <w:szCs w:val="28"/>
+        </w:rPr>
+      </w:pPr>
       <w:r>
         <w:rPr>
           <w:rFonts w:eastAsia="Times New Roman" w:ascii="Times New Roman" w:hAnsi="Times New Roman"/>
           <w:b/>
-          <w:bCs/>
-          <w:sz w:val="28"/>
-          <w:szCs w:val="28"/>
-        </w:rPr>
-        <w:t>0</w:t>
-      </w:r>
-      <w:r>
-        <w:rPr>
-          <w:rFonts w:eastAsia="Times New Roman" w:ascii="Times New Roman" w:hAnsi="Times New Roman"/>
+          <w:sz w:val="28"/>
+          <w:szCs w:val="28"/>
+        </w:rPr>
+        <w:t xml:space="preserve">Заголовок DOS: Займає область від </w:t>
+      </w:r>
+      <w:r>
+        <w:rPr>
+          <w:rStyle w:val="SourceText"/>
+          <w:rFonts w:ascii="Times New Roman" w:hAnsi="Times New Roman"/>
           <w:b/>
-          <w:bCs/>
-          <w:sz w:val="28"/>
-          <w:szCs w:val="28"/>
-          <w:lang w:val="en-US"/>
-        </w:rPr>
-        <w:t>x48C</w:t>
+          <w:sz w:val="28"/>
+          <w:szCs w:val="28"/>
+        </w:rPr>
+        <w:t>00000000</w:t>
       </w:r>
       <w:r>
         <w:rPr>
           <w:rFonts w:eastAsia="Times New Roman" w:ascii="Times New Roman" w:hAnsi="Times New Roman"/>
           <w:b/>
-          <w:bCs/>
-          <w:sz w:val="28"/>
-          <w:szCs w:val="28"/>
-        </w:rPr>
-        <w:t xml:space="preserve"> </w:t>
-      </w:r>
-      <w:r>
-        <w:rPr>
-          <w:rFonts w:eastAsia="Times New Roman" w:ascii="Times New Roman" w:hAnsi="Times New Roman"/>
-          <w:sz w:val="28"/>
-          <w:szCs w:val="28"/>
-        </w:rPr>
-        <w:t xml:space="preserve">було знайдено зсув від початку файлу до заголовка </w:t>
-      </w:r>
-      <w:r>
-        <w:rPr>
-          <w:rFonts w:eastAsia="Times New Roman" w:ascii="Times New Roman" w:hAnsi="Times New Roman"/>
-          <w:sz w:val="28"/>
-          <w:szCs w:val="28"/>
-          <w:lang w:val="en-GB"/>
-        </w:rPr>
-        <w:t>PE</w:t>
-      </w:r>
-      <w:r>
-        <w:rPr>
-          <w:rFonts w:eastAsia="Times New Roman" w:ascii="Times New Roman" w:hAnsi="Times New Roman"/>
-          <w:sz w:val="28"/>
-          <w:szCs w:val="28"/>
-        </w:rPr>
-        <w:t>, виділено</w:t>
-      </w:r>
-      <w:r>
-        <w:rPr>
-          <w:rFonts w:eastAsia="Times New Roman" w:ascii="Times New Roman" w:hAnsi="Times New Roman"/>
-          <w:color w:themeColor="background1" w:themeShade="80" w:val="808080"/>
-          <w:sz w:val="28"/>
-          <w:szCs w:val="28"/>
-        </w:rPr>
-        <w:t xml:space="preserve"> сірим </w:t>
-      </w:r>
-      <w:r>
-        <w:rPr>
-          <w:rFonts w:eastAsia="Times New Roman" w:ascii="Times New Roman" w:hAnsi="Times New Roman"/>
-          <w:sz w:val="28"/>
-          <w:szCs w:val="28"/>
-        </w:rPr>
-        <w:t>кольором.</w:t>
-      </w:r>
-    </w:p>
-    <w:p>
-      <w:pPr>
-        <w:pStyle w:val="Normal"/>
-        <w:rPr>
-          <w:rFonts w:ascii="Times New Roman" w:hAnsi="Times New Roman" w:eastAsia="Times New Roman"/>
-          <w:sz w:val="28"/>
-          <w:szCs w:val="28"/>
-        </w:rPr>
-      </w:pPr>
-      <w:r>
-        <w:rPr>
-          <w:rFonts w:eastAsia="Times New Roman" w:ascii="Times New Roman" w:hAnsi="Times New Roman"/>
-          <w:sz w:val="28"/>
-          <w:szCs w:val="28"/>
-        </w:rPr>
-        <w:t xml:space="preserve">Наступним </w:t>
-      </w:r>
-      <w:r>
-        <w:rPr>
-          <w:rFonts w:eastAsia="Times New Roman" w:ascii="Times New Roman" w:hAnsi="Times New Roman"/>
-          <w:color w:val="00B050"/>
-          <w:sz w:val="28"/>
-          <w:szCs w:val="28"/>
-        </w:rPr>
-        <w:t>зеленим</w:t>
-      </w:r>
-      <w:r>
-        <w:rPr>
-          <w:rFonts w:eastAsia="Times New Roman" w:ascii="Times New Roman" w:hAnsi="Times New Roman"/>
-          <w:sz w:val="28"/>
-          <w:szCs w:val="28"/>
-        </w:rPr>
-        <w:t xml:space="preserve"> </w:t>
-      </w:r>
-      <w:r>
-        <w:rPr>
-          <w:rFonts w:eastAsia="Times New Roman" w:ascii="Times New Roman" w:hAnsi="Times New Roman"/>
-          <w:color w:val="00B050"/>
-          <w:sz w:val="28"/>
-          <w:szCs w:val="28"/>
-        </w:rPr>
-        <w:t>кольором</w:t>
-      </w:r>
-      <w:r>
-        <w:rPr>
-          <w:rFonts w:eastAsia="Times New Roman" w:ascii="Times New Roman" w:hAnsi="Times New Roman"/>
-          <w:sz w:val="28"/>
-          <w:szCs w:val="28"/>
-        </w:rPr>
-        <w:t xml:space="preserve"> виділений заголовок PE (PE_HEADER), який починається з 4-байтовою сигнатури (виділено </w:t>
-      </w:r>
-      <w:r>
-        <w:rPr>
-          <w:rFonts w:eastAsia="Times New Roman" w:ascii="Times New Roman" w:hAnsi="Times New Roman"/>
+          <w:sz w:val="28"/>
+          <w:szCs w:val="28"/>
+        </w:rPr>
+        <w:t xml:space="preserve"> до </w:t>
+      </w:r>
+      <w:r>
+        <w:rPr>
+          <w:rStyle w:val="SourceText"/>
+          <w:rFonts w:ascii="Times New Roman" w:hAnsi="Times New Roman"/>
+          <w:b/>
+          <w:sz w:val="28"/>
+          <w:szCs w:val="28"/>
+        </w:rPr>
+        <w:t>0000003F</w:t>
+      </w:r>
+      <w:r>
+        <w:rPr>
+          <w:rFonts w:eastAsia="Times New Roman" w:ascii="Times New Roman" w:hAnsi="Times New Roman"/>
+          <w:b/>
+          <w:sz w:val="28"/>
+          <w:szCs w:val="28"/>
+        </w:rPr>
+        <w:t xml:space="preserve"> (перші 64 байти). У звіті позначено </w:t>
+      </w:r>
+      <w:r>
+        <w:rPr>
+          <w:rFonts w:eastAsia="Times New Roman" w:ascii="Times New Roman" w:hAnsi="Times New Roman"/>
+          <w:b/>
+          <w:color w:val="481D32"/>
+          <w:sz w:val="28"/>
+          <w:szCs w:val="28"/>
+        </w:rPr>
+        <w:t>Кольором індиго</w:t>
+      </w:r>
+      <w:r>
+        <w:rPr>
+          <w:rFonts w:eastAsia="Times New Roman" w:ascii="Times New Roman" w:hAnsi="Times New Roman"/>
+          <w:b/>
+          <w:sz w:val="28"/>
+          <w:szCs w:val="28"/>
+        </w:rPr>
+        <w:t>.</w:t>
+      </w:r>
+    </w:p>
+    <w:p>
+      <w:pPr>
+        <w:pStyle w:val="BodyText"/>
+        <w:numPr>
+          <w:ilvl w:val="0"/>
+          <w:numId w:val="1"/>
+        </w:numPr>
+        <w:tabs>
+          <w:tab w:val="clear" w:pos="708"/>
+          <w:tab w:val="left" w:pos="0" w:leader="none"/>
+        </w:tabs>
+        <w:ind w:hanging="283" w:left="720"/>
+        <w:rPr>
+          <w:rFonts w:ascii="Times New Roman" w:hAnsi="Times New Roman" w:eastAsia="Times New Roman"/>
+          <w:b/>
+          <w:sz w:val="28"/>
+          <w:szCs w:val="28"/>
+        </w:rPr>
+      </w:pPr>
+      <w:r>
+        <w:rPr>
+          <w:rFonts w:eastAsia="Times New Roman" w:ascii="Times New Roman" w:hAnsi="Times New Roman"/>
+          <w:b/>
+          <w:sz w:val="28"/>
+          <w:szCs w:val="28"/>
+        </w:rPr>
+        <w:t xml:space="preserve">Адреса PE-заголовка: Знаходиться в самому кінці третього рядка (адреса </w:t>
+      </w:r>
+      <w:r>
+        <w:rPr>
+          <w:rStyle w:val="SourceText"/>
+          <w:rFonts w:ascii="Times New Roman" w:hAnsi="Times New Roman"/>
+          <w:b/>
+          <w:sz w:val="28"/>
+          <w:szCs w:val="28"/>
+        </w:rPr>
+        <w:t>0x3C</w:t>
+      </w:r>
+      <w:r>
+        <w:rPr>
+          <w:rFonts w:eastAsia="Times New Roman" w:ascii="Times New Roman" w:hAnsi="Times New Roman"/>
+          <w:b/>
+          <w:sz w:val="28"/>
+          <w:szCs w:val="28"/>
+        </w:rPr>
+        <w:t xml:space="preserve">). Виділено </w:t>
+      </w:r>
+      <w:r>
+        <w:rPr>
+          <w:rFonts w:eastAsia="Times New Roman" w:ascii="Times New Roman" w:hAnsi="Times New Roman"/>
+          <w:b/>
+          <w:color w:val="342A06"/>
+          <w:sz w:val="28"/>
+          <w:szCs w:val="28"/>
+        </w:rPr>
+        <w:t>КОРИЧНЕВИМ</w:t>
+      </w:r>
+      <w:r>
+        <w:rPr>
+          <w:rFonts w:eastAsia="Times New Roman" w:ascii="Times New Roman" w:hAnsi="Times New Roman"/>
+          <w:b/>
+          <w:sz w:val="28"/>
+          <w:szCs w:val="28"/>
+        </w:rPr>
+        <w:t>.</w:t>
+      </w:r>
+    </w:p>
+    <w:p>
+      <w:pPr>
+        <w:pStyle w:val="BodyText"/>
+        <w:numPr>
+          <w:ilvl w:val="0"/>
+          <w:numId w:val="2"/>
+        </w:numPr>
+        <w:tabs>
+          <w:tab w:val="clear" w:pos="708"/>
+          <w:tab w:val="left" w:pos="0" w:leader="none"/>
+        </w:tabs>
+        <w:ind w:hanging="283" w:left="720"/>
+        <w:rPr>
+          <w:rFonts w:ascii="Times New Roman" w:hAnsi="Times New Roman" w:eastAsia="Times New Roman"/>
+          <w:b/>
+          <w:sz w:val="28"/>
+          <w:szCs w:val="28"/>
+        </w:rPr>
+      </w:pPr>
+      <w:r>
+        <w:rPr>
+          <w:rFonts w:eastAsia="Times New Roman" w:ascii="Times New Roman" w:hAnsi="Times New Roman"/>
+          <w:b/>
+          <w:sz w:val="28"/>
+          <w:szCs w:val="28"/>
+        </w:rPr>
+        <w:t xml:space="preserve">Сигнатура "PE": 4 байти за адресою </w:t>
+      </w:r>
+      <w:r>
+        <w:rPr>
+          <w:rStyle w:val="SourceText"/>
+          <w:rFonts w:ascii="Times New Roman" w:hAnsi="Times New Roman"/>
+          <w:b/>
+          <w:sz w:val="28"/>
+          <w:szCs w:val="28"/>
+        </w:rPr>
+        <w:t>0x000000C0</w:t>
+      </w:r>
+      <w:r>
+        <w:rPr>
+          <w:rFonts w:eastAsia="Times New Roman" w:ascii="Times New Roman" w:hAnsi="Times New Roman"/>
+          <w:b/>
+          <w:sz w:val="28"/>
+          <w:szCs w:val="28"/>
+        </w:rPr>
+        <w:t xml:space="preserve"> (байти </w:t>
+      </w:r>
+      <w:r>
+        <w:rPr>
+          <w:rStyle w:val="SourceText"/>
+          <w:rFonts w:ascii="Times New Roman" w:hAnsi="Times New Roman"/>
+          <w:b/>
+          <w:sz w:val="28"/>
+          <w:szCs w:val="28"/>
+        </w:rPr>
+        <w:t>50 45 00 00</w:t>
+      </w:r>
+      <w:r>
+        <w:rPr>
+          <w:rFonts w:eastAsia="Times New Roman" w:ascii="Times New Roman" w:hAnsi="Times New Roman"/>
+          <w:b/>
+          <w:sz w:val="28"/>
+          <w:szCs w:val="28"/>
+        </w:rPr>
+        <w:t xml:space="preserve">). Виділено </w:t>
+      </w:r>
+      <w:r>
+        <w:rPr>
+          <w:rFonts w:eastAsia="Times New Roman" w:ascii="Times New Roman" w:hAnsi="Times New Roman"/>
+          <w:b/>
+          <w:color w:val="81D41A"/>
+          <w:sz w:val="28"/>
+          <w:szCs w:val="28"/>
+        </w:rPr>
+        <w:t>ЛАЙМОВИМ</w:t>
+      </w:r>
+      <w:r>
+        <w:rPr>
+          <w:rFonts w:eastAsia="Times New Roman" w:ascii="Times New Roman" w:hAnsi="Times New Roman"/>
+          <w:b/>
+          <w:sz w:val="28"/>
+          <w:szCs w:val="28"/>
+        </w:rPr>
+        <w:t>.</w:t>
+      </w:r>
+    </w:p>
+    <w:p>
+      <w:pPr>
+        <w:pStyle w:val="BodyText"/>
+        <w:numPr>
+          <w:ilvl w:val="0"/>
+          <w:numId w:val="3"/>
+        </w:numPr>
+        <w:tabs>
+          <w:tab w:val="clear" w:pos="708"/>
+          <w:tab w:val="left" w:pos="0" w:leader="none"/>
+        </w:tabs>
+        <w:ind w:hanging="283" w:left="720"/>
+        <w:rPr>
+          <w:rFonts w:ascii="Times New Roman" w:hAnsi="Times New Roman" w:eastAsia="Times New Roman"/>
+          <w:b/>
+          <w:sz w:val="28"/>
+          <w:szCs w:val="28"/>
+        </w:rPr>
+      </w:pPr>
+      <w:r>
+        <w:rPr>
+          <w:rFonts w:eastAsia="Times New Roman" w:ascii="Times New Roman" w:hAnsi="Times New Roman"/>
+          <w:b/>
+          <w:sz w:val="28"/>
+          <w:szCs w:val="28"/>
+        </w:rPr>
+        <w:t xml:space="preserve">IMAGE_FILE_HEADER: Блок із 20 байтів, що йде одразу після сигнатури PE. Починається з рядка </w:t>
+      </w:r>
+      <w:r>
+        <w:rPr>
+          <w:rStyle w:val="SourceText"/>
+          <w:rFonts w:ascii="Times New Roman" w:hAnsi="Times New Roman"/>
+          <w:b/>
+          <w:sz w:val="28"/>
+          <w:szCs w:val="28"/>
+        </w:rPr>
+        <w:t>000000C4</w:t>
+      </w:r>
+      <w:r>
+        <w:rPr>
+          <w:rFonts w:eastAsia="Times New Roman" w:ascii="Times New Roman" w:hAnsi="Times New Roman"/>
+          <w:b/>
+          <w:sz w:val="28"/>
+          <w:szCs w:val="28"/>
+        </w:rPr>
+        <w:t xml:space="preserve"> і закінчується на </w:t>
+      </w:r>
+      <w:r>
+        <w:rPr>
+          <w:rStyle w:val="SourceText"/>
+          <w:rFonts w:ascii="Times New Roman" w:hAnsi="Times New Roman"/>
+          <w:b/>
+          <w:sz w:val="28"/>
+          <w:szCs w:val="28"/>
+        </w:rPr>
+        <w:t>000000D7</w:t>
+      </w:r>
+      <w:r>
+        <w:rPr>
+          <w:rFonts w:eastAsia="Times New Roman" w:ascii="Times New Roman" w:hAnsi="Times New Roman"/>
+          <w:b/>
+          <w:sz w:val="28"/>
+          <w:szCs w:val="28"/>
+        </w:rPr>
+        <w:t xml:space="preserve">. Позначено </w:t>
+      </w:r>
+      <w:r>
+        <w:rPr>
+          <w:rFonts w:eastAsia="Times New Roman" w:ascii="Times New Roman" w:hAnsi="Times New Roman"/>
+          <w:b/>
+          <w:color w:val="666666"/>
+          <w:sz w:val="28"/>
+          <w:szCs w:val="28"/>
+        </w:rPr>
+        <w:t>СІРИМ</w:t>
+      </w:r>
+      <w:r>
+        <w:rPr>
+          <w:rFonts w:eastAsia="Times New Roman" w:ascii="Times New Roman" w:hAnsi="Times New Roman"/>
+          <w:b/>
+          <w:sz w:val="28"/>
+          <w:szCs w:val="28"/>
+        </w:rPr>
+        <w:t>.</w:t>
+      </w:r>
+    </w:p>
+    <w:p>
+      <w:pPr>
+        <w:pStyle w:val="BodyText"/>
+        <w:numPr>
+          <w:ilvl w:val="0"/>
+          <w:numId w:val="4"/>
+        </w:numPr>
+        <w:tabs>
+          <w:tab w:val="clear" w:pos="708"/>
+          <w:tab w:val="left" w:pos="0" w:leader="none"/>
+        </w:tabs>
+        <w:ind w:hanging="283" w:left="709"/>
+        <w:rPr>
+          <w:rFonts w:ascii="Times New Roman" w:hAnsi="Times New Roman" w:eastAsia="Times New Roman"/>
+          <w:b/>
+          <w:sz w:val="28"/>
+          <w:szCs w:val="28"/>
+        </w:rPr>
+      </w:pPr>
+      <w:r>
+        <w:rPr>
+          <w:rFonts w:eastAsia="Times New Roman" w:ascii="Times New Roman" w:hAnsi="Times New Roman"/>
+          <w:b/>
+          <w:sz w:val="28"/>
+          <w:szCs w:val="28"/>
+        </w:rPr>
+        <w:t xml:space="preserve">Кількість секцій: Перші два байти сірого блоку (адреса </w:t>
+      </w:r>
+      <w:r>
+        <w:rPr>
+          <w:rStyle w:val="SourceText"/>
+          <w:rFonts w:ascii="Times New Roman" w:hAnsi="Times New Roman"/>
+          <w:b/>
+          <w:sz w:val="28"/>
+          <w:szCs w:val="28"/>
+        </w:rPr>
+        <w:t>0xC4</w:t>
+      </w:r>
+      <w:r>
+        <w:rPr>
+          <w:rFonts w:eastAsia="Times New Roman" w:ascii="Times New Roman" w:hAnsi="Times New Roman"/>
+          <w:b/>
+          <w:sz w:val="28"/>
+          <w:szCs w:val="28"/>
+        </w:rPr>
+        <w:t xml:space="preserve">, значення </w:t>
+      </w:r>
+      <w:r>
+        <w:rPr>
+          <w:rStyle w:val="SourceText"/>
+          <w:rFonts w:ascii="Times New Roman" w:hAnsi="Times New Roman"/>
+          <w:b/>
+          <w:sz w:val="28"/>
+          <w:szCs w:val="28"/>
+        </w:rPr>
+        <w:t>03 00</w:t>
+      </w:r>
+      <w:r>
+        <w:rPr>
+          <w:rFonts w:eastAsia="Times New Roman" w:ascii="Times New Roman" w:hAnsi="Times New Roman"/>
+          <w:b/>
+          <w:sz w:val="28"/>
+          <w:szCs w:val="28"/>
+        </w:rPr>
+        <w:t xml:space="preserve">). Обведено </w:t>
+      </w:r>
+      <w:r>
+        <w:rPr>
+          <w:rFonts w:eastAsia="Times New Roman" w:ascii="Times New Roman" w:hAnsi="Times New Roman"/>
+          <w:b/>
+          <w:color w:val="FF00A3"/>
+          <w:sz w:val="28"/>
+          <w:szCs w:val="28"/>
+        </w:rPr>
+        <w:t>РОЖЕВИМ</w:t>
+      </w:r>
+      <w:r>
+        <w:rPr>
+          <w:rFonts w:eastAsia="Times New Roman" w:ascii="Times New Roman" w:hAnsi="Times New Roman"/>
+          <w:b/>
+          <w:sz w:val="28"/>
+          <w:szCs w:val="28"/>
+        </w:rPr>
+        <w:t>.</w:t>
+      </w:r>
+    </w:p>
+    <w:p>
+      <w:pPr>
+        <w:pStyle w:val="BodyText"/>
+        <w:numPr>
+          <w:ilvl w:val="0"/>
+          <w:numId w:val="4"/>
+        </w:numPr>
+        <w:tabs>
+          <w:tab w:val="clear" w:pos="708"/>
+          <w:tab w:val="left" w:pos="0" w:leader="none"/>
+        </w:tabs>
+        <w:ind w:hanging="283" w:left="709"/>
+        <w:rPr>
+          <w:rFonts w:ascii="Times New Roman" w:hAnsi="Times New Roman" w:eastAsia="Times New Roman"/>
+          <w:b/>
+          <w:sz w:val="28"/>
+          <w:szCs w:val="28"/>
+        </w:rPr>
+      </w:pPr>
+      <w:r>
+        <w:rPr>
+          <w:rFonts w:eastAsia="Times New Roman" w:ascii="Times New Roman" w:hAnsi="Times New Roman"/>
+          <w:b/>
+          <w:sz w:val="28"/>
+          <w:szCs w:val="28"/>
+        </w:rPr>
+        <w:t xml:space="preserve">SizeOfOptionalHeader: Байти за адресою </w:t>
+      </w:r>
+      <w:r>
+        <w:rPr>
+          <w:rStyle w:val="SourceText"/>
+          <w:rFonts w:ascii="Times New Roman" w:hAnsi="Times New Roman"/>
+          <w:b/>
+          <w:sz w:val="28"/>
+          <w:szCs w:val="28"/>
+        </w:rPr>
+        <w:t>0xD4</w:t>
+      </w:r>
+      <w:r>
+        <w:rPr>
+          <w:rFonts w:eastAsia="Times New Roman" w:ascii="Times New Roman" w:hAnsi="Times New Roman"/>
+          <w:b/>
+          <w:sz w:val="28"/>
+          <w:szCs w:val="28"/>
+        </w:rPr>
+        <w:t xml:space="preserve"> (значення </w:t>
+      </w:r>
+      <w:r>
+        <w:rPr>
+          <w:rStyle w:val="SourceText"/>
+          <w:rFonts w:ascii="Times New Roman" w:hAnsi="Times New Roman"/>
+          <w:b/>
+          <w:sz w:val="28"/>
+          <w:szCs w:val="28"/>
+        </w:rPr>
+        <w:t>E0 00</w:t>
+      </w:r>
+      <w:r>
+        <w:rPr>
+          <w:rFonts w:eastAsia="Times New Roman" w:ascii="Times New Roman" w:hAnsi="Times New Roman"/>
+          <w:b/>
+          <w:sz w:val="28"/>
+          <w:szCs w:val="28"/>
+        </w:rPr>
+        <w:t xml:space="preserve">). Обведено </w:t>
+      </w:r>
+      <w:r>
+        <w:rPr>
+          <w:rFonts w:eastAsia="Times New Roman" w:ascii="Times New Roman" w:hAnsi="Times New Roman"/>
+          <w:b/>
+          <w:color w:val="FF8000"/>
+          <w:sz w:val="28"/>
+          <w:szCs w:val="28"/>
+        </w:rPr>
+        <w:t>ОРАНЖЕВИМ</w:t>
+      </w:r>
+      <w:r>
+        <w:rPr>
+          <w:rFonts w:eastAsia="Times New Roman" w:ascii="Times New Roman" w:hAnsi="Times New Roman"/>
+          <w:b/>
+          <w:sz w:val="28"/>
+          <w:szCs w:val="28"/>
+        </w:rPr>
+        <w:t>.</w:t>
+      </w:r>
+    </w:p>
+    <w:p>
+      <w:pPr>
+        <w:pStyle w:val="BodyText"/>
+        <w:numPr>
+          <w:ilvl w:val="0"/>
+          <w:numId w:val="5"/>
+        </w:numPr>
+        <w:tabs>
+          <w:tab w:val="clear" w:pos="708"/>
+          <w:tab w:val="left" w:pos="0" w:leader="none"/>
+        </w:tabs>
+        <w:ind w:hanging="283" w:left="720"/>
+        <w:rPr>
+          <w:rFonts w:ascii="Times New Roman" w:hAnsi="Times New Roman" w:eastAsia="Times New Roman"/>
+          <w:b/>
+          <w:sz w:val="28"/>
+          <w:szCs w:val="28"/>
+        </w:rPr>
+      </w:pPr>
+      <w:r>
+        <w:rPr>
+          <w:rFonts w:eastAsia="Times New Roman" w:ascii="Times New Roman" w:hAnsi="Times New Roman"/>
+          <w:b/>
+          <w:sz w:val="28"/>
+          <w:szCs w:val="28"/>
+        </w:rPr>
+        <w:t xml:space="preserve">IMAGE_OPTIONAL_HEADER: Великий масив даних, що починається з адреси </w:t>
+      </w:r>
+      <w:r>
+        <w:rPr>
+          <w:rStyle w:val="SourceText"/>
+          <w:rFonts w:ascii="Times New Roman" w:hAnsi="Times New Roman"/>
+          <w:b/>
+          <w:sz w:val="28"/>
+          <w:szCs w:val="28"/>
+        </w:rPr>
+        <w:t>0x000000D8</w:t>
+      </w:r>
+      <w:r>
+        <w:rPr>
+          <w:rFonts w:eastAsia="Times New Roman" w:ascii="Times New Roman" w:hAnsi="Times New Roman"/>
+          <w:b/>
+          <w:sz w:val="28"/>
+          <w:szCs w:val="28"/>
+        </w:rPr>
+        <w:t xml:space="preserve">. Позначено </w:t>
+      </w:r>
+      <w:r>
+        <w:rPr>
+          <w:rFonts w:eastAsia="Times New Roman" w:ascii="Times New Roman" w:hAnsi="Times New Roman"/>
+          <w:b/>
           <w:color w:val="FFFF00"/>
           <w:sz w:val="28"/>
           <w:szCs w:val="28"/>
         </w:rPr>
-        <w:t>жовтим</w:t>
-      </w:r>
-      <w:r>
-        <w:rPr>
-          <w:rFonts w:eastAsia="Times New Roman" w:ascii="Times New Roman" w:hAnsi="Times New Roman"/>
-          <w:sz w:val="28"/>
-          <w:szCs w:val="28"/>
-        </w:rPr>
-        <w:t xml:space="preserve"> </w:t>
-      </w:r>
-      <w:r>
-        <w:rPr>
-          <w:rFonts w:eastAsia="Times New Roman" w:ascii="Times New Roman" w:hAnsi="Times New Roman"/>
-          <w:color w:val="FFFF00"/>
-          <w:sz w:val="28"/>
-          <w:szCs w:val="28"/>
-        </w:rPr>
-        <w:t>кольором</w:t>
-      </w:r>
-      <w:r>
-        <w:rPr>
-          <w:rFonts w:eastAsia="Times New Roman" w:ascii="Times New Roman" w:hAnsi="Times New Roman"/>
-          <w:sz w:val="28"/>
-          <w:szCs w:val="28"/>
-        </w:rPr>
-        <w:t xml:space="preserve">), далі заголовок </w:t>
-      </w:r>
-      <w:r>
-        <w:rPr>
-          <w:rFonts w:eastAsia="Times New Roman" w:ascii="Times New Roman" w:hAnsi="Times New Roman"/>
-          <w:sz w:val="28"/>
-          <w:szCs w:val="28"/>
-          <w:lang w:val="en-GB"/>
-        </w:rPr>
-        <w:t>PE</w:t>
-      </w:r>
-      <w:r>
-        <w:rPr>
-          <w:rFonts w:eastAsia="Times New Roman" w:ascii="Times New Roman" w:hAnsi="Times New Roman"/>
-          <w:sz w:val="28"/>
-          <w:szCs w:val="28"/>
-        </w:rPr>
-        <w:t xml:space="preserve">- файлу (складається з 20 байтів), де обведено </w:t>
-      </w:r>
-      <w:r>
-        <w:rPr>
-          <w:rFonts w:eastAsia="Times New Roman" w:ascii="Times New Roman" w:hAnsi="Times New Roman"/>
-          <w:color w:val="33CCFF"/>
-          <w:sz w:val="28"/>
-          <w:szCs w:val="28"/>
-        </w:rPr>
-        <w:t>блакитним кольором</w:t>
-      </w:r>
-      <w:r>
-        <w:rPr>
-          <w:rFonts w:eastAsia="Times New Roman" w:ascii="Times New Roman" w:hAnsi="Times New Roman"/>
-          <w:sz w:val="28"/>
-          <w:szCs w:val="28"/>
-        </w:rPr>
-        <w:t xml:space="preserve"> кількість секцій у файлі (</w:t>
-      </w:r>
-      <w:r>
-        <w:rPr>
-          <w:rFonts w:eastAsia="Times New Roman" w:ascii="Times New Roman" w:hAnsi="Times New Roman"/>
-          <w:sz w:val="28"/>
-          <w:szCs w:val="28"/>
-          <w:lang w:val="en-US"/>
-        </w:rPr>
-        <w:t>NumberOfSections</w:t>
-      </w:r>
-      <w:r>
-        <w:rPr>
-          <w:rFonts w:eastAsia="Times New Roman" w:ascii="Times New Roman" w:hAnsi="Times New Roman"/>
-          <w:sz w:val="28"/>
-          <w:szCs w:val="28"/>
-        </w:rPr>
-        <w:t xml:space="preserve">). Після також обведений </w:t>
-      </w:r>
-      <w:r>
-        <w:rPr>
-          <w:rFonts w:eastAsia="Times New Roman" w:ascii="Times New Roman" w:hAnsi="Times New Roman"/>
-          <w:color w:val="7030A0"/>
-          <w:sz w:val="28"/>
-          <w:szCs w:val="28"/>
-        </w:rPr>
-        <w:t xml:space="preserve">фіолетовим кольором </w:t>
-      </w:r>
-      <w:r>
-        <w:rPr>
-          <w:rFonts w:eastAsia="Times New Roman" w:ascii="Times New Roman" w:hAnsi="Times New Roman"/>
-          <w:sz w:val="28"/>
-          <w:szCs w:val="28"/>
-        </w:rPr>
-        <w:t>розмір необов’язкового заголовка (</w:t>
-      </w:r>
-      <w:r>
-        <w:rPr>
-          <w:rFonts w:eastAsia="Times New Roman" w:ascii="Times New Roman" w:hAnsi="Times New Roman"/>
-          <w:sz w:val="28"/>
-          <w:szCs w:val="28"/>
-          <w:lang w:val="en-US"/>
-        </w:rPr>
-        <w:t>SizeOfOptionalHeaders</w:t>
-      </w:r>
-      <w:r>
-        <w:rPr>
-          <w:rFonts w:eastAsia="Times New Roman" w:ascii="Times New Roman" w:hAnsi="Times New Roman"/>
-          <w:sz w:val="28"/>
-          <w:szCs w:val="28"/>
-        </w:rPr>
-        <w:t xml:space="preserve">). Далі одразу ж йде необов’язковий заголовок, який виділений </w:t>
+        <w:t>ЖОВТИМ</w:t>
       </w:r>
       <w:r>
         <w:rPr>
           <w:rFonts w:eastAsia="Times New Roman" w:ascii="Times New Roman" w:hAnsi="Times New Roman"/>
           <w:b/>
-          <w:bCs/>
-          <w:sz w:val="28"/>
-          <w:szCs w:val="28"/>
-        </w:rPr>
-        <w:t>чорним кольором</w:t>
-      </w:r>
-      <w:r>
-        <w:rPr>
-          <w:rFonts w:eastAsia="Times New Roman" w:ascii="Times New Roman" w:hAnsi="Times New Roman"/>
           <w:sz w:val="28"/>
           <w:szCs w:val="28"/>
         </w:rPr>
@@ -2084,67 +3175,46 @@
     </w:p>
     <w:p>
       <w:pPr>
-        <w:pStyle w:val="Normal"/>
-        <w:rPr>
-          <w:rFonts w:ascii="Times New Roman" w:hAnsi="Times New Roman" w:eastAsia="Times New Roman"/>
-          <w:sz w:val="28"/>
-          <w:szCs w:val="28"/>
-        </w:rPr>
-      </w:pPr>
-      <w:r>
-        <w:rPr>
-          <w:rFonts w:eastAsia="Times New Roman" w:ascii="Times New Roman" w:hAnsi="Times New Roman"/>
-          <w:sz w:val="28"/>
-          <w:szCs w:val="28"/>
-        </w:rPr>
-        <w:t>Після необов’язкового заголовку йде таблиці секцій (SECTION_HEADERS), які виділені</w:t>
-      </w:r>
-      <w:r>
-        <w:rPr>
-          <w:rFonts w:eastAsia="Times New Roman" w:ascii="Times New Roman" w:hAnsi="Times New Roman"/>
-          <w:color w:themeColor="accent1" w:themeShade="bf" w:val="2F5496"/>
-          <w:sz w:val="28"/>
-          <w:szCs w:val="28"/>
-        </w:rPr>
-        <w:t xml:space="preserve"> синім </w:t>
-      </w:r>
-      <w:r>
-        <w:rPr>
-          <w:rFonts w:eastAsia="Times New Roman" w:ascii="Times New Roman" w:hAnsi="Times New Roman"/>
-          <w:sz w:val="28"/>
-          <w:szCs w:val="28"/>
-        </w:rPr>
-        <w:t>кольором. Тут у нас, як раніше було проаналізовано, 3 секції (.</w:t>
-      </w:r>
-      <w:r>
-        <w:rPr>
-          <w:rFonts w:eastAsia="Times New Roman" w:ascii="Times New Roman" w:hAnsi="Times New Roman"/>
-          <w:sz w:val="28"/>
-          <w:szCs w:val="28"/>
-          <w:lang w:val="en-US"/>
-        </w:rPr>
-        <w:t>text</w:t>
-      </w:r>
-      <w:r>
-        <w:rPr>
-          <w:rFonts w:eastAsia="Times New Roman" w:ascii="Times New Roman" w:hAnsi="Times New Roman"/>
-          <w:sz w:val="28"/>
-          <w:szCs w:val="28"/>
-        </w:rPr>
-        <w:t>, .</w:t>
-      </w:r>
-      <w:r>
-        <w:rPr>
-          <w:rFonts w:eastAsia="Times New Roman" w:ascii="Times New Roman" w:hAnsi="Times New Roman"/>
-          <w:sz w:val="28"/>
-          <w:szCs w:val="28"/>
-          <w:lang w:val="en-US"/>
-        </w:rPr>
-        <w:t>rdata</w:t>
-      </w:r>
-      <w:r>
-        <w:rPr>
-          <w:rFonts w:eastAsia="Times New Roman" w:ascii="Times New Roman" w:hAnsi="Times New Roman"/>
+        <w:pStyle w:val="BodyText"/>
+        <w:numPr>
+          <w:ilvl w:val="0"/>
+          <w:numId w:val="6"/>
+        </w:numPr>
+        <w:tabs>
+          <w:tab w:val="clear" w:pos="708"/>
+          <w:tab w:val="left" w:pos="0" w:leader="none"/>
+        </w:tabs>
+        <w:ind w:hanging="283" w:left="720"/>
+        <w:rPr>
+          <w:rFonts w:ascii="Times New Roman" w:hAnsi="Times New Roman" w:eastAsia="Times New Roman"/>
+          <w:b/>
+          <w:sz w:val="28"/>
+          <w:szCs w:val="28"/>
+        </w:rPr>
+      </w:pPr>
+      <w:r>
+        <w:rPr>
+          <w:rFonts w:eastAsia="Times New Roman" w:ascii="Times New Roman" w:hAnsi="Times New Roman"/>
+          <w:b/>
+          <w:sz w:val="28"/>
+          <w:szCs w:val="28"/>
+        </w:rPr>
+        <w:t xml:space="preserve">Таблиця секцій: Три блоки по 40 байтів кожен, де містяться назви </w:t>
+      </w:r>
+      <w:r>
+        <w:rPr>
+          <w:rStyle w:val="SourceText"/>
+          <w:rFonts w:ascii="Times New Roman" w:hAnsi="Times New Roman"/>
+          <w:b/>
+          <w:sz w:val="28"/>
+          <w:szCs w:val="28"/>
+        </w:rPr>
+        <w:t>.text</w:t>
+      </w:r>
+      <w:r>
+        <w:rPr>
+          <w:rFonts w:eastAsia="Times New Roman" w:ascii="Times New Roman" w:hAnsi="Times New Roman"/>
+          <w:b/>
           <w:sz w:val="28"/>
           <w:szCs w:val="28"/>
         </w:rPr>
@@ -2152,27 +3222,120 @@
       </w:r>
       <w:r>
         <w:rPr>
-          <w:rFonts w:eastAsia="Times New Roman" w:ascii="Times New Roman" w:hAnsi="Times New Roman"/>
-          <w:sz w:val="28"/>
-          <w:szCs w:val="28"/>
-          <w:lang w:val="en-US"/>
-        </w:rPr>
-        <w:t>data</w:t>
-      </w:r>
-      <w:r>
-        <w:rPr>
-          <w:rFonts w:eastAsia="Times New Roman" w:ascii="Times New Roman" w:hAnsi="Times New Roman"/>
-          <w:sz w:val="28"/>
-          <w:szCs w:val="28"/>
-        </w:rPr>
-        <w:t>), розмір кожної становить 40 байтів.</w:t>
-      </w:r>
-    </w:p>
-    <w:p>
-      <w:pPr>
-        <w:pStyle w:val="Normal"/>
-        <w:suppressAutoHyphens w:val="false"/>
-        <w:spacing w:lineRule="auto" w:line="259"/>
+          <w:rStyle w:val="SourceText"/>
+          <w:rFonts w:ascii="Times New Roman" w:hAnsi="Times New Roman"/>
+          <w:b/>
+          <w:sz w:val="28"/>
+          <w:szCs w:val="28"/>
+        </w:rPr>
+        <w:t>.rdata</w:t>
+      </w:r>
+      <w:r>
+        <w:rPr>
+          <w:rFonts w:eastAsia="Times New Roman" w:ascii="Times New Roman" w:hAnsi="Times New Roman"/>
+          <w:b/>
+          <w:sz w:val="28"/>
+          <w:szCs w:val="28"/>
+        </w:rPr>
+        <w:t xml:space="preserve"> та </w:t>
+      </w:r>
+      <w:r>
+        <w:rPr>
+          <w:rStyle w:val="SourceText"/>
+          <w:rFonts w:ascii="Times New Roman" w:hAnsi="Times New Roman"/>
+          <w:b/>
+          <w:sz w:val="28"/>
+          <w:szCs w:val="28"/>
+        </w:rPr>
+        <w:t>.data</w:t>
+      </w:r>
+      <w:r>
+        <w:rPr>
+          <w:rFonts w:eastAsia="Times New Roman" w:ascii="Times New Roman" w:hAnsi="Times New Roman"/>
+          <w:b/>
+          <w:sz w:val="28"/>
+          <w:szCs w:val="28"/>
+        </w:rPr>
+        <w:t xml:space="preserve">. Починаються приблизно з адреси </w:t>
+      </w:r>
+      <w:r>
+        <w:rPr>
+          <w:rStyle w:val="SourceText"/>
+          <w:rFonts w:ascii="Times New Roman" w:hAnsi="Times New Roman"/>
+          <w:b/>
+          <w:sz w:val="28"/>
+          <w:szCs w:val="28"/>
+        </w:rPr>
+        <w:t>0x000001B8</w:t>
+      </w:r>
+      <w:r>
+        <w:rPr>
+          <w:rFonts w:eastAsia="Times New Roman" w:ascii="Times New Roman" w:hAnsi="Times New Roman"/>
+          <w:b/>
+          <w:sz w:val="28"/>
+          <w:szCs w:val="28"/>
+        </w:rPr>
+        <w:t xml:space="preserve">. Виділено </w:t>
+      </w:r>
+      <w:r>
+        <w:rPr>
+          <w:rFonts w:eastAsia="Times New Roman" w:ascii="Times New Roman" w:hAnsi="Times New Roman"/>
+          <w:b/>
+          <w:color w:val="00A933"/>
+          <w:sz w:val="28"/>
+          <w:szCs w:val="28"/>
+        </w:rPr>
+        <w:t>ЗЕЛЕНИМ</w:t>
+      </w:r>
+      <w:r>
+        <w:rPr>
+          <w:rFonts w:eastAsia="Times New Roman" w:ascii="Times New Roman" w:hAnsi="Times New Roman"/>
+          <w:b/>
+          <w:sz w:val="28"/>
+          <w:szCs w:val="28"/>
+        </w:rPr>
+        <w:t>.</w:t>
+      </w:r>
+    </w:p>
+    <w:p>
+      <w:pPr>
+        <w:pStyle w:val="BodyText"/>
+        <w:rPr>
+          <w:rFonts w:ascii="Times New Roman" w:hAnsi="Times New Roman" w:eastAsia="Times New Roman"/>
+          <w:sz w:val="28"/>
+          <w:szCs w:val="28"/>
+        </w:rPr>
+      </w:pPr>
+      <w:r>
+        <w:rPr>
+          <w:rFonts w:eastAsia="Times New Roman" w:ascii="Times New Roman" w:hAnsi="Times New Roman"/>
+          <w:b/>
+          <w:sz w:val="28"/>
+          <w:szCs w:val="28"/>
+        </w:rPr>
+      </w:r>
+    </w:p>
+    <w:p>
+      <w:pPr>
+        <w:pStyle w:val="BodyText"/>
+        <w:rPr>
+          <w:rFonts w:ascii="Times New Roman" w:hAnsi="Times New Roman" w:eastAsia="Times New Roman"/>
+          <w:sz w:val="28"/>
+          <w:szCs w:val="28"/>
+        </w:rPr>
+      </w:pPr>
+      <w:r>
+        <w:rPr>
+          <w:rFonts w:eastAsia="Times New Roman" w:ascii="Times New Roman" w:hAnsi="Times New Roman"/>
+          <w:b/>
+          <w:sz w:val="28"/>
+          <w:szCs w:val="28"/>
+        </w:rPr>
+      </w:r>
+    </w:p>
+    <w:p>
+      <w:pPr>
+        <w:pStyle w:val="Normal"/>
         <w:rPr>
           <w:rFonts w:ascii="Times New Roman" w:hAnsi="Times New Roman" w:eastAsia="Times New Roman"/>
           <w:sz w:val="28"/>
@@ -2207,7 +3370,7 @@
           <wp:inline distT="0" distB="0" distL="0" distR="0">
             <wp:extent cx="5731510" cy="6132195"/>
             <wp:effectExtent l="0" t="0" r="0" b="0"/>
-            <wp:docPr id="9" name="Рисунок 5" descr=""/>
+            <wp:docPr id="9" name="Рисунок 5"/>
             <wp:cNvGraphicFramePr>
               <a:graphicFrameLocks xmlns:a="http://schemas.openxmlformats.org/drawingml/2006/main" noChangeAspect="1"/>
             </wp:cNvGraphicFramePr>
@@ -2215,7 +3378,7 @@
               <a:graphicData uri="http://schemas.openxmlformats.org/drawingml/2006/picture">
                 <pic:pic xmlns:pic="http://schemas.openxmlformats.org/drawingml/2006/picture">
                   <pic:nvPicPr>
-                    <pic:cNvPr id="9" name="Рисунок 5" descr=""/>
+                    <pic:cNvPr id="9" name="Рисунок 5"/>
                     <pic:cNvPicPr>
                       <a:picLocks noChangeAspect="1" noChangeArrowheads="1"/>
                     </pic:cNvPicPr>
@@ -2280,24 +3443,36 @@
           <w:sz w:val="28"/>
           <w:szCs w:val="28"/>
         </w:rPr>
-        <w:t>7-8. Відповідно до опису секцій скласти таблицю, в яку занести параметри свого файлу, вказані в розділах 3.3.1, 3.4.1 і 4</w:t>
-      </w:r>
-      <w:r>
-        <w:rPr>
-          <w:rFonts w:eastAsia="Times New Roman" w:ascii="Times New Roman" w:hAnsi="Times New Roman"/>
-          <w:sz w:val="28"/>
-          <w:szCs w:val="28"/>
-          <w:lang w:val="ru-RU"/>
-        </w:rPr>
-        <w:t>.</w:t>
-      </w:r>
-      <w:r>
-        <w:rPr>
-          <w:rFonts w:eastAsia="Times New Roman" w:ascii="Times New Roman" w:hAnsi="Times New Roman"/>
-          <w:sz w:val="28"/>
-          <w:szCs w:val="28"/>
-        </w:rPr>
-        <w:t xml:space="preserve"> </w:t>
+        <w:t xml:space="preserve">7-8. </w:t>
+      </w:r>
+      <w:r>
+        <w:rPr>
+          <w:rFonts w:eastAsia="Times New Roman" w:ascii="Times New Roman" w:hAnsi="Times New Roman"/>
+          <w:sz w:val="28"/>
+          <w:szCs w:val="28"/>
+          <w:lang w:val="ru-RU"/>
+        </w:rPr>
+        <w:t>Відповідно до опису секцій [2] скласти таблицю, в яку занести</w:t>
+      </w:r>
+    </w:p>
+    <w:p>
+      <w:pPr>
+        <w:pStyle w:val="Normal"/>
+        <w:rPr>
+          <w:rFonts w:ascii="Times New Roman" w:hAnsi="Times New Roman" w:eastAsia="Times New Roman"/>
+          <w:sz w:val="28"/>
+          <w:szCs w:val="28"/>
+          <w:lang w:val="ru-RU"/>
+        </w:rPr>
+      </w:pPr>
+      <w:r>
+        <w:rPr>
+          <w:rFonts w:eastAsia="Times New Roman" w:ascii="Times New Roman" w:hAnsi="Times New Roman"/>
+          <w:sz w:val="28"/>
+          <w:szCs w:val="28"/>
+          <w:lang w:val="ru-RU"/>
+        </w:rPr>
+        <w:t>параметри свого файлу, вказані в розділах 3.3.1, 3.4.1 і 4 (перша таблиця).</w:t>
       </w:r>
     </w:p>
     <w:p>
@@ -2326,25 +3501,11 @@
         <w:t>3.3.1. Machine Types</w:t>
       </w:r>
     </w:p>
-    <w:p>
-      <w:pPr>
-        <w:pStyle w:val="Normal"/>
-        <w:spacing w:lineRule="auto" w:line="254"/>
-        <w:rPr>
-          <w:rFonts w:cs="Calibri"/>
-        </w:rPr>
-      </w:pPr>
-      <w:r>
-        <w:rPr>
-          <w:rFonts w:cs="Calibri"/>
-        </w:rPr>
-      </w:r>
-    </w:p>
     <w:tbl>
       <w:tblPr>
-        <w:tblW w:w="8802" w:type="dxa"/>
+        <w:tblW w:w="9026" w:type="dxa"/>
         <w:jc w:val="left"/>
-        <w:tblInd w:w="0" w:type="dxa"/>
+        <w:tblInd w:w="28" w:type="dxa"/>
         <w:tblLayout w:type="fixed"/>
         <w:tblCellMar>
           <w:top w:w="28" w:type="dxa"/>
@@ -2354,9 +3515,9 @@
         </w:tblCellMar>
       </w:tblPr>
       <w:tblGrid>
-        <w:gridCol w:w="1403"/>
+        <w:gridCol w:w="1279"/>
         <w:gridCol w:w="1202"/>
-        <w:gridCol w:w="6197"/>
+        <w:gridCol w:w="6545"/>
       </w:tblGrid>
       <w:tr>
         <w:trPr>
@@ -2364,7 +3525,7 @@
         </w:trPr>
         <w:tc>
           <w:tcPr>
-            <w:tcW w:w="1403" w:type="dxa"/>
+            <w:tcW w:w="1279" w:type="dxa"/>
             <w:tcBorders>
               <w:top w:val="single" w:sz="2" w:space="0" w:color="000000"/>
               <w:left w:val="single" w:sz="2" w:space="0" w:color="000000"/>
@@ -2418,7 +3579,7 @@
         </w:tc>
         <w:tc>
           <w:tcPr>
-            <w:tcW w:w="6197" w:type="dxa"/>
+            <w:tcW w:w="6545" w:type="dxa"/>
             <w:tcBorders>
               <w:top w:val="single" w:sz="2" w:space="0" w:color="000000"/>
               <w:left w:val="single" w:sz="2" w:space="0" w:color="000000"/>
@@ -2439,7 +3600,7 @@
                 <w:rStyle w:val="Strong"/>
                 <w:rFonts w:ascii="Google Sans Text;sans-serif" w:hAnsi="Google Sans Text;sans-serif"/>
               </w:rPr>
-              <w:t>Опис</w:t>
+              <w:t>Опис та інтерпретація</w:t>
             </w:r>
           </w:p>
         </w:tc>
@@ -2448,7 +3609,7 @@
         <w:trPr/>
         <w:tc>
           <w:tcPr>
-            <w:tcW w:w="1403" w:type="dxa"/>
+            <w:tcW w:w="1279" w:type="dxa"/>
             <w:tcBorders>
               <w:top w:val="single" w:sz="2" w:space="0" w:color="000000"/>
               <w:left w:val="single" w:sz="2" w:space="0" w:color="000000"/>
@@ -2464,11 +3625,13 @@
               <w:ind w:hanging="0" w:left="0" w:right="0"/>
               <w:rPr>
                 <w:rFonts w:ascii="Google Sans Text;sans-serif" w:hAnsi="Google Sans Text;sans-serif"/>
+                <w:b/>
               </w:rPr>
             </w:pPr>
             <w:r>
               <w:rPr>
                 <w:rFonts w:ascii="Google Sans Text;sans-serif" w:hAnsi="Google Sans Text;sans-serif"/>
+                <w:b/>
               </w:rPr>
               <w:t>Machine</w:t>
             </w:r>
@@ -2497,13 +3660,13 @@
                 <w:rStyle w:val="SourceText"/>
                 <w:rFonts w:ascii="Google Sans Text;sans-serif" w:hAnsi="Google Sans Text;sans-serif"/>
               </w:rPr>
-              <w:t>01 4C</w:t>
+              <w:t>4C 01</w:t>
             </w:r>
           </w:p>
         </w:tc>
         <w:tc>
           <w:tcPr>
-            <w:tcW w:w="6197" w:type="dxa"/>
+            <w:tcW w:w="6545" w:type="dxa"/>
             <w:tcBorders>
               <w:top w:val="single" w:sz="2" w:space="0" w:color="000000"/>
               <w:left w:val="single" w:sz="2" w:space="0" w:color="000000"/>
@@ -2522,13 +3685,13 @@
                 <w:rFonts w:ascii="Google Sans Text;sans-serif" w:hAnsi="Google Sans Text;sans-serif" w:eastAsia="Google Sans Text;sans-serif" w:cs="Google Sans Text;sans-serif"/>
               </w:rPr>
             </w:pPr>
-            <w:bookmarkStart w:id="0" w:name="p-rc_3e6fdca63669627a-290"/>
+            <w:bookmarkStart w:id="0" w:name="p-rc_b4e4eccd71a47b6b-309"/>
             <w:bookmarkEnd w:id="0"/>
             <w:r>
               <w:rPr>
                 <w:rFonts w:cs="Calibri" w:ascii="Google Sans Text;sans-serif" w:hAnsi="Google Sans Text;sans-serif"/>
               </w:rPr>
-              <w:t>Позначення процесора. Intel 386 або пізніші процесори</w:t>
+              <w:t>Вказує на цільову архітектуру Intel 386 або сумісну (32-бітний режим завантаження).</w:t>
             </w:r>
           </w:p>
         </w:tc>
@@ -2577,20 +3740,6 @@
     <w:p>
       <w:pPr>
         <w:pStyle w:val="Normal"/>
-        <w:spacing w:lineRule="auto" w:line="254"/>
-        <w:rPr>
-          <w:rFonts w:cs="Calibri"/>
-        </w:rPr>
-      </w:pPr>
-      <w:r>
-        <w:rPr>
-          <w:rFonts w:cs="Calibri"/>
-        </w:rPr>
-      </w:r>
-    </w:p>
-    <w:p>
-      <w:pPr>
-        <w:pStyle w:val="Normal"/>
         <w:suppressAutoHyphens w:val="false"/>
         <w:spacing w:lineRule="auto" w:line="259"/>
         <w:rPr>
@@ -2611,7 +3760,7 @@
       <w:tblPr>
         <w:tblW w:w="9026" w:type="dxa"/>
         <w:jc w:val="left"/>
-        <w:tblInd w:w="0" w:type="dxa"/>
+        <w:tblInd w:w="28" w:type="dxa"/>
         <w:tblLayout w:type="fixed"/>
         <w:tblCellMar>
           <w:top w:w="28" w:type="dxa"/>
@@ -2621,9 +3770,9 @@
         </w:tblCellMar>
       </w:tblPr>
       <w:tblGrid>
-        <w:gridCol w:w="2541"/>
-        <w:gridCol w:w="1238"/>
-        <w:gridCol w:w="5247"/>
+        <w:gridCol w:w="1648"/>
+        <w:gridCol w:w="1437"/>
+        <w:gridCol w:w="5941"/>
       </w:tblGrid>
       <w:tr>
         <w:trPr>
@@ -2631,7 +3780,7 @@
         </w:trPr>
         <w:tc>
           <w:tcPr>
-            <w:tcW w:w="2541" w:type="dxa"/>
+            <w:tcW w:w="1648" w:type="dxa"/>
             <w:tcBorders>
               <w:top w:val="single" w:sz="2" w:space="0" w:color="000000"/>
               <w:left w:val="single" w:sz="2" w:space="0" w:color="000000"/>
@@ -2658,7 +3807,7 @@
         </w:tc>
         <w:tc>
           <w:tcPr>
-            <w:tcW w:w="1238" w:type="dxa"/>
+            <w:tcW w:w="1437" w:type="dxa"/>
             <w:tcBorders>
               <w:top w:val="single" w:sz="2" w:space="0" w:color="000000"/>
               <w:left w:val="single" w:sz="2" w:space="0" w:color="000000"/>
@@ -2679,13 +3828,13 @@
                 <w:rStyle w:val="Strong"/>
                 <w:rFonts w:ascii="Google Sans Text;sans-serif" w:hAnsi="Google Sans Text;sans-serif"/>
               </w:rPr>
-              <w:t>Значення</w:t>
+              <w:t>Значення (Hex)</w:t>
             </w:r>
           </w:p>
         </w:tc>
         <w:tc>
           <w:tcPr>
-            <w:tcW w:w="5247" w:type="dxa"/>
+            <w:tcW w:w="5941" w:type="dxa"/>
             <w:tcBorders>
               <w:top w:val="single" w:sz="2" w:space="0" w:color="000000"/>
               <w:left w:val="single" w:sz="2" w:space="0" w:color="000000"/>
@@ -2706,7 +3855,7 @@
                 <w:rStyle w:val="Strong"/>
                 <w:rFonts w:ascii="Google Sans Text;sans-serif" w:hAnsi="Google Sans Text;sans-serif"/>
               </w:rPr>
-              <w:t>Опис</w:t>
+              <w:t>Опис змісту</w:t>
             </w:r>
           </w:p>
         </w:tc>
@@ -2715,7 +3864,7 @@
         <w:trPr/>
         <w:tc>
           <w:tcPr>
-            <w:tcW w:w="2541" w:type="dxa"/>
+            <w:tcW w:w="1648" w:type="dxa"/>
             <w:tcBorders>
               <w:top w:val="single" w:sz="2" w:space="0" w:color="000000"/>
               <w:left w:val="single" w:sz="2" w:space="0" w:color="000000"/>
@@ -2731,11 +3880,13 @@
               <w:ind w:hanging="0" w:left="0" w:right="0"/>
               <w:rPr>
                 <w:rFonts w:ascii="Google Sans Text;sans-serif" w:hAnsi="Google Sans Text;sans-serif"/>
+                <w:b/>
               </w:rPr>
             </w:pPr>
             <w:r>
               <w:rPr>
                 <w:rFonts w:ascii="Google Sans Text;sans-serif" w:hAnsi="Google Sans Text;sans-serif"/>
+                <w:b/>
               </w:rPr>
               <w:t>Magic</w:t>
             </w:r>
@@ -2743,7 +3894,7 @@
         </w:tc>
         <w:tc>
           <w:tcPr>
-            <w:tcW w:w="1238" w:type="dxa"/>
+            <w:tcW w:w="1437" w:type="dxa"/>
             <w:tcBorders>
               <w:top w:val="single" w:sz="2" w:space="0" w:color="000000"/>
               <w:left w:val="single" w:sz="2" w:space="0" w:color="000000"/>
@@ -2764,13 +3915,13 @@
                 <w:rStyle w:val="SourceText"/>
                 <w:rFonts w:ascii="Google Sans Text;sans-serif" w:hAnsi="Google Sans Text;sans-serif"/>
               </w:rPr>
-              <w:t>01 0B</w:t>
+              <w:t>0B 01</w:t>
             </w:r>
           </w:p>
         </w:tc>
         <w:tc>
           <w:tcPr>
-            <w:tcW w:w="5247" w:type="dxa"/>
+            <w:tcW w:w="5941" w:type="dxa"/>
             <w:tcBorders>
               <w:top w:val="single" w:sz="2" w:space="0" w:color="000000"/>
               <w:left w:val="single" w:sz="2" w:space="0" w:color="000000"/>
@@ -2790,7 +3941,7 @@
                 <w:rFonts w:ascii="Google Sans Text;sans-serif" w:hAnsi="Google Sans Text;sans-serif" w:eastAsia="Google Sans Text;sans-serif" w:cs="Google Sans Text;sans-serif"/>
               </w:rPr>
             </w:pPr>
-            <w:bookmarkStart w:id="1" w:name="p-rc_3e6fdca63669627a-291"/>
+            <w:bookmarkStart w:id="1" w:name="p-rc_b4e4eccd71a47b6b-311"/>
             <w:bookmarkEnd w:id="1"/>
             <w:r>
               <w:rPr>
@@ -2798,7 +3949,7 @@
                 <w:sz w:val="28"/>
                 <w:szCs w:val="28"/>
               </w:rPr>
-              <w:t>Ціле число без знаку, що ідентифікує стан файлу.</w:t>
+              <w:t>Ідентифікатор стану файлу як PE32 (звичайний 32-бітний модуль).</w:t>
             </w:r>
           </w:p>
         </w:tc>
@@ -2807,7 +3958,7 @@
         <w:trPr/>
         <w:tc>
           <w:tcPr>
-            <w:tcW w:w="2541" w:type="dxa"/>
+            <w:tcW w:w="1648" w:type="dxa"/>
             <w:tcBorders>
               <w:top w:val="single" w:sz="2" w:space="0" w:color="000000"/>
               <w:left w:val="single" w:sz="2" w:space="0" w:color="000000"/>
@@ -2823,19 +3974,21 @@
               <w:ind w:hanging="0" w:left="0" w:right="0"/>
               <w:rPr>
                 <w:rFonts w:ascii="Google Sans Text;sans-serif" w:hAnsi="Google Sans Text;sans-serif"/>
+                <w:b/>
               </w:rPr>
             </w:pPr>
             <w:r>
               <w:rPr>
                 <w:rFonts w:ascii="Google Sans Text;sans-serif" w:hAnsi="Google Sans Text;sans-serif"/>
-              </w:rPr>
-              <w:t>MajorLinkerVersion</w:t>
+                <w:b/>
+              </w:rPr>
+              <w:t>LinkerVersion</w:t>
             </w:r>
           </w:p>
         </w:tc>
         <w:tc>
           <w:tcPr>
-            <w:tcW w:w="1238" w:type="dxa"/>
+            <w:tcW w:w="1437" w:type="dxa"/>
             <w:tcBorders>
               <w:top w:val="single" w:sz="2" w:space="0" w:color="000000"/>
               <w:left w:val="single" w:sz="2" w:space="0" w:color="000000"/>
@@ -2856,13 +4009,13 @@
                 <w:rStyle w:val="SourceText"/>
                 <w:rFonts w:ascii="Google Sans Text;sans-serif" w:hAnsi="Google Sans Text;sans-serif"/>
               </w:rPr>
-              <w:t>05</w:t>
+              <w:t>05 0C</w:t>
             </w:r>
           </w:p>
         </w:tc>
         <w:tc>
           <w:tcPr>
-            <w:tcW w:w="5247" w:type="dxa"/>
+            <w:tcW w:w="5941" w:type="dxa"/>
             <w:tcBorders>
               <w:top w:val="single" w:sz="2" w:space="0" w:color="000000"/>
               <w:left w:val="single" w:sz="2" w:space="0" w:color="000000"/>
@@ -2882,7 +4035,7 @@
                 <w:rFonts w:ascii="Google Sans Text;sans-serif" w:hAnsi="Google Sans Text;sans-serif" w:eastAsia="Google Sans Text;sans-serif" w:cs="Google Sans Text;sans-serif"/>
               </w:rPr>
             </w:pPr>
-            <w:bookmarkStart w:id="2" w:name="p-rc_3e6fdca63669627a-292"/>
+            <w:bookmarkStart w:id="2" w:name="p-rc_b4e4eccd71a47b6b-312"/>
             <w:bookmarkEnd w:id="2"/>
             <w:r>
               <w:rPr>
@@ -2890,7 +4043,7 @@
                 <w:sz w:val="28"/>
                 <w:szCs w:val="28"/>
               </w:rPr>
-              <w:t>Основний номер версії лінкера.</w:t>
+              <w:t>Комбінований номер версії інструменту компонування (Major: 05, Minor: 0C).</w:t>
             </w:r>
           </w:p>
         </w:tc>
@@ -2899,7 +4052,7 @@
         <w:trPr/>
         <w:tc>
           <w:tcPr>
-            <w:tcW w:w="2541" w:type="dxa"/>
+            <w:tcW w:w="1648" w:type="dxa"/>
             <w:tcBorders>
               <w:top w:val="single" w:sz="2" w:space="0" w:color="000000"/>
               <w:left w:val="single" w:sz="2" w:space="0" w:color="000000"/>
@@ -2915,19 +4068,21 @@
               <w:ind w:hanging="0" w:left="0" w:right="0"/>
               <w:rPr>
                 <w:rFonts w:ascii="Google Sans Text;sans-serif" w:hAnsi="Google Sans Text;sans-serif"/>
+                <w:b/>
               </w:rPr>
             </w:pPr>
             <w:r>
               <w:rPr>
                 <w:rFonts w:ascii="Google Sans Text;sans-serif" w:hAnsi="Google Sans Text;sans-serif"/>
-              </w:rPr>
-              <w:t>MinorLinkerVersion</w:t>
+                <w:b/>
+              </w:rPr>
+              <w:t>SizeOfCode</w:t>
             </w:r>
           </w:p>
         </w:tc>
         <w:tc>
           <w:tcPr>
-            <w:tcW w:w="1238" w:type="dxa"/>
+            <w:tcW w:w="1437" w:type="dxa"/>
             <w:tcBorders>
               <w:top w:val="single" w:sz="2" w:space="0" w:color="000000"/>
               <w:left w:val="single" w:sz="2" w:space="0" w:color="000000"/>
@@ -2948,13 +4103,13 @@
                 <w:rStyle w:val="SourceText"/>
                 <w:rFonts w:ascii="Google Sans Text;sans-serif" w:hAnsi="Google Sans Text;sans-serif"/>
               </w:rPr>
-              <w:t>0C</w:t>
+              <w:t>00 08 00 00</w:t>
             </w:r>
           </w:p>
         </w:tc>
         <w:tc>
           <w:tcPr>
-            <w:tcW w:w="5247" w:type="dxa"/>
+            <w:tcW w:w="5941" w:type="dxa"/>
             <w:tcBorders>
               <w:top w:val="single" w:sz="2" w:space="0" w:color="000000"/>
               <w:left w:val="single" w:sz="2" w:space="0" w:color="000000"/>
@@ -2974,7 +4129,7 @@
                 <w:rFonts w:ascii="Google Sans Text;sans-serif" w:hAnsi="Google Sans Text;sans-serif" w:eastAsia="Google Sans Text;sans-serif" w:cs="Google Sans Text;sans-serif"/>
               </w:rPr>
             </w:pPr>
-            <w:bookmarkStart w:id="3" w:name="p-rc_3e6fdca63669627a-293"/>
+            <w:bookmarkStart w:id="3" w:name="p-rc_b4e4eccd71a47b6b-313"/>
             <w:bookmarkEnd w:id="3"/>
             <w:r>
               <w:rPr>
@@ -2982,7 +4137,7 @@
                 <w:sz w:val="28"/>
                 <w:szCs w:val="28"/>
               </w:rPr>
-              <w:t>Другорядний номер лінкера.</w:t>
+              <w:t>Сукупний обсяг усіх сегментів, що містять виконуваний машинний код.</w:t>
             </w:r>
           </w:p>
         </w:tc>
@@ -2991,7 +4146,7 @@
         <w:trPr/>
         <w:tc>
           <w:tcPr>
-            <w:tcW w:w="2541" w:type="dxa"/>
+            <w:tcW w:w="1648" w:type="dxa"/>
             <w:tcBorders>
               <w:top w:val="single" w:sz="2" w:space="0" w:color="000000"/>
               <w:left w:val="single" w:sz="2" w:space="0" w:color="000000"/>
@@ -3007,19 +4162,21 @@
               <w:ind w:hanging="0" w:left="0" w:right="0"/>
               <w:rPr>
                 <w:rFonts w:ascii="Google Sans Text;sans-serif" w:hAnsi="Google Sans Text;sans-serif"/>
+                <w:b/>
               </w:rPr>
             </w:pPr>
             <w:r>
               <w:rPr>
                 <w:rFonts w:ascii="Google Sans Text;sans-serif" w:hAnsi="Google Sans Text;sans-serif"/>
-              </w:rPr>
-              <w:t>SizeOfCode</w:t>
+                <w:b/>
+              </w:rPr>
+              <w:t>EntryPoint</w:t>
             </w:r>
           </w:p>
         </w:tc>
         <w:tc>
           <w:tcPr>
-            <w:tcW w:w="1238" w:type="dxa"/>
+            <w:tcW w:w="1437" w:type="dxa"/>
             <w:tcBorders>
               <w:top w:val="single" w:sz="2" w:space="0" w:color="000000"/>
               <w:left w:val="single" w:sz="2" w:space="0" w:color="000000"/>
@@ -3040,13 +4197,13 @@
                 <w:rStyle w:val="SourceText"/>
                 <w:rFonts w:ascii="Google Sans Text;sans-serif" w:hAnsi="Google Sans Text;sans-serif"/>
               </w:rPr>
-              <w:t>00 00 04 00</w:t>
+              <w:t>00 10 00 00</w:t>
             </w:r>
           </w:p>
         </w:tc>
         <w:tc>
           <w:tcPr>
-            <w:tcW w:w="5247" w:type="dxa"/>
+            <w:tcW w:w="5941" w:type="dxa"/>
             <w:tcBorders>
               <w:top w:val="single" w:sz="2" w:space="0" w:color="000000"/>
               <w:left w:val="single" w:sz="2" w:space="0" w:color="000000"/>
@@ -3066,7 +4223,7 @@
                 <w:rFonts w:ascii="Google Sans Text;sans-serif" w:hAnsi="Google Sans Text;sans-serif" w:eastAsia="Google Sans Text;sans-serif" w:cs="Google Sans Text;sans-serif"/>
               </w:rPr>
             </w:pPr>
-            <w:bookmarkStart w:id="4" w:name="p-rc_3e6fdca63669627a-294"/>
+            <w:bookmarkStart w:id="4" w:name="p-rc_b4e4eccd71a47b6b-314"/>
             <w:bookmarkEnd w:id="4"/>
             <w:r>
               <w:rPr>
@@ -3074,7 +4231,7 @@
                 <w:sz w:val="28"/>
                 <w:szCs w:val="28"/>
               </w:rPr>
-              <w:t>Розмір секції коду.</w:t>
+              <w:t>Відносна віртуальна адреса (RVA) першої інструкції, з якої починається робота програми.</w:t>
             </w:r>
           </w:p>
         </w:tc>
@@ -3083,7 +4240,7 @@
         <w:trPr/>
         <w:tc>
           <w:tcPr>
-            <w:tcW w:w="2541" w:type="dxa"/>
+            <w:tcW w:w="1648" w:type="dxa"/>
             <w:tcBorders>
               <w:top w:val="single" w:sz="2" w:space="0" w:color="000000"/>
               <w:left w:val="single" w:sz="2" w:space="0" w:color="000000"/>
@@ -3099,19 +4256,21 @@
               <w:ind w:hanging="0" w:left="0" w:right="0"/>
               <w:rPr>
                 <w:rFonts w:ascii="Google Sans Text;sans-serif" w:hAnsi="Google Sans Text;sans-serif"/>
+                <w:b/>
               </w:rPr>
             </w:pPr>
             <w:r>
               <w:rPr>
                 <w:rFonts w:ascii="Google Sans Text;sans-serif" w:hAnsi="Google Sans Text;sans-serif"/>
-              </w:rPr>
-              <w:t>SizeOfInitializedData</w:t>
+                <w:b/>
+              </w:rPr>
+              <w:t>BaseOfCode</w:t>
             </w:r>
           </w:p>
         </w:tc>
         <w:tc>
           <w:tcPr>
-            <w:tcW w:w="1238" w:type="dxa"/>
+            <w:tcW w:w="1437" w:type="dxa"/>
             <w:tcBorders>
               <w:top w:val="single" w:sz="2" w:space="0" w:color="000000"/>
               <w:left w:val="single" w:sz="2" w:space="0" w:color="000000"/>
@@ -3132,13 +4291,13 @@
                 <w:rStyle w:val="SourceText"/>
                 <w:rFonts w:ascii="Google Sans Text;sans-serif" w:hAnsi="Google Sans Text;sans-serif"/>
               </w:rPr>
-              <w:t>00 00 08 00</w:t>
+              <w:t>00 10 00 00</w:t>
             </w:r>
           </w:p>
         </w:tc>
         <w:tc>
           <w:tcPr>
-            <w:tcW w:w="5247" w:type="dxa"/>
+            <w:tcW w:w="5941" w:type="dxa"/>
             <w:tcBorders>
               <w:top w:val="single" w:sz="2" w:space="0" w:color="000000"/>
               <w:left w:val="single" w:sz="2" w:space="0" w:color="000000"/>
@@ -3158,7 +4317,7 @@
                 <w:rFonts w:ascii="Google Sans Text;sans-serif" w:hAnsi="Google Sans Text;sans-serif" w:eastAsia="Google Sans Text;sans-serif" w:cs="Google Sans Text;sans-serif"/>
               </w:rPr>
             </w:pPr>
-            <w:bookmarkStart w:id="5" w:name="p-rc_3e6fdca63669627a-295"/>
+            <w:bookmarkStart w:id="5" w:name="p-rc_b4e4eccd71a47b6b-315"/>
             <w:bookmarkEnd w:id="5"/>
             <w:r>
               <w:rPr>
@@ -3166,7 +4325,7 @@
                 <w:sz w:val="28"/>
                 <w:szCs w:val="28"/>
               </w:rPr>
-              <w:t>Розмір ініціалізованого розділу даних або суми всіх розділів.</w:t>
+              <w:t>Початкова точка завантаження кодової частини програми в адресний простір.</w:t>
             </w:r>
           </w:p>
         </w:tc>
@@ -3175,7 +4334,7 @@
         <w:trPr/>
         <w:tc>
           <w:tcPr>
-            <w:tcW w:w="2541" w:type="dxa"/>
+            <w:tcW w:w="1648" w:type="dxa"/>
             <w:tcBorders>
               <w:top w:val="single" w:sz="2" w:space="0" w:color="000000"/>
               <w:left w:val="single" w:sz="2" w:space="0" w:color="000000"/>
@@ -3191,19 +4350,21 @@
               <w:ind w:hanging="0" w:left="0" w:right="0"/>
               <w:rPr>
                 <w:rFonts w:ascii="Google Sans Text;sans-serif" w:hAnsi="Google Sans Text;sans-serif"/>
+                <w:b/>
               </w:rPr>
             </w:pPr>
             <w:r>
               <w:rPr>
                 <w:rFonts w:ascii="Google Sans Text;sans-serif" w:hAnsi="Google Sans Text;sans-serif"/>
-              </w:rPr>
-              <w:t>SizeOfUninitializedData</w:t>
+                <w:b/>
+              </w:rPr>
+              <w:t>BaseOfData</w:t>
             </w:r>
           </w:p>
         </w:tc>
         <w:tc>
           <w:tcPr>
-            <w:tcW w:w="1238" w:type="dxa"/>
+            <w:tcW w:w="1437" w:type="dxa"/>
             <w:tcBorders>
               <w:top w:val="single" w:sz="2" w:space="0" w:color="000000"/>
               <w:left w:val="single" w:sz="2" w:space="0" w:color="000000"/>
@@ -3224,13 +4385,13 @@
                 <w:rStyle w:val="SourceText"/>
                 <w:rFonts w:ascii="Google Sans Text;sans-serif" w:hAnsi="Google Sans Text;sans-serif"/>
               </w:rPr>
-              <w:t>00 00 00 00</w:t>
+              <w:t>00 20 00 00</w:t>
             </w:r>
           </w:p>
         </w:tc>
         <w:tc>
           <w:tcPr>
-            <w:tcW w:w="5247" w:type="dxa"/>
+            <w:tcW w:w="5941" w:type="dxa"/>
             <w:tcBorders>
               <w:top w:val="single" w:sz="2" w:space="0" w:color="000000"/>
               <w:left w:val="single" w:sz="2" w:space="0" w:color="000000"/>
@@ -3250,7 +4411,7 @@
                 <w:rFonts w:ascii="Google Sans Text;sans-serif" w:hAnsi="Google Sans Text;sans-serif" w:eastAsia="Google Sans Text;sans-serif" w:cs="Google Sans Text;sans-serif"/>
               </w:rPr>
             </w:pPr>
-            <w:bookmarkStart w:id="6" w:name="p-rc_3e6fdca63669627a-296"/>
+            <w:bookmarkStart w:id="6" w:name="p-rc_b4e4eccd71a47b6b-316"/>
             <w:bookmarkEnd w:id="6"/>
             <w:r>
               <w:rPr>
@@ -3258,7 +4419,227 @@
                 <w:sz w:val="28"/>
                 <w:szCs w:val="28"/>
               </w:rPr>
-              <w:t>Розмір неініціалізованої розділу даних або суми всіх розділів.</w:t>
+              <w:t>Початкова точка розміщення секції даних у віртуальній пам'яті процесу.</w:t>
+            </w:r>
+          </w:p>
+        </w:tc>
+      </w:tr>
+    </w:tbl>
+    <w:p>
+      <w:pPr>
+        <w:pStyle w:val="Normal"/>
+        <w:suppressAutoHyphens w:val="false"/>
+        <w:spacing w:lineRule="auto" w:line="259"/>
+        <w:rPr>
+          <w:rFonts w:ascii="Times New Roman" w:hAnsi="Times New Roman" w:eastAsia="Times New Roman"/>
+          <w:sz w:val="28"/>
+          <w:szCs w:val="28"/>
+        </w:rPr>
+      </w:pPr>
+      <w:r>
+        <w:rPr>
+          <w:rFonts w:eastAsia="Times New Roman" w:ascii="Times New Roman" w:hAnsi="Times New Roman"/>
+          <w:sz w:val="28"/>
+          <w:szCs w:val="28"/>
+        </w:rPr>
+      </w:r>
+      <w:r>
+        <w:br w:type="page"/>
+      </w:r>
+    </w:p>
+    <w:p>
+      <w:pPr>
+        <w:pStyle w:val="Normal"/>
+        <w:suppressAutoHyphens w:val="false"/>
+        <w:spacing w:lineRule="auto" w:line="259" w:before="0" w:after="160"/>
+        <w:jc w:val="center"/>
+        <w:rPr>
+          <w:rFonts w:ascii="Times New Roman" w:hAnsi="Times New Roman" w:eastAsia="Times New Roman"/>
+          <w:b/>
+          <w:bCs/>
+          <w:sz w:val="28"/>
+          <w:szCs w:val="28"/>
+          <w:lang w:val="en-GB"/>
+        </w:rPr>
+      </w:pPr>
+      <w:r>
+        <w:rPr>
+          <w:rFonts w:ascii="Times New Roman" w:hAnsi="Times New Roman"/>
+          <w:b/>
+          <w:bCs/>
+          <w:sz w:val="28"/>
+          <w:szCs w:val="28"/>
+        </w:rPr>
+        <w:t>4. Section Table (Section Headers)</w:t>
+      </w:r>
+      <w:r>
+        <w:rPr>
+          <w:rFonts w:ascii="Times New Roman" w:hAnsi="Times New Roman"/>
+          <w:b/>
+          <w:bCs/>
+          <w:sz w:val="28"/>
+          <w:szCs w:val="28"/>
+          <w:lang w:val="en-GB"/>
+        </w:rPr>
+        <w:t xml:space="preserve"> </w:t>
+      </w:r>
+      <w:r>
+        <w:rPr>
+          <w:rFonts w:ascii="Times New Roman" w:hAnsi="Times New Roman"/>
+          <w:sz w:val="28"/>
+          <w:szCs w:val="28"/>
+          <w:lang w:val="en-GB"/>
+        </w:rPr>
+        <w:t>(</w:t>
+      </w:r>
+      <w:r>
+        <w:rPr>
+          <w:rFonts w:ascii="Times New Roman" w:hAnsi="Times New Roman"/>
+          <w:sz w:val="28"/>
+          <w:szCs w:val="28"/>
+        </w:rPr>
+        <w:t xml:space="preserve">на прикладі </w:t>
+      </w:r>
+      <w:r>
+        <w:rPr>
+          <w:rFonts w:ascii="Times New Roman" w:hAnsi="Times New Roman"/>
+          <w:b/>
+          <w:bCs/>
+          <w:sz w:val="28"/>
+          <w:szCs w:val="28"/>
+          <w:lang w:val="en-GB"/>
+        </w:rPr>
+        <w:t>.text</w:t>
+      </w:r>
+      <w:r>
+        <w:rPr>
+          <w:rFonts w:ascii="Times New Roman" w:hAnsi="Times New Roman"/>
+          <w:sz w:val="28"/>
+          <w:szCs w:val="28"/>
+          <w:lang w:val="en-GB"/>
+        </w:rPr>
+        <w:t>)</w:t>
+      </w:r>
+    </w:p>
+    <w:p>
+      <w:pPr>
+        <w:pStyle w:val="Normal"/>
+        <w:suppressAutoHyphens w:val="false"/>
+        <w:spacing w:lineRule="auto" w:line="259"/>
+        <w:rPr>
+          <w:rFonts w:ascii="Times New Roman" w:hAnsi="Times New Roman" w:eastAsia="Times New Roman"/>
+          <w:sz w:val="28"/>
+          <w:szCs w:val="28"/>
+        </w:rPr>
+      </w:pPr>
+      <w:r>
+        <w:rPr>
+          <w:rFonts w:eastAsia="Times New Roman" w:ascii="Times New Roman" w:hAnsi="Times New Roman"/>
+          <w:sz w:val="28"/>
+          <w:szCs w:val="28"/>
+        </w:rPr>
+      </w:r>
+    </w:p>
+    <w:tbl>
+      <w:tblPr>
+        <w:tblW w:w="9026" w:type="dxa"/>
+        <w:jc w:val="left"/>
+        <w:tblInd w:w="28" w:type="dxa"/>
+        <w:tblLayout w:type="fixed"/>
+        <w:tblCellMar>
+          <w:top w:w="28" w:type="dxa"/>
+          <w:left w:w="28" w:type="dxa"/>
+          <w:bottom w:w="28" w:type="dxa"/>
+          <w:right w:w="28" w:type="dxa"/>
+        </w:tblCellMar>
+      </w:tblPr>
+      <w:tblGrid>
+        <w:gridCol w:w="1791"/>
+        <w:gridCol w:w="1425"/>
+        <w:gridCol w:w="5810"/>
+      </w:tblGrid>
+      <w:tr>
+        <w:trPr>
+          <w:tblHeader w:val="true"/>
+        </w:trPr>
+        <w:tc>
+          <w:tcPr>
+            <w:tcW w:w="1791" w:type="dxa"/>
+            <w:tcBorders>
+              <w:top w:val="single" w:sz="2" w:space="0" w:color="000000"/>
+              <w:left w:val="single" w:sz="2" w:space="0" w:color="000000"/>
+              <w:bottom w:val="single" w:sz="2" w:space="0" w:color="000000"/>
+              <w:right w:val="single" w:sz="2" w:space="0" w:color="000000"/>
+            </w:tcBorders>
+            <w:vAlign w:val="center"/>
+          </w:tcPr>
+          <w:p>
+            <w:pPr>
+              <w:pStyle w:val="TableContents"/>
+              <w:spacing w:lineRule="auto" w:line="274" w:before="0" w:after="0"/>
+              <w:ind w:hanging="0" w:left="0" w:right="0"/>
+              <w:rPr/>
+            </w:pPr>
+            <w:r>
+              <w:rPr>
+                <w:rStyle w:val="Strong"/>
+                <w:rFonts w:ascii="Google Sans Text;sans-serif" w:hAnsi="Google Sans Text;sans-serif"/>
+              </w:rPr>
+              <w:t>Назва поля</w:t>
+            </w:r>
+          </w:p>
+        </w:tc>
+        <w:tc>
+          <w:tcPr>
+            <w:tcW w:w="1425" w:type="dxa"/>
+            <w:tcBorders>
+              <w:top w:val="single" w:sz="2" w:space="0" w:color="000000"/>
+              <w:left w:val="single" w:sz="2" w:space="0" w:color="000000"/>
+              <w:bottom w:val="single" w:sz="2" w:space="0" w:color="000000"/>
+              <w:right w:val="single" w:sz="2" w:space="0" w:color="000000"/>
+            </w:tcBorders>
+            <w:vAlign w:val="center"/>
+          </w:tcPr>
+          <w:p>
+            <w:pPr>
+              <w:pStyle w:val="TableContents"/>
+              <w:spacing w:lineRule="auto" w:line="274" w:before="0" w:after="0"/>
+              <w:ind w:hanging="0" w:left="0" w:right="0"/>
+              <w:rPr/>
+            </w:pPr>
+            <w:r>
+              <w:rPr>
+                <w:rStyle w:val="Strong"/>
+                <w:rFonts w:ascii="Google Sans Text;sans-serif" w:hAnsi="Google Sans Text;sans-serif"/>
+              </w:rPr>
+              <w:t>Значення (Hex)</w:t>
+            </w:r>
+          </w:p>
+        </w:tc>
+        <w:tc>
+          <w:tcPr>
+            <w:tcW w:w="5810" w:type="dxa"/>
+            <w:tcBorders>
+              <w:top w:val="single" w:sz="2" w:space="0" w:color="000000"/>
+              <w:left w:val="single" w:sz="2" w:space="0" w:color="000000"/>
+              <w:bottom w:val="single" w:sz="2" w:space="0" w:color="000000"/>
+              <w:right w:val="single" w:sz="2" w:space="0" w:color="000000"/>
+            </w:tcBorders>
+            <w:vAlign w:val="center"/>
+          </w:tcPr>
+          <w:p>
+            <w:pPr>
+              <w:pStyle w:val="TableContents"/>
+              <w:spacing w:lineRule="auto" w:line="274" w:before="0" w:after="0"/>
+              <w:ind w:hanging="0" w:left="0" w:right="0"/>
+              <w:rPr/>
+            </w:pPr>
+            <w:r>
+              <w:rPr>
+                <w:rStyle w:val="Strong"/>
+                <w:rFonts w:ascii="Google Sans Text;sans-serif" w:hAnsi="Google Sans Text;sans-serif"/>
+              </w:rPr>
+              <w:t>Опис та характеристики</w:t>
             </w:r>
           </w:p>
         </w:tc>
@@ -3267,7 +4648,7 @@
         <w:trPr/>
         <w:tc>
           <w:tcPr>
-            <w:tcW w:w="2541" w:type="dxa"/>
+            <w:tcW w:w="1791" w:type="dxa"/>
             <w:tcBorders>
               <w:top w:val="single" w:sz="2" w:space="0" w:color="000000"/>
               <w:left w:val="single" w:sz="2" w:space="0" w:color="000000"/>
@@ -3283,19 +4664,21 @@
               <w:ind w:hanging="0" w:left="0" w:right="0"/>
               <w:rPr>
                 <w:rFonts w:ascii="Google Sans Text;sans-serif" w:hAnsi="Google Sans Text;sans-serif"/>
+                <w:b/>
               </w:rPr>
             </w:pPr>
             <w:r>
               <w:rPr>
                 <w:rFonts w:ascii="Google Sans Text;sans-serif" w:hAnsi="Google Sans Text;sans-serif"/>
-              </w:rPr>
-              <w:t>AddressOfEntryPoint</w:t>
+                <w:b/>
+              </w:rPr>
+              <w:t>Name</w:t>
             </w:r>
           </w:p>
         </w:tc>
         <w:tc>
           <w:tcPr>
-            <w:tcW w:w="1238" w:type="dxa"/>
+            <w:tcW w:w="1425" w:type="dxa"/>
             <w:tcBorders>
               <w:top w:val="single" w:sz="2" w:space="0" w:color="000000"/>
               <w:left w:val="single" w:sz="2" w:space="0" w:color="000000"/>
@@ -3316,13 +4699,13 @@
                 <w:rStyle w:val="SourceText"/>
                 <w:rFonts w:ascii="Google Sans Text;sans-serif" w:hAnsi="Google Sans Text;sans-serif"/>
               </w:rPr>
-              <w:t>00 00 10 00</w:t>
+              <w:t>.text</w:t>
             </w:r>
           </w:p>
         </w:tc>
         <w:tc>
           <w:tcPr>
-            <w:tcW w:w="5247" w:type="dxa"/>
+            <w:tcW w:w="5810" w:type="dxa"/>
             <w:tcBorders>
               <w:top w:val="single" w:sz="2" w:space="0" w:color="000000"/>
               <w:left w:val="single" w:sz="2" w:space="0" w:color="000000"/>
@@ -3342,7 +4725,7 @@
                 <w:rFonts w:ascii="Google Sans Text;sans-serif" w:hAnsi="Google Sans Text;sans-serif" w:eastAsia="Google Sans Text;sans-serif" w:cs="Google Sans Text;sans-serif"/>
               </w:rPr>
             </w:pPr>
-            <w:bookmarkStart w:id="7" w:name="p-rc_3e6fdca63669627a-297"/>
+            <w:bookmarkStart w:id="7" w:name="p-rc_b4e4eccd71a47b6b-318"/>
             <w:bookmarkEnd w:id="7"/>
             <w:r>
               <w:rPr>
@@ -3350,7 +4733,7 @@
                 <w:sz w:val="28"/>
                 <w:szCs w:val="28"/>
               </w:rPr>
-              <w:t>Адреса точки входу.</w:t>
+              <w:t>Унікальний 8-байтовий ASCII-ідентифікатор розділу коду.</w:t>
             </w:r>
           </w:p>
         </w:tc>
@@ -3359,7 +4742,7 @@
         <w:trPr/>
         <w:tc>
           <w:tcPr>
-            <w:tcW w:w="2541" w:type="dxa"/>
+            <w:tcW w:w="1791" w:type="dxa"/>
             <w:tcBorders>
               <w:top w:val="single" w:sz="2" w:space="0" w:color="000000"/>
               <w:left w:val="single" w:sz="2" w:space="0" w:color="000000"/>
@@ -3375,19 +4758,21 @@
               <w:ind w:hanging="0" w:left="0" w:right="0"/>
               <w:rPr>
                 <w:rFonts w:ascii="Google Sans Text;sans-serif" w:hAnsi="Google Sans Text;sans-serif"/>
+                <w:b/>
               </w:rPr>
             </w:pPr>
             <w:r>
               <w:rPr>
                 <w:rFonts w:ascii="Google Sans Text;sans-serif" w:hAnsi="Google Sans Text;sans-serif"/>
-              </w:rPr>
-              <w:t>BaseOfCode</w:t>
+                <w:b/>
+              </w:rPr>
+              <w:t>VirtualSize</w:t>
             </w:r>
           </w:p>
         </w:tc>
         <w:tc>
           <w:tcPr>
-            <w:tcW w:w="1238" w:type="dxa"/>
+            <w:tcW w:w="1425" w:type="dxa"/>
             <w:tcBorders>
               <w:top w:val="single" w:sz="2" w:space="0" w:color="000000"/>
               <w:left w:val="single" w:sz="2" w:space="0" w:color="000000"/>
@@ -3408,13 +4793,13 @@
                 <w:rStyle w:val="SourceText"/>
                 <w:rFonts w:ascii="Google Sans Text;sans-serif" w:hAnsi="Google Sans Text;sans-serif"/>
               </w:rPr>
-              <w:t>00 00 10 00</w:t>
+              <w:t>18 07 00 00</w:t>
             </w:r>
           </w:p>
         </w:tc>
         <w:tc>
           <w:tcPr>
-            <w:tcW w:w="5247" w:type="dxa"/>
+            <w:tcW w:w="5810" w:type="dxa"/>
             <w:tcBorders>
               <w:top w:val="single" w:sz="2" w:space="0" w:color="000000"/>
               <w:left w:val="single" w:sz="2" w:space="0" w:color="000000"/>
@@ -3434,7 +4819,7 @@
                 <w:rFonts w:ascii="Google Sans Text;sans-serif" w:hAnsi="Google Sans Text;sans-serif" w:eastAsia="Google Sans Text;sans-serif" w:cs="Google Sans Text;sans-serif"/>
               </w:rPr>
             </w:pPr>
-            <w:bookmarkStart w:id="8" w:name="p-rc_3e6fdca63669627a-298"/>
+            <w:bookmarkStart w:id="8" w:name="p-rc_b4e4eccd71a47b6b-319"/>
             <w:bookmarkEnd w:id="8"/>
             <w:r>
               <w:rPr>
@@ -3442,7 +4827,7 @@
                 <w:sz w:val="28"/>
                 <w:szCs w:val="28"/>
               </w:rPr>
-              <w:t>Адреса початку коду.</w:t>
+              <w:t>Реальний розмір даних секції після їхнього розгортання в оперативній пам'яті.</w:t>
             </w:r>
           </w:p>
         </w:tc>
@@ -3451,7 +4836,7 @@
         <w:trPr/>
         <w:tc>
           <w:tcPr>
-            <w:tcW w:w="2541" w:type="dxa"/>
+            <w:tcW w:w="1791" w:type="dxa"/>
             <w:tcBorders>
               <w:top w:val="single" w:sz="2" w:space="0" w:color="000000"/>
               <w:left w:val="single" w:sz="2" w:space="0" w:color="000000"/>
@@ -3467,19 +4852,21 @@
               <w:ind w:hanging="0" w:left="0" w:right="0"/>
               <w:rPr>
                 <w:rFonts w:ascii="Google Sans Text;sans-serif" w:hAnsi="Google Sans Text;sans-serif"/>
+                <w:b/>
               </w:rPr>
             </w:pPr>
             <w:r>
               <w:rPr>
                 <w:rFonts w:ascii="Google Sans Text;sans-serif" w:hAnsi="Google Sans Text;sans-serif"/>
-              </w:rPr>
-              <w:t>BaseOfData</w:t>
+                <w:b/>
+              </w:rPr>
+              <w:t>VirtualAddress</w:t>
             </w:r>
           </w:p>
         </w:tc>
         <w:tc>
           <w:tcPr>
-            <w:tcW w:w="1238" w:type="dxa"/>
+            <w:tcW w:w="1425" w:type="dxa"/>
             <w:tcBorders>
               <w:top w:val="single" w:sz="2" w:space="0" w:color="000000"/>
               <w:left w:val="single" w:sz="2" w:space="0" w:color="000000"/>
@@ -3500,13 +4887,13 @@
                 <w:rStyle w:val="SourceText"/>
                 <w:rFonts w:ascii="Google Sans Text;sans-serif" w:hAnsi="Google Sans Text;sans-serif"/>
               </w:rPr>
-              <w:t>00 00 20 00</w:t>
+              <w:t>00 10 00 00</w:t>
             </w:r>
           </w:p>
         </w:tc>
         <w:tc>
           <w:tcPr>
-            <w:tcW w:w="5247" w:type="dxa"/>
+            <w:tcW w:w="5810" w:type="dxa"/>
             <w:tcBorders>
               <w:top w:val="single" w:sz="2" w:space="0" w:color="000000"/>
               <w:left w:val="single" w:sz="2" w:space="0" w:color="000000"/>
@@ -3526,7 +4913,7 @@
                 <w:rFonts w:ascii="Google Sans Text;sans-serif" w:hAnsi="Google Sans Text;sans-serif" w:eastAsia="Google Sans Text;sans-serif" w:cs="Google Sans Text;sans-serif"/>
               </w:rPr>
             </w:pPr>
-            <w:bookmarkStart w:id="9" w:name="p-rc_3e6fdca63669627a-299"/>
+            <w:bookmarkStart w:id="9" w:name="p-rc_b4e4eccd71a47b6b-320"/>
             <w:bookmarkEnd w:id="9"/>
             <w:r>
               <w:rPr>
@@ -3534,227 +4921,7 @@
                 <w:sz w:val="28"/>
                 <w:szCs w:val="28"/>
               </w:rPr>
-              <w:t>Адреса початку даних.</w:t>
-            </w:r>
-          </w:p>
-        </w:tc>
-      </w:tr>
-    </w:tbl>
-    <w:p>
-      <w:pPr>
-        <w:pStyle w:val="Normal"/>
-        <w:suppressAutoHyphens w:val="false"/>
-        <w:spacing w:lineRule="auto" w:line="259"/>
-        <w:rPr>
-          <w:rFonts w:ascii="Times New Roman" w:hAnsi="Times New Roman" w:eastAsia="Times New Roman"/>
-          <w:sz w:val="28"/>
-          <w:szCs w:val="28"/>
-        </w:rPr>
-      </w:pPr>
-      <w:r>
-        <w:rPr>
-          <w:rFonts w:eastAsia="Times New Roman" w:ascii="Times New Roman" w:hAnsi="Times New Roman"/>
-          <w:sz w:val="28"/>
-          <w:szCs w:val="28"/>
-        </w:rPr>
-      </w:r>
-      <w:r>
-        <w:br w:type="page"/>
-      </w:r>
-    </w:p>
-    <w:p>
-      <w:pPr>
-        <w:pStyle w:val="Normal"/>
-        <w:suppressAutoHyphens w:val="false"/>
-        <w:spacing w:lineRule="auto" w:line="259" w:before="0" w:after="160"/>
-        <w:jc w:val="center"/>
-        <w:rPr>
-          <w:rFonts w:ascii="Times New Roman" w:hAnsi="Times New Roman" w:eastAsia="Times New Roman"/>
-          <w:b/>
-          <w:bCs/>
-          <w:sz w:val="28"/>
-          <w:szCs w:val="28"/>
-          <w:lang w:val="en-GB"/>
-        </w:rPr>
-      </w:pPr>
-      <w:r>
-        <w:rPr>
-          <w:rFonts w:ascii="Times New Roman" w:hAnsi="Times New Roman"/>
-          <w:b/>
-          <w:bCs/>
-          <w:sz w:val="28"/>
-          <w:szCs w:val="28"/>
-        </w:rPr>
-        <w:t>4. Section Table (Section Headers)</w:t>
-      </w:r>
-      <w:r>
-        <w:rPr>
-          <w:rFonts w:ascii="Times New Roman" w:hAnsi="Times New Roman"/>
-          <w:b/>
-          <w:bCs/>
-          <w:sz w:val="28"/>
-          <w:szCs w:val="28"/>
-          <w:lang w:val="en-GB"/>
-        </w:rPr>
-        <w:t xml:space="preserve"> </w:t>
-      </w:r>
-      <w:r>
-        <w:rPr>
-          <w:rFonts w:ascii="Times New Roman" w:hAnsi="Times New Roman"/>
-          <w:sz w:val="28"/>
-          <w:szCs w:val="28"/>
-          <w:lang w:val="en-GB"/>
-        </w:rPr>
-        <w:t>(</w:t>
-      </w:r>
-      <w:r>
-        <w:rPr>
-          <w:rFonts w:ascii="Times New Roman" w:hAnsi="Times New Roman"/>
-          <w:sz w:val="28"/>
-          <w:szCs w:val="28"/>
-        </w:rPr>
-        <w:t xml:space="preserve">на прикладі </w:t>
-      </w:r>
-      <w:r>
-        <w:rPr>
-          <w:rFonts w:ascii="Times New Roman" w:hAnsi="Times New Roman"/>
-          <w:b/>
-          <w:bCs/>
-          <w:sz w:val="28"/>
-          <w:szCs w:val="28"/>
-          <w:lang w:val="en-GB"/>
-        </w:rPr>
-        <w:t>.text</w:t>
-      </w:r>
-      <w:r>
-        <w:rPr>
-          <w:rFonts w:ascii="Times New Roman" w:hAnsi="Times New Roman"/>
-          <w:sz w:val="28"/>
-          <w:szCs w:val="28"/>
-          <w:lang w:val="en-GB"/>
-        </w:rPr>
-        <w:t>)</w:t>
-      </w:r>
-    </w:p>
-    <w:p>
-      <w:pPr>
-        <w:pStyle w:val="Normal"/>
-        <w:suppressAutoHyphens w:val="false"/>
-        <w:spacing w:lineRule="auto" w:line="259"/>
-        <w:rPr>
-          <w:rFonts w:ascii="Times New Roman" w:hAnsi="Times New Roman" w:eastAsia="Times New Roman"/>
-          <w:sz w:val="28"/>
-          <w:szCs w:val="28"/>
-        </w:rPr>
-      </w:pPr>
-      <w:r>
-        <w:rPr>
-          <w:rFonts w:eastAsia="Times New Roman" w:ascii="Times New Roman" w:hAnsi="Times New Roman"/>
-          <w:sz w:val="28"/>
-          <w:szCs w:val="28"/>
-        </w:rPr>
-      </w:r>
-    </w:p>
-    <w:tbl>
-      <w:tblPr>
-        <w:tblW w:w="9026" w:type="dxa"/>
-        <w:jc w:val="left"/>
-        <w:tblInd w:w="0" w:type="dxa"/>
-        <w:tblLayout w:type="fixed"/>
-        <w:tblCellMar>
-          <w:top w:w="28" w:type="dxa"/>
-          <w:left w:w="28" w:type="dxa"/>
-          <w:bottom w:w="28" w:type="dxa"/>
-          <w:right w:w="28" w:type="dxa"/>
-        </w:tblCellMar>
-      </w:tblPr>
-      <w:tblGrid>
-        <w:gridCol w:w="2554"/>
-        <w:gridCol w:w="1245"/>
-        <w:gridCol w:w="5227"/>
-      </w:tblGrid>
-      <w:tr>
-        <w:trPr>
-          <w:tblHeader w:val="true"/>
-        </w:trPr>
-        <w:tc>
-          <w:tcPr>
-            <w:tcW w:w="2554" w:type="dxa"/>
-            <w:tcBorders>
-              <w:top w:val="single" w:sz="2" w:space="0" w:color="000000"/>
-              <w:left w:val="single" w:sz="2" w:space="0" w:color="000000"/>
-              <w:bottom w:val="single" w:sz="2" w:space="0" w:color="000000"/>
-              <w:right w:val="single" w:sz="2" w:space="0" w:color="000000"/>
-            </w:tcBorders>
-            <w:vAlign w:val="center"/>
-          </w:tcPr>
-          <w:p>
-            <w:pPr>
-              <w:pStyle w:val="TableContents"/>
-              <w:spacing w:lineRule="auto" w:line="274" w:before="0" w:after="0"/>
-              <w:ind w:hanging="0" w:left="0" w:right="0"/>
-              <w:rPr/>
-            </w:pPr>
-            <w:r>
-              <w:rPr>
-                <w:rStyle w:val="Strong"/>
-                <w:rFonts w:ascii="Google Sans Text;sans-serif" w:hAnsi="Google Sans Text;sans-serif"/>
-              </w:rPr>
-              <w:t>Назва поля</w:t>
-            </w:r>
-          </w:p>
-        </w:tc>
-        <w:tc>
-          <w:tcPr>
-            <w:tcW w:w="1245" w:type="dxa"/>
-            <w:tcBorders>
-              <w:top w:val="single" w:sz="2" w:space="0" w:color="000000"/>
-              <w:left w:val="single" w:sz="2" w:space="0" w:color="000000"/>
-              <w:bottom w:val="single" w:sz="2" w:space="0" w:color="000000"/>
-              <w:right w:val="single" w:sz="2" w:space="0" w:color="000000"/>
-            </w:tcBorders>
-            <w:vAlign w:val="center"/>
-          </w:tcPr>
-          <w:p>
-            <w:pPr>
-              <w:pStyle w:val="TableContents"/>
-              <w:spacing w:lineRule="auto" w:line="274" w:before="0" w:after="0"/>
-              <w:ind w:hanging="0" w:left="0" w:right="0"/>
-              <w:rPr/>
-            </w:pPr>
-            <w:r>
-              <w:rPr>
-                <w:rStyle w:val="Strong"/>
-                <w:rFonts w:ascii="Google Sans Text;sans-serif" w:hAnsi="Google Sans Text;sans-serif"/>
-              </w:rPr>
-              <w:t>Значення</w:t>
-            </w:r>
-          </w:p>
-        </w:tc>
-        <w:tc>
-          <w:tcPr>
-            <w:tcW w:w="5227" w:type="dxa"/>
-            <w:tcBorders>
-              <w:top w:val="single" w:sz="2" w:space="0" w:color="000000"/>
-              <w:left w:val="single" w:sz="2" w:space="0" w:color="000000"/>
-              <w:bottom w:val="single" w:sz="2" w:space="0" w:color="000000"/>
-              <w:right w:val="single" w:sz="2" w:space="0" w:color="000000"/>
-            </w:tcBorders>
-            <w:vAlign w:val="center"/>
-          </w:tcPr>
-          <w:p>
-            <w:pPr>
-              <w:pStyle w:val="TableContents"/>
-              <w:spacing w:lineRule="auto" w:line="274" w:before="0" w:after="0"/>
-              <w:ind w:hanging="0" w:left="0" w:right="0"/>
-              <w:rPr/>
-            </w:pPr>
-            <w:r>
-              <w:rPr>
-                <w:rStyle w:val="Strong"/>
-                <w:rFonts w:ascii="Google Sans Text;sans-serif" w:hAnsi="Google Sans Text;sans-serif"/>
-              </w:rPr>
-              <w:t>Опис</w:t>
+              <w:t>Зміщення (RVA) першого байта даної секції відносно бази завантаження модуля.</w:t>
             </w:r>
           </w:p>
         </w:tc>
@@ -3763,7 +4930,7 @@
         <w:trPr/>
         <w:tc>
           <w:tcPr>
-            <w:tcW w:w="2554" w:type="dxa"/>
+            <w:tcW w:w="1791" w:type="dxa"/>
             <w:tcBorders>
               <w:top w:val="single" w:sz="2" w:space="0" w:color="000000"/>
               <w:left w:val="single" w:sz="2" w:space="0" w:color="000000"/>
@@ -3779,19 +4946,21 @@
               <w:ind w:hanging="0" w:left="0" w:right="0"/>
               <w:rPr>
                 <w:rFonts w:ascii="Google Sans Text;sans-serif" w:hAnsi="Google Sans Text;sans-serif"/>
+                <w:b/>
               </w:rPr>
             </w:pPr>
             <w:r>
               <w:rPr>
                 <w:rFonts w:ascii="Google Sans Text;sans-serif" w:hAnsi="Google Sans Text;sans-serif"/>
-              </w:rPr>
-              <w:t>Name</w:t>
+                <w:b/>
+              </w:rPr>
+              <w:t>SizeOfRawData</w:t>
             </w:r>
           </w:p>
         </w:tc>
         <w:tc>
           <w:tcPr>
-            <w:tcW w:w="1245" w:type="dxa"/>
+            <w:tcW w:w="1425" w:type="dxa"/>
             <w:tcBorders>
               <w:top w:val="single" w:sz="2" w:space="0" w:color="000000"/>
               <w:left w:val="single" w:sz="2" w:space="0" w:color="000000"/>
@@ -3812,13 +4981,13 @@
                 <w:rStyle w:val="SourceText"/>
                 <w:rFonts w:ascii="Google Sans Text;sans-serif" w:hAnsi="Google Sans Text;sans-serif"/>
               </w:rPr>
-              <w:t>.text</w:t>
+              <w:t>00 08 00 00</w:t>
             </w:r>
           </w:p>
         </w:tc>
         <w:tc>
           <w:tcPr>
-            <w:tcW w:w="5227" w:type="dxa"/>
+            <w:tcW w:w="5810" w:type="dxa"/>
             <w:tcBorders>
               <w:top w:val="single" w:sz="2" w:space="0" w:color="000000"/>
               <w:left w:val="single" w:sz="2" w:space="0" w:color="000000"/>
@@ -3838,7 +5007,7 @@
                 <w:rFonts w:ascii="Google Sans Text;sans-serif" w:hAnsi="Google Sans Text;sans-serif" w:eastAsia="Google Sans Text;sans-serif" w:cs="Google Sans Text;sans-serif"/>
               </w:rPr>
             </w:pPr>
-            <w:bookmarkStart w:id="10" w:name="p-rc_3e6fdca63669627a-300"/>
+            <w:bookmarkStart w:id="10" w:name="p-rc_b4e4eccd71a47b6b-321"/>
             <w:bookmarkEnd w:id="10"/>
             <w:r>
               <w:rPr>
@@ -3846,7 +5015,7 @@
                 <w:sz w:val="28"/>
                 <w:szCs w:val="28"/>
               </w:rPr>
-              <w:t>8-байтовий рядок ASCII.</w:t>
+              <w:t>Фізичний розмір секції безпосередньо у файлі на жорсткому диску.</w:t>
             </w:r>
           </w:p>
         </w:tc>
@@ -3855,7 +5024,7 @@
         <w:trPr/>
         <w:tc>
           <w:tcPr>
-            <w:tcW w:w="2554" w:type="dxa"/>
+            <w:tcW w:w="1791" w:type="dxa"/>
             <w:tcBorders>
               <w:top w:val="single" w:sz="2" w:space="0" w:color="000000"/>
               <w:left w:val="single" w:sz="2" w:space="0" w:color="000000"/>
@@ -3871,19 +5040,21 @@
               <w:ind w:hanging="0" w:left="0" w:right="0"/>
               <w:rPr>
                 <w:rFonts w:ascii="Google Sans Text;sans-serif" w:hAnsi="Google Sans Text;sans-serif"/>
+                <w:b/>
               </w:rPr>
             </w:pPr>
             <w:r>
               <w:rPr>
                 <w:rFonts w:ascii="Google Sans Text;sans-serif" w:hAnsi="Google Sans Text;sans-serif"/>
-              </w:rPr>
-              <w:t>VirtualSize</w:t>
+                <w:b/>
+              </w:rPr>
+              <w:t>RawPointer</w:t>
             </w:r>
           </w:p>
         </w:tc>
         <w:tc>
           <w:tcPr>
-            <w:tcW w:w="1245" w:type="dxa"/>
+            <w:tcW w:w="1425" w:type="dxa"/>
             <w:tcBorders>
               <w:top w:val="single" w:sz="2" w:space="0" w:color="000000"/>
               <w:left w:val="single" w:sz="2" w:space="0" w:color="000000"/>
@@ -3904,13 +5075,13 @@
                 <w:rStyle w:val="SourceText"/>
                 <w:rFonts w:ascii="Google Sans Text;sans-serif" w:hAnsi="Google Sans Text;sans-serif"/>
               </w:rPr>
-              <w:t>00 00 04 16</w:t>
+              <w:t>00 04 00 00</w:t>
             </w:r>
           </w:p>
         </w:tc>
         <w:tc>
           <w:tcPr>
-            <w:tcW w:w="5227" w:type="dxa"/>
+            <w:tcW w:w="5810" w:type="dxa"/>
             <w:tcBorders>
               <w:top w:val="single" w:sz="2" w:space="0" w:color="000000"/>
               <w:left w:val="single" w:sz="2" w:space="0" w:color="000000"/>
@@ -3930,7 +5101,7 @@
                 <w:rFonts w:ascii="Google Sans Text;sans-serif" w:hAnsi="Google Sans Text;sans-serif" w:eastAsia="Google Sans Text;sans-serif" w:cs="Google Sans Text;sans-serif"/>
               </w:rPr>
             </w:pPr>
-            <w:bookmarkStart w:id="11" w:name="p-rc_3e6fdca63669627a-301"/>
+            <w:bookmarkStart w:id="11" w:name="p-rc_b4e4eccd71a47b6b-322"/>
             <w:bookmarkEnd w:id="11"/>
             <w:r>
               <w:rPr>
@@ -3938,7 +5109,7 @@
                 <w:sz w:val="28"/>
                 <w:szCs w:val="28"/>
               </w:rPr>
-              <w:t>Загальних розмір секції, що завантажується в пам’ять.</w:t>
+              <w:t>Початкове зміщення (File Pointer) до тіла секції від початку .exe файлу.</w:t>
             </w:r>
           </w:p>
         </w:tc>
@@ -3947,7 +5118,7 @@
         <w:trPr/>
         <w:tc>
           <w:tcPr>
-            <w:tcW w:w="2554" w:type="dxa"/>
+            <w:tcW w:w="1791" w:type="dxa"/>
             <w:tcBorders>
               <w:top w:val="single" w:sz="2" w:space="0" w:color="000000"/>
               <w:left w:val="single" w:sz="2" w:space="0" w:color="000000"/>
@@ -3963,19 +5134,21 @@
               <w:ind w:hanging="0" w:left="0" w:right="0"/>
               <w:rPr>
                 <w:rFonts w:ascii="Google Sans Text;sans-serif" w:hAnsi="Google Sans Text;sans-serif"/>
+                <w:b/>
               </w:rPr>
             </w:pPr>
             <w:r>
               <w:rPr>
                 <w:rFonts w:ascii="Google Sans Text;sans-serif" w:hAnsi="Google Sans Text;sans-serif"/>
-              </w:rPr>
-              <w:t>VirtualAddress</w:t>
+                <w:b/>
+              </w:rPr>
+              <w:t>Characteristics</w:t>
             </w:r>
           </w:p>
         </w:tc>
         <w:tc>
           <w:tcPr>
-            <w:tcW w:w="1245" w:type="dxa"/>
+            <w:tcW w:w="1425" w:type="dxa"/>
             <w:tcBorders>
               <w:top w:val="single" w:sz="2" w:space="0" w:color="000000"/>
               <w:left w:val="single" w:sz="2" w:space="0" w:color="000000"/>
@@ -3996,13 +5169,13 @@
                 <w:rStyle w:val="SourceText"/>
                 <w:rFonts w:ascii="Google Sans Text;sans-serif" w:hAnsi="Google Sans Text;sans-serif"/>
               </w:rPr>
-              <w:t>00 00 10 00</w:t>
+              <w:t>20 00 00 60</w:t>
             </w:r>
           </w:p>
         </w:tc>
         <w:tc>
           <w:tcPr>
-            <w:tcW w:w="5227" w:type="dxa"/>
+            <w:tcW w:w="5810" w:type="dxa"/>
             <w:tcBorders>
               <w:top w:val="single" w:sz="2" w:space="0" w:color="000000"/>
               <w:left w:val="single" w:sz="2" w:space="0" w:color="000000"/>
@@ -4022,7 +5195,7 @@
                 <w:rFonts w:ascii="Google Sans Text;sans-serif" w:hAnsi="Google Sans Text;sans-serif" w:eastAsia="Google Sans Text;sans-serif" w:cs="Google Sans Text;sans-serif"/>
               </w:rPr>
             </w:pPr>
-            <w:bookmarkStart w:id="12" w:name="p-rc_3e6fdca63669627a-302"/>
+            <w:bookmarkStart w:id="12" w:name="p-rc_b4e4eccd71a47b6b-323"/>
             <w:bookmarkEnd w:id="12"/>
             <w:r>
               <w:rPr>
@@ -4030,651 +5203,7 @@
                 <w:sz w:val="28"/>
                 <w:szCs w:val="28"/>
               </w:rPr>
-              <w:t>Адреса першого байту секції.</w:t>
-            </w:r>
-          </w:p>
-        </w:tc>
-      </w:tr>
-      <w:tr>
-        <w:trPr/>
-        <w:tc>
-          <w:tcPr>
-            <w:tcW w:w="2554" w:type="dxa"/>
-            <w:tcBorders>
-              <w:top w:val="single" w:sz="2" w:space="0" w:color="000000"/>
-              <w:left w:val="single" w:sz="2" w:space="0" w:color="000000"/>
-              <w:bottom w:val="single" w:sz="2" w:space="0" w:color="000000"/>
-              <w:right w:val="single" w:sz="2" w:space="0" w:color="000000"/>
-            </w:tcBorders>
-            <w:vAlign w:val="center"/>
-          </w:tcPr>
-          <w:p>
-            <w:pPr>
-              <w:pStyle w:val="TableContents"/>
-              <w:spacing w:lineRule="auto" w:line="274" w:before="0" w:after="140"/>
-              <w:ind w:hanging="0" w:left="0" w:right="0"/>
-              <w:rPr>
-                <w:rFonts w:ascii="Google Sans Text;sans-serif" w:hAnsi="Google Sans Text;sans-serif"/>
-              </w:rPr>
-            </w:pPr>
-            <w:r>
-              <w:rPr>
-                <w:rFonts w:ascii="Google Sans Text;sans-serif" w:hAnsi="Google Sans Text;sans-serif"/>
-              </w:rPr>
-              <w:t>SizeOfRawData</w:t>
-            </w:r>
-          </w:p>
-        </w:tc>
-        <w:tc>
-          <w:tcPr>
-            <w:tcW w:w="1245" w:type="dxa"/>
-            <w:tcBorders>
-              <w:top w:val="single" w:sz="2" w:space="0" w:color="000000"/>
-              <w:left w:val="single" w:sz="2" w:space="0" w:color="000000"/>
-              <w:bottom w:val="single" w:sz="2" w:space="0" w:color="000000"/>
-              <w:right w:val="single" w:sz="2" w:space="0" w:color="000000"/>
-            </w:tcBorders>
-            <w:vAlign w:val="center"/>
-          </w:tcPr>
-          <w:p>
-            <w:pPr>
-              <w:pStyle w:val="TableContents"/>
-              <w:spacing w:lineRule="auto" w:line="274" w:before="0" w:after="140"/>
-              <w:ind w:hanging="0" w:left="0" w:right="0"/>
-              <w:rPr/>
-            </w:pPr>
-            <w:r>
-              <w:rPr>
-                <w:rStyle w:val="SourceText"/>
-                <w:rFonts w:ascii="Google Sans Text;sans-serif" w:hAnsi="Google Sans Text;sans-serif"/>
-              </w:rPr>
-              <w:t>00 00 06 00</w:t>
-            </w:r>
-          </w:p>
-        </w:tc>
-        <w:tc>
-          <w:tcPr>
-            <w:tcW w:w="5227" w:type="dxa"/>
-            <w:tcBorders>
-              <w:top w:val="single" w:sz="2" w:space="0" w:color="000000"/>
-              <w:left w:val="single" w:sz="2" w:space="0" w:color="000000"/>
-              <w:bottom w:val="single" w:sz="2" w:space="0" w:color="000000"/>
-              <w:right w:val="single" w:sz="2" w:space="0" w:color="000000"/>
-            </w:tcBorders>
-            <w:vAlign w:val="center"/>
-          </w:tcPr>
-          <w:p>
-            <w:pPr>
-              <w:pStyle w:val="TableContents"/>
-              <w:widowControl/>
-              <w:suppressAutoHyphens w:val="false"/>
-              <w:spacing w:lineRule="auto" w:line="274" w:before="0" w:after="140"/>
-              <w:ind w:hanging="0" w:left="0" w:right="0"/>
-              <w:rPr>
-                <w:rFonts w:ascii="Google Sans Text;sans-serif" w:hAnsi="Google Sans Text;sans-serif" w:eastAsia="Google Sans Text;sans-serif" w:cs="Google Sans Text;sans-serif"/>
-              </w:rPr>
-            </w:pPr>
-            <w:bookmarkStart w:id="13" w:name="p-rc_3e6fdca63669627a-303"/>
-            <w:bookmarkEnd w:id="13"/>
-            <w:r>
-              <w:rPr>
-                <w:rFonts w:eastAsia="Times New Roman" w:ascii="Google Sans Text;sans-serif" w:hAnsi="Google Sans Text;sans-serif"/>
-                <w:sz w:val="28"/>
-                <w:szCs w:val="28"/>
-              </w:rPr>
-              <w:t>Розмір секції.</w:t>
-            </w:r>
-          </w:p>
-        </w:tc>
-      </w:tr>
-      <w:tr>
-        <w:trPr/>
-        <w:tc>
-          <w:tcPr>
-            <w:tcW w:w="2554" w:type="dxa"/>
-            <w:tcBorders>
-              <w:top w:val="single" w:sz="2" w:space="0" w:color="000000"/>
-              <w:left w:val="single" w:sz="2" w:space="0" w:color="000000"/>
-              <w:bottom w:val="single" w:sz="2" w:space="0" w:color="000000"/>
-              <w:right w:val="single" w:sz="2" w:space="0" w:color="000000"/>
-            </w:tcBorders>
-            <w:vAlign w:val="center"/>
-          </w:tcPr>
-          <w:p>
-            <w:pPr>
-              <w:pStyle w:val="TableContents"/>
-              <w:spacing w:lineRule="auto" w:line="274" w:before="0" w:after="140"/>
-              <w:ind w:hanging="0" w:left="0" w:right="0"/>
-              <w:rPr>
-                <w:rFonts w:ascii="Google Sans Text;sans-serif" w:hAnsi="Google Sans Text;sans-serif"/>
-              </w:rPr>
-            </w:pPr>
-            <w:r>
-              <w:rPr>
-                <w:rFonts w:ascii="Google Sans Text;sans-serif" w:hAnsi="Google Sans Text;sans-serif"/>
-              </w:rPr>
-              <w:t>PointerToRawData</w:t>
-            </w:r>
-          </w:p>
-        </w:tc>
-        <w:tc>
-          <w:tcPr>
-            <w:tcW w:w="1245" w:type="dxa"/>
-            <w:tcBorders>
-              <w:top w:val="single" w:sz="2" w:space="0" w:color="000000"/>
-              <w:left w:val="single" w:sz="2" w:space="0" w:color="000000"/>
-              <w:bottom w:val="single" w:sz="2" w:space="0" w:color="000000"/>
-              <w:right w:val="single" w:sz="2" w:space="0" w:color="000000"/>
-            </w:tcBorders>
-            <w:vAlign w:val="center"/>
-          </w:tcPr>
-          <w:p>
-            <w:pPr>
-              <w:pStyle w:val="TableContents"/>
-              <w:spacing w:lineRule="auto" w:line="274" w:before="0" w:after="140"/>
-              <w:ind w:hanging="0" w:left="0" w:right="0"/>
-              <w:rPr/>
-            </w:pPr>
-            <w:r>
-              <w:rPr>
-                <w:rStyle w:val="SourceText"/>
-                <w:rFonts w:ascii="Google Sans Text;sans-serif" w:hAnsi="Google Sans Text;sans-serif"/>
-              </w:rPr>
-              <w:t>00 00 04 00</w:t>
-            </w:r>
-          </w:p>
-        </w:tc>
-        <w:tc>
-          <w:tcPr>
-            <w:tcW w:w="5227" w:type="dxa"/>
-            <w:tcBorders>
-              <w:top w:val="single" w:sz="2" w:space="0" w:color="000000"/>
-              <w:left w:val="single" w:sz="2" w:space="0" w:color="000000"/>
-              <w:bottom w:val="single" w:sz="2" w:space="0" w:color="000000"/>
-              <w:right w:val="single" w:sz="2" w:space="0" w:color="000000"/>
-            </w:tcBorders>
-            <w:vAlign w:val="center"/>
-          </w:tcPr>
-          <w:p>
-            <w:pPr>
-              <w:pStyle w:val="TableContents"/>
-              <w:widowControl/>
-              <w:suppressAutoHyphens w:val="false"/>
-              <w:spacing w:lineRule="auto" w:line="274" w:before="0" w:after="140"/>
-              <w:ind w:hanging="0" w:left="0" w:right="0"/>
-              <w:rPr>
-                <w:rFonts w:ascii="Google Sans Text;sans-serif" w:hAnsi="Google Sans Text;sans-serif" w:eastAsia="Google Sans Text;sans-serif" w:cs="Google Sans Text;sans-serif"/>
-              </w:rPr>
-            </w:pPr>
-            <w:bookmarkStart w:id="14" w:name="p-rc_3e6fdca63669627a-304"/>
-            <w:bookmarkEnd w:id="14"/>
-            <w:r>
-              <w:rPr>
-                <w:rFonts w:eastAsia="Times New Roman" w:ascii="Google Sans Text;sans-serif" w:hAnsi="Google Sans Text;sans-serif"/>
-                <w:sz w:val="28"/>
-                <w:szCs w:val="28"/>
-              </w:rPr>
-              <w:t>Вказівник на сторінку номер 1 в COFF файлі.</w:t>
-            </w:r>
-          </w:p>
-        </w:tc>
-      </w:tr>
-      <w:tr>
-        <w:trPr/>
-        <w:tc>
-          <w:tcPr>
-            <w:tcW w:w="2554" w:type="dxa"/>
-            <w:tcBorders>
-              <w:top w:val="single" w:sz="2" w:space="0" w:color="000000"/>
-              <w:left w:val="single" w:sz="2" w:space="0" w:color="000000"/>
-              <w:bottom w:val="single" w:sz="2" w:space="0" w:color="000000"/>
-              <w:right w:val="single" w:sz="2" w:space="0" w:color="000000"/>
-            </w:tcBorders>
-            <w:vAlign w:val="center"/>
-          </w:tcPr>
-          <w:p>
-            <w:pPr>
-              <w:pStyle w:val="TableContents"/>
-              <w:spacing w:lineRule="auto" w:line="274" w:before="0" w:after="140"/>
-              <w:ind w:hanging="0" w:left="0" w:right="0"/>
-              <w:rPr>
-                <w:rFonts w:ascii="Google Sans Text;sans-serif" w:hAnsi="Google Sans Text;sans-serif"/>
-              </w:rPr>
-            </w:pPr>
-            <w:r>
-              <w:rPr>
-                <w:rFonts w:ascii="Google Sans Text;sans-serif" w:hAnsi="Google Sans Text;sans-serif"/>
-              </w:rPr>
-              <w:t>PointerToRelocation</w:t>
-            </w:r>
-          </w:p>
-        </w:tc>
-        <w:tc>
-          <w:tcPr>
-            <w:tcW w:w="1245" w:type="dxa"/>
-            <w:tcBorders>
-              <w:top w:val="single" w:sz="2" w:space="0" w:color="000000"/>
-              <w:left w:val="single" w:sz="2" w:space="0" w:color="000000"/>
-              <w:bottom w:val="single" w:sz="2" w:space="0" w:color="000000"/>
-              <w:right w:val="single" w:sz="2" w:space="0" w:color="000000"/>
-            </w:tcBorders>
-            <w:vAlign w:val="center"/>
-          </w:tcPr>
-          <w:p>
-            <w:pPr>
-              <w:pStyle w:val="TableContents"/>
-              <w:spacing w:lineRule="auto" w:line="274" w:before="0" w:after="140"/>
-              <w:ind w:hanging="0" w:left="0" w:right="0"/>
-              <w:rPr/>
-            </w:pPr>
-            <w:r>
-              <w:rPr>
-                <w:rStyle w:val="SourceText"/>
-                <w:rFonts w:ascii="Google Sans Text;sans-serif" w:hAnsi="Google Sans Text;sans-serif"/>
-              </w:rPr>
-              <w:t>00 00 00 00</w:t>
-            </w:r>
-          </w:p>
-        </w:tc>
-        <w:tc>
-          <w:tcPr>
-            <w:tcW w:w="5227" w:type="dxa"/>
-            <w:tcBorders>
-              <w:top w:val="single" w:sz="2" w:space="0" w:color="000000"/>
-              <w:left w:val="single" w:sz="2" w:space="0" w:color="000000"/>
-              <w:bottom w:val="single" w:sz="2" w:space="0" w:color="000000"/>
-              <w:right w:val="single" w:sz="2" w:space="0" w:color="000000"/>
-            </w:tcBorders>
-            <w:vAlign w:val="center"/>
-          </w:tcPr>
-          <w:p>
-            <w:pPr>
-              <w:pStyle w:val="TableContents"/>
-              <w:widowControl/>
-              <w:suppressAutoHyphens w:val="false"/>
-              <w:spacing w:lineRule="auto" w:line="274" w:before="0" w:after="140"/>
-              <w:ind w:hanging="0" w:left="0" w:right="0"/>
-              <w:rPr>
-                <w:rFonts w:ascii="Google Sans Text;sans-serif" w:hAnsi="Google Sans Text;sans-serif" w:eastAsia="Google Sans Text;sans-serif" w:cs="Google Sans Text;sans-serif"/>
-              </w:rPr>
-            </w:pPr>
-            <w:bookmarkStart w:id="15" w:name="p-rc_3e6fdca63669627a-305"/>
-            <w:bookmarkEnd w:id="15"/>
-            <w:r>
-              <w:rPr>
-                <w:rFonts w:eastAsia="Times New Roman" w:ascii="Google Sans Text;sans-serif" w:hAnsi="Google Sans Text;sans-serif"/>
-                <w:sz w:val="28"/>
-                <w:szCs w:val="28"/>
-              </w:rPr>
-              <w:t>Вказівник файлу до початку релокації для розділу.</w:t>
-            </w:r>
-          </w:p>
-        </w:tc>
-      </w:tr>
-      <w:tr>
-        <w:trPr/>
-        <w:tc>
-          <w:tcPr>
-            <w:tcW w:w="2554" w:type="dxa"/>
-            <w:tcBorders>
-              <w:top w:val="single" w:sz="2" w:space="0" w:color="000000"/>
-              <w:left w:val="single" w:sz="2" w:space="0" w:color="000000"/>
-              <w:bottom w:val="single" w:sz="2" w:space="0" w:color="000000"/>
-              <w:right w:val="single" w:sz="2" w:space="0" w:color="000000"/>
-            </w:tcBorders>
-            <w:vAlign w:val="center"/>
-          </w:tcPr>
-          <w:p>
-            <w:pPr>
-              <w:pStyle w:val="TableContents"/>
-              <w:spacing w:lineRule="auto" w:line="274" w:before="0" w:after="140"/>
-              <w:ind w:hanging="0" w:left="0" w:right="0"/>
-              <w:rPr>
-                <w:rFonts w:ascii="Google Sans Text;sans-serif" w:hAnsi="Google Sans Text;sans-serif"/>
-              </w:rPr>
-            </w:pPr>
-            <w:r>
-              <w:rPr>
-                <w:rFonts w:ascii="Google Sans Text;sans-serif" w:hAnsi="Google Sans Text;sans-serif"/>
-              </w:rPr>
-              <w:t>PointerToLinenumbers</w:t>
-            </w:r>
-          </w:p>
-        </w:tc>
-        <w:tc>
-          <w:tcPr>
-            <w:tcW w:w="1245" w:type="dxa"/>
-            <w:tcBorders>
-              <w:top w:val="single" w:sz="2" w:space="0" w:color="000000"/>
-              <w:left w:val="single" w:sz="2" w:space="0" w:color="000000"/>
-              <w:bottom w:val="single" w:sz="2" w:space="0" w:color="000000"/>
-              <w:right w:val="single" w:sz="2" w:space="0" w:color="000000"/>
-            </w:tcBorders>
-            <w:vAlign w:val="center"/>
-          </w:tcPr>
-          <w:p>
-            <w:pPr>
-              <w:pStyle w:val="TableContents"/>
-              <w:spacing w:lineRule="auto" w:line="274" w:before="0" w:after="140"/>
-              <w:ind w:hanging="0" w:left="0" w:right="0"/>
-              <w:rPr/>
-            </w:pPr>
-            <w:r>
-              <w:rPr>
-                <w:rStyle w:val="SourceText"/>
-                <w:rFonts w:ascii="Google Sans Text;sans-serif" w:hAnsi="Google Sans Text;sans-serif"/>
-              </w:rPr>
-              <w:t>00 00 00 00</w:t>
-            </w:r>
-          </w:p>
-        </w:tc>
-        <w:tc>
-          <w:tcPr>
-            <w:tcW w:w="5227" w:type="dxa"/>
-            <w:tcBorders>
-              <w:top w:val="single" w:sz="2" w:space="0" w:color="000000"/>
-              <w:left w:val="single" w:sz="2" w:space="0" w:color="000000"/>
-              <w:bottom w:val="single" w:sz="2" w:space="0" w:color="000000"/>
-              <w:right w:val="single" w:sz="2" w:space="0" w:color="000000"/>
-            </w:tcBorders>
-            <w:vAlign w:val="center"/>
-          </w:tcPr>
-          <w:p>
-            <w:pPr>
-              <w:pStyle w:val="TableContents"/>
-              <w:widowControl/>
-              <w:suppressAutoHyphens w:val="false"/>
-              <w:spacing w:lineRule="auto" w:line="274" w:before="0" w:after="140"/>
-              <w:ind w:hanging="0" w:left="0" w:right="0"/>
-              <w:rPr>
-                <w:rFonts w:ascii="Google Sans Text;sans-serif" w:hAnsi="Google Sans Text;sans-serif" w:eastAsia="Google Sans Text;sans-serif" w:cs="Google Sans Text;sans-serif"/>
-              </w:rPr>
-            </w:pPr>
-            <w:bookmarkStart w:id="16" w:name="p-rc_3e6fdca63669627a-306"/>
-            <w:bookmarkEnd w:id="16"/>
-            <w:r>
-              <w:rPr>
-                <w:rFonts w:eastAsia="Times New Roman" w:ascii="Google Sans Text;sans-serif" w:hAnsi="Google Sans Text;sans-serif"/>
-                <w:sz w:val="28"/>
-                <w:szCs w:val="28"/>
-              </w:rPr>
-              <w:t>Вказівник файлу до початку номерів рядків.</w:t>
-            </w:r>
-          </w:p>
-        </w:tc>
-      </w:tr>
-      <w:tr>
-        <w:trPr/>
-        <w:tc>
-          <w:tcPr>
-            <w:tcW w:w="2554" w:type="dxa"/>
-            <w:tcBorders>
-              <w:top w:val="single" w:sz="2" w:space="0" w:color="000000"/>
-              <w:left w:val="single" w:sz="2" w:space="0" w:color="000000"/>
-              <w:bottom w:val="single" w:sz="2" w:space="0" w:color="000000"/>
-              <w:right w:val="single" w:sz="2" w:space="0" w:color="000000"/>
-            </w:tcBorders>
-            <w:vAlign w:val="center"/>
-          </w:tcPr>
-          <w:p>
-            <w:pPr>
-              <w:pStyle w:val="TableContents"/>
-              <w:spacing w:lineRule="auto" w:line="274" w:before="0" w:after="140"/>
-              <w:ind w:hanging="0" w:left="0" w:right="0"/>
-              <w:rPr>
-                <w:rFonts w:ascii="Google Sans Text;sans-serif" w:hAnsi="Google Sans Text;sans-serif"/>
-              </w:rPr>
-            </w:pPr>
-            <w:r>
-              <w:rPr>
-                <w:rFonts w:ascii="Google Sans Text;sans-serif" w:hAnsi="Google Sans Text;sans-serif"/>
-              </w:rPr>
-              <w:t>NumberOfRelocations</w:t>
-            </w:r>
-          </w:p>
-        </w:tc>
-        <w:tc>
-          <w:tcPr>
-            <w:tcW w:w="1245" w:type="dxa"/>
-            <w:tcBorders>
-              <w:top w:val="single" w:sz="2" w:space="0" w:color="000000"/>
-              <w:left w:val="single" w:sz="2" w:space="0" w:color="000000"/>
-              <w:bottom w:val="single" w:sz="2" w:space="0" w:color="000000"/>
-              <w:right w:val="single" w:sz="2" w:space="0" w:color="000000"/>
-            </w:tcBorders>
-            <w:vAlign w:val="center"/>
-          </w:tcPr>
-          <w:p>
-            <w:pPr>
-              <w:pStyle w:val="TableContents"/>
-              <w:spacing w:lineRule="auto" w:line="274" w:before="0" w:after="140"/>
-              <w:ind w:hanging="0" w:left="0" w:right="0"/>
-              <w:rPr/>
-            </w:pPr>
-            <w:r>
-              <w:rPr>
-                <w:rStyle w:val="SourceText"/>
-                <w:rFonts w:ascii="Google Sans Text;sans-serif" w:hAnsi="Google Sans Text;sans-serif"/>
-              </w:rPr>
-              <w:t>00 00</w:t>
-            </w:r>
-          </w:p>
-        </w:tc>
-        <w:tc>
-          <w:tcPr>
-            <w:tcW w:w="5227" w:type="dxa"/>
-            <w:tcBorders>
-              <w:top w:val="single" w:sz="2" w:space="0" w:color="000000"/>
-              <w:left w:val="single" w:sz="2" w:space="0" w:color="000000"/>
-              <w:bottom w:val="single" w:sz="2" w:space="0" w:color="000000"/>
-              <w:right w:val="single" w:sz="2" w:space="0" w:color="000000"/>
-            </w:tcBorders>
-            <w:vAlign w:val="center"/>
-          </w:tcPr>
-          <w:p>
-            <w:pPr>
-              <w:pStyle w:val="TableContents"/>
-              <w:widowControl/>
-              <w:suppressAutoHyphens w:val="false"/>
-              <w:spacing w:lineRule="auto" w:line="274" w:before="0" w:after="140"/>
-              <w:ind w:hanging="0" w:left="0" w:right="0"/>
-              <w:rPr>
-                <w:rFonts w:ascii="Google Sans Text;sans-serif" w:hAnsi="Google Sans Text;sans-serif" w:eastAsia="Google Sans Text;sans-serif" w:cs="Google Sans Text;sans-serif"/>
-              </w:rPr>
-            </w:pPr>
-            <w:bookmarkStart w:id="17" w:name="p-rc_3e6fdca63669627a-307"/>
-            <w:bookmarkEnd w:id="17"/>
-            <w:r>
-              <w:rPr>
-                <w:rFonts w:eastAsia="Times New Roman" w:ascii="Google Sans Text;sans-serif" w:hAnsi="Google Sans Text;sans-serif"/>
-                <w:sz w:val="28"/>
-                <w:szCs w:val="28"/>
-              </w:rPr>
-              <w:t>Кількість релокаційних входжень секції.</w:t>
-            </w:r>
-          </w:p>
-        </w:tc>
-      </w:tr>
-      <w:tr>
-        <w:trPr/>
-        <w:tc>
-          <w:tcPr>
-            <w:tcW w:w="2554" w:type="dxa"/>
-            <w:tcBorders>
-              <w:top w:val="single" w:sz="2" w:space="0" w:color="000000"/>
-              <w:left w:val="single" w:sz="2" w:space="0" w:color="000000"/>
-              <w:bottom w:val="single" w:sz="2" w:space="0" w:color="000000"/>
-              <w:right w:val="single" w:sz="2" w:space="0" w:color="000000"/>
-            </w:tcBorders>
-            <w:vAlign w:val="center"/>
-          </w:tcPr>
-          <w:p>
-            <w:pPr>
-              <w:pStyle w:val="TableContents"/>
-              <w:spacing w:lineRule="auto" w:line="274" w:before="0" w:after="140"/>
-              <w:ind w:hanging="0" w:left="0" w:right="0"/>
-              <w:rPr>
-                <w:rFonts w:ascii="Google Sans Text;sans-serif" w:hAnsi="Google Sans Text;sans-serif"/>
-              </w:rPr>
-            </w:pPr>
-            <w:r>
-              <w:rPr>
-                <w:rFonts w:ascii="Google Sans Text;sans-serif" w:hAnsi="Google Sans Text;sans-serif"/>
-              </w:rPr>
-              <w:t>NumberofLinenumbers</w:t>
-            </w:r>
-          </w:p>
-        </w:tc>
-        <w:tc>
-          <w:tcPr>
-            <w:tcW w:w="1245" w:type="dxa"/>
-            <w:tcBorders>
-              <w:top w:val="single" w:sz="2" w:space="0" w:color="000000"/>
-              <w:left w:val="single" w:sz="2" w:space="0" w:color="000000"/>
-              <w:bottom w:val="single" w:sz="2" w:space="0" w:color="000000"/>
-              <w:right w:val="single" w:sz="2" w:space="0" w:color="000000"/>
-            </w:tcBorders>
-            <w:vAlign w:val="center"/>
-          </w:tcPr>
-          <w:p>
-            <w:pPr>
-              <w:pStyle w:val="TableContents"/>
-              <w:spacing w:lineRule="auto" w:line="274" w:before="0" w:after="140"/>
-              <w:ind w:hanging="0" w:left="0" w:right="0"/>
-              <w:rPr/>
-            </w:pPr>
-            <w:r>
-              <w:rPr>
-                <w:rStyle w:val="SourceText"/>
-                <w:rFonts w:ascii="Google Sans Text;sans-serif" w:hAnsi="Google Sans Text;sans-serif"/>
-              </w:rPr>
-              <w:t>00 00</w:t>
-            </w:r>
-          </w:p>
-        </w:tc>
-        <w:tc>
-          <w:tcPr>
-            <w:tcW w:w="5227" w:type="dxa"/>
-            <w:tcBorders>
-              <w:top w:val="single" w:sz="2" w:space="0" w:color="000000"/>
-              <w:left w:val="single" w:sz="2" w:space="0" w:color="000000"/>
-              <w:bottom w:val="single" w:sz="2" w:space="0" w:color="000000"/>
-              <w:right w:val="single" w:sz="2" w:space="0" w:color="000000"/>
-            </w:tcBorders>
-            <w:vAlign w:val="center"/>
-          </w:tcPr>
-          <w:p>
-            <w:pPr>
-              <w:pStyle w:val="TableContents"/>
-              <w:widowControl/>
-              <w:suppressAutoHyphens w:val="false"/>
-              <w:spacing w:lineRule="auto" w:line="274" w:before="0" w:after="140"/>
-              <w:ind w:hanging="0" w:left="0" w:right="0"/>
-              <w:rPr>
-                <w:rFonts w:ascii="Google Sans Text;sans-serif" w:hAnsi="Google Sans Text;sans-serif" w:eastAsia="Google Sans Text;sans-serif" w:cs="Google Sans Text;sans-serif"/>
-              </w:rPr>
-            </w:pPr>
-            <w:bookmarkStart w:id="18" w:name="p-rc_3e6fdca63669627a-308"/>
-            <w:bookmarkEnd w:id="18"/>
-            <w:r>
-              <w:rPr>
-                <w:rFonts w:eastAsia="Times New Roman" w:ascii="Google Sans Text;sans-serif" w:hAnsi="Google Sans Text;sans-serif"/>
-                <w:sz w:val="28"/>
-                <w:szCs w:val="28"/>
-              </w:rPr>
-              <w:t>Кількість записів номерів секції.</w:t>
-            </w:r>
-          </w:p>
-        </w:tc>
-      </w:tr>
-      <w:tr>
-        <w:trPr/>
-        <w:tc>
-          <w:tcPr>
-            <w:tcW w:w="2554" w:type="dxa"/>
-            <w:tcBorders>
-              <w:top w:val="single" w:sz="2" w:space="0" w:color="000000"/>
-              <w:left w:val="single" w:sz="2" w:space="0" w:color="000000"/>
-              <w:bottom w:val="single" w:sz="2" w:space="0" w:color="000000"/>
-              <w:right w:val="single" w:sz="2" w:space="0" w:color="000000"/>
-            </w:tcBorders>
-            <w:vAlign w:val="center"/>
-          </w:tcPr>
-          <w:p>
-            <w:pPr>
-              <w:pStyle w:val="TableContents"/>
-              <w:spacing w:lineRule="auto" w:line="274" w:before="0" w:after="140"/>
-              <w:ind w:hanging="0" w:left="0" w:right="0"/>
-              <w:rPr>
-                <w:rFonts w:ascii="Google Sans Text;sans-serif" w:hAnsi="Google Sans Text;sans-serif"/>
-              </w:rPr>
-            </w:pPr>
-            <w:r>
-              <w:rPr>
-                <w:rFonts w:ascii="Google Sans Text;sans-serif" w:hAnsi="Google Sans Text;sans-serif"/>
-              </w:rPr>
-              <w:t>Charachteristics</w:t>
-            </w:r>
-          </w:p>
-        </w:tc>
-        <w:tc>
-          <w:tcPr>
-            <w:tcW w:w="1245" w:type="dxa"/>
-            <w:tcBorders>
-              <w:top w:val="single" w:sz="2" w:space="0" w:color="000000"/>
-              <w:left w:val="single" w:sz="2" w:space="0" w:color="000000"/>
-              <w:bottom w:val="single" w:sz="2" w:space="0" w:color="000000"/>
-              <w:right w:val="single" w:sz="2" w:space="0" w:color="000000"/>
-            </w:tcBorders>
-            <w:vAlign w:val="center"/>
-          </w:tcPr>
-          <w:p>
-            <w:pPr>
-              <w:pStyle w:val="TableContents"/>
-              <w:spacing w:lineRule="auto" w:line="274" w:before="0" w:after="140"/>
-              <w:ind w:hanging="0" w:left="0" w:right="0"/>
-              <w:rPr/>
-            </w:pPr>
-            <w:r>
-              <w:rPr>
-                <w:rStyle w:val="SourceText"/>
-                <w:rFonts w:ascii="Google Sans Text;sans-serif" w:hAnsi="Google Sans Text;sans-serif"/>
-              </w:rPr>
-              <w:t>60 00 00 20</w:t>
-            </w:r>
-          </w:p>
-        </w:tc>
-        <w:tc>
-          <w:tcPr>
-            <w:tcW w:w="5227" w:type="dxa"/>
-            <w:tcBorders>
-              <w:top w:val="single" w:sz="2" w:space="0" w:color="000000"/>
-              <w:left w:val="single" w:sz="2" w:space="0" w:color="000000"/>
-              <w:bottom w:val="single" w:sz="2" w:space="0" w:color="000000"/>
-              <w:right w:val="single" w:sz="2" w:space="0" w:color="000000"/>
-            </w:tcBorders>
-            <w:vAlign w:val="center"/>
-          </w:tcPr>
-          <w:p>
-            <w:pPr>
-              <w:pStyle w:val="TableContents"/>
-              <w:widowControl/>
-              <w:suppressAutoHyphens w:val="false"/>
-              <w:spacing w:lineRule="auto" w:line="274" w:before="0" w:after="140"/>
-              <w:ind w:hanging="0" w:left="0" w:right="0"/>
-              <w:rPr>
-                <w:rFonts w:ascii="Google Sans Text;sans-serif" w:hAnsi="Google Sans Text;sans-serif" w:eastAsia="Google Sans Text;sans-serif" w:cs="Google Sans Text;sans-serif"/>
-              </w:rPr>
-            </w:pPr>
-            <w:bookmarkStart w:id="19" w:name="p-rc_3e6fdca63669627a-309"/>
-            <w:bookmarkEnd w:id="19"/>
-            <w:r>
-              <w:rPr>
-                <w:rFonts w:eastAsia="Times New Roman" w:ascii="Google Sans Text;sans-serif" w:hAnsi="Google Sans Text;sans-serif"/>
-                <w:sz w:val="28"/>
-                <w:szCs w:val="28"/>
-              </w:rPr>
-              <w:t>Прапорці, які описують характеристику розділу.</w:t>
+              <w:t>Набір прапорців доступу: сегмент містить код, дозволено читання та виконання.</w:t>
             </w:r>
           </w:p>
         </w:tc>
@@ -4721,19 +5250,163 @@
     <w:p>
       <w:pPr>
         <w:pStyle w:val="Normal"/>
-        <w:rPr>
-          <w:rFonts w:ascii="Times New Roman" w:hAnsi="Times New Roman" w:eastAsia="Times New Roman"/>
-          <w:sz w:val="28"/>
-          <w:szCs w:val="28"/>
-        </w:rPr>
-      </w:pPr>
-      <w:r>
-        <w:rPr>
-          <w:rFonts w:eastAsia="Times New Roman" w:ascii="Times New Roman" w:hAnsi="Times New Roman"/>
-          <w:sz w:val="28"/>
-          <w:szCs w:val="28"/>
-        </w:rPr>
-        <w:t>9. Провести дослідження того ж файлу за допомогою меню "PE Editor"</w:t>
+        <w:suppressAutoHyphens w:val="false"/>
+        <w:spacing w:lineRule="auto" w:line="259"/>
+        <w:rPr>
+          <w:rFonts w:ascii="Times New Roman" w:hAnsi="Times New Roman" w:eastAsia="Times New Roman"/>
+          <w:sz w:val="28"/>
+          <w:szCs w:val="28"/>
+        </w:rPr>
+      </w:pPr>
+      <w:r>
+        <w:rPr>
+          <w:rFonts w:eastAsia="Times New Roman" w:ascii="Times New Roman" w:hAnsi="Times New Roman"/>
+          <w:sz w:val="28"/>
+          <w:szCs w:val="28"/>
+        </w:rPr>
+      </w:r>
+    </w:p>
+    <w:p>
+      <w:pPr>
+        <w:pStyle w:val="Normal"/>
+        <w:suppressAutoHyphens w:val="false"/>
+        <w:spacing w:lineRule="auto" w:line="259"/>
+        <w:rPr>
+          <w:rFonts w:ascii="Times New Roman" w:hAnsi="Times New Roman" w:eastAsia="Times New Roman"/>
+          <w:sz w:val="28"/>
+          <w:szCs w:val="28"/>
+        </w:rPr>
+      </w:pPr>
+      <w:r>
+        <w:rPr>
+          <w:rFonts w:eastAsia="Times New Roman" w:ascii="Times New Roman" w:hAnsi="Times New Roman"/>
+          <w:sz w:val="28"/>
+          <w:szCs w:val="28"/>
+        </w:rPr>
+      </w:r>
+    </w:p>
+    <w:p>
+      <w:pPr>
+        <w:pStyle w:val="Normal"/>
+        <w:rPr>
+          <w:rFonts w:ascii="Times New Roman" w:hAnsi="Times New Roman" w:eastAsia="Times New Roman"/>
+          <w:sz w:val="28"/>
+          <w:szCs w:val="28"/>
+        </w:rPr>
+      </w:pPr>
+      <w:r>
+        <w:rPr>
+          <w:rFonts w:eastAsia="Times New Roman" w:ascii="Times New Roman" w:hAnsi="Times New Roman"/>
+          <w:sz w:val="28"/>
+          <w:szCs w:val="28"/>
+        </w:rPr>
+        <w:t>9. П</w:t>
+      </w:r>
+      <w:r>
+        <w:rPr>
+          <w:rFonts w:eastAsia="Times New Roman" w:ascii="Times New Roman" w:hAnsi="Times New Roman"/>
+          <w:sz w:val="28"/>
+          <w:szCs w:val="28"/>
+          <w:lang w:val="ru-RU"/>
+        </w:rPr>
+        <w:t>ровести дослідження того ж файлу за допомогою меню "PE Editor"</w:t>
+      </w:r>
+    </w:p>
+    <w:p>
+      <w:pPr>
+        <w:pStyle w:val="Normal"/>
+        <w:rPr>
+          <w:rFonts w:ascii="Times New Roman" w:hAnsi="Times New Roman" w:eastAsia="Times New Roman"/>
+          <w:sz w:val="28"/>
+          <w:szCs w:val="28"/>
+          <w:lang w:val="ru-RU"/>
+        </w:rPr>
+      </w:pPr>
+      <w:r>
+        <w:rPr>
+          <w:rFonts w:eastAsia="Times New Roman" w:ascii="Times New Roman" w:hAnsi="Times New Roman"/>
+          <w:sz w:val="28"/>
+          <w:szCs w:val="28"/>
+          <w:lang w:val="ru-RU"/>
+        </w:rPr>
+      </w:r>
+    </w:p>
+    <w:p>
+      <w:pPr>
+        <w:pStyle w:val="Normal"/>
+        <w:rPr>
+          <w:rFonts w:ascii="Times New Roman" w:hAnsi="Times New Roman" w:eastAsia="Times New Roman"/>
+          <w:sz w:val="28"/>
+          <w:szCs w:val="28"/>
+          <w:lang w:val="ru-RU"/>
+        </w:rPr>
+      </w:pPr>
+      <w:r>
+        <w:rPr>
+          <w:rFonts w:eastAsia="Times New Roman" w:ascii="Times New Roman" w:hAnsi="Times New Roman"/>
+          <w:sz w:val="28"/>
+          <w:szCs w:val="28"/>
+          <w:lang w:val="ru-RU"/>
+        </w:rPr>
+        <w:t>безкоштовної програми PE Tools (http://soft.mydiv.net/win/download-PE-</w:t>
+      </w:r>
+    </w:p>
+    <w:p>
+      <w:pPr>
+        <w:pStyle w:val="Normal"/>
+        <w:rPr>
+          <w:rFonts w:ascii="Times New Roman" w:hAnsi="Times New Roman" w:eastAsia="Times New Roman"/>
+          <w:sz w:val="28"/>
+          <w:szCs w:val="28"/>
+          <w:lang w:val="ru-RU"/>
+        </w:rPr>
+      </w:pPr>
+      <w:r>
+        <w:rPr>
+          <w:rFonts w:eastAsia="Times New Roman" w:ascii="Times New Roman" w:hAnsi="Times New Roman"/>
+          <w:sz w:val="28"/>
+          <w:szCs w:val="28"/>
+          <w:lang w:val="ru-RU"/>
+        </w:rPr>
+        <w:t>Tools.html*).     Все скріншоти вікон програми з даними, відповідними раніше</w:t>
+      </w:r>
+    </w:p>
+    <w:p>
+      <w:pPr>
+        <w:pStyle w:val="Normal"/>
+        <w:rPr>
+          <w:rFonts w:ascii="Times New Roman" w:hAnsi="Times New Roman" w:eastAsia="Times New Roman"/>
+          <w:sz w:val="28"/>
+          <w:szCs w:val="28"/>
+          <w:lang w:val="ru-RU"/>
+        </w:rPr>
+      </w:pPr>
+      <w:r>
+        <w:rPr>
+          <w:rFonts w:eastAsia="Times New Roman" w:ascii="Times New Roman" w:hAnsi="Times New Roman"/>
+          <w:sz w:val="28"/>
+          <w:szCs w:val="28"/>
+          <w:lang w:val="ru-RU"/>
+        </w:rPr>
+      </w:r>
+    </w:p>
+    <w:p>
+      <w:pPr>
+        <w:pStyle w:val="Normal"/>
+        <w:rPr>
+          <w:rFonts w:ascii="Times New Roman" w:hAnsi="Times New Roman" w:eastAsia="Times New Roman"/>
+          <w:sz w:val="28"/>
+          <w:szCs w:val="28"/>
+        </w:rPr>
+      </w:pPr>
+      <w:r>
+        <w:rPr>
+          <w:rFonts w:eastAsia="Times New Roman" w:ascii="Times New Roman" w:hAnsi="Times New Roman"/>
+          <w:sz w:val="28"/>
+          <w:szCs w:val="28"/>
+          <w:lang w:val="ru-RU"/>
+        </w:rPr>
+        <w:t xml:space="preserve">побудованій таблиці, привести в звіті по лабораторній роботі.    : </w:t>
       </w:r>
     </w:p>
     <w:p>
@@ -4751,7 +5424,7 @@
           <wp:inline distT="0" distB="0" distL="0" distR="0">
             <wp:extent cx="4114800" cy="2457450"/>
             <wp:effectExtent l="0" t="0" r="0" b="0"/>
-            <wp:docPr id="10" name="Image9" descr=""/>
+            <wp:docPr id="10" name="Image9"/>
             <wp:cNvGraphicFramePr>
               <a:graphicFrameLocks xmlns:a="http://schemas.openxmlformats.org/drawingml/2006/main" noChangeAspect="1"/>
             </wp:cNvGraphicFramePr>
@@ -4759,7 +5432,7 @@
               <a:graphicData uri="http://schemas.openxmlformats.org/drawingml/2006/picture">
                 <pic:pic xmlns:pic="http://schemas.openxmlformats.org/drawingml/2006/picture">
                   <pic:nvPicPr>
-                    <pic:cNvPr id="10" name="Image9" descr=""/>
+                    <pic:cNvPr id="10" name="Image9"/>
                     <pic:cNvPicPr>
                       <a:picLocks noChangeAspect="1" noChangeArrowheads="1"/>
                     </pic:cNvPicPr>
@@ -4802,7 +5475,7 @@
           <wp:inline distT="0" distB="0" distL="0" distR="0">
             <wp:extent cx="4114800" cy="1590675"/>
             <wp:effectExtent l="0" t="0" r="0" b="0"/>
-            <wp:docPr id="11" name="Image10" descr=""/>
+            <wp:docPr id="11" name="Image10"/>
             <wp:cNvGraphicFramePr>
               <a:graphicFrameLocks xmlns:a="http://schemas.openxmlformats.org/drawingml/2006/main" noChangeAspect="1"/>
             </wp:cNvGraphicFramePr>
@@ -4810,7 +5483,7 @@
               <a:graphicData uri="http://schemas.openxmlformats.org/drawingml/2006/picture">
                 <pic:pic xmlns:pic="http://schemas.openxmlformats.org/drawingml/2006/picture">
                   <pic:nvPicPr>
-                    <pic:cNvPr id="11" name="Image10" descr=""/>
+                    <pic:cNvPr id="11" name="Image10"/>
                     <pic:cNvPicPr>
                       <a:picLocks noChangeAspect="1" noChangeArrowheads="1"/>
                     </pic:cNvPicPr>
@@ -4853,7 +5526,7 @@
           <wp:inline distT="0" distB="0" distL="0" distR="0">
             <wp:extent cx="4467225" cy="3829050"/>
             <wp:effectExtent l="0" t="0" r="0" b="0"/>
-            <wp:docPr id="12" name="Image11" descr=""/>
+            <wp:docPr id="12" name="Image11"/>
             <wp:cNvGraphicFramePr>
               <a:graphicFrameLocks xmlns:a="http://schemas.openxmlformats.org/drawingml/2006/main" noChangeAspect="1"/>
             </wp:cNvGraphicFramePr>
@@ -4861,7 +5534,7 @@
               <a:graphicData uri="http://schemas.openxmlformats.org/drawingml/2006/picture">
                 <pic:pic xmlns:pic="http://schemas.openxmlformats.org/drawingml/2006/picture">
                   <pic:nvPicPr>
-                    <pic:cNvPr id="12" name="Image11" descr=""/>
+                    <pic:cNvPr id="12" name="Image11"/>
                     <pic:cNvPicPr>
                       <a:picLocks noChangeAspect="1" noChangeArrowheads="1"/>
                     </pic:cNvPicPr>
@@ -4904,7 +5577,7 @@
           <wp:inline distT="0" distB="0" distL="0" distR="0">
             <wp:extent cx="4552950" cy="1857375"/>
             <wp:effectExtent l="0" t="0" r="0" b="0"/>
-            <wp:docPr id="13" name="Image12" descr=""/>
+            <wp:docPr id="13" name="Image12"/>
             <wp:cNvGraphicFramePr>
               <a:graphicFrameLocks xmlns:a="http://schemas.openxmlformats.org/drawingml/2006/main" noChangeAspect="1"/>
             </wp:cNvGraphicFramePr>
@@ -4912,7 +5585,7 @@
               <a:graphicData uri="http://schemas.openxmlformats.org/drawingml/2006/picture">
                 <pic:pic xmlns:pic="http://schemas.openxmlformats.org/drawingml/2006/picture">
                   <pic:nvPicPr>
-                    <pic:cNvPr id="13" name="Image12" descr=""/>
+                    <pic:cNvPr id="13" name="Image12"/>
                     <pic:cNvPicPr>
                       <a:picLocks noChangeAspect="1" noChangeArrowheads="1"/>
                     </pic:cNvPicPr>
@@ -4981,7 +5654,77 @@
           <w:sz w:val="28"/>
           <w:szCs w:val="28"/>
         </w:rPr>
-        <w:t xml:space="preserve">10. Дослідити таблицю імпорту (Import Directory) даного файлу і визначити, які саме функції використовуються з бібліотек, що підключаються. </w:t>
+        <w:t xml:space="preserve">10. </w:t>
+      </w:r>
+      <w:r>
+        <w:rPr>
+          <w:rFonts w:eastAsia="Times New Roman" w:ascii="Times New Roman" w:hAnsi="Times New Roman"/>
+          <w:sz w:val="28"/>
+          <w:szCs w:val="28"/>
+          <w:lang w:val="ru-RU"/>
+        </w:rPr>
+        <w:t>Дослідити таблицю імпорту (Import Directory) даного файлу і</w:t>
+      </w:r>
+    </w:p>
+    <w:p>
+      <w:pPr>
+        <w:pStyle w:val="Normal"/>
+        <w:rPr>
+          <w:rFonts w:ascii="Times New Roman" w:hAnsi="Times New Roman" w:eastAsia="Times New Roman"/>
+          <w:sz w:val="28"/>
+          <w:szCs w:val="28"/>
+          <w:lang w:val="ru-RU"/>
+        </w:rPr>
+      </w:pPr>
+      <w:r>
+        <w:rPr>
+          <w:rFonts w:eastAsia="Times New Roman" w:ascii="Times New Roman" w:hAnsi="Times New Roman"/>
+          <w:sz w:val="28"/>
+          <w:szCs w:val="28"/>
+          <w:lang w:val="ru-RU"/>
+        </w:rPr>
+        <w:t>визначити, які саме функції використовуються з бібліотек, що підключаються.</w:t>
+      </w:r>
+    </w:p>
+    <w:p>
+      <w:pPr>
+        <w:pStyle w:val="Normal"/>
+        <w:rPr>
+          <w:rFonts w:ascii="Times New Roman" w:hAnsi="Times New Roman" w:eastAsia="Times New Roman"/>
+          <w:sz w:val="28"/>
+          <w:szCs w:val="28"/>
+          <w:lang w:val="ru-RU"/>
+        </w:rPr>
+      </w:pPr>
+      <w:r>
+        <w:rPr>
+          <w:rFonts w:eastAsia="Times New Roman" w:ascii="Times New Roman" w:hAnsi="Times New Roman"/>
+          <w:sz w:val="28"/>
+          <w:szCs w:val="28"/>
+          <w:lang w:val="ru-RU"/>
+        </w:rPr>
+        <w:t>Скріншоти вікон Import Directory з функціями, що імпортуються, з кожного</w:t>
+      </w:r>
+    </w:p>
+    <w:p>
+      <w:pPr>
+        <w:pStyle w:val="Normal"/>
+        <w:spacing w:before="0" w:after="160"/>
+        <w:rPr>
+          <w:rFonts w:ascii="Times New Roman" w:hAnsi="Times New Roman" w:eastAsia="Times New Roman"/>
+          <w:sz w:val="28"/>
+          <w:szCs w:val="28"/>
+          <w:lang w:val="en-GB"/>
+        </w:rPr>
+      </w:pPr>
+      <w:r>
+        <w:rPr>
+          <w:rFonts w:eastAsia="Times New Roman" w:ascii="Times New Roman" w:hAnsi="Times New Roman"/>
+          <w:sz w:val="28"/>
+          <w:szCs w:val="28"/>
+          <w:lang w:val="ru-RU"/>
+        </w:rPr>
+        <w:t>бібліотечного файлу привести в звіті по лабораторній роботі.</w:t>
       </w:r>
     </w:p>
     <w:p>
@@ -5021,7 +5764,7 @@
           <wp:inline distT="0" distB="0" distL="0" distR="0">
             <wp:extent cx="5657850" cy="3057525"/>
             <wp:effectExtent l="0" t="0" r="0" b="0"/>
-            <wp:docPr id="14" name="Image13" descr=""/>
+            <wp:docPr id="14" name="Image13"/>
             <wp:cNvGraphicFramePr>
               <a:graphicFrameLocks xmlns:a="http://schemas.openxmlformats.org/drawingml/2006/main" noChangeAspect="1"/>
             </wp:cNvGraphicFramePr>
@@ -5029,7 +5772,7 @@
               <a:graphicData uri="http://schemas.openxmlformats.org/drawingml/2006/picture">
                 <pic:pic xmlns:pic="http://schemas.openxmlformats.org/drawingml/2006/picture">
                   <pic:nvPicPr>
-                    <pic:cNvPr id="14" name="Image13" descr=""/>
+                    <pic:cNvPr id="14" name="Image13"/>
                     <pic:cNvPicPr>
                       <a:picLocks noChangeAspect="1" noChangeArrowheads="1"/>
                     </pic:cNvPicPr>
@@ -5095,7 +5838,7 @@
           <wp:inline distT="0" distB="0" distL="0" distR="0">
             <wp:extent cx="5657850" cy="3057525"/>
             <wp:effectExtent l="0" t="0" r="0" b="0"/>
-            <wp:docPr id="15" name="Image14" descr=""/>
+            <wp:docPr id="15" name="Image14"/>
             <wp:cNvGraphicFramePr>
               <a:graphicFrameLocks xmlns:a="http://schemas.openxmlformats.org/drawingml/2006/main" noChangeAspect="1"/>
             </wp:cNvGraphicFramePr>
@@ -5103,7 +5846,7 @@
               <a:graphicData uri="http://schemas.openxmlformats.org/drawingml/2006/picture">
                 <pic:pic xmlns:pic="http://schemas.openxmlformats.org/drawingml/2006/picture">
                   <pic:nvPicPr>
-                    <pic:cNvPr id="15" name="Image14" descr=""/>
+                    <pic:cNvPr id="15" name="Image14"/>
                     <pic:cNvPicPr>
                       <a:picLocks noChangeAspect="1" noChangeArrowheads="1"/>
                     </pic:cNvPicPr>
@@ -5207,7 +5950,96 @@
           <w:sz w:val="28"/>
           <w:szCs w:val="28"/>
         </w:rPr>
-        <w:t>11. Знайти в тексті файлу по зсуву, узятому з побудованої таблиці, секцію з даними і переконатися, що текст оригінала пароля, що міститься в тексті програми, може бути легко виявлений за допомогою HEX-редактора</w:t>
+        <w:t xml:space="preserve">11. </w:t>
+      </w:r>
+      <w:r>
+        <w:rPr>
+          <w:rFonts w:eastAsia="Times New Roman" w:ascii="Times New Roman" w:hAnsi="Times New Roman"/>
+          <w:sz w:val="28"/>
+          <w:szCs w:val="28"/>
+          <w:lang w:val="ru-RU"/>
+        </w:rPr>
+        <w:t>Знайти в тексті файлу по зсуву, узятому з побудованої таблиці, секцію з</w:t>
+      </w:r>
+    </w:p>
+    <w:p>
+      <w:pPr>
+        <w:pStyle w:val="Normal"/>
+        <w:rPr>
+          <w:rFonts w:ascii="Times New Roman" w:hAnsi="Times New Roman" w:eastAsia="Times New Roman"/>
+          <w:sz w:val="28"/>
+          <w:szCs w:val="28"/>
+          <w:lang w:val="ru-RU"/>
+        </w:rPr>
+      </w:pPr>
+      <w:r>
+        <w:rPr>
+          <w:rFonts w:eastAsia="Times New Roman" w:ascii="Times New Roman" w:hAnsi="Times New Roman"/>
+          <w:sz w:val="28"/>
+          <w:szCs w:val="28"/>
+          <w:lang w:val="ru-RU"/>
+        </w:rPr>
+        <w:t>даними і переконатися, що текст оригінала пароля, що міститься в тексті</w:t>
+      </w:r>
+    </w:p>
+    <w:p>
+      <w:pPr>
+        <w:pStyle w:val="Normal"/>
+        <w:rPr>
+          <w:rFonts w:ascii="Times New Roman" w:hAnsi="Times New Roman" w:eastAsia="Times New Roman"/>
+          <w:sz w:val="28"/>
+          <w:szCs w:val="28"/>
+          <w:lang w:val="ru-RU"/>
+        </w:rPr>
+      </w:pPr>
+      <w:r>
+        <w:rPr>
+          <w:rFonts w:eastAsia="Times New Roman" w:ascii="Times New Roman" w:hAnsi="Times New Roman"/>
+          <w:sz w:val="28"/>
+          <w:szCs w:val="28"/>
+          <w:lang w:val="ru-RU"/>
+        </w:rPr>
+        <w:t>програми, може бути легко виявлений за допомогою HEX-редактора. Привести</w:t>
+      </w:r>
+    </w:p>
+    <w:p>
+      <w:pPr>
+        <w:pStyle w:val="Normal"/>
+        <w:rPr>
+          <w:rFonts w:ascii="Times New Roman" w:hAnsi="Times New Roman" w:eastAsia="Times New Roman"/>
+          <w:sz w:val="28"/>
+          <w:szCs w:val="28"/>
+          <w:lang w:val="ru-RU"/>
+        </w:rPr>
+      </w:pPr>
+      <w:r>
+        <w:rPr>
+          <w:rFonts w:eastAsia="Times New Roman" w:ascii="Times New Roman" w:hAnsi="Times New Roman"/>
+          <w:sz w:val="28"/>
+          <w:szCs w:val="28"/>
+          <w:lang w:val="ru-RU"/>
+        </w:rPr>
+        <w:t>скріншот цього фрагмента програми у вигляді HEX - коду в звіті по</w:t>
+      </w:r>
+    </w:p>
+    <w:p>
+      <w:pPr>
+        <w:pStyle w:val="Normal"/>
+        <w:rPr>
+          <w:rFonts w:ascii="Times New Roman" w:hAnsi="Times New Roman" w:eastAsia="Times New Roman"/>
+          <w:sz w:val="28"/>
+          <w:szCs w:val="28"/>
+          <w:lang w:val="en-GB"/>
+        </w:rPr>
+      </w:pPr>
+      <w:r>
+        <w:rPr>
+          <w:rFonts w:eastAsia="Times New Roman" w:ascii="Times New Roman" w:hAnsi="Times New Roman"/>
+          <w:sz w:val="28"/>
+          <w:szCs w:val="28"/>
+          <w:lang w:val="ru-RU"/>
+        </w:rPr>
+        <w:t>лабораторній роботі.</w:t>
       </w:r>
     </w:p>
     <w:p>
@@ -5227,7 +6059,7 @@
           <wp:inline distT="0" distB="0" distL="0" distR="0">
             <wp:extent cx="5367655" cy="7752080"/>
             <wp:effectExtent l="0" t="0" r="0" b="0"/>
-            <wp:docPr id="16" name="Image15" descr=""/>
+            <wp:docPr id="16" name="Image15"/>
             <wp:cNvGraphicFramePr>
               <a:graphicFrameLocks xmlns:a="http://schemas.openxmlformats.org/drawingml/2006/main" noChangeAspect="1"/>
             </wp:cNvGraphicFramePr>
@@ -5235,7 +6067,7 @@
               <a:graphicData uri="http://schemas.openxmlformats.org/drawingml/2006/picture">
                 <pic:pic xmlns:pic="http://schemas.openxmlformats.org/drawingml/2006/picture">
                   <pic:nvPicPr>
-                    <pic:cNvPr id="16" name="Image15" descr=""/>
+                    <pic:cNvPr id="16" name="Image15"/>
                     <pic:cNvPicPr>
                       <a:picLocks noChangeAspect="1" noChangeArrowheads="1"/>
                     </pic:cNvPicPr>
@@ -5279,7 +6111,15 @@
           <w:sz w:val="28"/>
           <w:szCs w:val="28"/>
         </w:rPr>
-        <w:t>Бачимо явно пароль в тексті.</w:t>
+        <w:t xml:space="preserve">Легко </w:t>
+      </w:r>
+      <w:r>
+        <w:rPr>
+          <w:rFonts w:eastAsia="Times New Roman" w:ascii="Times New Roman" w:hAnsi="Times New Roman"/>
+          <w:sz w:val="28"/>
+          <w:szCs w:val="28"/>
+        </w:rPr>
+        <w:t>Бачимо       пароль в тексті.</w:t>
       </w:r>
     </w:p>
     <w:p>
@@ -5318,25 +6158,95 @@
           <w:sz w:val="28"/>
           <w:szCs w:val="28"/>
         </w:rPr>
-        <w:t xml:space="preserve">12. Виконати шифрування пароля за допомогою функції XOR, знову скомпілювати EXE -файл і переконатися, що тепер вони не виявляються явним чином в тексті виконуваного EXE - файлу. </w:t>
-      </w:r>
-    </w:p>
-    <w:p>
-      <w:pPr>
-        <w:pStyle w:val="Normal"/>
-        <w:rPr>
-          <w:rFonts w:ascii="Times New Roman" w:hAnsi="Times New Roman" w:eastAsia="Times New Roman"/>
-          <w:sz w:val="28"/>
-          <w:szCs w:val="28"/>
-        </w:rPr>
-      </w:pPr>
-      <w:r>
-        <w:rPr>
-          <w:rFonts w:eastAsia="Times New Roman" w:ascii="Times New Roman" w:hAnsi="Times New Roman"/>
-          <w:sz w:val="28"/>
-          <w:szCs w:val="28"/>
-        </w:rPr>
-        <w:t xml:space="preserve">Нехай ключем буде </w:t>
+        <w:t xml:space="preserve"> </w:t>
+      </w:r>
+      <w:r>
+        <w:rPr>
+          <w:rFonts w:eastAsia="Times New Roman" w:ascii="Times New Roman" w:hAnsi="Times New Roman"/>
+          <w:sz w:val="28"/>
+          <w:szCs w:val="28"/>
+          <w:lang w:val="ru-RU"/>
+        </w:rPr>
+        <w:t>12. Виконати шифрування пароля за допомогою функції XOR, знову</w:t>
+      </w:r>
+    </w:p>
+    <w:p>
+      <w:pPr>
+        <w:pStyle w:val="Normal"/>
+        <w:rPr>
+          <w:rFonts w:ascii="Times New Roman" w:hAnsi="Times New Roman" w:eastAsia="Times New Roman"/>
+          <w:sz w:val="28"/>
+          <w:szCs w:val="28"/>
+          <w:lang w:val="ru-RU"/>
+        </w:rPr>
+      </w:pPr>
+      <w:r>
+        <w:rPr>
+          <w:rFonts w:eastAsia="Times New Roman" w:ascii="Times New Roman" w:hAnsi="Times New Roman"/>
+          <w:sz w:val="28"/>
+          <w:szCs w:val="28"/>
+          <w:lang w:val="ru-RU"/>
+        </w:rPr>
+        <w:t>скомпілювати EXE -файл і переконатися, що тепер вони не виявляються явним</w:t>
+      </w:r>
+    </w:p>
+    <w:p>
+      <w:pPr>
+        <w:pStyle w:val="Normal"/>
+        <w:rPr>
+          <w:rFonts w:ascii="Times New Roman" w:hAnsi="Times New Roman" w:eastAsia="Times New Roman"/>
+          <w:sz w:val="28"/>
+          <w:szCs w:val="28"/>
+          <w:lang w:val="ru-RU"/>
+        </w:rPr>
+      </w:pPr>
+      <w:r>
+        <w:rPr>
+          <w:rFonts w:eastAsia="Times New Roman" w:ascii="Times New Roman" w:hAnsi="Times New Roman"/>
+          <w:sz w:val="28"/>
+          <w:szCs w:val="28"/>
+          <w:lang w:val="ru-RU"/>
+        </w:rPr>
+        <w:t>чином в тексті виконуваного EXE -файлу. Привести скріншоти цієї програми в</w:t>
+      </w:r>
+    </w:p>
+    <w:p>
+      <w:pPr>
+        <w:pStyle w:val="Normal"/>
+        <w:rPr>
+          <w:rFonts w:ascii="Times New Roman" w:hAnsi="Times New Roman" w:eastAsia="Times New Roman"/>
+          <w:sz w:val="28"/>
+          <w:szCs w:val="28"/>
+          <w:lang w:val="ru-RU"/>
+        </w:rPr>
+      </w:pPr>
+      <w:r>
+        <w:rPr>
+          <w:rFonts w:eastAsia="Times New Roman" w:ascii="Times New Roman" w:hAnsi="Times New Roman"/>
+          <w:sz w:val="28"/>
+          <w:szCs w:val="28"/>
+          <w:lang w:val="ru-RU"/>
+        </w:rPr>
+        <w:t>режимах «Hex» і «Text» в звіті по лабораторній роботі.</w:t>
+      </w:r>
+    </w:p>
+    <w:p>
+      <w:pPr>
+        <w:pStyle w:val="Normal"/>
+        <w:rPr>
+          <w:rFonts w:ascii="Times New Roman" w:hAnsi="Times New Roman" w:eastAsia="Times New Roman"/>
+          <w:sz w:val="28"/>
+          <w:szCs w:val="28"/>
+          <w:lang w:val="ru-RU"/>
+        </w:rPr>
+      </w:pPr>
+      <w:r>
+        <w:rPr>
+          <w:rFonts w:eastAsia="Times New Roman" w:ascii="Times New Roman" w:hAnsi="Times New Roman"/>
+          <w:sz w:val="28"/>
+          <w:szCs w:val="28"/>
+        </w:rPr>
+        <w:t xml:space="preserve">Ключ:  </w:t>
       </w:r>
       <w:r>
         <w:rPr>
@@ -5346,42 +6256,6 @@
           <w:szCs w:val="28"/>
         </w:rPr>
         <w:t>Tsebrynskyi4078</w:t>
-      </w:r>
-    </w:p>
-    <w:p>
-      <w:pPr>
-        <w:pStyle w:val="Normal"/>
-        <w:rPr>
-          <w:rFonts w:ascii="Times New Roman" w:hAnsi="Times New Roman" w:eastAsia="Times New Roman"/>
-          <w:sz w:val="28"/>
-          <w:szCs w:val="28"/>
-          <w:lang w:val="en-US"/>
-        </w:rPr>
-      </w:pPr>
-      <w:r>
-        <w:rPr>
-          <w:rFonts w:eastAsia="Times New Roman" w:ascii="Times New Roman" w:hAnsi="Times New Roman"/>
-          <w:sz w:val="28"/>
-          <w:szCs w:val="28"/>
-        </w:rPr>
-        <w:t>Переведення</w:t>
-      </w:r>
-    </w:p>
-    <w:p>
-      <w:pPr>
-        <w:pStyle w:val="Normal"/>
-        <w:rPr>
-          <w:rFonts w:ascii="Times New Roman" w:hAnsi="Times New Roman" w:eastAsia="Times New Roman"/>
-          <w:sz w:val="28"/>
-          <w:szCs w:val="28"/>
-        </w:rPr>
-      </w:pPr>
-      <w:r>
-        <w:rPr>
-          <w:rFonts w:eastAsia="Times New Roman" w:ascii="Times New Roman" w:hAnsi="Times New Roman"/>
-          <w:sz w:val="28"/>
-          <w:szCs w:val="28"/>
-        </w:rPr>
       </w:r>
     </w:p>
     <w:tbl>
@@ -5398,8 +6272,8 @@
         </w:tblCellMar>
       </w:tblPr>
       <w:tblGrid>
-        <w:gridCol w:w="2262"/>
-        <w:gridCol w:w="2223"/>
+        <w:gridCol w:w="2261"/>
+        <w:gridCol w:w="2224"/>
       </w:tblGrid>
       <w:tr>
         <w:trPr>
@@ -5407,7 +6281,7 @@
         </w:trPr>
         <w:tc>
           <w:tcPr>
-            <w:tcW w:w="2262" w:type="dxa"/>
+            <w:tcW w:w="2261" w:type="dxa"/>
             <w:tcBorders>
               <w:top w:val="single" w:sz="2" w:space="0" w:color="000000"/>
               <w:left w:val="single" w:sz="2" w:space="0" w:color="000000"/>
@@ -5434,7 +6308,7 @@
         </w:tc>
         <w:tc>
           <w:tcPr>
-            <w:tcW w:w="2223" w:type="dxa"/>
+            <w:tcW w:w="2224" w:type="dxa"/>
             <w:tcBorders>
               <w:top w:val="single" w:sz="2" w:space="0" w:color="000000"/>
               <w:left w:val="single" w:sz="2" w:space="0" w:color="000000"/>
@@ -5464,7 +6338,7 @@
         <w:trPr/>
         <w:tc>
           <w:tcPr>
-            <w:tcW w:w="2262" w:type="dxa"/>
+            <w:tcW w:w="2261" w:type="dxa"/>
             <w:tcBorders>
               <w:top w:val="single" w:sz="2" w:space="0" w:color="000000"/>
               <w:left w:val="single" w:sz="2" w:space="0" w:color="000000"/>
@@ -5492,7 +6366,7 @@
         </w:tc>
         <w:tc>
           <w:tcPr>
-            <w:tcW w:w="2223" w:type="dxa"/>
+            <w:tcW w:w="2224" w:type="dxa"/>
             <w:tcBorders>
               <w:top w:val="single" w:sz="2" w:space="0" w:color="000000"/>
               <w:left w:val="single" w:sz="2" w:space="0" w:color="000000"/>
@@ -5523,7 +6397,7 @@
         <w:trPr/>
         <w:tc>
           <w:tcPr>
-            <w:tcW w:w="2262" w:type="dxa"/>
+            <w:tcW w:w="2261" w:type="dxa"/>
             <w:tcBorders>
               <w:top w:val="single" w:sz="2" w:space="0" w:color="000000"/>
               <w:left w:val="single" w:sz="2" w:space="0" w:color="000000"/>
@@ -5551,7 +6425,7 @@
         </w:tc>
         <w:tc>
           <w:tcPr>
-            <w:tcW w:w="2223" w:type="dxa"/>
+            <w:tcW w:w="2224" w:type="dxa"/>
             <w:tcBorders>
               <w:top w:val="single" w:sz="2" w:space="0" w:color="000000"/>
               <w:left w:val="single" w:sz="2" w:space="0" w:color="000000"/>
@@ -5582,7 +6456,7 @@
         <w:trPr/>
         <w:tc>
           <w:tcPr>
-            <w:tcW w:w="2262" w:type="dxa"/>
+            <w:tcW w:w="2261" w:type="dxa"/>
             <w:tcBorders>
               <w:top w:val="single" w:sz="2" w:space="0" w:color="000000"/>
               <w:left w:val="single" w:sz="2" w:space="0" w:color="000000"/>
@@ -5610,7 +6484,7 @@
         </w:tc>
         <w:tc>
           <w:tcPr>
-            <w:tcW w:w="2223" w:type="dxa"/>
+            <w:tcW w:w="2224" w:type="dxa"/>
             <w:tcBorders>
               <w:top w:val="single" w:sz="2" w:space="0" w:color="000000"/>
               <w:left w:val="single" w:sz="2" w:space="0" w:color="000000"/>
@@ -5641,7 +6515,7 @@
         <w:trPr/>
         <w:tc>
           <w:tcPr>
-            <w:tcW w:w="2262" w:type="dxa"/>
+            <w:tcW w:w="2261" w:type="dxa"/>
             <w:tcBorders>
               <w:top w:val="single" w:sz="2" w:space="0" w:color="000000"/>
               <w:left w:val="single" w:sz="2" w:space="0" w:color="000000"/>
@@ -5669,7 +6543,7 @@
         </w:tc>
         <w:tc>
           <w:tcPr>
-            <w:tcW w:w="2223" w:type="dxa"/>
+            <w:tcW w:w="2224" w:type="dxa"/>
             <w:tcBorders>
               <w:top w:val="single" w:sz="2" w:space="0" w:color="000000"/>
               <w:left w:val="single" w:sz="2" w:space="0" w:color="000000"/>
@@ -5700,7 +6574,7 @@
         <w:trPr/>
         <w:tc>
           <w:tcPr>
-            <w:tcW w:w="2262" w:type="dxa"/>
+            <w:tcW w:w="2261" w:type="dxa"/>
             <w:tcBorders>
               <w:top w:val="single" w:sz="2" w:space="0" w:color="000000"/>
               <w:left w:val="single" w:sz="2" w:space="0" w:color="000000"/>
@@ -5728,7 +6602,7 @@
         </w:tc>
         <w:tc>
           <w:tcPr>
-            <w:tcW w:w="2223" w:type="dxa"/>
+            <w:tcW w:w="2224" w:type="dxa"/>
             <w:tcBorders>
               <w:top w:val="single" w:sz="2" w:space="0" w:color="000000"/>
               <w:left w:val="single" w:sz="2" w:space="0" w:color="000000"/>
@@ -5759,7 +6633,7 @@
         <w:trPr/>
         <w:tc>
           <w:tcPr>
-            <w:tcW w:w="2262" w:type="dxa"/>
+            <w:tcW w:w="2261" w:type="dxa"/>
             <w:tcBorders>
               <w:top w:val="single" w:sz="2" w:space="0" w:color="000000"/>
               <w:left w:val="single" w:sz="2" w:space="0" w:color="000000"/>
@@ -5787,7 +6661,7 @@
         </w:tc>
         <w:tc>
           <w:tcPr>
-            <w:tcW w:w="2223" w:type="dxa"/>
+            <w:tcW w:w="2224" w:type="dxa"/>
             <w:tcBorders>
               <w:top w:val="single" w:sz="2" w:space="0" w:color="000000"/>
               <w:left w:val="single" w:sz="2" w:space="0" w:color="000000"/>
@@ -5818,7 +6692,7 @@
         <w:trPr/>
         <w:tc>
           <w:tcPr>
-            <w:tcW w:w="2262" w:type="dxa"/>
+            <w:tcW w:w="2261" w:type="dxa"/>
             <w:tcBorders>
               <w:top w:val="single" w:sz="2" w:space="0" w:color="000000"/>
               <w:left w:val="single" w:sz="2" w:space="0" w:color="000000"/>
@@ -5846,7 +6720,7 @@
         </w:tc>
         <w:tc>
           <w:tcPr>
-            <w:tcW w:w="2223" w:type="dxa"/>
+            <w:tcW w:w="2224" w:type="dxa"/>
             <w:tcBorders>
               <w:top w:val="single" w:sz="2" w:space="0" w:color="000000"/>
               <w:left w:val="single" w:sz="2" w:space="0" w:color="000000"/>
@@ -5877,7 +6751,7 @@
         <w:trPr/>
         <w:tc>
           <w:tcPr>
-            <w:tcW w:w="2262" w:type="dxa"/>
+            <w:tcW w:w="2261" w:type="dxa"/>
             <w:tcBorders>
               <w:top w:val="single" w:sz="2" w:space="0" w:color="000000"/>
               <w:left w:val="single" w:sz="2" w:space="0" w:color="000000"/>
@@ -5905,7 +6779,7 @@
         </w:tc>
         <w:tc>
           <w:tcPr>
-            <w:tcW w:w="2223" w:type="dxa"/>
+            <w:tcW w:w="2224" w:type="dxa"/>
             <w:tcBorders>
               <w:top w:val="single" w:sz="2" w:space="0" w:color="000000"/>
               <w:left w:val="single" w:sz="2" w:space="0" w:color="000000"/>
@@ -5936,7 +6810,7 @@
         <w:trPr/>
         <w:tc>
           <w:tcPr>
-            <w:tcW w:w="2262" w:type="dxa"/>
+            <w:tcW w:w="2261" w:type="dxa"/>
             <w:tcBorders>
               <w:top w:val="single" w:sz="2" w:space="0" w:color="000000"/>
               <w:left w:val="single" w:sz="2" w:space="0" w:color="000000"/>
@@ -5964,7 +6838,7 @@
         </w:tc>
         <w:tc>
           <w:tcPr>
-            <w:tcW w:w="2223" w:type="dxa"/>
+            <w:tcW w:w="2224" w:type="dxa"/>
             <w:tcBorders>
               <w:top w:val="single" w:sz="2" w:space="0" w:color="000000"/>
               <w:left w:val="single" w:sz="2" w:space="0" w:color="000000"/>
@@ -5995,7 +6869,7 @@
         <w:trPr/>
         <w:tc>
           <w:tcPr>
-            <w:tcW w:w="2262" w:type="dxa"/>
+            <w:tcW w:w="2261" w:type="dxa"/>
             <w:tcBorders>
               <w:top w:val="single" w:sz="2" w:space="0" w:color="000000"/>
               <w:left w:val="single" w:sz="2" w:space="0" w:color="000000"/>
@@ -6023,7 +6897,7 @@
         </w:tc>
         <w:tc>
           <w:tcPr>
-            <w:tcW w:w="2223" w:type="dxa"/>
+            <w:tcW w:w="2224" w:type="dxa"/>
             <w:tcBorders>
               <w:top w:val="single" w:sz="2" w:space="0" w:color="000000"/>
               <w:left w:val="single" w:sz="2" w:space="0" w:color="000000"/>
@@ -6054,7 +6928,7 @@
         <w:trPr/>
         <w:tc>
           <w:tcPr>
-            <w:tcW w:w="2262" w:type="dxa"/>
+            <w:tcW w:w="2261" w:type="dxa"/>
             <w:tcBorders>
               <w:top w:val="single" w:sz="2" w:space="0" w:color="000000"/>
               <w:left w:val="single" w:sz="2" w:space="0" w:color="000000"/>
@@ -6082,7 +6956,7 @@
         </w:tc>
         <w:tc>
           <w:tcPr>
-            <w:tcW w:w="2223" w:type="dxa"/>
+            <w:tcW w:w="2224" w:type="dxa"/>
             <w:tcBorders>
               <w:top w:val="single" w:sz="2" w:space="0" w:color="000000"/>
               <w:left w:val="single" w:sz="2" w:space="0" w:color="000000"/>
@@ -6113,7 +6987,7 @@
         <w:trPr/>
         <w:tc>
           <w:tcPr>
-            <w:tcW w:w="2262" w:type="dxa"/>
+            <w:tcW w:w="2261" w:type="dxa"/>
             <w:tcBorders>
               <w:top w:val="single" w:sz="2" w:space="0" w:color="000000"/>
               <w:left w:val="single" w:sz="2" w:space="0" w:color="000000"/>
@@ -6141,7 +7015,7 @@
         </w:tc>
         <w:tc>
           <w:tcPr>
-            <w:tcW w:w="2223" w:type="dxa"/>
+            <w:tcW w:w="2224" w:type="dxa"/>
             <w:tcBorders>
               <w:top w:val="single" w:sz="2" w:space="0" w:color="000000"/>
               <w:left w:val="single" w:sz="2" w:space="0" w:color="000000"/>
@@ -6172,7 +7046,7 @@
         <w:trPr/>
         <w:tc>
           <w:tcPr>
-            <w:tcW w:w="2262" w:type="dxa"/>
+            <w:tcW w:w="2261" w:type="dxa"/>
             <w:tcBorders>
               <w:top w:val="single" w:sz="2" w:space="0" w:color="000000"/>
               <w:left w:val="single" w:sz="2" w:space="0" w:color="000000"/>
@@ -6200,7 +7074,7 @@
         </w:tc>
         <w:tc>
           <w:tcPr>
-            <w:tcW w:w="2223" w:type="dxa"/>
+            <w:tcW w:w="2224" w:type="dxa"/>
             <w:tcBorders>
               <w:top w:val="single" w:sz="2" w:space="0" w:color="000000"/>
               <w:left w:val="single" w:sz="2" w:space="0" w:color="000000"/>
@@ -6231,7 +7105,7 @@
         <w:trPr/>
         <w:tc>
           <w:tcPr>
-            <w:tcW w:w="2262" w:type="dxa"/>
+            <w:tcW w:w="2261" w:type="dxa"/>
             <w:tcBorders>
               <w:top w:val="single" w:sz="2" w:space="0" w:color="000000"/>
               <w:left w:val="single" w:sz="2" w:space="0" w:color="000000"/>
@@ -6259,7 +7133,7 @@
         </w:tc>
         <w:tc>
           <w:tcPr>
-            <w:tcW w:w="2223" w:type="dxa"/>
+            <w:tcW w:w="2224" w:type="dxa"/>
             <w:tcBorders>
               <w:top w:val="single" w:sz="2" w:space="0" w:color="000000"/>
               <w:left w:val="single" w:sz="2" w:space="0" w:color="000000"/>
@@ -6290,7 +7164,7 @@
         <w:trPr/>
         <w:tc>
           <w:tcPr>
-            <w:tcW w:w="2262" w:type="dxa"/>
+            <w:tcW w:w="2261" w:type="dxa"/>
             <w:tcBorders>
               <w:top w:val="single" w:sz="2" w:space="0" w:color="000000"/>
               <w:left w:val="single" w:sz="2" w:space="0" w:color="000000"/>
@@ -6318,7 +7192,7 @@
         </w:tc>
         <w:tc>
           <w:tcPr>
-            <w:tcW w:w="2223" w:type="dxa"/>
+            <w:tcW w:w="2224" w:type="dxa"/>
             <w:tcBorders>
               <w:top w:val="single" w:sz="2" w:space="0" w:color="000000"/>
               <w:left w:val="single" w:sz="2" w:space="0" w:color="000000"/>
@@ -6349,7 +7223,7 @@
         <w:trPr/>
         <w:tc>
           <w:tcPr>
-            <w:tcW w:w="2262" w:type="dxa"/>
+            <w:tcW w:w="2261" w:type="dxa"/>
             <w:tcBorders>
               <w:top w:val="single" w:sz="2" w:space="0" w:color="000000"/>
               <w:left w:val="single" w:sz="2" w:space="0" w:color="000000"/>
@@ -6377,7 +7251,7 @@
         </w:tc>
         <w:tc>
           <w:tcPr>
-            <w:tcW w:w="2223" w:type="dxa"/>
+            <w:tcW w:w="2224" w:type="dxa"/>
             <w:tcBorders>
               <w:top w:val="single" w:sz="2" w:space="0" w:color="000000"/>
               <w:left w:val="single" w:sz="2" w:space="0" w:color="000000"/>
@@ -6408,7 +7282,7 @@
         <w:trPr/>
         <w:tc>
           <w:tcPr>
-            <w:tcW w:w="2262" w:type="dxa"/>
+            <w:tcW w:w="2261" w:type="dxa"/>
             <w:tcBorders>
               <w:top w:val="single" w:sz="2" w:space="0" w:color="000000"/>
               <w:left w:val="single" w:sz="2" w:space="0" w:color="000000"/>
@@ -6436,7 +7310,7 @@
         </w:tc>
         <w:tc>
           <w:tcPr>
-            <w:tcW w:w="2223" w:type="dxa"/>
+            <w:tcW w:w="2224" w:type="dxa"/>
             <w:tcBorders>
               <w:top w:val="single" w:sz="2" w:space="0" w:color="000000"/>
               <w:left w:val="single" w:sz="2" w:space="0" w:color="000000"/>
@@ -6467,7 +7341,7 @@
         <w:trPr/>
         <w:tc>
           <w:tcPr>
-            <w:tcW w:w="2262" w:type="dxa"/>
+            <w:tcW w:w="2261" w:type="dxa"/>
             <w:tcBorders>
               <w:top w:val="single" w:sz="2" w:space="0" w:color="000000"/>
               <w:left w:val="single" w:sz="2" w:space="0" w:color="000000"/>
@@ -6495,7 +7369,7 @@
         </w:tc>
         <w:tc>
           <w:tcPr>
-            <w:tcW w:w="2223" w:type="dxa"/>
+            <w:tcW w:w="2224" w:type="dxa"/>
             <w:tcBorders>
               <w:top w:val="single" w:sz="2" w:space="0" w:color="000000"/>
               <w:left w:val="single" w:sz="2" w:space="0" w:color="000000"/>
@@ -6574,8 +7448,18 @@
           <w:szCs w:val="28"/>
           <w:lang w:val="en-US"/>
         </w:rPr>
-        <w:t xml:space="preserve">N XOR T = 01001110₂ XOR 01010100₂ = 00011010₂ = 1A₁₆ </w:t>
-      </w:r>
+        <w:t>N XOR T = 01001110₂ XOR 01010100₂ = 00011010₂ = 1A₁₆ = SUB</w:t>
+      </w:r>
+    </w:p>
+    <w:p>
+      <w:pPr>
+        <w:pStyle w:val="Normal"/>
+        <w:rPr>
+          <w:rFonts w:ascii="Times New Roman" w:hAnsi="Times New Roman" w:eastAsia="Times New Roman"/>
+          <w:sz w:val="28"/>
+          <w:szCs w:val="28"/>
+        </w:rPr>
+      </w:pPr>
       <w:r>
         <w:rPr>
           <w:rFonts w:eastAsia="Times New Roman" w:ascii="Times New Roman" w:hAnsi="Times New Roman"/>
@@ -6583,7 +7467,7 @@
           <w:szCs w:val="28"/>
           <w:lang w:val="en-US"/>
         </w:rPr>
-        <w:t>= SUB</w:t>
+        <w:t xml:space="preserve">A XOR s = 01000001₂ XOR 01110011₂ = 00110010₂ = 32₁₆ = 2 </w:t>
       </w:r>
     </w:p>
     <w:p>
@@ -6602,6 +7486,101 @@
           <w:szCs w:val="28"/>
           <w:lang w:val="en-US"/>
         </w:rPr>
+        <w:t xml:space="preserve">Z XOR e = 01011010₂ XOR 01100101₂ = 00111111₂ = 3F₁₆ = ? </w:t>
+      </w:r>
+    </w:p>
+    <w:p>
+      <w:pPr>
+        <w:pStyle w:val="Normal"/>
+        <w:rPr>
+          <w:rFonts w:ascii="Times New Roman" w:hAnsi="Times New Roman" w:eastAsia="Times New Roman"/>
+          <w:sz w:val="28"/>
+          <w:szCs w:val="28"/>
+        </w:rPr>
+      </w:pPr>
+      <w:r>
+        <w:rPr>
+          <w:rFonts w:eastAsia="Times New Roman" w:ascii="Times New Roman" w:hAnsi="Times New Roman"/>
+          <w:sz w:val="28"/>
+          <w:szCs w:val="28"/>
+          <w:lang w:val="en-US"/>
+        </w:rPr>
+        <w:t xml:space="preserve">A XOR b = 01000001₂ XOR 01100010₂ = 00100011₂ = 23₁₆ = # </w:t>
+      </w:r>
+    </w:p>
+    <w:p>
+      <w:pPr>
+        <w:pStyle w:val="Normal"/>
+        <w:rPr>
+          <w:rFonts w:ascii="Times New Roman" w:hAnsi="Times New Roman" w:eastAsia="Times New Roman"/>
+          <w:sz w:val="28"/>
+          <w:szCs w:val="28"/>
+        </w:rPr>
+      </w:pPr>
+      <w:r>
+        <w:rPr>
+          <w:rFonts w:eastAsia="Times New Roman" w:ascii="Times New Roman" w:hAnsi="Times New Roman"/>
+          <w:sz w:val="28"/>
+          <w:szCs w:val="28"/>
+          <w:lang w:val="en-US"/>
+        </w:rPr>
+        <w:t xml:space="preserve">R XOR r = 01010010₂ XOR 01110010₂ = 00100000₂ = 20₁₆ = (пробіл) </w:t>
+      </w:r>
+    </w:p>
+    <w:p>
+      <w:pPr>
+        <w:pStyle w:val="Normal"/>
+        <w:rPr>
+          <w:rFonts w:ascii="Times New Roman" w:hAnsi="Times New Roman" w:eastAsia="Times New Roman"/>
+          <w:sz w:val="28"/>
+          <w:szCs w:val="28"/>
+        </w:rPr>
+      </w:pPr>
+      <w:r>
+        <w:rPr>
+          <w:rFonts w:eastAsia="Times New Roman" w:ascii="Times New Roman" w:hAnsi="Times New Roman"/>
+          <w:sz w:val="28"/>
+          <w:szCs w:val="28"/>
+          <w:lang w:val="en-US"/>
+        </w:rPr>
+        <w:t xml:space="preserve">A XOR y = 01000001₂ XOR 01111001₂ = 00111000₂ = 38₁₆ = 8 </w:t>
+      </w:r>
+    </w:p>
+    <w:p>
+      <w:pPr>
+        <w:pStyle w:val="Normal"/>
+        <w:rPr>
+          <w:rFonts w:ascii="Times New Roman" w:hAnsi="Times New Roman" w:eastAsia="Times New Roman"/>
+          <w:sz w:val="28"/>
+          <w:szCs w:val="28"/>
+        </w:rPr>
+      </w:pPr>
+      <w:r>
+        <w:rPr>
+          <w:rFonts w:eastAsia="Times New Roman" w:ascii="Times New Roman" w:hAnsi="Times New Roman"/>
+          <w:sz w:val="28"/>
+          <w:szCs w:val="28"/>
+          <w:lang w:val="en-US"/>
+        </w:rPr>
+        <w:t xml:space="preserve">P XOR n = 01010000₂ XOR 01101110₂ = 00111110₂ = 3E₁₆ = &gt; </w:t>
+      </w:r>
+    </w:p>
+    <w:p>
+      <w:pPr>
+        <w:pStyle w:val="Normal"/>
+        <w:rPr>
+          <w:rFonts w:ascii="Times New Roman" w:hAnsi="Times New Roman" w:eastAsia="Times New Roman"/>
+          <w:sz w:val="28"/>
+          <w:szCs w:val="28"/>
+        </w:rPr>
+      </w:pPr>
+      <w:r>
+        <w:rPr>
+          <w:rFonts w:eastAsia="Times New Roman" w:ascii="Times New Roman" w:hAnsi="Times New Roman"/>
+          <w:sz w:val="28"/>
+          <w:szCs w:val="28"/>
+          <w:lang w:val="en-US"/>
+        </w:rPr>
         <w:t xml:space="preserve">A XOR s = 01000001₂ XOR 01110011₂ = 00110010₂ = 32₁₆ = 2 </w:t>
       </w:r>
     </w:p>
@@ -6621,7 +7600,7 @@
           <w:szCs w:val="28"/>
           <w:lang w:val="en-US"/>
         </w:rPr>
-        <w:t xml:space="preserve">Z XOR e = 01011010₂ XOR 01100101₂ = 00111111₂ = 3F₁₆ = ? </w:t>
+        <w:t xml:space="preserve">S XOR k = 01010011₂ XOR 01101011₂ = 00111000₂ = 38₁₆ = 8 </w:t>
       </w:r>
     </w:p>
     <w:p>
@@ -6640,7 +7619,7 @@
           <w:szCs w:val="28"/>
           <w:lang w:val="en-US"/>
         </w:rPr>
-        <w:t xml:space="preserve">A XOR b = 01000001₂ XOR 01100010₂ = 00100011₂ = 23₁₆ = # </w:t>
+        <w:t xml:space="preserve">S XOR y = 01010011₂ XOR 01111001₂ = 00101010₂ = 2A₁₆ = * </w:t>
       </w:r>
     </w:p>
     <w:p>
@@ -6659,7 +7638,7 @@
           <w:szCs w:val="28"/>
           <w:lang w:val="en-US"/>
         </w:rPr>
-        <w:t xml:space="preserve">R XOR r = 01010010₂ XOR 01110010₂ = 00100000₂ = 20₁₆ = (пробіл) </w:t>
+        <w:t xml:space="preserve">W XOR i = 01010111₂ XOR 01101001₂ = 00111110₂ = 3E₁₆ = &gt; </w:t>
       </w:r>
     </w:p>
     <w:p>
@@ -6678,7 +7657,7 @@
           <w:szCs w:val="28"/>
           <w:lang w:val="en-US"/>
         </w:rPr>
-        <w:t xml:space="preserve">A XOR y = 01000001₂ XOR 01111001₂ = 00111000₂ = 38₁₆ = 8 </w:t>
+        <w:t xml:space="preserve">O XOR 4 = 01001111₂ XOR 00110100₂ = 01111011₂ = 7B₁₆ = { </w:t>
       </w:r>
     </w:p>
     <w:p>
@@ -6697,7 +7676,7 @@
           <w:szCs w:val="28"/>
           <w:lang w:val="en-US"/>
         </w:rPr>
-        <w:t xml:space="preserve">P XOR n = 01010000₂ XOR 01101110₂ = 00111110₂ = 3E₁₆ = &gt; </w:t>
+        <w:t xml:space="preserve">R XOR 0 = 01010010₂ XOR 00110000₂ = 01100010₂ = 62₁₆ = b </w:t>
       </w:r>
     </w:p>
     <w:p>
@@ -6716,7 +7695,7 @@
           <w:szCs w:val="28"/>
           <w:lang w:val="en-US"/>
         </w:rPr>
-        <w:t xml:space="preserve">A XOR s = 01000001₂ XOR 01110011₂ = 00110010₂ = 32₁₆ = 2 </w:t>
+        <w:t xml:space="preserve">D XOR 7 = 01000100₂ XOR 00110111₂ = 01110011₂ = 73₁₆ = s </w:t>
       </w:r>
     </w:p>
     <w:p>
@@ -6735,7 +7714,7 @@
           <w:szCs w:val="28"/>
           <w:lang w:val="en-US"/>
         </w:rPr>
-        <w:t xml:space="preserve">S XOR k = 01010011₂ XOR 01101011₂ = 00111000₂ = 38₁₆ = 8 </w:t>
+        <w:t>1 XOR 8 = 00110001₂ XOR 00111000₂ = 00001001₂ = 09₁₆ = TAB</w:t>
       </w:r>
     </w:p>
     <w:p>
@@ -6754,7 +7733,7 @@
           <w:szCs w:val="28"/>
           <w:lang w:val="en-US"/>
         </w:rPr>
-        <w:t xml:space="preserve">S XOR y = 01010011₂ XOR 01111001₂ = 00101010₂ = 2A₁₆ = * </w:t>
+        <w:t xml:space="preserve">2 XOR T = 00110010₂ XOR 01010100₂ = 01100110₂ = 66₁₆ = f </w:t>
       </w:r>
     </w:p>
     <w:p>
@@ -6773,7 +7752,7 @@
           <w:szCs w:val="28"/>
           <w:lang w:val="en-US"/>
         </w:rPr>
-        <w:t xml:space="preserve">W XOR i = 01010111₂ XOR 01101001₂ = 00111110₂ = 3E₁₆ = &gt; </w:t>
+        <w:t xml:space="preserve">3 XOR s = 00110011₂ XOR 01110011₂ = 01000000₂ = 40₁₆ = @ </w:t>
       </w:r>
     </w:p>
     <w:p>
@@ -6792,129 +7771,6 @@
           <w:szCs w:val="28"/>
           <w:lang w:val="en-US"/>
         </w:rPr>
-        <w:t xml:space="preserve">O XOR 4 = 01001111₂ XOR 00110100₂ = 01111011₂ = 7B₁₆ = { </w:t>
-      </w:r>
-    </w:p>
-    <w:p>
-      <w:pPr>
-        <w:pStyle w:val="Normal"/>
-        <w:rPr>
-          <w:rFonts w:ascii="Times New Roman" w:hAnsi="Times New Roman" w:eastAsia="Times New Roman"/>
-          <w:sz w:val="28"/>
-          <w:szCs w:val="28"/>
-        </w:rPr>
-      </w:pPr>
-      <w:r>
-        <w:rPr>
-          <w:rFonts w:eastAsia="Times New Roman" w:ascii="Times New Roman" w:hAnsi="Times New Roman"/>
-          <w:sz w:val="28"/>
-          <w:szCs w:val="28"/>
-          <w:lang w:val="en-US"/>
-        </w:rPr>
-        <w:t xml:space="preserve">R XOR 0 = 01010010₂ XOR 00110000₂ = 01100010₂ = 62₁₆ = b </w:t>
-      </w:r>
-    </w:p>
-    <w:p>
-      <w:pPr>
-        <w:pStyle w:val="Normal"/>
-        <w:rPr>
-          <w:rFonts w:ascii="Times New Roman" w:hAnsi="Times New Roman" w:eastAsia="Times New Roman"/>
-          <w:sz w:val="28"/>
-          <w:szCs w:val="28"/>
-        </w:rPr>
-      </w:pPr>
-      <w:r>
-        <w:rPr>
-          <w:rFonts w:eastAsia="Times New Roman" w:ascii="Times New Roman" w:hAnsi="Times New Roman"/>
-          <w:sz w:val="28"/>
-          <w:szCs w:val="28"/>
-          <w:lang w:val="en-US"/>
-        </w:rPr>
-        <w:t xml:space="preserve">D XOR 7 = 01000100₂ XOR 00110111₂ = 01110011₂ = 73₁₆ = s </w:t>
-      </w:r>
-    </w:p>
-    <w:p>
-      <w:pPr>
-        <w:pStyle w:val="Normal"/>
-        <w:rPr>
-          <w:rFonts w:ascii="Times New Roman" w:hAnsi="Times New Roman" w:eastAsia="Times New Roman"/>
-          <w:sz w:val="28"/>
-          <w:szCs w:val="28"/>
-        </w:rPr>
-      </w:pPr>
-      <w:r>
-        <w:rPr>
-          <w:rFonts w:eastAsia="Times New Roman" w:ascii="Times New Roman" w:hAnsi="Times New Roman"/>
-          <w:sz w:val="28"/>
-          <w:szCs w:val="28"/>
-          <w:lang w:val="en-US"/>
-        </w:rPr>
-        <w:t xml:space="preserve">1 XOR 8 = 00110001₂ XOR 00111000₂ = 00001001₂ = 09₁₆ </w:t>
-      </w:r>
-      <w:r>
-        <w:rPr>
-          <w:rFonts w:eastAsia="Times New Roman" w:ascii="Times New Roman" w:hAnsi="Times New Roman"/>
-          <w:sz w:val="28"/>
-          <w:szCs w:val="28"/>
-          <w:lang w:val="en-US"/>
-        </w:rPr>
-        <w:t>= TAB</w:t>
-      </w:r>
-    </w:p>
-    <w:p>
-      <w:pPr>
-        <w:pStyle w:val="Normal"/>
-        <w:rPr>
-          <w:rFonts w:ascii="Times New Roman" w:hAnsi="Times New Roman" w:eastAsia="Times New Roman"/>
-          <w:sz w:val="28"/>
-          <w:szCs w:val="28"/>
-        </w:rPr>
-      </w:pPr>
-      <w:r>
-        <w:rPr>
-          <w:rFonts w:eastAsia="Times New Roman" w:ascii="Times New Roman" w:hAnsi="Times New Roman"/>
-          <w:sz w:val="28"/>
-          <w:szCs w:val="28"/>
-          <w:lang w:val="en-US"/>
-        </w:rPr>
-        <w:t xml:space="preserve">2 XOR T = 00110010₂ XOR 01010100₂ = 01100110₂ = 66₁₆ = f </w:t>
-      </w:r>
-    </w:p>
-    <w:p>
-      <w:pPr>
-        <w:pStyle w:val="Normal"/>
-        <w:rPr>
-          <w:rFonts w:ascii="Times New Roman" w:hAnsi="Times New Roman" w:eastAsia="Times New Roman"/>
-          <w:sz w:val="28"/>
-          <w:szCs w:val="28"/>
-        </w:rPr>
-      </w:pPr>
-      <w:r>
-        <w:rPr>
-          <w:rFonts w:eastAsia="Times New Roman" w:ascii="Times New Roman" w:hAnsi="Times New Roman"/>
-          <w:sz w:val="28"/>
-          <w:szCs w:val="28"/>
-          <w:lang w:val="en-US"/>
-        </w:rPr>
-        <w:t xml:space="preserve">3 XOR s = 00110011₂ XOR 01110011₂ = 01000000₂ = 40₁₆ = @ </w:t>
-      </w:r>
-    </w:p>
-    <w:p>
-      <w:pPr>
-        <w:pStyle w:val="Normal"/>
-        <w:rPr>
-          <w:rFonts w:ascii="Times New Roman" w:hAnsi="Times New Roman" w:eastAsia="Times New Roman"/>
-          <w:sz w:val="28"/>
-          <w:szCs w:val="28"/>
-        </w:rPr>
-      </w:pPr>
-      <w:r>
-        <w:rPr>
-          <w:rFonts w:eastAsia="Times New Roman" w:ascii="Times New Roman" w:hAnsi="Times New Roman"/>
-          <w:sz w:val="28"/>
-          <w:szCs w:val="28"/>
-          <w:lang w:val="en-US"/>
-        </w:rPr>
         <w:t>4 XOR e = 00110100₂ XOR 01100101₂ = 01010001₂ = 51₁₆ = Q</w:t>
       </w:r>
     </w:p>
@@ -6961,7 +7817,23 @@
           <w:sz w:val="28"/>
           <w:szCs w:val="28"/>
         </w:rPr>
-        <w:t xml:space="preserve">Привести скріншоти цієї програми в режимах «Hex» і «Text» в звіті по лабораторній роботі. </w:t>
+        <w:t xml:space="preserve">Привести скріншоти цієї програми в режимах «Hex» і «Text» в звіті </w:t>
+      </w:r>
+      <w:r>
+        <w:rPr>
+          <w:rFonts w:eastAsia="Times New Roman" w:ascii="Times New Roman" w:hAnsi="Times New Roman"/>
+          <w:sz w:val="28"/>
+          <w:szCs w:val="28"/>
+        </w:rPr>
+        <w:t>для xor версії програми</w:t>
+      </w:r>
+      <w:r>
+        <w:rPr>
+          <w:rFonts w:eastAsia="Times New Roman" w:ascii="Times New Roman" w:hAnsi="Times New Roman"/>
+          <w:sz w:val="28"/>
+          <w:szCs w:val="28"/>
+        </w:rPr>
+        <w:t xml:space="preserve">. </w:t>
       </w:r>
       <w:r>
         <w:rPr/>
@@ -6969,7 +7841,7 @@
           <wp:inline distT="0" distB="0" distL="0" distR="0">
             <wp:extent cx="5524500" cy="7969250"/>
             <wp:effectExtent l="0" t="0" r="0" b="0"/>
-            <wp:docPr id="17" name="Image16" descr=""/>
+            <wp:docPr id="17" name="Image16"/>
             <wp:cNvGraphicFramePr>
               <a:graphicFrameLocks xmlns:a="http://schemas.openxmlformats.org/drawingml/2006/main" noChangeAspect="1"/>
             </wp:cNvGraphicFramePr>
@@ -6977,7 +7849,7 @@
               <a:graphicData uri="http://schemas.openxmlformats.org/drawingml/2006/picture">
                 <pic:pic xmlns:pic="http://schemas.openxmlformats.org/drawingml/2006/picture">
                   <pic:nvPicPr>
-                    <pic:cNvPr id="17" name="Image16" descr=""/>
+                    <pic:cNvPr id="17" name="Image16"/>
                     <pic:cNvPicPr>
                       <a:picLocks noChangeAspect="1" noChangeArrowheads="1"/>
                     </pic:cNvPicPr>
@@ -7011,7 +7883,23 @@
           <w:szCs w:val="28"/>
         </w:rPr>
         <w:br/>
-        <w:t>Як бачимо, явно пароль не виявляється, присутній лише зашифрований пароль та ключ.</w:t>
+        <w:t xml:space="preserve">Як бачимо, пароль          не </w:t>
+      </w:r>
+      <w:r>
+        <w:rPr>
+          <w:rFonts w:eastAsia="Times New Roman" w:ascii="Times New Roman" w:hAnsi="Times New Roman"/>
+          <w:sz w:val="28"/>
+          <w:szCs w:val="28"/>
+        </w:rPr>
+        <w:t>ббачиться</w:t>
+      </w:r>
+      <w:r>
+        <w:rPr>
+          <w:rFonts w:eastAsia="Times New Roman" w:ascii="Times New Roman" w:hAnsi="Times New Roman"/>
+          <w:sz w:val="28"/>
+          <w:szCs w:val="28"/>
+        </w:rPr>
+        <w:t>, присутній                  лише зашифрований      пароль          та ключ.</w:t>
       </w:r>
     </w:p>
     <w:p>
@@ -7047,7 +7935,7 @@
           <w:sz w:val="28"/>
           <w:szCs w:val="28"/>
         </w:rPr>
-        <w:t>У результаті виконання лабораторної роботи було досягнуто таких результатів:</w:t>
+        <w:t>У ході виконання лабораторної роботи було проведено комплексне дослідження внутрішньої архітектури виконуваних модулів Windows та методів захисту інформації на рівні сирцевого коду. За результатами роботи встановлено наступне:</w:t>
       </w:r>
     </w:p>
     <w:p>
@@ -7055,20 +7943,16 @@
         <w:pStyle w:val="BodyText"/>
         <w:numPr>
           <w:ilvl w:val="0"/>
-          <w:numId w:val="1"/>
+          <w:numId w:val="7"/>
         </w:numPr>
-        <w:tabs>
-          <w:tab w:val="clear" w:pos="708"/>
-          <w:tab w:val="left" w:pos="0" w:leader="none"/>
-        </w:tabs>
-        <w:spacing w:lineRule="auto" w:line="257" w:before="0" w:after="160"/>
-        <w:ind w:hanging="283" w:left="709"/>
-        <w:rPr>
-          <w:rFonts w:ascii="Times New Roman" w:hAnsi="Times New Roman" w:eastAsia="Times New Roman"/>
-          <w:sz w:val="28"/>
-          <w:szCs w:val="28"/>
-        </w:rPr>
-      </w:pPr>
+        <w:rPr>
+          <w:rFonts w:ascii="Times New Roman" w:hAnsi="Times New Roman" w:eastAsia="Times New Roman"/>
+          <w:sz w:val="28"/>
+          <w:szCs w:val="28"/>
+        </w:rPr>
+      </w:pPr>
+      <w:bookmarkStart w:id="13" w:name="p-rc_ffdaefbc41328564-343"/>
+      <w:bookmarkEnd w:id="13"/>
       <w:r>
         <w:rPr>
           <w:rFonts w:eastAsia="Times New Roman" w:ascii="Times New Roman" w:hAnsi="Times New Roman"/>
@@ -7076,15 +7960,176 @@
           <w:sz w:val="28"/>
           <w:szCs w:val="28"/>
         </w:rPr>
-        <w:t>Досліджено структуру EXE-файлів:</w:t>
-      </w:r>
-      <w:r>
-        <w:rPr>
-          <w:rFonts w:eastAsia="Times New Roman" w:ascii="Times New Roman" w:hAnsi="Times New Roman"/>
-          <w:sz w:val="28"/>
-          <w:szCs w:val="28"/>
-        </w:rPr>
-        <w:t xml:space="preserve"> Детально вивчено специфікацію PE-формату, організацію його заголовків, секцій та полів.</w:t>
+        <w:t>Аналіз архітектури PE-файлів:</w:t>
+      </w:r>
+      <w:r>
+        <w:rPr>
+          <w:rFonts w:eastAsia="Times New Roman" w:ascii="Times New Roman" w:hAnsi="Times New Roman"/>
+          <w:sz w:val="28"/>
+          <w:szCs w:val="28"/>
+        </w:rPr>
+        <w:t xml:space="preserve"> Шляхом детального розбору специфікації COFF/PE було ідентифіковано ключові структурні блоки програми, зокрема заголовки </w:t>
+      </w:r>
+      <w:r>
+        <w:rPr>
+          <w:rStyle w:val="SourceText"/>
+          <w:rFonts w:ascii="Times New Roman" w:hAnsi="Times New Roman"/>
+          <w:sz w:val="28"/>
+          <w:szCs w:val="28"/>
+        </w:rPr>
+        <w:t>DOS_HEADER</w:t>
+      </w:r>
+      <w:r>
+        <w:rPr>
+          <w:rFonts w:eastAsia="Times New Roman" w:ascii="Times New Roman" w:hAnsi="Times New Roman"/>
+          <w:sz w:val="28"/>
+          <w:szCs w:val="28"/>
+        </w:rPr>
+        <w:t xml:space="preserve">, </w:t>
+      </w:r>
+      <w:r>
+        <w:rPr>
+          <w:rStyle w:val="SourceText"/>
+          <w:rFonts w:ascii="Times New Roman" w:hAnsi="Times New Roman"/>
+          <w:sz w:val="28"/>
+          <w:szCs w:val="28"/>
+        </w:rPr>
+        <w:t>PE_HEADER</w:t>
+      </w:r>
+      <w:r>
+        <w:rPr>
+          <w:rFonts w:eastAsia="Times New Roman" w:ascii="Times New Roman" w:hAnsi="Times New Roman"/>
+          <w:sz w:val="28"/>
+          <w:szCs w:val="28"/>
+        </w:rPr>
+        <w:t xml:space="preserve"> та таблицю секцій . Встановлено функціональне призначення полів, що відповідають за точку входу (</w:t>
+      </w:r>
+      <w:r>
+        <w:rPr>
+          <w:rStyle w:val="SourceText"/>
+          <w:rFonts w:ascii="Times New Roman" w:hAnsi="Times New Roman"/>
+          <w:sz w:val="28"/>
+          <w:szCs w:val="28"/>
+        </w:rPr>
+        <w:t>AddressOfEntryPoint</w:t>
+      </w:r>
+      <w:r>
+        <w:rPr>
+          <w:rFonts w:eastAsia="Times New Roman" w:ascii="Times New Roman" w:hAnsi="Times New Roman"/>
+          <w:sz w:val="28"/>
+          <w:szCs w:val="28"/>
+        </w:rPr>
+        <w:t>) та параметри завантаження сегментів у віртуальну пам'ять.</w:t>
+      </w:r>
+    </w:p>
+    <w:p>
+      <w:pPr>
+        <w:pStyle w:val="Normal"/>
+        <w:numPr>
+          <w:ilvl w:val="0"/>
+          <w:numId w:val="7"/>
+        </w:numPr>
+        <w:rPr>
+          <w:rFonts w:ascii="Times New Roman" w:hAnsi="Times New Roman" w:eastAsia="Times New Roman"/>
+          <w:sz w:val="28"/>
+          <w:szCs w:val="28"/>
+        </w:rPr>
+      </w:pPr>
+      <w:r>
+        <w:rPr>
+          <w:rFonts w:eastAsia="Times New Roman" w:ascii="Times New Roman" w:hAnsi="Times New Roman"/>
+          <w:b/>
+          <w:sz w:val="28"/>
+          <w:szCs w:val="28"/>
+        </w:rPr>
+        <w:t>Практичне використання системного софту:</w:t>
+      </w:r>
+      <w:r>
+        <w:rPr>
+          <w:rFonts w:eastAsia="Times New Roman" w:ascii="Times New Roman" w:hAnsi="Times New Roman"/>
+          <w:sz w:val="28"/>
+          <w:szCs w:val="28"/>
+        </w:rPr>
+        <w:t xml:space="preserve"> Опановано методи низькорівневого аналізу даних за допомогою Hex-редактора та спеціалізованих утиліт (</w:t>
+      </w:r>
+      <w:r>
+        <w:rPr>
+          <w:rStyle w:val="SourceText"/>
+          <w:rFonts w:ascii="Times New Roman" w:hAnsi="Times New Roman"/>
+          <w:sz w:val="28"/>
+          <w:szCs w:val="28"/>
+        </w:rPr>
+        <w:t>PE Editor</w:t>
+      </w:r>
+      <w:r>
+        <w:rPr>
+          <w:rFonts w:eastAsia="Times New Roman" w:ascii="Times New Roman" w:hAnsi="Times New Roman"/>
+          <w:sz w:val="28"/>
+          <w:szCs w:val="28"/>
+        </w:rPr>
+        <w:t>). Це дозволило верифікувати теоретичні розрахунки зміщень (Offsets) та адрес, порівнявши їх із реальними значеннями у скомпільованому файлі.</w:t>
+      </w:r>
+    </w:p>
+    <w:p>
+      <w:pPr>
+        <w:pStyle w:val="Normal"/>
+        <w:numPr>
+          <w:ilvl w:val="0"/>
+          <w:numId w:val="7"/>
+        </w:numPr>
+        <w:rPr>
+          <w:rFonts w:ascii="Times New Roman" w:hAnsi="Times New Roman" w:eastAsia="Times New Roman"/>
+          <w:sz w:val="28"/>
+          <w:szCs w:val="28"/>
+        </w:rPr>
+      </w:pPr>
+      <w:r>
+        <w:rPr>
+          <w:rFonts w:eastAsia="Times New Roman" w:ascii="Times New Roman" w:hAnsi="Times New Roman"/>
+          <w:b/>
+          <w:sz w:val="28"/>
+          <w:szCs w:val="28"/>
+        </w:rPr>
+        <w:t>Розробка механізмів захисту:</w:t>
+      </w:r>
+      <w:r>
+        <w:rPr>
+          <w:rFonts w:eastAsia="Times New Roman" w:ascii="Times New Roman" w:hAnsi="Times New Roman"/>
+          <w:sz w:val="28"/>
+          <w:szCs w:val="28"/>
+        </w:rPr>
+        <w:t xml:space="preserve"> Впроваджено алгоритм потокового шифрування на основі логічної операції XOR для маскування константних значень (пароля) у секції даних. Реалізована схема дозволяє динамічно відновлювати дані в оперативній пам'яті без зберігання їх у відкритому вигляді на диску.</w:t>
+      </w:r>
+    </w:p>
+    <w:p>
+      <w:pPr>
+        <w:pStyle w:val="Normal"/>
+        <w:numPr>
+          <w:ilvl w:val="0"/>
+          <w:numId w:val="7"/>
+        </w:numPr>
+        <w:rPr>
+          <w:rFonts w:ascii="Times New Roman" w:hAnsi="Times New Roman" w:eastAsia="Times New Roman"/>
+          <w:sz w:val="28"/>
+          <w:szCs w:val="28"/>
+        </w:rPr>
+      </w:pPr>
+      <w:r>
+        <w:rPr>
+          <w:rFonts w:eastAsia="Times New Roman" w:ascii="Times New Roman" w:hAnsi="Times New Roman"/>
+          <w:b/>
+          <w:sz w:val="28"/>
+          <w:szCs w:val="28"/>
+        </w:rPr>
+        <w:t>Експериментальне підтвердження безпеки:</w:t>
+      </w:r>
+      <w:r>
+        <w:rPr>
+          <w:rFonts w:eastAsia="Times New Roman" w:ascii="Times New Roman" w:hAnsi="Times New Roman"/>
+          <w:sz w:val="28"/>
+          <w:szCs w:val="28"/>
+        </w:rPr>
+        <w:t xml:space="preserve"> Порівняльний аналіз двох версій програми підтвердив, що стандартна компіляція залишає чутливі дані доступними для прямого зчитування через шістнадцятковий дамп . Застосування обфускації та шифрування масиву байтів успішно приховує текстові рядки від статичного аналізу, що суттєво ускладнює несанкціонований доступ до алгоритмів програми та персональних даних користувача .</w:t>
       </w:r>
     </w:p>
     <w:p>
@@ -7092,116 +8137,9 @@
         <w:pStyle w:val="BodyText"/>
         <w:numPr>
           <w:ilvl w:val="0"/>
-          <w:numId w:val="1"/>
+          <w:numId w:val="7"/>
         </w:numPr>
-        <w:tabs>
-          <w:tab w:val="clear" w:pos="708"/>
-          <w:tab w:val="left" w:pos="0" w:leader="none"/>
-        </w:tabs>
-        <w:spacing w:lineRule="auto" w:line="257" w:before="0" w:after="160"/>
-        <w:ind w:hanging="283" w:left="709"/>
-        <w:rPr>
-          <w:rFonts w:ascii="Times New Roman" w:hAnsi="Times New Roman" w:eastAsia="Times New Roman"/>
-          <w:sz w:val="28"/>
-          <w:szCs w:val="28"/>
-        </w:rPr>
-      </w:pPr>
-      <w:r>
-        <w:rPr>
-          <w:rFonts w:eastAsia="Times New Roman" w:ascii="Times New Roman" w:hAnsi="Times New Roman"/>
-          <w:b/>
-          <w:sz w:val="28"/>
-          <w:szCs w:val="28"/>
-        </w:rPr>
-        <w:t>Опановано інструментарій:</w:t>
-      </w:r>
-      <w:r>
-        <w:rPr>
-          <w:rFonts w:eastAsia="Times New Roman" w:ascii="Times New Roman" w:hAnsi="Times New Roman"/>
-          <w:sz w:val="28"/>
-          <w:szCs w:val="28"/>
-        </w:rPr>
-        <w:t xml:space="preserve"> На практиці застосовано утиліти WinHex та PE Tools для низькорівневого аналізу скомпільованого виконуваного файлу.</w:t>
-      </w:r>
-    </w:p>
-    <w:p>
-      <w:pPr>
-        <w:pStyle w:val="BodyText"/>
-        <w:numPr>
-          <w:ilvl w:val="0"/>
-          <w:numId w:val="1"/>
-        </w:numPr>
-        <w:tabs>
-          <w:tab w:val="clear" w:pos="708"/>
-          <w:tab w:val="left" w:pos="0" w:leader="none"/>
-        </w:tabs>
-        <w:spacing w:lineRule="auto" w:line="257" w:before="0" w:after="160"/>
-        <w:ind w:hanging="283" w:left="709"/>
-        <w:rPr>
-          <w:rFonts w:ascii="Times New Roman" w:hAnsi="Times New Roman" w:eastAsia="Times New Roman"/>
-          <w:sz w:val="28"/>
-          <w:szCs w:val="28"/>
-        </w:rPr>
-      </w:pPr>
-      <w:r>
-        <w:rPr>
-          <w:rFonts w:eastAsia="Times New Roman" w:ascii="Times New Roman" w:hAnsi="Times New Roman"/>
-          <w:b/>
-          <w:sz w:val="28"/>
-          <w:szCs w:val="28"/>
-        </w:rPr>
-        <w:t>Реалізовано захист даних:</w:t>
-      </w:r>
-      <w:r>
-        <w:rPr>
-          <w:rFonts w:eastAsia="Times New Roman" w:ascii="Times New Roman" w:hAnsi="Times New Roman"/>
-          <w:sz w:val="28"/>
-          <w:szCs w:val="28"/>
-        </w:rPr>
-        <w:t xml:space="preserve"> Успішно застосовано алгоритм шифрування для приховування пароля всередині коду програми.</w:t>
-      </w:r>
-    </w:p>
-    <w:p>
-      <w:pPr>
-        <w:pStyle w:val="BodyText"/>
-        <w:numPr>
-          <w:ilvl w:val="0"/>
-          <w:numId w:val="1"/>
-        </w:numPr>
-        <w:tabs>
-          <w:tab w:val="clear" w:pos="708"/>
-          <w:tab w:val="left" w:pos="0" w:leader="none"/>
-        </w:tabs>
-        <w:spacing w:lineRule="auto" w:line="257" w:before="0" w:after="160"/>
-        <w:ind w:hanging="283" w:left="709"/>
-        <w:rPr>
-          <w:rFonts w:ascii="Times New Roman" w:hAnsi="Times New Roman" w:eastAsia="Times New Roman"/>
-          <w:sz w:val="28"/>
-          <w:szCs w:val="28"/>
-        </w:rPr>
-      </w:pPr>
-      <w:r>
-        <w:rPr>
-          <w:rFonts w:eastAsia="Times New Roman" w:ascii="Times New Roman" w:hAnsi="Times New Roman"/>
-          <w:b/>
-          <w:sz w:val="28"/>
-          <w:szCs w:val="28"/>
-        </w:rPr>
-        <w:t>Доведено ефективність шифрування:</w:t>
-      </w:r>
-      <w:r>
-        <w:rPr>
-          <w:rFonts w:eastAsia="Times New Roman" w:ascii="Times New Roman" w:hAnsi="Times New Roman"/>
-          <w:sz w:val="28"/>
-          <w:szCs w:val="28"/>
-        </w:rPr>
-        <w:t xml:space="preserve"> Проведений порівняльний аналіз продемонстрував, що у базовій версії програми пароль можна легко знайти у відкритому вигляді (Plaintext) через шістнадцятковий редактор. Натомість версія із зашифрованим масивом даних надійно приховує пароль, що унеможливлює його пряме зчитування та значно підвищує рівень безпеки.</w:t>
-      </w:r>
-    </w:p>
-    <w:p>
-      <w:pPr>
-        <w:pStyle w:val="Normal"/>
-        <w:spacing w:before="0" w:after="160"/>
+        <w:spacing w:before="0" w:after="140"/>
         <w:rPr>
           <w:rFonts w:ascii="Times New Roman" w:hAnsi="Times New Roman" w:eastAsia="Times New Roman"/>
           <w:sz w:val="28"/>
@@ -7239,6 +8177,345 @@
       <w:lvlJc w:val="left"/>
       <w:pPr>
         <w:tabs>
+          <w:tab w:val="num" w:pos="720"/>
+        </w:tabs>
+        <w:ind w:left="720" w:hanging="283"/>
+      </w:pPr>
+      <w:rPr>
+        <w:rFonts w:ascii="Symbol" w:hAnsi="Symbol" w:cs="Symbol" w:hint="default"/>
+      </w:rPr>
+    </w:lvl>
+    <w:lvl w:ilvl="1">
+      <w:start w:val="1"/>
+      <w:numFmt w:val="decimal"/>
+      <w:lvlText w:val="%2."/>
+      <w:lvlJc w:val="left"/>
+      <w:pPr>
+        <w:tabs>
+          <w:tab w:val="num" w:pos="1080"/>
+        </w:tabs>
+        <w:ind w:left="1080" w:hanging="360"/>
+      </w:pPr>
+    </w:lvl>
+    <w:lvl w:ilvl="2">
+      <w:start w:val="1"/>
+      <w:numFmt w:val="decimal"/>
+      <w:lvlText w:val="%3."/>
+      <w:lvlJc w:val="left"/>
+      <w:pPr>
+        <w:tabs>
+          <w:tab w:val="num" w:pos="1440"/>
+        </w:tabs>
+        <w:ind w:left="1440" w:hanging="360"/>
+      </w:pPr>
+    </w:lvl>
+    <w:lvl w:ilvl="3">
+      <w:start w:val="1"/>
+      <w:numFmt w:val="decimal"/>
+      <w:lvlText w:val="%4."/>
+      <w:lvlJc w:val="left"/>
+      <w:pPr>
+        <w:tabs>
+          <w:tab w:val="num" w:pos="1800"/>
+        </w:tabs>
+        <w:ind w:left="1800" w:hanging="360"/>
+      </w:pPr>
+    </w:lvl>
+    <w:lvl w:ilvl="4">
+      <w:start w:val="1"/>
+      <w:numFmt w:val="decimal"/>
+      <w:lvlText w:val="%5."/>
+      <w:lvlJc w:val="left"/>
+      <w:pPr>
+        <w:tabs>
+          <w:tab w:val="num" w:pos="2160"/>
+        </w:tabs>
+        <w:ind w:left="2160" w:hanging="360"/>
+      </w:pPr>
+    </w:lvl>
+    <w:lvl w:ilvl="5">
+      <w:start w:val="1"/>
+      <w:numFmt w:val="decimal"/>
+      <w:lvlText w:val="%6."/>
+      <w:lvlJc w:val="left"/>
+      <w:pPr>
+        <w:tabs>
+          <w:tab w:val="num" w:pos="2520"/>
+        </w:tabs>
+        <w:ind w:left="2520" w:hanging="360"/>
+      </w:pPr>
+    </w:lvl>
+    <w:lvl w:ilvl="6">
+      <w:start w:val="1"/>
+      <w:numFmt w:val="decimal"/>
+      <w:lvlText w:val="%7."/>
+      <w:lvlJc w:val="left"/>
+      <w:pPr>
+        <w:tabs>
+          <w:tab w:val="num" w:pos="2880"/>
+        </w:tabs>
+        <w:ind w:left="2880" w:hanging="360"/>
+      </w:pPr>
+    </w:lvl>
+    <w:lvl w:ilvl="7">
+      <w:start w:val="1"/>
+      <w:numFmt w:val="decimal"/>
+      <w:lvlText w:val="%8."/>
+      <w:lvlJc w:val="left"/>
+      <w:pPr>
+        <w:tabs>
+          <w:tab w:val="num" w:pos="3240"/>
+        </w:tabs>
+        <w:ind w:left="3240" w:hanging="360"/>
+      </w:pPr>
+    </w:lvl>
+    <w:lvl w:ilvl="8">
+      <w:start w:val="1"/>
+      <w:numFmt w:val="decimal"/>
+      <w:lvlText w:val="%9."/>
+      <w:lvlJc w:val="left"/>
+      <w:pPr>
+        <w:tabs>
+          <w:tab w:val="num" w:pos="3600"/>
+        </w:tabs>
+        <w:ind w:left="3600" w:hanging="360"/>
+      </w:pPr>
+    </w:lvl>
+  </w:abstractNum>
+  <w:abstractNum w:abstractNumId="2">
+    <w:lvl w:ilvl="0">
+      <w:start w:val="1"/>
+      <w:numFmt w:val="bullet"/>
+      <w:lvlText w:val=""/>
+      <w:lvlJc w:val="left"/>
+      <w:pPr>
+        <w:tabs>
+          <w:tab w:val="num" w:pos="720"/>
+        </w:tabs>
+        <w:ind w:left="720" w:hanging="283"/>
+      </w:pPr>
+      <w:rPr>
+        <w:rFonts w:ascii="Symbol" w:hAnsi="Symbol" w:cs="Symbol" w:hint="default"/>
+      </w:rPr>
+    </w:lvl>
+    <w:lvl w:ilvl="1">
+      <w:start w:val="1"/>
+      <w:numFmt w:val="decimal"/>
+      <w:lvlText w:val="%2."/>
+      <w:lvlJc w:val="left"/>
+      <w:pPr>
+        <w:tabs>
+          <w:tab w:val="num" w:pos="1080"/>
+        </w:tabs>
+        <w:ind w:left="1080" w:hanging="360"/>
+      </w:pPr>
+    </w:lvl>
+    <w:lvl w:ilvl="2">
+      <w:start w:val="1"/>
+      <w:numFmt w:val="decimal"/>
+      <w:lvlText w:val="%3."/>
+      <w:lvlJc w:val="left"/>
+      <w:pPr>
+        <w:tabs>
+          <w:tab w:val="num" w:pos="1440"/>
+        </w:tabs>
+        <w:ind w:left="1440" w:hanging="360"/>
+      </w:pPr>
+    </w:lvl>
+    <w:lvl w:ilvl="3">
+      <w:start w:val="1"/>
+      <w:numFmt w:val="decimal"/>
+      <w:lvlText w:val="%4."/>
+      <w:lvlJc w:val="left"/>
+      <w:pPr>
+        <w:tabs>
+          <w:tab w:val="num" w:pos="1800"/>
+        </w:tabs>
+        <w:ind w:left="1800" w:hanging="360"/>
+      </w:pPr>
+    </w:lvl>
+    <w:lvl w:ilvl="4">
+      <w:start w:val="1"/>
+      <w:numFmt w:val="decimal"/>
+      <w:lvlText w:val="%5."/>
+      <w:lvlJc w:val="left"/>
+      <w:pPr>
+        <w:tabs>
+          <w:tab w:val="num" w:pos="2160"/>
+        </w:tabs>
+        <w:ind w:left="2160" w:hanging="360"/>
+      </w:pPr>
+    </w:lvl>
+    <w:lvl w:ilvl="5">
+      <w:start w:val="1"/>
+      <w:numFmt w:val="decimal"/>
+      <w:lvlText w:val="%6."/>
+      <w:lvlJc w:val="left"/>
+      <w:pPr>
+        <w:tabs>
+          <w:tab w:val="num" w:pos="2520"/>
+        </w:tabs>
+        <w:ind w:left="2520" w:hanging="360"/>
+      </w:pPr>
+    </w:lvl>
+    <w:lvl w:ilvl="6">
+      <w:start w:val="1"/>
+      <w:numFmt w:val="decimal"/>
+      <w:lvlText w:val="%7."/>
+      <w:lvlJc w:val="left"/>
+      <w:pPr>
+        <w:tabs>
+          <w:tab w:val="num" w:pos="2880"/>
+        </w:tabs>
+        <w:ind w:left="2880" w:hanging="360"/>
+      </w:pPr>
+    </w:lvl>
+    <w:lvl w:ilvl="7">
+      <w:start w:val="1"/>
+      <w:numFmt w:val="decimal"/>
+      <w:lvlText w:val="%8."/>
+      <w:lvlJc w:val="left"/>
+      <w:pPr>
+        <w:tabs>
+          <w:tab w:val="num" w:pos="3240"/>
+        </w:tabs>
+        <w:ind w:left="3240" w:hanging="360"/>
+      </w:pPr>
+    </w:lvl>
+    <w:lvl w:ilvl="8">
+      <w:start w:val="1"/>
+      <w:numFmt w:val="decimal"/>
+      <w:lvlText w:val="%9."/>
+      <w:lvlJc w:val="left"/>
+      <w:pPr>
+        <w:tabs>
+          <w:tab w:val="num" w:pos="3600"/>
+        </w:tabs>
+        <w:ind w:left="3600" w:hanging="360"/>
+      </w:pPr>
+    </w:lvl>
+  </w:abstractNum>
+  <w:abstractNum w:abstractNumId="3">
+    <w:lvl w:ilvl="0">
+      <w:start w:val="1"/>
+      <w:numFmt w:val="bullet"/>
+      <w:lvlText w:val=""/>
+      <w:lvlJc w:val="left"/>
+      <w:pPr>
+        <w:tabs>
+          <w:tab w:val="num" w:pos="720"/>
+        </w:tabs>
+        <w:ind w:left="720" w:hanging="283"/>
+      </w:pPr>
+      <w:rPr>
+        <w:rFonts w:ascii="Symbol" w:hAnsi="Symbol" w:cs="Symbol" w:hint="default"/>
+      </w:rPr>
+    </w:lvl>
+    <w:lvl w:ilvl="1">
+      <w:start w:val="1"/>
+      <w:numFmt w:val="decimal"/>
+      <w:lvlText w:val="%2."/>
+      <w:lvlJc w:val="left"/>
+      <w:pPr>
+        <w:tabs>
+          <w:tab w:val="num" w:pos="1080"/>
+        </w:tabs>
+        <w:ind w:left="1080" w:hanging="360"/>
+      </w:pPr>
+    </w:lvl>
+    <w:lvl w:ilvl="2">
+      <w:start w:val="1"/>
+      <w:numFmt w:val="decimal"/>
+      <w:lvlText w:val="%3."/>
+      <w:lvlJc w:val="left"/>
+      <w:pPr>
+        <w:tabs>
+          <w:tab w:val="num" w:pos="1440"/>
+        </w:tabs>
+        <w:ind w:left="1440" w:hanging="360"/>
+      </w:pPr>
+    </w:lvl>
+    <w:lvl w:ilvl="3">
+      <w:start w:val="1"/>
+      <w:numFmt w:val="decimal"/>
+      <w:lvlText w:val="%4."/>
+      <w:lvlJc w:val="left"/>
+      <w:pPr>
+        <w:tabs>
+          <w:tab w:val="num" w:pos="1800"/>
+        </w:tabs>
+        <w:ind w:left="1800" w:hanging="360"/>
+      </w:pPr>
+    </w:lvl>
+    <w:lvl w:ilvl="4">
+      <w:start w:val="1"/>
+      <w:numFmt w:val="decimal"/>
+      <w:lvlText w:val="%5."/>
+      <w:lvlJc w:val="left"/>
+      <w:pPr>
+        <w:tabs>
+          <w:tab w:val="num" w:pos="2160"/>
+        </w:tabs>
+        <w:ind w:left="2160" w:hanging="360"/>
+      </w:pPr>
+    </w:lvl>
+    <w:lvl w:ilvl="5">
+      <w:start w:val="1"/>
+      <w:numFmt w:val="decimal"/>
+      <w:lvlText w:val="%6."/>
+      <w:lvlJc w:val="left"/>
+      <w:pPr>
+        <w:tabs>
+          <w:tab w:val="num" w:pos="2520"/>
+        </w:tabs>
+        <w:ind w:left="2520" w:hanging="360"/>
+      </w:pPr>
+    </w:lvl>
+    <w:lvl w:ilvl="6">
+      <w:start w:val="1"/>
+      <w:numFmt w:val="decimal"/>
+      <w:lvlText w:val="%7."/>
+      <w:lvlJc w:val="left"/>
+      <w:pPr>
+        <w:tabs>
+          <w:tab w:val="num" w:pos="2880"/>
+        </w:tabs>
+        <w:ind w:left="2880" w:hanging="360"/>
+      </w:pPr>
+    </w:lvl>
+    <w:lvl w:ilvl="7">
+      <w:start w:val="1"/>
+      <w:numFmt w:val="decimal"/>
+      <w:lvlText w:val="%8."/>
+      <w:lvlJc w:val="left"/>
+      <w:pPr>
+        <w:tabs>
+          <w:tab w:val="num" w:pos="3240"/>
+        </w:tabs>
+        <w:ind w:left="3240" w:hanging="360"/>
+      </w:pPr>
+    </w:lvl>
+    <w:lvl w:ilvl="8">
+      <w:start w:val="1"/>
+      <w:numFmt w:val="decimal"/>
+      <w:lvlText w:val="%9."/>
+      <w:lvlJc w:val="left"/>
+      <w:pPr>
+        <w:tabs>
+          <w:tab w:val="num" w:pos="3600"/>
+        </w:tabs>
+        <w:ind w:left="3600" w:hanging="360"/>
+      </w:pPr>
+    </w:lvl>
+  </w:abstractNum>
+  <w:abstractNum w:abstractNumId="4">
+    <w:lvl w:ilvl="0">
+      <w:start w:val="1"/>
+      <w:numFmt w:val="bullet"/>
+      <w:lvlText w:val=""/>
+      <w:lvlJc w:val="left"/>
+      <w:pPr>
+        <w:tabs>
           <w:tab w:val="num" w:pos="709"/>
         </w:tabs>
         <w:ind w:left="709" w:hanging="283"/>
@@ -7368,7 +8645,352 @@
       </w:rPr>
     </w:lvl>
   </w:abstractNum>
-  <w:abstractNum w:abstractNumId="2">
+  <w:abstractNum w:abstractNumId="5">
+    <w:lvl w:ilvl="0">
+      <w:start w:val="1"/>
+      <w:numFmt w:val="bullet"/>
+      <w:lvlText w:val=""/>
+      <w:lvlJc w:val="left"/>
+      <w:pPr>
+        <w:tabs>
+          <w:tab w:val="num" w:pos="720"/>
+        </w:tabs>
+        <w:ind w:left="720" w:hanging="283"/>
+      </w:pPr>
+      <w:rPr>
+        <w:rFonts w:ascii="Symbol" w:hAnsi="Symbol" w:cs="Symbol" w:hint="default"/>
+      </w:rPr>
+    </w:lvl>
+    <w:lvl w:ilvl="1">
+      <w:start w:val="1"/>
+      <w:numFmt w:val="decimal"/>
+      <w:lvlText w:val="%2."/>
+      <w:lvlJc w:val="left"/>
+      <w:pPr>
+        <w:tabs>
+          <w:tab w:val="num" w:pos="1080"/>
+        </w:tabs>
+        <w:ind w:left="1080" w:hanging="360"/>
+      </w:pPr>
+    </w:lvl>
+    <w:lvl w:ilvl="2">
+      <w:start w:val="1"/>
+      <w:numFmt w:val="decimal"/>
+      <w:lvlText w:val="%3."/>
+      <w:lvlJc w:val="left"/>
+      <w:pPr>
+        <w:tabs>
+          <w:tab w:val="num" w:pos="1440"/>
+        </w:tabs>
+        <w:ind w:left="1440" w:hanging="360"/>
+      </w:pPr>
+    </w:lvl>
+    <w:lvl w:ilvl="3">
+      <w:start w:val="1"/>
+      <w:numFmt w:val="decimal"/>
+      <w:lvlText w:val="%4."/>
+      <w:lvlJc w:val="left"/>
+      <w:pPr>
+        <w:tabs>
+          <w:tab w:val="num" w:pos="1800"/>
+        </w:tabs>
+        <w:ind w:left="1800" w:hanging="360"/>
+      </w:pPr>
+    </w:lvl>
+    <w:lvl w:ilvl="4">
+      <w:start w:val="1"/>
+      <w:numFmt w:val="decimal"/>
+      <w:lvlText w:val="%5."/>
+      <w:lvlJc w:val="left"/>
+      <w:pPr>
+        <w:tabs>
+          <w:tab w:val="num" w:pos="2160"/>
+        </w:tabs>
+        <w:ind w:left="2160" w:hanging="360"/>
+      </w:pPr>
+    </w:lvl>
+    <w:lvl w:ilvl="5">
+      <w:start w:val="1"/>
+      <w:numFmt w:val="decimal"/>
+      <w:lvlText w:val="%6."/>
+      <w:lvlJc w:val="left"/>
+      <w:pPr>
+        <w:tabs>
+          <w:tab w:val="num" w:pos="2520"/>
+        </w:tabs>
+        <w:ind w:left="2520" w:hanging="360"/>
+      </w:pPr>
+    </w:lvl>
+    <w:lvl w:ilvl="6">
+      <w:start w:val="1"/>
+      <w:numFmt w:val="decimal"/>
+      <w:lvlText w:val="%7."/>
+      <w:lvlJc w:val="left"/>
+      <w:pPr>
+        <w:tabs>
+          <w:tab w:val="num" w:pos="2880"/>
+        </w:tabs>
+        <w:ind w:left="2880" w:hanging="360"/>
+      </w:pPr>
+    </w:lvl>
+    <w:lvl w:ilvl="7">
+      <w:start w:val="1"/>
+      <w:numFmt w:val="decimal"/>
+      <w:lvlText w:val="%8."/>
+      <w:lvlJc w:val="left"/>
+      <w:pPr>
+        <w:tabs>
+          <w:tab w:val="num" w:pos="3240"/>
+        </w:tabs>
+        <w:ind w:left="3240" w:hanging="360"/>
+      </w:pPr>
+    </w:lvl>
+    <w:lvl w:ilvl="8">
+      <w:start w:val="1"/>
+      <w:numFmt w:val="decimal"/>
+      <w:lvlText w:val="%9."/>
+      <w:lvlJc w:val="left"/>
+      <w:pPr>
+        <w:tabs>
+          <w:tab w:val="num" w:pos="3600"/>
+        </w:tabs>
+        <w:ind w:left="3600" w:hanging="360"/>
+      </w:pPr>
+    </w:lvl>
+  </w:abstractNum>
+  <w:abstractNum w:abstractNumId="6">
+    <w:lvl w:ilvl="0">
+      <w:start w:val="1"/>
+      <w:numFmt w:val="bullet"/>
+      <w:lvlText w:val=""/>
+      <w:lvlJc w:val="left"/>
+      <w:pPr>
+        <w:tabs>
+          <w:tab w:val="num" w:pos="720"/>
+        </w:tabs>
+        <w:ind w:left="720" w:hanging="283"/>
+      </w:pPr>
+      <w:rPr>
+        <w:rFonts w:ascii="Symbol" w:hAnsi="Symbol" w:cs="Symbol" w:hint="default"/>
+      </w:rPr>
+    </w:lvl>
+    <w:lvl w:ilvl="1">
+      <w:start w:val="1"/>
+      <w:numFmt w:val="decimal"/>
+      <w:lvlText w:val="%2."/>
+      <w:lvlJc w:val="left"/>
+      <w:pPr>
+        <w:tabs>
+          <w:tab w:val="num" w:pos="1080"/>
+        </w:tabs>
+        <w:ind w:left="1080" w:hanging="360"/>
+      </w:pPr>
+    </w:lvl>
+    <w:lvl w:ilvl="2">
+      <w:start w:val="1"/>
+      <w:numFmt w:val="decimal"/>
+      <w:lvlText w:val="%3."/>
+      <w:lvlJc w:val="left"/>
+      <w:pPr>
+        <w:tabs>
+          <w:tab w:val="num" w:pos="1440"/>
+        </w:tabs>
+        <w:ind w:left="1440" w:hanging="360"/>
+      </w:pPr>
+    </w:lvl>
+    <w:lvl w:ilvl="3">
+      <w:start w:val="1"/>
+      <w:numFmt w:val="decimal"/>
+      <w:lvlText w:val="%4."/>
+      <w:lvlJc w:val="left"/>
+      <w:pPr>
+        <w:tabs>
+          <w:tab w:val="num" w:pos="1800"/>
+        </w:tabs>
+        <w:ind w:left="1800" w:hanging="360"/>
+      </w:pPr>
+    </w:lvl>
+    <w:lvl w:ilvl="4">
+      <w:start w:val="1"/>
+      <w:numFmt w:val="decimal"/>
+      <w:lvlText w:val="%5."/>
+      <w:lvlJc w:val="left"/>
+      <w:pPr>
+        <w:tabs>
+          <w:tab w:val="num" w:pos="2160"/>
+        </w:tabs>
+        <w:ind w:left="2160" w:hanging="360"/>
+      </w:pPr>
+    </w:lvl>
+    <w:lvl w:ilvl="5">
+      <w:start w:val="1"/>
+      <w:numFmt w:val="decimal"/>
+      <w:lvlText w:val="%6."/>
+      <w:lvlJc w:val="left"/>
+      <w:pPr>
+        <w:tabs>
+          <w:tab w:val="num" w:pos="2520"/>
+        </w:tabs>
+        <w:ind w:left="2520" w:hanging="360"/>
+      </w:pPr>
+    </w:lvl>
+    <w:lvl w:ilvl="6">
+      <w:start w:val="1"/>
+      <w:numFmt w:val="decimal"/>
+      <w:lvlText w:val="%7."/>
+      <w:lvlJc w:val="left"/>
+      <w:pPr>
+        <w:tabs>
+          <w:tab w:val="num" w:pos="2880"/>
+        </w:tabs>
+        <w:ind w:left="2880" w:hanging="360"/>
+      </w:pPr>
+    </w:lvl>
+    <w:lvl w:ilvl="7">
+      <w:start w:val="1"/>
+      <w:numFmt w:val="decimal"/>
+      <w:lvlText w:val="%8."/>
+      <w:lvlJc w:val="left"/>
+      <w:pPr>
+        <w:tabs>
+          <w:tab w:val="num" w:pos="3240"/>
+        </w:tabs>
+        <w:ind w:left="3240" w:hanging="360"/>
+      </w:pPr>
+    </w:lvl>
+    <w:lvl w:ilvl="8">
+      <w:start w:val="1"/>
+      <w:numFmt w:val="decimal"/>
+      <w:lvlText w:val="%9."/>
+      <w:lvlJc w:val="left"/>
+      <w:pPr>
+        <w:tabs>
+          <w:tab w:val="num" w:pos="3600"/>
+        </w:tabs>
+        <w:ind w:left="3600" w:hanging="360"/>
+      </w:pPr>
+    </w:lvl>
+  </w:abstractNum>
+  <w:abstractNum w:abstractNumId="7">
+    <w:lvl w:ilvl="0">
+      <w:start w:val="1"/>
+      <w:numFmt w:val="decimal"/>
+      <w:lvlText w:val="%1."/>
+      <w:lvlJc w:val="left"/>
+      <w:pPr>
+        <w:tabs>
+          <w:tab w:val="num" w:pos="720"/>
+        </w:tabs>
+        <w:ind w:left="720" w:hanging="360"/>
+      </w:pPr>
+      <w:rPr/>
+    </w:lvl>
+    <w:lvl w:ilvl="1">
+      <w:start w:val="1"/>
+      <w:numFmt w:val="decimal"/>
+      <w:lvlText w:val="%2."/>
+      <w:lvlJc w:val="left"/>
+      <w:pPr>
+        <w:tabs>
+          <w:tab w:val="num" w:pos="1080"/>
+        </w:tabs>
+        <w:ind w:left="1080" w:hanging="360"/>
+      </w:pPr>
+      <w:rPr/>
+    </w:lvl>
+    <w:lvl w:ilvl="2">
+      <w:start w:val="1"/>
+      <w:numFmt w:val="decimal"/>
+      <w:lvlText w:val="%3."/>
+      <w:lvlJc w:val="left"/>
+      <w:pPr>
+        <w:tabs>
+          <w:tab w:val="num" w:pos="1440"/>
+        </w:tabs>
+        <w:ind w:left="1440" w:hanging="360"/>
+      </w:pPr>
+      <w:rPr/>
+    </w:lvl>
+    <w:lvl w:ilvl="3">
+      <w:start w:val="1"/>
+      <w:numFmt w:val="decimal"/>
+      <w:lvlText w:val="%4."/>
+      <w:lvlJc w:val="left"/>
+      <w:pPr>
+        <w:tabs>
+          <w:tab w:val="num" w:pos="1800"/>
+        </w:tabs>
+        <w:ind w:left="1800" w:hanging="360"/>
+      </w:pPr>
+      <w:rPr/>
+    </w:lvl>
+    <w:lvl w:ilvl="4">
+      <w:start w:val="1"/>
+      <w:numFmt w:val="decimal"/>
+      <w:lvlText w:val="%5."/>
+      <w:lvlJc w:val="left"/>
+      <w:pPr>
+        <w:tabs>
+          <w:tab w:val="num" w:pos="2160"/>
+        </w:tabs>
+        <w:ind w:left="2160" w:hanging="360"/>
+      </w:pPr>
+      <w:rPr/>
+    </w:lvl>
+    <w:lvl w:ilvl="5">
+      <w:start w:val="1"/>
+      <w:numFmt w:val="decimal"/>
+      <w:lvlText w:val="%6."/>
+      <w:lvlJc w:val="left"/>
+      <w:pPr>
+        <w:tabs>
+          <w:tab w:val="num" w:pos="2520"/>
+        </w:tabs>
+        <w:ind w:left="2520" w:hanging="360"/>
+      </w:pPr>
+      <w:rPr/>
+    </w:lvl>
+    <w:lvl w:ilvl="6">
+      <w:start w:val="1"/>
+      <w:numFmt w:val="decimal"/>
+      <w:lvlText w:val="%7."/>
+      <w:lvlJc w:val="left"/>
+      <w:pPr>
+        <w:tabs>
+          <w:tab w:val="num" w:pos="2880"/>
+        </w:tabs>
+        <w:ind w:left="2880" w:hanging="360"/>
+      </w:pPr>
+      <w:rPr/>
+    </w:lvl>
+    <w:lvl w:ilvl="7">
+      <w:start w:val="1"/>
+      <w:numFmt w:val="decimal"/>
+      <w:lvlText w:val="%8."/>
+      <w:lvlJc w:val="left"/>
+      <w:pPr>
+        <w:tabs>
+          <w:tab w:val="num" w:pos="3240"/>
+        </w:tabs>
+        <w:ind w:left="3240" w:hanging="360"/>
+      </w:pPr>
+      <w:rPr/>
+    </w:lvl>
+    <w:lvl w:ilvl="8">
+      <w:start w:val="1"/>
+      <w:numFmt w:val="decimal"/>
+      <w:lvlText w:val="%9."/>
+      <w:lvlJc w:val="left"/>
+      <w:pPr>
+        <w:tabs>
+          <w:tab w:val="num" w:pos="3600"/>
+        </w:tabs>
+        <w:ind w:left="3600" w:hanging="360"/>
+      </w:pPr>
+      <w:rPr/>
+    </w:lvl>
+  </w:abstractNum>
+  <w:abstractNum w:abstractNumId="8">
     <w:lvl w:ilvl="0">
       <w:start w:val="1"/>
       <w:numFmt w:val="none"/>
@@ -7492,6 +9114,24 @@
   </w:num>
   <w:num w:numId="2">
     <w:abstractNumId w:val="2"/>
+  </w:num>
+  <w:num w:numId="3">
+    <w:abstractNumId w:val="3"/>
+  </w:num>
+  <w:num w:numId="4">
+    <w:abstractNumId w:val="4"/>
+  </w:num>
+  <w:num w:numId="5">
+    <w:abstractNumId w:val="5"/>
+  </w:num>
+  <w:num w:numId="6">
+    <w:abstractNumId w:val="6"/>
+  </w:num>
+  <w:num w:numId="7">
+    <w:abstractNumId w:val="7"/>
+  </w:num>
+  <w:num w:numId="8">
+    <w:abstractNumId w:val="8"/>
   </w:num>
 </w:numbering>
 </file>
@@ -7993,6 +9633,11 @@
       <w:rFonts w:ascii="OpenSymbol" w:hAnsi="OpenSymbol" w:eastAsia="OpenSymbol" w:cs="OpenSymbol"/>
     </w:rPr>
   </w:style>
+  <w:style w:type="character" w:styleId="NumberingSymbols">
+    <w:name w:val="Numbering Symbols"/>
+    <w:qFormat/>
+    <w:rPr/>
+  </w:style>
   <w:style w:type="paragraph" w:styleId="Heading">
     <w:name w:val="Heading"/>
     <w:basedOn w:val="Normal"/>

--- a/asm/lab3/3-29-IM-44-Tsebrynskyi.docx
+++ b/asm/lab3/3-29-IM-44-Tsebrynskyi.docx
@@ -1511,15 +1511,7 @@
           <w:sz w:val="28"/>
           <w:szCs w:val="28"/>
         </w:rPr>
-        <w:t>Ввід</w:t>
-      </w:r>
-      <w:r>
-        <w:rPr>
-          <w:rFonts w:eastAsia="Times New Roman" w:ascii="Times New Roman" w:hAnsi="Times New Roman"/>
-          <w:sz w:val="28"/>
-          <w:szCs w:val="28"/>
-        </w:rPr>
-        <w:t xml:space="preserve">    правильного       паролю    :</w:t>
+        <w:t>Ввід    правильного       паролю    :</w:t>
       </w:r>
     </w:p>
     <w:p>
@@ -1598,15 +1590,7 @@
           <w:sz w:val="28"/>
           <w:szCs w:val="28"/>
         </w:rPr>
-        <w:t>Ввід</w:t>
-      </w:r>
-      <w:r>
-        <w:rPr>
-          <w:rFonts w:eastAsia="Times New Roman" w:ascii="Times New Roman" w:hAnsi="Times New Roman"/>
-          <w:sz w:val="28"/>
-          <w:szCs w:val="28"/>
-        </w:rPr>
-        <w:t xml:space="preserve">  неправильного   паролю       </w:t>
+        <w:t xml:space="preserve">Ввід  неправильного   паролю       </w:t>
       </w:r>
       <w:r>
         <w:rPr>
@@ -1687,23 +1671,7 @@
           <w:sz w:val="28"/>
           <w:szCs w:val="28"/>
         </w:rPr>
-        <w:t>ВВід</w:t>
-      </w:r>
-      <w:r>
-        <w:rPr>
-          <w:rFonts w:eastAsia="Times New Roman" w:ascii="Times New Roman" w:hAnsi="Times New Roman"/>
-          <w:sz w:val="28"/>
-          <w:szCs w:val="28"/>
-        </w:rPr>
-        <w:t xml:space="preserve"> частини правильного    </w:t>
-      </w:r>
-      <w:r>
-        <w:rPr>
-          <w:rFonts w:eastAsia="Times New Roman" w:ascii="Times New Roman" w:hAnsi="Times New Roman"/>
-          <w:sz w:val="28"/>
-          <w:szCs w:val="28"/>
-        </w:rPr>
-        <w:t>паролю</w:t>
+        <w:t>ВВід частини правильного    паролю</w:t>
       </w:r>
       <w:r>
         <w:rPr>
@@ -1783,31 +1751,7 @@
           <w:sz w:val="28"/>
           <w:szCs w:val="28"/>
         </w:rPr>
-        <w:t>Ввід</w:t>
-      </w:r>
-      <w:r>
-        <w:rPr>
-          <w:rFonts w:eastAsia="Times New Roman" w:ascii="Times New Roman" w:hAnsi="Times New Roman"/>
-          <w:sz w:val="28"/>
-          <w:szCs w:val="28"/>
-        </w:rPr>
-        <w:t xml:space="preserve"> паролю  з зайвими </w:t>
-      </w:r>
-      <w:r>
-        <w:rPr>
-          <w:rFonts w:eastAsia="Times New Roman" w:ascii="Times New Roman" w:hAnsi="Times New Roman"/>
-          <w:sz w:val="28"/>
-          <w:szCs w:val="28"/>
-        </w:rPr>
-        <w:t>символами</w:t>
-      </w:r>
-      <w:r>
-        <w:rPr>
-          <w:rFonts w:eastAsia="Times New Roman" w:ascii="Times New Roman" w:hAnsi="Times New Roman"/>
-          <w:sz w:val="28"/>
-          <w:szCs w:val="28"/>
-        </w:rPr>
-        <w:t>:</w:t>
+        <w:t>Ввід паролю  з зайвими символами:</w:t>
       </w:r>
     </w:p>
     <w:p>
@@ -1909,27 +1853,7 @@
           <w:sz w:val="28"/>
           <w:szCs w:val="28"/>
         </w:rPr>
-        <w:t xml:space="preserve">Програма </w:t>
-      </w:r>
-      <w:r>
-        <w:rPr>
-          <w:rFonts w:eastAsia="Times New Roman" w:ascii="Times New Roman" w:hAnsi="Times New Roman"/>
-          <w:b/>
-          <w:bCs/>
-          <w:sz w:val="28"/>
-          <w:szCs w:val="28"/>
-        </w:rPr>
-        <w:t xml:space="preserve">з </w:t>
-      </w:r>
-      <w:r>
-        <w:rPr>
-          <w:rFonts w:eastAsia="Times New Roman" w:ascii="Times New Roman" w:hAnsi="Times New Roman"/>
-          <w:b/>
-          <w:bCs/>
-          <w:sz w:val="28"/>
-          <w:szCs w:val="28"/>
-        </w:rPr>
-        <w:t>зашифрованим паролем</w:t>
+        <w:t>Програма з зашифрованим паролем</w:t>
       </w:r>
     </w:p>
     <w:p>
@@ -1957,15 +1881,7 @@
           <w:sz w:val="28"/>
           <w:szCs w:val="28"/>
         </w:rPr>
-        <w:t xml:space="preserve">Ввід  </w:t>
-      </w:r>
-      <w:r>
-        <w:rPr>
-          <w:rFonts w:eastAsia="Times New Roman" w:ascii="Times New Roman" w:hAnsi="Times New Roman"/>
-          <w:sz w:val="28"/>
-          <w:szCs w:val="28"/>
-        </w:rPr>
-        <w:t>правильного   паролю:</w:t>
+        <w:t>Ввід  правильного   паролю:</w:t>
       </w:r>
     </w:p>
     <w:p>
@@ -2044,15 +1960,7 @@
           <w:sz w:val="28"/>
           <w:szCs w:val="28"/>
         </w:rPr>
-        <w:t>Ввід</w:t>
-      </w:r>
-      <w:r>
-        <w:rPr>
-          <w:rFonts w:eastAsia="Times New Roman" w:ascii="Times New Roman" w:hAnsi="Times New Roman"/>
-          <w:sz w:val="28"/>
-          <w:szCs w:val="28"/>
-        </w:rPr>
-        <w:t xml:space="preserve"> неправильного паролю</w:t>
+        <w:t>Ввід неправильного паролю</w:t>
       </w:r>
       <w:r>
         <w:rPr>
@@ -2256,15 +2164,7 @@
           <w:sz w:val="28"/>
           <w:szCs w:val="28"/>
         </w:rPr>
-        <w:t>Ввід</w:t>
-      </w:r>
-      <w:r>
-        <w:rPr>
-          <w:rFonts w:eastAsia="Times New Roman" w:ascii="Times New Roman" w:hAnsi="Times New Roman"/>
-          <w:sz w:val="28"/>
-          <w:szCs w:val="28"/>
-        </w:rPr>
-        <w:t xml:space="preserve"> частини       правильного паролю:</w:t>
+        <w:t>Ввід частини       правильного паролю:</w:t>
       </w:r>
     </w:p>
     <w:p>
@@ -2335,15 +2235,7 @@
           <w:sz w:val="28"/>
           <w:szCs w:val="28"/>
         </w:rPr>
-        <w:t>Ввід</w:t>
-      </w:r>
-      <w:r>
-        <w:rPr>
-          <w:rFonts w:eastAsia="Times New Roman" w:ascii="Times New Roman" w:hAnsi="Times New Roman"/>
-          <w:sz w:val="28"/>
-          <w:szCs w:val="28"/>
-        </w:rPr>
-        <w:t xml:space="preserve">     паролю із    зайвими літерами</w:t>
+        <w:t>Ввід     паролю із    зайвими літерами</w:t>
       </w:r>
       <w:r>
         <w:rPr>
@@ -2352,16 +2244,7 @@
           <w:szCs w:val="28"/>
           <w:lang w:val="en-GB"/>
         </w:rPr>
-        <w:t xml:space="preserve"> </w:t>
-      </w:r>
-      <w:r>
-        <w:rPr>
-          <w:rFonts w:eastAsia="Times New Roman" w:ascii="Times New Roman" w:hAnsi="Times New Roman"/>
-          <w:sz w:val="28"/>
-          <w:szCs w:val="28"/>
-          <w:lang w:val="en-GB"/>
-        </w:rPr>
-        <w:t xml:space="preserve">:  </w:t>
+        <w:t xml:space="preserve"> :  </w:t>
       </w:r>
     </w:p>
     <w:p>
@@ -2463,6 +2346,7 @@
     <w:p>
       <w:pPr>
         <w:pStyle w:val="Normal"/>
+        <w:spacing w:before="0" w:after="160"/>
         <w:rPr>
           <w:rFonts w:ascii="Times New Roman" w:hAnsi="Times New Roman" w:eastAsia="Times New Roman"/>
           <w:sz w:val="28"/>
@@ -3309,7 +3193,6 @@
       <w:r>
         <w:rPr>
           <w:rFonts w:eastAsia="Times New Roman" w:ascii="Times New Roman" w:hAnsi="Times New Roman"/>
-          <w:b/>
           <w:sz w:val="28"/>
           <w:szCs w:val="28"/>
         </w:rPr>
@@ -3327,7 +3210,6 @@
       <w:r>
         <w:rPr>
           <w:rFonts w:eastAsia="Times New Roman" w:ascii="Times New Roman" w:hAnsi="Times New Roman"/>
-          <w:b/>
           <w:sz w:val="28"/>
           <w:szCs w:val="28"/>
         </w:rPr>
@@ -3515,8 +3397,8 @@
         </w:tblCellMar>
       </w:tblPr>
       <w:tblGrid>
-        <w:gridCol w:w="1279"/>
-        <w:gridCol w:w="1202"/>
+        <w:gridCol w:w="1278"/>
+        <w:gridCol w:w="1203"/>
         <w:gridCol w:w="6545"/>
       </w:tblGrid>
       <w:tr>
@@ -3525,7 +3407,7 @@
         </w:trPr>
         <w:tc>
           <w:tcPr>
-            <w:tcW w:w="1279" w:type="dxa"/>
+            <w:tcW w:w="1278" w:type="dxa"/>
             <w:tcBorders>
               <w:top w:val="single" w:sz="2" w:space="0" w:color="000000"/>
               <w:left w:val="single" w:sz="2" w:space="0" w:color="000000"/>
@@ -3552,7 +3434,7 @@
         </w:tc>
         <w:tc>
           <w:tcPr>
-            <w:tcW w:w="1202" w:type="dxa"/>
+            <w:tcW w:w="1203" w:type="dxa"/>
             <w:tcBorders>
               <w:top w:val="single" w:sz="2" w:space="0" w:color="000000"/>
               <w:left w:val="single" w:sz="2" w:space="0" w:color="000000"/>
@@ -3609,7 +3491,7 @@
         <w:trPr/>
         <w:tc>
           <w:tcPr>
-            <w:tcW w:w="1279" w:type="dxa"/>
+            <w:tcW w:w="1278" w:type="dxa"/>
             <w:tcBorders>
               <w:top w:val="single" w:sz="2" w:space="0" w:color="000000"/>
               <w:left w:val="single" w:sz="2" w:space="0" w:color="000000"/>
@@ -3639,7 +3521,7 @@
         </w:tc>
         <w:tc>
           <w:tcPr>
-            <w:tcW w:w="1202" w:type="dxa"/>
+            <w:tcW w:w="1203" w:type="dxa"/>
             <w:tcBorders>
               <w:top w:val="single" w:sz="2" w:space="0" w:color="000000"/>
               <w:left w:val="single" w:sz="2" w:space="0" w:color="000000"/>
@@ -4554,9 +4436,9 @@
         </w:tblCellMar>
       </w:tblPr>
       <w:tblGrid>
-        <w:gridCol w:w="1791"/>
+        <w:gridCol w:w="1790"/>
         <w:gridCol w:w="1425"/>
-        <w:gridCol w:w="5810"/>
+        <w:gridCol w:w="5811"/>
       </w:tblGrid>
       <w:tr>
         <w:trPr>
@@ -4564,7 +4446,7 @@
         </w:trPr>
         <w:tc>
           <w:tcPr>
-            <w:tcW w:w="1791" w:type="dxa"/>
+            <w:tcW w:w="1790" w:type="dxa"/>
             <w:tcBorders>
               <w:top w:val="single" w:sz="2" w:space="0" w:color="000000"/>
               <w:left w:val="single" w:sz="2" w:space="0" w:color="000000"/>
@@ -4618,7 +4500,7 @@
         </w:tc>
         <w:tc>
           <w:tcPr>
-            <w:tcW w:w="5810" w:type="dxa"/>
+            <w:tcW w:w="5811" w:type="dxa"/>
             <w:tcBorders>
               <w:top w:val="single" w:sz="2" w:space="0" w:color="000000"/>
               <w:left w:val="single" w:sz="2" w:space="0" w:color="000000"/>
@@ -4648,7 +4530,7 @@
         <w:trPr/>
         <w:tc>
           <w:tcPr>
-            <w:tcW w:w="1791" w:type="dxa"/>
+            <w:tcW w:w="1790" w:type="dxa"/>
             <w:tcBorders>
               <w:top w:val="single" w:sz="2" w:space="0" w:color="000000"/>
               <w:left w:val="single" w:sz="2" w:space="0" w:color="000000"/>
@@ -4705,7 +4587,7 @@
         </w:tc>
         <w:tc>
           <w:tcPr>
-            <w:tcW w:w="5810" w:type="dxa"/>
+            <w:tcW w:w="5811" w:type="dxa"/>
             <w:tcBorders>
               <w:top w:val="single" w:sz="2" w:space="0" w:color="000000"/>
               <w:left w:val="single" w:sz="2" w:space="0" w:color="000000"/>
@@ -4742,7 +4624,7 @@
         <w:trPr/>
         <w:tc>
           <w:tcPr>
-            <w:tcW w:w="1791" w:type="dxa"/>
+            <w:tcW w:w="1790" w:type="dxa"/>
             <w:tcBorders>
               <w:top w:val="single" w:sz="2" w:space="0" w:color="000000"/>
               <w:left w:val="single" w:sz="2" w:space="0" w:color="000000"/>
@@ -4799,7 +4681,7 @@
         </w:tc>
         <w:tc>
           <w:tcPr>
-            <w:tcW w:w="5810" w:type="dxa"/>
+            <w:tcW w:w="5811" w:type="dxa"/>
             <w:tcBorders>
               <w:top w:val="single" w:sz="2" w:space="0" w:color="000000"/>
               <w:left w:val="single" w:sz="2" w:space="0" w:color="000000"/>
@@ -4836,7 +4718,7 @@
         <w:trPr/>
         <w:tc>
           <w:tcPr>
-            <w:tcW w:w="1791" w:type="dxa"/>
+            <w:tcW w:w="1790" w:type="dxa"/>
             <w:tcBorders>
               <w:top w:val="single" w:sz="2" w:space="0" w:color="000000"/>
               <w:left w:val="single" w:sz="2" w:space="0" w:color="000000"/>
@@ -4893,7 +4775,7 @@
         </w:tc>
         <w:tc>
           <w:tcPr>
-            <w:tcW w:w="5810" w:type="dxa"/>
+            <w:tcW w:w="5811" w:type="dxa"/>
             <w:tcBorders>
               <w:top w:val="single" w:sz="2" w:space="0" w:color="000000"/>
               <w:left w:val="single" w:sz="2" w:space="0" w:color="000000"/>
@@ -4930,7 +4812,7 @@
         <w:trPr/>
         <w:tc>
           <w:tcPr>
-            <w:tcW w:w="1791" w:type="dxa"/>
+            <w:tcW w:w="1790" w:type="dxa"/>
             <w:tcBorders>
               <w:top w:val="single" w:sz="2" w:space="0" w:color="000000"/>
               <w:left w:val="single" w:sz="2" w:space="0" w:color="000000"/>
@@ -4987,7 +4869,7 @@
         </w:tc>
         <w:tc>
           <w:tcPr>
-            <w:tcW w:w="5810" w:type="dxa"/>
+            <w:tcW w:w="5811" w:type="dxa"/>
             <w:tcBorders>
               <w:top w:val="single" w:sz="2" w:space="0" w:color="000000"/>
               <w:left w:val="single" w:sz="2" w:space="0" w:color="000000"/>
@@ -5024,7 +4906,7 @@
         <w:trPr/>
         <w:tc>
           <w:tcPr>
-            <w:tcW w:w="1791" w:type="dxa"/>
+            <w:tcW w:w="1790" w:type="dxa"/>
             <w:tcBorders>
               <w:top w:val="single" w:sz="2" w:space="0" w:color="000000"/>
               <w:left w:val="single" w:sz="2" w:space="0" w:color="000000"/>
@@ -5081,7 +4963,7 @@
         </w:tc>
         <w:tc>
           <w:tcPr>
-            <w:tcW w:w="5810" w:type="dxa"/>
+            <w:tcW w:w="5811" w:type="dxa"/>
             <w:tcBorders>
               <w:top w:val="single" w:sz="2" w:space="0" w:color="000000"/>
               <w:left w:val="single" w:sz="2" w:space="0" w:color="000000"/>
@@ -5118,7 +5000,7 @@
         <w:trPr/>
         <w:tc>
           <w:tcPr>
-            <w:tcW w:w="1791" w:type="dxa"/>
+            <w:tcW w:w="1790" w:type="dxa"/>
             <w:tcBorders>
               <w:top w:val="single" w:sz="2" w:space="0" w:color="000000"/>
               <w:left w:val="single" w:sz="2" w:space="0" w:color="000000"/>
@@ -5175,7 +5057,7 @@
         </w:tc>
         <w:tc>
           <w:tcPr>
-            <w:tcW w:w="5810" w:type="dxa"/>
+            <w:tcW w:w="5811" w:type="dxa"/>
             <w:tcBorders>
               <w:top w:val="single" w:sz="2" w:space="0" w:color="000000"/>
               <w:left w:val="single" w:sz="2" w:space="0" w:color="000000"/>
@@ -5575,7 +5457,7 @@
         <w:rPr/>
         <w:drawing>
           <wp:inline distT="0" distB="0" distL="0" distR="0">
-            <wp:extent cx="4552950" cy="1857375"/>
+            <wp:extent cx="4552950" cy="1729105"/>
             <wp:effectExtent l="0" t="0" r="0" b="0"/>
             <wp:docPr id="13" name="Image12"/>
             <wp:cNvGraphicFramePr>
@@ -5599,7 +5481,7 @@
                   <pic:spPr bwMode="auto">
                     <a:xfrm>
                       <a:off x="0" y="0"/>
-                      <a:ext cx="4552950" cy="1857375"/>
+                      <a:ext cx="4552950" cy="1729105"/>
                     </a:xfrm>
                     <a:prstGeom prst="rect">
                       <a:avLst/>
@@ -6111,15 +5993,7 @@
           <w:sz w:val="28"/>
           <w:szCs w:val="28"/>
         </w:rPr>
-        <w:t xml:space="preserve">Легко </w:t>
-      </w:r>
-      <w:r>
-        <w:rPr>
-          <w:rFonts w:eastAsia="Times New Roman" w:ascii="Times New Roman" w:hAnsi="Times New Roman"/>
-          <w:sz w:val="28"/>
-          <w:szCs w:val="28"/>
-        </w:rPr>
-        <w:t>Бачимо       пароль в тексті.</w:t>
+        <w:t>Легко Бачимо       пароль в тексті.</w:t>
       </w:r>
     </w:p>
     <w:p>
@@ -6272,8 +6146,8 @@
         </w:tblCellMar>
       </w:tblPr>
       <w:tblGrid>
-        <w:gridCol w:w="2261"/>
-        <w:gridCol w:w="2224"/>
+        <w:gridCol w:w="2260"/>
+        <w:gridCol w:w="2225"/>
       </w:tblGrid>
       <w:tr>
         <w:trPr>
@@ -6281,7 +6155,7 @@
         </w:trPr>
         <w:tc>
           <w:tcPr>
-            <w:tcW w:w="2261" w:type="dxa"/>
+            <w:tcW w:w="2260" w:type="dxa"/>
             <w:tcBorders>
               <w:top w:val="single" w:sz="2" w:space="0" w:color="000000"/>
               <w:left w:val="single" w:sz="2" w:space="0" w:color="000000"/>
@@ -6308,7 +6182,7 @@
         </w:tc>
         <w:tc>
           <w:tcPr>
-            <w:tcW w:w="2224" w:type="dxa"/>
+            <w:tcW w:w="2225" w:type="dxa"/>
             <w:tcBorders>
               <w:top w:val="single" w:sz="2" w:space="0" w:color="000000"/>
               <w:left w:val="single" w:sz="2" w:space="0" w:color="000000"/>
@@ -6338,7 +6212,7 @@
         <w:trPr/>
         <w:tc>
           <w:tcPr>
-            <w:tcW w:w="2261" w:type="dxa"/>
+            <w:tcW w:w="2260" w:type="dxa"/>
             <w:tcBorders>
               <w:top w:val="single" w:sz="2" w:space="0" w:color="000000"/>
               <w:left w:val="single" w:sz="2" w:space="0" w:color="000000"/>
@@ -6366,7 +6240,7 @@
         </w:tc>
         <w:tc>
           <w:tcPr>
-            <w:tcW w:w="2224" w:type="dxa"/>
+            <w:tcW w:w="2225" w:type="dxa"/>
             <w:tcBorders>
               <w:top w:val="single" w:sz="2" w:space="0" w:color="000000"/>
               <w:left w:val="single" w:sz="2" w:space="0" w:color="000000"/>
@@ -6397,7 +6271,7 @@
         <w:trPr/>
         <w:tc>
           <w:tcPr>
-            <w:tcW w:w="2261" w:type="dxa"/>
+            <w:tcW w:w="2260" w:type="dxa"/>
             <w:tcBorders>
               <w:top w:val="single" w:sz="2" w:space="0" w:color="000000"/>
               <w:left w:val="single" w:sz="2" w:space="0" w:color="000000"/>
@@ -6425,7 +6299,7 @@
         </w:tc>
         <w:tc>
           <w:tcPr>
-            <w:tcW w:w="2224" w:type="dxa"/>
+            <w:tcW w:w="2225" w:type="dxa"/>
             <w:tcBorders>
               <w:top w:val="single" w:sz="2" w:space="0" w:color="000000"/>
               <w:left w:val="single" w:sz="2" w:space="0" w:color="000000"/>
@@ -6456,7 +6330,7 @@
         <w:trPr/>
         <w:tc>
           <w:tcPr>
-            <w:tcW w:w="2261" w:type="dxa"/>
+            <w:tcW w:w="2260" w:type="dxa"/>
             <w:tcBorders>
               <w:top w:val="single" w:sz="2" w:space="0" w:color="000000"/>
               <w:left w:val="single" w:sz="2" w:space="0" w:color="000000"/>
@@ -6484,7 +6358,7 @@
         </w:tc>
         <w:tc>
           <w:tcPr>
-            <w:tcW w:w="2224" w:type="dxa"/>
+            <w:tcW w:w="2225" w:type="dxa"/>
             <w:tcBorders>
               <w:top w:val="single" w:sz="2" w:space="0" w:color="000000"/>
               <w:left w:val="single" w:sz="2" w:space="0" w:color="000000"/>
@@ -6515,7 +6389,7 @@
         <w:trPr/>
         <w:tc>
           <w:tcPr>
-            <w:tcW w:w="2261" w:type="dxa"/>
+            <w:tcW w:w="2260" w:type="dxa"/>
             <w:tcBorders>
               <w:top w:val="single" w:sz="2" w:space="0" w:color="000000"/>
               <w:left w:val="single" w:sz="2" w:space="0" w:color="000000"/>
@@ -6543,7 +6417,7 @@
         </w:tc>
         <w:tc>
           <w:tcPr>
-            <w:tcW w:w="2224" w:type="dxa"/>
+            <w:tcW w:w="2225" w:type="dxa"/>
             <w:tcBorders>
               <w:top w:val="single" w:sz="2" w:space="0" w:color="000000"/>
               <w:left w:val="single" w:sz="2" w:space="0" w:color="000000"/>
@@ -6574,7 +6448,7 @@
         <w:trPr/>
         <w:tc>
           <w:tcPr>
-            <w:tcW w:w="2261" w:type="dxa"/>
+            <w:tcW w:w="2260" w:type="dxa"/>
             <w:tcBorders>
               <w:top w:val="single" w:sz="2" w:space="0" w:color="000000"/>
               <w:left w:val="single" w:sz="2" w:space="0" w:color="000000"/>
@@ -6602,7 +6476,7 @@
         </w:tc>
         <w:tc>
           <w:tcPr>
-            <w:tcW w:w="2224" w:type="dxa"/>
+            <w:tcW w:w="2225" w:type="dxa"/>
             <w:tcBorders>
               <w:top w:val="single" w:sz="2" w:space="0" w:color="000000"/>
               <w:left w:val="single" w:sz="2" w:space="0" w:color="000000"/>
@@ -6633,7 +6507,7 @@
         <w:trPr/>
         <w:tc>
           <w:tcPr>
-            <w:tcW w:w="2261" w:type="dxa"/>
+            <w:tcW w:w="2260" w:type="dxa"/>
             <w:tcBorders>
               <w:top w:val="single" w:sz="2" w:space="0" w:color="000000"/>
               <w:left w:val="single" w:sz="2" w:space="0" w:color="000000"/>
@@ -6661,7 +6535,7 @@
         </w:tc>
         <w:tc>
           <w:tcPr>
-            <w:tcW w:w="2224" w:type="dxa"/>
+            <w:tcW w:w="2225" w:type="dxa"/>
             <w:tcBorders>
               <w:top w:val="single" w:sz="2" w:space="0" w:color="000000"/>
               <w:left w:val="single" w:sz="2" w:space="0" w:color="000000"/>
@@ -6692,7 +6566,7 @@
         <w:trPr/>
         <w:tc>
           <w:tcPr>
-            <w:tcW w:w="2261" w:type="dxa"/>
+            <w:tcW w:w="2260" w:type="dxa"/>
             <w:tcBorders>
               <w:top w:val="single" w:sz="2" w:space="0" w:color="000000"/>
               <w:left w:val="single" w:sz="2" w:space="0" w:color="000000"/>
@@ -6720,7 +6594,7 @@
         </w:tc>
         <w:tc>
           <w:tcPr>
-            <w:tcW w:w="2224" w:type="dxa"/>
+            <w:tcW w:w="2225" w:type="dxa"/>
             <w:tcBorders>
               <w:top w:val="single" w:sz="2" w:space="0" w:color="000000"/>
               <w:left w:val="single" w:sz="2" w:space="0" w:color="000000"/>
@@ -6751,7 +6625,7 @@
         <w:trPr/>
         <w:tc>
           <w:tcPr>
-            <w:tcW w:w="2261" w:type="dxa"/>
+            <w:tcW w:w="2260" w:type="dxa"/>
             <w:tcBorders>
               <w:top w:val="single" w:sz="2" w:space="0" w:color="000000"/>
               <w:left w:val="single" w:sz="2" w:space="0" w:color="000000"/>
@@ -6779,7 +6653,7 @@
         </w:tc>
         <w:tc>
           <w:tcPr>
-            <w:tcW w:w="2224" w:type="dxa"/>
+            <w:tcW w:w="2225" w:type="dxa"/>
             <w:tcBorders>
               <w:top w:val="single" w:sz="2" w:space="0" w:color="000000"/>
               <w:left w:val="single" w:sz="2" w:space="0" w:color="000000"/>
@@ -6810,7 +6684,7 @@
         <w:trPr/>
         <w:tc>
           <w:tcPr>
-            <w:tcW w:w="2261" w:type="dxa"/>
+            <w:tcW w:w="2260" w:type="dxa"/>
             <w:tcBorders>
               <w:top w:val="single" w:sz="2" w:space="0" w:color="000000"/>
               <w:left w:val="single" w:sz="2" w:space="0" w:color="000000"/>
@@ -6838,7 +6712,7 @@
         </w:tc>
         <w:tc>
           <w:tcPr>
-            <w:tcW w:w="2224" w:type="dxa"/>
+            <w:tcW w:w="2225" w:type="dxa"/>
             <w:tcBorders>
               <w:top w:val="single" w:sz="2" w:space="0" w:color="000000"/>
               <w:left w:val="single" w:sz="2" w:space="0" w:color="000000"/>
@@ -6869,7 +6743,7 @@
         <w:trPr/>
         <w:tc>
           <w:tcPr>
-            <w:tcW w:w="2261" w:type="dxa"/>
+            <w:tcW w:w="2260" w:type="dxa"/>
             <w:tcBorders>
               <w:top w:val="single" w:sz="2" w:space="0" w:color="000000"/>
               <w:left w:val="single" w:sz="2" w:space="0" w:color="000000"/>
@@ -6897,7 +6771,7 @@
         </w:tc>
         <w:tc>
           <w:tcPr>
-            <w:tcW w:w="2224" w:type="dxa"/>
+            <w:tcW w:w="2225" w:type="dxa"/>
             <w:tcBorders>
               <w:top w:val="single" w:sz="2" w:space="0" w:color="000000"/>
               <w:left w:val="single" w:sz="2" w:space="0" w:color="000000"/>
@@ -6928,7 +6802,7 @@
         <w:trPr/>
         <w:tc>
           <w:tcPr>
-            <w:tcW w:w="2261" w:type="dxa"/>
+            <w:tcW w:w="2260" w:type="dxa"/>
             <w:tcBorders>
               <w:top w:val="single" w:sz="2" w:space="0" w:color="000000"/>
               <w:left w:val="single" w:sz="2" w:space="0" w:color="000000"/>
@@ -6956,7 +6830,7 @@
         </w:tc>
         <w:tc>
           <w:tcPr>
-            <w:tcW w:w="2224" w:type="dxa"/>
+            <w:tcW w:w="2225" w:type="dxa"/>
             <w:tcBorders>
               <w:top w:val="single" w:sz="2" w:space="0" w:color="000000"/>
               <w:left w:val="single" w:sz="2" w:space="0" w:color="000000"/>
@@ -6987,7 +6861,7 @@
         <w:trPr/>
         <w:tc>
           <w:tcPr>
-            <w:tcW w:w="2261" w:type="dxa"/>
+            <w:tcW w:w="2260" w:type="dxa"/>
             <w:tcBorders>
               <w:top w:val="single" w:sz="2" w:space="0" w:color="000000"/>
               <w:left w:val="single" w:sz="2" w:space="0" w:color="000000"/>
@@ -7015,7 +6889,7 @@
         </w:tc>
         <w:tc>
           <w:tcPr>
-            <w:tcW w:w="2224" w:type="dxa"/>
+            <w:tcW w:w="2225" w:type="dxa"/>
             <w:tcBorders>
               <w:top w:val="single" w:sz="2" w:space="0" w:color="000000"/>
               <w:left w:val="single" w:sz="2" w:space="0" w:color="000000"/>
@@ -7046,7 +6920,7 @@
         <w:trPr/>
         <w:tc>
           <w:tcPr>
-            <w:tcW w:w="2261" w:type="dxa"/>
+            <w:tcW w:w="2260" w:type="dxa"/>
             <w:tcBorders>
               <w:top w:val="single" w:sz="2" w:space="0" w:color="000000"/>
               <w:left w:val="single" w:sz="2" w:space="0" w:color="000000"/>
@@ -7074,7 +6948,7 @@
         </w:tc>
         <w:tc>
           <w:tcPr>
-            <w:tcW w:w="2224" w:type="dxa"/>
+            <w:tcW w:w="2225" w:type="dxa"/>
             <w:tcBorders>
               <w:top w:val="single" w:sz="2" w:space="0" w:color="000000"/>
               <w:left w:val="single" w:sz="2" w:space="0" w:color="000000"/>
@@ -7105,7 +6979,7 @@
         <w:trPr/>
         <w:tc>
           <w:tcPr>
-            <w:tcW w:w="2261" w:type="dxa"/>
+            <w:tcW w:w="2260" w:type="dxa"/>
             <w:tcBorders>
               <w:top w:val="single" w:sz="2" w:space="0" w:color="000000"/>
               <w:left w:val="single" w:sz="2" w:space="0" w:color="000000"/>
@@ -7133,7 +7007,7 @@
         </w:tc>
         <w:tc>
           <w:tcPr>
-            <w:tcW w:w="2224" w:type="dxa"/>
+            <w:tcW w:w="2225" w:type="dxa"/>
             <w:tcBorders>
               <w:top w:val="single" w:sz="2" w:space="0" w:color="000000"/>
               <w:left w:val="single" w:sz="2" w:space="0" w:color="000000"/>
@@ -7164,7 +7038,7 @@
         <w:trPr/>
         <w:tc>
           <w:tcPr>
-            <w:tcW w:w="2261" w:type="dxa"/>
+            <w:tcW w:w="2260" w:type="dxa"/>
             <w:tcBorders>
               <w:top w:val="single" w:sz="2" w:space="0" w:color="000000"/>
               <w:left w:val="single" w:sz="2" w:space="0" w:color="000000"/>
@@ -7192,7 +7066,7 @@
         </w:tc>
         <w:tc>
           <w:tcPr>
-            <w:tcW w:w="2224" w:type="dxa"/>
+            <w:tcW w:w="2225" w:type="dxa"/>
             <w:tcBorders>
               <w:top w:val="single" w:sz="2" w:space="0" w:color="000000"/>
               <w:left w:val="single" w:sz="2" w:space="0" w:color="000000"/>
@@ -7223,7 +7097,7 @@
         <w:trPr/>
         <w:tc>
           <w:tcPr>
-            <w:tcW w:w="2261" w:type="dxa"/>
+            <w:tcW w:w="2260" w:type="dxa"/>
             <w:tcBorders>
               <w:top w:val="single" w:sz="2" w:space="0" w:color="000000"/>
               <w:left w:val="single" w:sz="2" w:space="0" w:color="000000"/>
@@ -7251,7 +7125,7 @@
         </w:tc>
         <w:tc>
           <w:tcPr>
-            <w:tcW w:w="2224" w:type="dxa"/>
+            <w:tcW w:w="2225" w:type="dxa"/>
             <w:tcBorders>
               <w:top w:val="single" w:sz="2" w:space="0" w:color="000000"/>
               <w:left w:val="single" w:sz="2" w:space="0" w:color="000000"/>
@@ -7282,7 +7156,7 @@
         <w:trPr/>
         <w:tc>
           <w:tcPr>
-            <w:tcW w:w="2261" w:type="dxa"/>
+            <w:tcW w:w="2260" w:type="dxa"/>
             <w:tcBorders>
               <w:top w:val="single" w:sz="2" w:space="0" w:color="000000"/>
               <w:left w:val="single" w:sz="2" w:space="0" w:color="000000"/>
@@ -7310,7 +7184,7 @@
         </w:tc>
         <w:tc>
           <w:tcPr>
-            <w:tcW w:w="2224" w:type="dxa"/>
+            <w:tcW w:w="2225" w:type="dxa"/>
             <w:tcBorders>
               <w:top w:val="single" w:sz="2" w:space="0" w:color="000000"/>
               <w:left w:val="single" w:sz="2" w:space="0" w:color="000000"/>
@@ -7341,7 +7215,7 @@
         <w:trPr/>
         <w:tc>
           <w:tcPr>
-            <w:tcW w:w="2261" w:type="dxa"/>
+            <w:tcW w:w="2260" w:type="dxa"/>
             <w:tcBorders>
               <w:top w:val="single" w:sz="2" w:space="0" w:color="000000"/>
               <w:left w:val="single" w:sz="2" w:space="0" w:color="000000"/>
@@ -7369,7 +7243,7 @@
         </w:tc>
         <w:tc>
           <w:tcPr>
-            <w:tcW w:w="2224" w:type="dxa"/>
+            <w:tcW w:w="2225" w:type="dxa"/>
             <w:tcBorders>
               <w:top w:val="single" w:sz="2" w:space="0" w:color="000000"/>
               <w:left w:val="single" w:sz="2" w:space="0" w:color="000000"/>
@@ -7817,23 +7691,7 @@
           <w:sz w:val="28"/>
           <w:szCs w:val="28"/>
         </w:rPr>
-        <w:t xml:space="preserve">Привести скріншоти цієї програми в режимах «Hex» і «Text» в звіті </w:t>
-      </w:r>
-      <w:r>
-        <w:rPr>
-          <w:rFonts w:eastAsia="Times New Roman" w:ascii="Times New Roman" w:hAnsi="Times New Roman"/>
-          <w:sz w:val="28"/>
-          <w:szCs w:val="28"/>
-        </w:rPr>
-        <w:t>для xor версії програми</w:t>
-      </w:r>
-      <w:r>
-        <w:rPr>
-          <w:rFonts w:eastAsia="Times New Roman" w:ascii="Times New Roman" w:hAnsi="Times New Roman"/>
-          <w:sz w:val="28"/>
-          <w:szCs w:val="28"/>
-        </w:rPr>
-        <w:t xml:space="preserve">. </w:t>
+        <w:t xml:space="preserve">Привести скріншоти цієї програми в режимах «Hex» і «Text» в звіті для xor версії програми. </w:t>
       </w:r>
       <w:r>
         <w:rPr/>
@@ -7883,23 +7741,7 @@
           <w:szCs w:val="28"/>
         </w:rPr>
         <w:br/>
-        <w:t xml:space="preserve">Як бачимо, пароль          не </w:t>
-      </w:r>
-      <w:r>
-        <w:rPr>
-          <w:rFonts w:eastAsia="Times New Roman" w:ascii="Times New Roman" w:hAnsi="Times New Roman"/>
-          <w:sz w:val="28"/>
-          <w:szCs w:val="28"/>
-        </w:rPr>
-        <w:t>ббачиться</w:t>
-      </w:r>
-      <w:r>
-        <w:rPr>
-          <w:rFonts w:eastAsia="Times New Roman" w:ascii="Times New Roman" w:hAnsi="Times New Roman"/>
-          <w:sz w:val="28"/>
-          <w:szCs w:val="28"/>
-        </w:rPr>
-        <w:t>, присутній                  лише зашифрований      пароль          та ключ.</w:t>
+        <w:t>Як бачимо, пароль          не ббачиться, присутній                  лише зашифрований      пароль          та ключ.</w:t>
       </w:r>
     </w:p>
     <w:p>
@@ -8196,6 +8038,7 @@
         </w:tabs>
         <w:ind w:left="1080" w:hanging="360"/>
       </w:pPr>
+      <w:rPr/>
     </w:lvl>
     <w:lvl w:ilvl="2">
       <w:start w:val="1"/>
@@ -8208,6 +8051,7 @@
         </w:tabs>
         <w:ind w:left="1440" w:hanging="360"/>
       </w:pPr>
+      <w:rPr/>
     </w:lvl>
     <w:lvl w:ilvl="3">
       <w:start w:val="1"/>
@@ -8220,6 +8064,7 @@
         </w:tabs>
         <w:ind w:left="1800" w:hanging="360"/>
       </w:pPr>
+      <w:rPr/>
     </w:lvl>
     <w:lvl w:ilvl="4">
       <w:start w:val="1"/>
@@ -8232,6 +8077,7 @@
         </w:tabs>
         <w:ind w:left="2160" w:hanging="360"/>
       </w:pPr>
+      <w:rPr/>
     </w:lvl>
     <w:lvl w:ilvl="5">
       <w:start w:val="1"/>
@@ -8244,6 +8090,7 @@
         </w:tabs>
         <w:ind w:left="2520" w:hanging="360"/>
       </w:pPr>
+      <w:rPr/>
     </w:lvl>
     <w:lvl w:ilvl="6">
       <w:start w:val="1"/>
@@ -8256,6 +8103,7 @@
         </w:tabs>
         <w:ind w:left="2880" w:hanging="360"/>
       </w:pPr>
+      <w:rPr/>
     </w:lvl>
     <w:lvl w:ilvl="7">
       <w:start w:val="1"/>
@@ -8268,6 +8116,7 @@
         </w:tabs>
         <w:ind w:left="3240" w:hanging="360"/>
       </w:pPr>
+      <w:rPr/>
     </w:lvl>
     <w:lvl w:ilvl="8">
       <w:start w:val="1"/>
@@ -8280,6 +8129,7 @@
         </w:tabs>
         <w:ind w:left="3600" w:hanging="360"/>
       </w:pPr>
+      <w:rPr/>
     </w:lvl>
   </w:abstractNum>
   <w:abstractNum w:abstractNumId="2">
@@ -8309,6 +8159,7 @@
         </w:tabs>
         <w:ind w:left="1080" w:hanging="360"/>
       </w:pPr>
+      <w:rPr/>
     </w:lvl>
     <w:lvl w:ilvl="2">
       <w:start w:val="1"/>
@@ -8321,6 +8172,7 @@
         </w:tabs>
         <w:ind w:left="1440" w:hanging="360"/>
       </w:pPr>
+      <w:rPr/>
     </w:lvl>
     <w:lvl w:ilvl="3">
       <w:start w:val="1"/>
@@ -8333,6 +8185,7 @@
         </w:tabs>
         <w:ind w:left="1800" w:hanging="360"/>
       </w:pPr>
+      <w:rPr/>
     </w:lvl>
     <w:lvl w:ilvl="4">
       <w:start w:val="1"/>
@@ -8345,6 +8198,7 @@
         </w:tabs>
         <w:ind w:left="2160" w:hanging="360"/>
       </w:pPr>
+      <w:rPr/>
     </w:lvl>
     <w:lvl w:ilvl="5">
       <w:start w:val="1"/>
@@ -8357,6 +8211,7 @@
         </w:tabs>
         <w:ind w:left="2520" w:hanging="360"/>
       </w:pPr>
+      <w:rPr/>
     </w:lvl>
     <w:lvl w:ilvl="6">
       <w:start w:val="1"/>
@@ -8369,6 +8224,7 @@
         </w:tabs>
         <w:ind w:left="2880" w:hanging="360"/>
       </w:pPr>
+      <w:rPr/>
     </w:lvl>
     <w:lvl w:ilvl="7">
       <w:start w:val="1"/>
@@ -8381,6 +8237,7 @@
         </w:tabs>
         <w:ind w:left="3240" w:hanging="360"/>
       </w:pPr>
+      <w:rPr/>
     </w:lvl>
     <w:lvl w:ilvl="8">
       <w:start w:val="1"/>
@@ -8393,6 +8250,7 @@
         </w:tabs>
         <w:ind w:left="3600" w:hanging="360"/>
       </w:pPr>
+      <w:rPr/>
     </w:lvl>
   </w:abstractNum>
   <w:abstractNum w:abstractNumId="3">
@@ -8422,6 +8280,7 @@
         </w:tabs>
         <w:ind w:left="1080" w:hanging="360"/>
       </w:pPr>
+      <w:rPr/>
     </w:lvl>
     <w:lvl w:ilvl="2">
       <w:start w:val="1"/>
@@ -8434,6 +8293,7 @@
         </w:tabs>
         <w:ind w:left="1440" w:hanging="360"/>
       </w:pPr>
+      <w:rPr/>
     </w:lvl>
     <w:lvl w:ilvl="3">
       <w:start w:val="1"/>
@@ -8446,6 +8306,7 @@
         </w:tabs>
         <w:ind w:left="1800" w:hanging="360"/>
       </w:pPr>
+      <w:rPr/>
     </w:lvl>
     <w:lvl w:ilvl="4">
       <w:start w:val="1"/>
@@ -8458,6 +8319,7 @@
         </w:tabs>
         <w:ind w:left="2160" w:hanging="360"/>
       </w:pPr>
+      <w:rPr/>
     </w:lvl>
     <w:lvl w:ilvl="5">
       <w:start w:val="1"/>
@@ -8470,6 +8332,7 @@
         </w:tabs>
         <w:ind w:left="2520" w:hanging="360"/>
       </w:pPr>
+      <w:rPr/>
     </w:lvl>
     <w:lvl w:ilvl="6">
       <w:start w:val="1"/>
@@ -8482,6 +8345,7 @@
         </w:tabs>
         <w:ind w:left="2880" w:hanging="360"/>
       </w:pPr>
+      <w:rPr/>
     </w:lvl>
     <w:lvl w:ilvl="7">
       <w:start w:val="1"/>
@@ -8494,6 +8358,7 @@
         </w:tabs>
         <w:ind w:left="3240" w:hanging="360"/>
       </w:pPr>
+      <w:rPr/>
     </w:lvl>
     <w:lvl w:ilvl="8">
       <w:start w:val="1"/>
@@ -8506,6 +8371,7 @@
         </w:tabs>
         <w:ind w:left="3600" w:hanging="360"/>
       </w:pPr>
+      <w:rPr/>
     </w:lvl>
   </w:abstractNum>
   <w:abstractNum w:abstractNumId="4">
@@ -8672,6 +8538,7 @@
         </w:tabs>
         <w:ind w:left="1080" w:hanging="360"/>
       </w:pPr>
+      <w:rPr/>
     </w:lvl>
     <w:lvl w:ilvl="2">
       <w:start w:val="1"/>
@@ -8684,6 +8551,7 @@
         </w:tabs>
         <w:ind w:left="1440" w:hanging="360"/>
       </w:pPr>
+      <w:rPr/>
     </w:lvl>
     <w:lvl w:ilvl="3">
       <w:start w:val="1"/>
@@ -8696,6 +8564,7 @@
         </w:tabs>
         <w:ind w:left="1800" w:hanging="360"/>
       </w:pPr>
+      <w:rPr/>
     </w:lvl>
     <w:lvl w:ilvl="4">
       <w:start w:val="1"/>
@@ -8708,6 +8577,7 @@
         </w:tabs>
         <w:ind w:left="2160" w:hanging="360"/>
       </w:pPr>
+      <w:rPr/>
     </w:lvl>
     <w:lvl w:ilvl="5">
       <w:start w:val="1"/>
@@ -8720,6 +8590,7 @@
         </w:tabs>
         <w:ind w:left="2520" w:hanging="360"/>
       </w:pPr>
+      <w:rPr/>
     </w:lvl>
     <w:lvl w:ilvl="6">
       <w:start w:val="1"/>
@@ -8732,6 +8603,7 @@
         </w:tabs>
         <w:ind w:left="2880" w:hanging="360"/>
       </w:pPr>
+      <w:rPr/>
     </w:lvl>
     <w:lvl w:ilvl="7">
       <w:start w:val="1"/>
@@ -8744,6 +8616,7 @@
         </w:tabs>
         <w:ind w:left="3240" w:hanging="360"/>
       </w:pPr>
+      <w:rPr/>
     </w:lvl>
     <w:lvl w:ilvl="8">
       <w:start w:val="1"/>
@@ -8756,6 +8629,7 @@
         </w:tabs>
         <w:ind w:left="3600" w:hanging="360"/>
       </w:pPr>
+      <w:rPr/>
     </w:lvl>
   </w:abstractNum>
   <w:abstractNum w:abstractNumId="6">
@@ -8785,6 +8659,7 @@
         </w:tabs>
         <w:ind w:left="1080" w:hanging="360"/>
       </w:pPr>
+      <w:rPr/>
     </w:lvl>
     <w:lvl w:ilvl="2">
       <w:start w:val="1"/>
@@ -8797,6 +8672,7 @@
         </w:tabs>
         <w:ind w:left="1440" w:hanging="360"/>
       </w:pPr>
+      <w:rPr/>
     </w:lvl>
     <w:lvl w:ilvl="3">
       <w:start w:val="1"/>
@@ -8809,6 +8685,7 @@
         </w:tabs>
         <w:ind w:left="1800" w:hanging="360"/>
       </w:pPr>
+      <w:rPr/>
     </w:lvl>
     <w:lvl w:ilvl="4">
       <w:start w:val="1"/>
@@ -8821,6 +8698,7 @@
         </w:tabs>
         <w:ind w:left="2160" w:hanging="360"/>
       </w:pPr>
+      <w:rPr/>
     </w:lvl>
     <w:lvl w:ilvl="5">
       <w:start w:val="1"/>
@@ -8833,6 +8711,7 @@
         </w:tabs>
         <w:ind w:left="2520" w:hanging="360"/>
       </w:pPr>
+      <w:rPr/>
     </w:lvl>
     <w:lvl w:ilvl="6">
       <w:start w:val="1"/>
@@ -8845,6 +8724,7 @@
         </w:tabs>
         <w:ind w:left="2880" w:hanging="360"/>
       </w:pPr>
+      <w:rPr/>
     </w:lvl>
     <w:lvl w:ilvl="7">
       <w:start w:val="1"/>
@@ -8857,6 +8737,7 @@
         </w:tabs>
         <w:ind w:left="3240" w:hanging="360"/>
       </w:pPr>
+      <w:rPr/>
     </w:lvl>
     <w:lvl w:ilvl="8">
       <w:start w:val="1"/>
@@ -8869,6 +8750,7 @@
         </w:tabs>
         <w:ind w:left="3600" w:hanging="360"/>
       </w:pPr>
+      <w:rPr/>
     </w:lvl>
   </w:abstractNum>
   <w:abstractNum w:abstractNumId="7">
@@ -9626,8 +9508,8 @@
       <w:rFonts w:ascii="Liberation Mono" w:hAnsi="Liberation Mono" w:eastAsia="Liberation Mono" w:cs="Liberation Mono"/>
     </w:rPr>
   </w:style>
-  <w:style w:type="character" w:styleId="Bullets">
-    <w:name w:val="Bullets"/>
+  <w:style w:type="character" w:styleId="Bulletsuser">
+    <w:name w:val="Bullets (user)"/>
     <w:qFormat/>
     <w:rPr>
       <w:rFonts w:ascii="OpenSymbol" w:hAnsi="OpenSymbol" w:eastAsia="OpenSymbol" w:cs="OpenSymbol"/>
